--- a/arb/docx/012.content.docx
+++ b/arb/docx/012.content.docx
@@ -163,28 +163,6 @@
           <w:lang w:val="ar_AE" w:bidi="ar_AE"/>
         </w:rPr>
         <w:t>ص</w:t>
-      </w:r>
-      <w:r>
-        <w:rPr>
-          <w:lang w:val="ar_AE" w:bidi="ar_AE"/>
-        </w:rPr>
-      </w:r>
-    </w:p>
-    <w:p>
-      <w:pPr>
-        <w:bidi/>
-      </w:pPr>
-      <w:r>
-        <w:rPr>
-          <w:lang w:val="ar_AE" w:bidi="ar_AE"/>
-        </w:rPr>
-      </w:r>
-      <w:r>
-        <w:rPr>
-          <w:i/>
-          <w:lang w:val="ar_AE" w:bidi="ar_AE"/>
-        </w:rPr>
-        <w:t>الصعوبات في تبعية ٱلله, الصليب والفصح, الصيد في الجليل, صعود الرب يسوع, صلوات النقمة, صلوات يسوع, صهيون</w:t>
       </w:r>
       <w:r>
         <w:rPr>

--- a/arb/docx/012.content.docx
+++ b/arb/docx/012.content.docx
@@ -22,7 +22,7 @@
         <w:rPr>
           <w:lang w:val="ar_AE" w:bidi="ar_AE"/>
         </w:rPr>
-        <w:t>Resource: Study Notes - Themes (Tyndale)</w:t>
+        <w:t>Resource: Tyndale Open Study Notes</w:t>
       </w:r>
       <w:r>
         <w:rPr>
@@ -122,7 +122,7 @@
         <w:rPr>
           <w:lang w:val="ar_AE" w:bidi="ar_AE"/>
         </w:rPr>
-        <w:t>Study Notes - Themes (Tyndale)</w:t>
+        <w:t>Tyndale Open Study Notes</w:t>
       </w:r>
     </w:p>
     <w:p>

--- a/arb/docx/012.content.docx
+++ b/arb/docx/012.content.docx
@@ -22,7 +22,7 @@
         <w:rPr>
           <w:lang w:val="ar_AE" w:bidi="ar_AE"/>
         </w:rPr>
-        <w:t>Resource: Tyndale Open Study Notes</w:t>
+        <w:t>Resource: Aquifer Open Study Notes (Themes)</w:t>
       </w:r>
       <w:r>
         <w:rPr>
@@ -122,7 +122,7 @@
         <w:rPr>
           <w:lang w:val="ar_AE" w:bidi="ar_AE"/>
         </w:rPr>
-        <w:t>Tyndale Open Study Notes</w:t>
+        <w:t>Aquifer Open Study Notes (Themes)</w:t>
       </w:r>
     </w:p>
     <w:p>

--- a/arb/docx/012.content.docx
+++ b/arb/docx/012.content.docx
@@ -9,6 +9,8 @@
       </w:pPr>
       <w:r>
         <w:rPr>
+          <w:rtl/>
+          <w:cs/>
           <w:lang w:val="ar_AE" w:bidi="ar_AE"/>
         </w:rPr>
       </w:r>
@@ -20,12 +22,16 @@
       </w:pPr>
       <w:r>
         <w:rPr>
+          <w:rtl/>
+          <w:cs/>
           <w:lang w:val="ar_AE" w:bidi="ar_AE"/>
         </w:rPr>
         <w:t>Resource: Aquifer Open Study Notes (Themes)</w:t>
       </w:r>
       <w:r>
         <w:rPr>
+          <w:rtl/>
+          <w:cs/>
           <w:lang w:val="ar_AE" w:bidi="ar_AE"/>
         </w:rPr>
       </w:r>
@@ -36,12 +42,16 @@
       </w:pPr>
       <w:r>
         <w:rPr>
+          <w:rtl/>
+          <w:cs/>
           <w:lang w:val="ar_AE" w:bidi="ar_AE"/>
         </w:rPr>
       </w:r>
       <w:r>
         <w:rPr>
           <w:b/>
+          <w:rtl/>
+          <w:cs/>
           <w:lang w:val="ar_AE" w:bidi="ar_AE"/>
         </w:rPr>
         <w:t>Aquifer Open Study Notes (Themes)</w:t>
@@ -53,35 +63,47 @@
       </w:pPr>
       <w:r>
         <w:rPr>
-          <w:lang w:val="ar_AE" w:bidi="ar_AE"/>
-        </w:rPr>
-      </w:r>
-      <w:r>
-        <w:rPr>
+          <w:rtl/>
+          <w:cs/>
+          <w:lang w:val="ar_AE" w:bidi="ar_AE"/>
+        </w:rPr>
+      </w:r>
+      <w:r>
+        <w:rPr>
+          <w:rtl/>
+          <w:cs/>
           <w:lang w:val="ar_AE" w:bidi="ar_AE"/>
         </w:rPr>
         <w:t xml:space="preserve">This work is an adaptation of </w:t>
       </w:r>
       <w:r>
         <w:rPr>
+          <w:rtl/>
+          <w:cs/>
           <w:lang w:val="ar_AE" w:bidi="ar_AE"/>
         </w:rPr>
         <w:t>Tyndale Open Study Notes</w:t>
       </w:r>
       <w:r>
         <w:rPr>
+          <w:rtl/>
+          <w:cs/>
           <w:lang w:val="ar_AE" w:bidi="ar_AE"/>
         </w:rPr>
         <w:t xml:space="preserve"> © 2023 Tyndale House Publishers, licensed under the CC BY-SA 4.0 license. The adaptation, </w:t>
       </w:r>
       <w:r>
         <w:rPr>
+          <w:rtl/>
+          <w:cs/>
           <w:lang w:val="ar_AE" w:bidi="ar_AE"/>
         </w:rPr>
         <w:t>Aquifer Open Study Notes</w:t>
       </w:r>
       <w:r>
         <w:rPr>
+          <w:rtl/>
+          <w:cs/>
           <w:lang w:val="ar_AE" w:bidi="ar_AE"/>
         </w:rPr>
         <w:t>, was created by Mission Mutual and is also licensed under CC BY-SA 4.0.</w:t>
@@ -93,22 +115,30 @@
       </w:pPr>
       <w:r>
         <w:rPr>
-          <w:lang w:val="ar_AE" w:bidi="ar_AE"/>
-        </w:rPr>
-      </w:r>
-      <w:r>
-        <w:rPr>
+          <w:rtl/>
+          <w:cs/>
+          <w:lang w:val="ar_AE" w:bidi="ar_AE"/>
+        </w:rPr>
+      </w:r>
+      <w:r>
+        <w:rPr>
+          <w:rtl/>
+          <w:cs/>
           <w:lang w:val="ar_AE" w:bidi="ar_AE"/>
         </w:rPr>
         <w:t>This resource has been adapted into multiple languages, including English, Tok Pisin, Arabic (عربي), French (Français), Hindi (हिंदी), Indonesian (Bahasa Indonesia), Portuguese (Português), Russian (Русский), Spanish (Español), Swahili (Kiswahili), and Simplified Chinese (简体中文).</w:t>
       </w:r>
       <w:r>
         <w:rPr>
-          <w:lang w:val="ar_AE" w:bidi="ar_AE"/>
-        </w:rPr>
-      </w:r>
-      <w:r>
-        <w:rPr>
+          <w:rtl/>
+          <w:cs/>
+          <w:lang w:val="ar_AE" w:bidi="ar_AE"/>
+        </w:rPr>
+      </w:r>
+      <w:r>
+        <w:rPr>
+          <w:rtl/>
+          <w:cs/>
           <w:lang w:val="ar_AE" w:bidi="ar_AE"/>
         </w:rPr>
       </w:r>
@@ -120,6 +150,8 @@
       </w:pPr>
       <w:r>
         <w:rPr>
+          <w:rtl/>
+          <w:cs/>
           <w:lang w:val="ar_AE" w:bidi="ar_AE"/>
         </w:rPr>
         <w:t>Aquifer Open Study Notes (Themes)</w:t>
@@ -149,6 +181,8 @@
       </w:pPr>
       <w:r>
         <w:rPr>
+          <w:rtl/>
+          <w:cs/>
           <w:lang w:val="ar_AE" w:bidi="ar_AE"/>
         </w:rPr>
       </w:r>
@@ -160,12 +194,16 @@
       </w:pPr>
       <w:r>
         <w:rPr>
+          <w:rtl/>
+          <w:cs/>
           <w:lang w:val="ar_AE" w:bidi="ar_AE"/>
         </w:rPr>
         <w:t>ص</w:t>
       </w:r>
       <w:r>
         <w:rPr>
+          <w:rtl/>
+          <w:cs/>
           <w:lang w:val="ar_AE" w:bidi="ar_AE"/>
         </w:rPr>
       </w:r>
@@ -176,22 +214,30 @@
       </w:pPr>
       <w:r>
         <w:rPr>
-          <w:lang w:val="ar_AE" w:bidi="ar_AE"/>
-        </w:rPr>
-      </w:r>
-      <w:r>
-        <w:rPr>
+          <w:rtl/>
+          <w:cs/>
+          <w:lang w:val="ar_AE" w:bidi="ar_AE"/>
+        </w:rPr>
+      </w:r>
+      <w:r>
+        <w:rPr>
+          <w:rtl/>
+          <w:cs/>
           <w:lang w:val="ar_AE" w:bidi="ar_AE"/>
         </w:rPr>
         <w:t xml:space="preserve"> </w:t>
       </w:r>
       <w:r>
         <w:rPr>
-          <w:lang w:val="ar_AE" w:bidi="ar_AE"/>
-        </w:rPr>
-      </w:r>
-      <w:r>
-        <w:rPr>
+          <w:rtl/>
+          <w:cs/>
+          <w:lang w:val="ar_AE" w:bidi="ar_AE"/>
+        </w:rPr>
+      </w:r>
+      <w:r>
+        <w:rPr>
+          <w:rtl/>
+          <w:cs/>
           <w:lang w:val="ar_AE" w:bidi="ar_AE"/>
         </w:rPr>
       </w:r>
@@ -217,6 +263,8 @@
       </w:pPr>
       <w:r>
         <w:rPr>
+          <w:rtl/>
+          <w:cs/>
           <w:lang w:val="ar_AE" w:bidi="ar_AE"/>
         </w:rPr>
       </w:r>
@@ -228,12 +276,16 @@
       </w:pPr>
       <w:r>
         <w:rPr>
+          <w:rtl/>
+          <w:cs/>
           <w:lang w:val="ar_AE" w:bidi="ar_AE"/>
         </w:rPr>
         <w:t>الصعوبات في تبعية ٱلله</w:t>
       </w:r>
       <w:r>
         <w:rPr>
+          <w:rtl/>
+          <w:cs/>
           <w:lang w:val="ar_AE" w:bidi="ar_AE"/>
         </w:rPr>
       </w:r>
@@ -244,11 +296,15 @@
       </w:pPr>
       <w:r>
         <w:rPr>
-          <w:lang w:val="ar_AE" w:bidi="ar_AE"/>
-        </w:rPr>
-      </w:r>
-      <w:r>
-        <w:rPr>
+          <w:rtl/>
+          <w:cs/>
+          <w:lang w:val="ar_AE" w:bidi="ar_AE"/>
+        </w:rPr>
+      </w:r>
+      <w:r>
+        <w:rPr>
+          <w:rtl/>
+          <w:cs/>
           <w:lang w:val="ar_AE" w:bidi="ar_AE"/>
         </w:rPr>
         <w:t xml:space="preserve">في بعض الأحيان، يشجع الناس الآخرين على قبول يسوع المسيح بوعدهم بأنه سيحل مشاكلهم. ومع ذلك، فيسوع لم يَعِد أبدًا بحياة خالية من التحديات والمشاكل. لقد حذّر الناس مرارًا ليفكروا في تكلفة اتِّباعه (انظر، على سبيل المثال، </w:t>
@@ -256,6 +312,8 @@
       <w:hyperlink r:id="rId13">
         <w:r>
           <w:rPr>
+            <w:rtl/>
+            <w:cs/>
             <w:lang w:val="ar_AE" w:bidi="ar_AE"/>
           </w:rPr>
           <w:rPr>
@@ -267,6 +325,8 @@
       </w:hyperlink>
       <w:r>
         <w:rPr>
+          <w:rtl/>
+          <w:cs/>
           <w:lang w:val="ar_AE" w:bidi="ar_AE"/>
         </w:rPr>
         <w:t xml:space="preserve">). كما أكدّ على الصعوبات التي قد تواجه من يقرّر أن يتبعه (انظر، على سبيل المثال، </w:t>
@@ -274,6 +334,8 @@
       <w:hyperlink r:id="rId14">
         <w:r>
           <w:rPr>
+            <w:rtl/>
+            <w:cs/>
             <w:lang w:val="ar_AE" w:bidi="ar_AE"/>
           </w:rPr>
           <w:rPr>
@@ -285,6 +347,8 @@
       </w:hyperlink>
       <w:r>
         <w:rPr>
+          <w:rtl/>
+          <w:cs/>
           <w:lang w:val="ar_AE" w:bidi="ar_AE"/>
         </w:rPr>
         <w:t>).</w:t>
@@ -296,11 +360,15 @@
       </w:pPr>
       <w:r>
         <w:rPr>
-          <w:lang w:val="ar_AE" w:bidi="ar_AE"/>
-        </w:rPr>
-      </w:r>
-      <w:r>
-        <w:rPr>
+          <w:rtl/>
+          <w:cs/>
+          <w:lang w:val="ar_AE" w:bidi="ar_AE"/>
+        </w:rPr>
+      </w:r>
+      <w:r>
+        <w:rPr>
+          <w:rtl/>
+          <w:cs/>
           <w:lang w:val="ar_AE" w:bidi="ar_AE"/>
         </w:rPr>
         <w:t xml:space="preserve"> يقدم </w:t>
@@ -308,6 +376,8 @@
       <w:hyperlink r:id="rId15">
         <w:r>
           <w:rPr>
+            <w:rtl/>
+            <w:cs/>
             <w:lang w:val="ar_AE" w:bidi="ar_AE"/>
           </w:rPr>
           <w:rPr>
@@ -319,6 +389,8 @@
       </w:hyperlink>
       <w:r>
         <w:rPr>
+          <w:rtl/>
+          <w:cs/>
           <w:lang w:val="ar_AE" w:bidi="ar_AE"/>
         </w:rPr>
         <w:t xml:space="preserve"> لنا مثالاً على كيف أن اتّباع الله قد يؤدي أحيانًا إلى المزيد من التحديات في البداية. ففي البداية، استعبد فرعون شعب العبرانيين لأنه كان يخشى من تزايد عددهم واحتمال تسببهم في مشاكل لمصر (</w:t>
@@ -326,6 +398,8 @@
       <w:hyperlink r:id="rId16">
         <w:r>
           <w:rPr>
+            <w:rtl/>
+            <w:cs/>
             <w:lang w:val="ar_AE" w:bidi="ar_AE"/>
           </w:rPr>
           <w:rPr>
@@ -337,6 +411,8 @@
       </w:hyperlink>
       <w:r>
         <w:rPr>
+          <w:rtl/>
+          <w:cs/>
           <w:lang w:val="ar_AE" w:bidi="ar_AE"/>
         </w:rPr>
         <w:t xml:space="preserve">). في الإصحاح </w:t>
@@ -344,6 +420,8 @@
       <w:hyperlink r:id="rId15">
         <w:r>
           <w:rPr>
+            <w:rtl/>
+            <w:cs/>
             <w:lang w:val="ar_AE" w:bidi="ar_AE"/>
           </w:rPr>
           <w:rPr>
@@ -355,6 +433,8 @@
       </w:hyperlink>
       <w:r>
         <w:rPr>
+          <w:rtl/>
+          <w:cs/>
           <w:lang w:val="ar_AE" w:bidi="ar_AE"/>
         </w:rPr>
         <w:t>، تتغير الأمور. لقد منحا موسى وهارون الشعب أملًا بإخبارهم أن الله سينقذهم (</w:t>
@@ -362,6 +442,8 @@
       <w:hyperlink r:id="rId17">
         <w:r>
           <w:rPr>
+            <w:rtl/>
+            <w:cs/>
             <w:lang w:val="ar_AE" w:bidi="ar_AE"/>
           </w:rPr>
           <w:rPr>
@@ -373,6 +455,8 @@
       </w:hyperlink>
       <w:r>
         <w:rPr>
+          <w:rtl/>
+          <w:cs/>
           <w:lang w:val="ar_AE" w:bidi="ar_AE"/>
         </w:rPr>
         <w:t>). وعندما التقيا موسى وهارون لأول مرة بفرعون، أخبراه أن الله هو السيد الحقيقي على الكل (</w:t>
@@ -380,6 +464,8 @@
       <w:hyperlink r:id="rId18">
         <w:r>
           <w:rPr>
+            <w:rtl/>
+            <w:cs/>
             <w:lang w:val="ar_AE" w:bidi="ar_AE"/>
           </w:rPr>
           <w:rPr>
@@ -391,6 +477,8 @@
       </w:hyperlink>
       <w:r>
         <w:rPr>
+          <w:rtl/>
+          <w:cs/>
           <w:lang w:val="ar_AE" w:bidi="ar_AE"/>
         </w:rPr>
         <w:t>). وكما هو متوقّع، رأى فرعون هذا كتحدٍ لسلطته كملك، فردّ بزيادة القسوة على حياة الإسرائيليين (</w:t>
@@ -398,6 +486,8 @@
       <w:hyperlink r:id="rId19">
         <w:r>
           <w:rPr>
+            <w:rtl/>
+            <w:cs/>
             <w:lang w:val="ar_AE" w:bidi="ar_AE"/>
           </w:rPr>
           <w:rPr>
@@ -409,6 +499,8 @@
       </w:hyperlink>
       <w:r>
         <w:rPr>
+          <w:rtl/>
+          <w:cs/>
           <w:lang w:val="ar_AE" w:bidi="ar_AE"/>
         </w:rPr>
         <w:t>).</w:t>
@@ -420,11 +512,15 @@
       </w:pPr>
       <w:r>
         <w:rPr>
-          <w:lang w:val="ar_AE" w:bidi="ar_AE"/>
-        </w:rPr>
-      </w:r>
-      <w:r>
-        <w:rPr>
+          <w:rtl/>
+          <w:cs/>
+          <w:lang w:val="ar_AE" w:bidi="ar_AE"/>
+        </w:rPr>
+      </w:r>
+      <w:r>
+        <w:rPr>
+          <w:rtl/>
+          <w:cs/>
           <w:lang w:val="ar_AE" w:bidi="ar_AE"/>
         </w:rPr>
         <w:t>عندما يصطدم ملكوت الله بأعداء الله، غالبًا ما ينشأ صراع ويتبع ذلك معاناة وألم لشعب الله. وهذا الأمر لا ينبغي أن يفاجئنا. فعندما يصبح الشخص تابعًا للمسيح، يترك وراءه حياة كانت تحت سيطرة الشر والظلمة، ويبدأ حياة جديدة يقودها صلاح الله ونوره (</w:t>
@@ -432,6 +528,8 @@
       <w:hyperlink r:id="rId20">
         <w:r>
           <w:rPr>
+            <w:rtl/>
+            <w:cs/>
             <w:lang w:val="ar_AE" w:bidi="ar_AE"/>
           </w:rPr>
           <w:rPr>
@@ -443,6 +541,8 @@
       </w:hyperlink>
       <w:r>
         <w:rPr>
+          <w:rtl/>
+          <w:cs/>
           <w:lang w:val="ar_AE" w:bidi="ar_AE"/>
         </w:rPr>
         <w:t>). إن أولئك الذين يحكمون مملكة الظلمة لن يسمحوا لنا بالخروج من تحت سيطرتهم دون مقاومة. لذلك، يجب أن نقف ثابتين في الإيمان، عالمين أن الله سيضمن لنا الغلبة النهائية (</w:t>
@@ -450,6 +550,8 @@
       <w:hyperlink r:id="rId21">
         <w:r>
           <w:rPr>
+            <w:rtl/>
+            <w:cs/>
             <w:lang w:val="ar_AE" w:bidi="ar_AE"/>
           </w:rPr>
           <w:rPr>
@@ -461,6 +563,8 @@
       </w:hyperlink>
       <w:r>
         <w:rPr>
+          <w:rtl/>
+          <w:cs/>
           <w:lang w:val="ar_AE" w:bidi="ar_AE"/>
         </w:rPr>
         <w:t xml:space="preserve">; انظر أيضًا </w:t>
@@ -468,6 +572,8 @@
       <w:hyperlink r:id="rId22">
         <w:r>
           <w:rPr>
+            <w:rtl/>
+            <w:cs/>
             <w:lang w:val="ar_AE" w:bidi="ar_AE"/>
           </w:rPr>
           <w:rPr>
@@ -479,6 +585,8 @@
       </w:hyperlink>
       <w:r>
         <w:rPr>
+          <w:rtl/>
+          <w:cs/>
           <w:lang w:val="ar_AE" w:bidi="ar_AE"/>
         </w:rPr>
         <w:t xml:space="preserve">; </w:t>
@@ -486,6 +594,8 @@
       <w:hyperlink r:id="rId23">
         <w:r>
           <w:rPr>
+            <w:rtl/>
+            <w:cs/>
             <w:lang w:val="ar_AE" w:bidi="ar_AE"/>
           </w:rPr>
           <w:rPr>
@@ -497,6 +607,8 @@
       </w:hyperlink>
       <w:r>
         <w:rPr>
+          <w:rtl/>
+          <w:cs/>
           <w:lang w:val="ar_AE" w:bidi="ar_AE"/>
         </w:rPr>
         <w:t xml:space="preserve">; </w:t>
@@ -504,6 +616,8 @@
       <w:hyperlink r:id="rId24">
         <w:r>
           <w:rPr>
+            <w:rtl/>
+            <w:cs/>
             <w:lang w:val="ar_AE" w:bidi="ar_AE"/>
           </w:rPr>
           <w:rPr>
@@ -515,6 +629,8 @@
       </w:hyperlink>
       <w:r>
         <w:rPr>
+          <w:rtl/>
+          <w:cs/>
           <w:lang w:val="ar_AE" w:bidi="ar_AE"/>
         </w:rPr>
         <w:t xml:space="preserve">; </w:t>
@@ -522,6 +638,8 @@
       <w:hyperlink r:id="rId25">
         <w:r>
           <w:rPr>
+            <w:rtl/>
+            <w:cs/>
             <w:lang w:val="ar_AE" w:bidi="ar_AE"/>
           </w:rPr>
           <w:rPr>
@@ -533,6 +651,8 @@
       </w:hyperlink>
       <w:r>
         <w:rPr>
+          <w:rtl/>
+          <w:cs/>
           <w:lang w:val="ar_AE" w:bidi="ar_AE"/>
         </w:rPr>
         <w:t>).</w:t>
@@ -544,12 +664,16 @@
       </w:pPr>
       <w:r>
         <w:rPr>
+          <w:rtl/>
+          <w:cs/>
           <w:lang w:val="ar_AE" w:bidi="ar_AE"/>
         </w:rPr>
       </w:r>
       <w:r>
         <w:rPr>
           <w:u w:val="single"/>
+          <w:rtl/>
+          <w:cs/>
           <w:lang w:val="ar_AE" w:bidi="ar_AE"/>
         </w:rPr>
         <w:t>مقاطع لمزيد من الدراسة</w:t>
@@ -561,12 +685,16 @@
       </w:pPr>
       <w:r>
         <w:rPr>
+          <w:rtl/>
+          <w:cs/>
           <w:lang w:val="ar_AE" w:bidi="ar_AE"/>
         </w:rPr>
       </w:r>
       <w:hyperlink r:id="rId26">
         <w:r>
           <w:rPr>
+            <w:rtl/>
+            <w:cs/>
             <w:lang w:val="ar_AE" w:bidi="ar_AE"/>
           </w:rPr>
           <w:rPr>
@@ -578,6 +706,8 @@
       </w:hyperlink>
       <w:r>
         <w:rPr>
+          <w:rtl/>
+          <w:cs/>
           <w:lang w:val="ar_AE" w:bidi="ar_AE"/>
         </w:rPr>
         <w:t xml:space="preserve">; </w:t>
@@ -585,6 +715,8 @@
       <w:hyperlink r:id="rId15">
         <w:r>
           <w:rPr>
+            <w:rtl/>
+            <w:cs/>
             <w:lang w:val="ar_AE" w:bidi="ar_AE"/>
           </w:rPr>
           <w:rPr>
@@ -596,6 +728,8 @@
       </w:hyperlink>
       <w:r>
         <w:rPr>
+          <w:rtl/>
+          <w:cs/>
           <w:lang w:val="ar_AE" w:bidi="ar_AE"/>
         </w:rPr>
         <w:t xml:space="preserve">; </w:t>
@@ -603,6 +737,8 @@
       <w:hyperlink r:id="rId27">
         <w:r>
           <w:rPr>
+            <w:rtl/>
+            <w:cs/>
             <w:lang w:val="ar_AE" w:bidi="ar_AE"/>
           </w:rPr>
           <w:rPr>
@@ -614,6 +750,8 @@
       </w:hyperlink>
       <w:r>
         <w:rPr>
+          <w:rtl/>
+          <w:cs/>
           <w:lang w:val="ar_AE" w:bidi="ar_AE"/>
         </w:rPr>
         <w:t xml:space="preserve">; </w:t>
@@ -621,6 +759,8 @@
       <w:hyperlink r:id="rId28">
         <w:r>
           <w:rPr>
+            <w:rtl/>
+            <w:cs/>
             <w:lang w:val="ar_AE" w:bidi="ar_AE"/>
           </w:rPr>
           <w:rPr>
@@ -632,6 +772,8 @@
       </w:hyperlink>
       <w:r>
         <w:rPr>
+          <w:rtl/>
+          <w:cs/>
           <w:lang w:val="ar_AE" w:bidi="ar_AE"/>
         </w:rPr>
         <w:t xml:space="preserve">; </w:t>
@@ -639,6 +781,8 @@
       <w:hyperlink r:id="rId29">
         <w:r>
           <w:rPr>
+            <w:rtl/>
+            <w:cs/>
             <w:lang w:val="ar_AE" w:bidi="ar_AE"/>
           </w:rPr>
           <w:rPr>
@@ -650,6 +794,8 @@
       </w:hyperlink>
       <w:r>
         <w:rPr>
+          <w:rtl/>
+          <w:cs/>
           <w:lang w:val="ar_AE" w:bidi="ar_AE"/>
         </w:rPr>
         <w:t xml:space="preserve">; </w:t>
@@ -657,6 +803,8 @@
       <w:hyperlink r:id="rId30">
         <w:r>
           <w:rPr>
+            <w:rtl/>
+            <w:cs/>
             <w:lang w:val="ar_AE" w:bidi="ar_AE"/>
           </w:rPr>
           <w:rPr>
@@ -668,6 +816,8 @@
       </w:hyperlink>
       <w:r>
         <w:rPr>
+          <w:rtl/>
+          <w:cs/>
           <w:lang w:val="ar_AE" w:bidi="ar_AE"/>
         </w:rPr>
         <w:t xml:space="preserve">; </w:t>
@@ -675,6 +825,8 @@
       <w:hyperlink r:id="rId31">
         <w:r>
           <w:rPr>
+            <w:rtl/>
+            <w:cs/>
             <w:lang w:val="ar_AE" w:bidi="ar_AE"/>
           </w:rPr>
           <w:rPr>
@@ -686,6 +838,8 @@
       </w:hyperlink>
       <w:r>
         <w:rPr>
+          <w:rtl/>
+          <w:cs/>
           <w:lang w:val="ar_AE" w:bidi="ar_AE"/>
         </w:rPr>
         <w:t xml:space="preserve">; </w:t>
@@ -693,6 +847,8 @@
       <w:hyperlink r:id="rId22">
         <w:r>
           <w:rPr>
+            <w:rtl/>
+            <w:cs/>
             <w:lang w:val="ar_AE" w:bidi="ar_AE"/>
           </w:rPr>
           <w:rPr>
@@ -704,6 +860,8 @@
       </w:hyperlink>
       <w:r>
         <w:rPr>
+          <w:rtl/>
+          <w:cs/>
           <w:lang w:val="ar_AE" w:bidi="ar_AE"/>
         </w:rPr>
         <w:t xml:space="preserve">; </w:t>
@@ -711,6 +869,8 @@
       <w:hyperlink r:id="rId14">
         <w:r>
           <w:rPr>
+            <w:rtl/>
+            <w:cs/>
             <w:lang w:val="ar_AE" w:bidi="ar_AE"/>
           </w:rPr>
           <w:rPr>
@@ -722,6 +882,8 @@
       </w:hyperlink>
       <w:r>
         <w:rPr>
+          <w:rtl/>
+          <w:cs/>
           <w:lang w:val="ar_AE" w:bidi="ar_AE"/>
         </w:rPr>
         <w:t xml:space="preserve">; </w:t>
@@ -729,6 +891,8 @@
       <w:hyperlink r:id="rId32">
         <w:r>
           <w:rPr>
+            <w:rtl/>
+            <w:cs/>
             <w:lang w:val="ar_AE" w:bidi="ar_AE"/>
           </w:rPr>
           <w:rPr>
@@ -740,6 +904,8 @@
       </w:hyperlink>
       <w:r>
         <w:rPr>
+          <w:rtl/>
+          <w:cs/>
           <w:lang w:val="ar_AE" w:bidi="ar_AE"/>
         </w:rPr>
         <w:t xml:space="preserve">; </w:t>
@@ -747,6 +913,8 @@
       <w:hyperlink r:id="rId23">
         <w:r>
           <w:rPr>
+            <w:rtl/>
+            <w:cs/>
             <w:lang w:val="ar_AE" w:bidi="ar_AE"/>
           </w:rPr>
           <w:rPr>
@@ -758,6 +926,8 @@
       </w:hyperlink>
       <w:r>
         <w:rPr>
+          <w:rtl/>
+          <w:cs/>
           <w:lang w:val="ar_AE" w:bidi="ar_AE"/>
         </w:rPr>
         <w:t xml:space="preserve">; </w:t>
@@ -765,6 +935,8 @@
       <w:hyperlink r:id="rId24">
         <w:r>
           <w:rPr>
+            <w:rtl/>
+            <w:cs/>
             <w:lang w:val="ar_AE" w:bidi="ar_AE"/>
           </w:rPr>
           <w:rPr>
@@ -776,6 +948,8 @@
       </w:hyperlink>
       <w:r>
         <w:rPr>
+          <w:rtl/>
+          <w:cs/>
           <w:lang w:val="ar_AE" w:bidi="ar_AE"/>
         </w:rPr>
         <w:t xml:space="preserve">; </w:t>
@@ -783,6 +957,8 @@
       <w:hyperlink r:id="rId33">
         <w:r>
           <w:rPr>
+            <w:rtl/>
+            <w:cs/>
             <w:lang w:val="ar_AE" w:bidi="ar_AE"/>
           </w:rPr>
           <w:rPr>
@@ -794,6 +970,8 @@
       </w:hyperlink>
       <w:r>
         <w:rPr>
+          <w:rtl/>
+          <w:cs/>
           <w:lang w:val="ar_AE" w:bidi="ar_AE"/>
         </w:rPr>
         <w:t xml:space="preserve">; </w:t>
@@ -801,6 +979,8 @@
       <w:hyperlink r:id="rId25">
         <w:r>
           <w:rPr>
+            <w:rtl/>
+            <w:cs/>
             <w:lang w:val="ar_AE" w:bidi="ar_AE"/>
           </w:rPr>
           <w:rPr>
@@ -812,6 +992,8 @@
       </w:hyperlink>
       <w:r>
         <w:rPr>
+          <w:rtl/>
+          <w:cs/>
           <w:lang w:val="ar_AE" w:bidi="ar_AE"/>
         </w:rPr>
         <w:t xml:space="preserve">; </w:t>
@@ -819,6 +1001,8 @@
       <w:hyperlink r:id="rId34">
         <w:r>
           <w:rPr>
+            <w:rtl/>
+            <w:cs/>
             <w:lang w:val="ar_AE" w:bidi="ar_AE"/>
           </w:rPr>
           <w:rPr>
@@ -830,6 +1014,8 @@
       </w:hyperlink>
       <w:r>
         <w:rPr>
+          <w:rtl/>
+          <w:cs/>
           <w:lang w:val="ar_AE" w:bidi="ar_AE"/>
         </w:rPr>
         <w:t xml:space="preserve">; </w:t>
@@ -837,6 +1023,8 @@
       <w:hyperlink r:id="rId35">
         <w:r>
           <w:rPr>
+            <w:rtl/>
+            <w:cs/>
             <w:lang w:val="ar_AE" w:bidi="ar_AE"/>
           </w:rPr>
           <w:rPr>
@@ -848,6 +1036,8 @@
       </w:hyperlink>
       <w:r>
         <w:rPr>
+          <w:rtl/>
+          <w:cs/>
           <w:lang w:val="ar_AE" w:bidi="ar_AE"/>
         </w:rPr>
         <w:t xml:space="preserve">; </w:t>
@@ -855,6 +1045,8 @@
       <w:hyperlink r:id="rId36">
         <w:r>
           <w:rPr>
+            <w:rtl/>
+            <w:cs/>
             <w:lang w:val="ar_AE" w:bidi="ar_AE"/>
           </w:rPr>
           <w:rPr>
@@ -866,6 +1058,8 @@
       </w:hyperlink>
       <w:r>
         <w:rPr>
+          <w:rtl/>
+          <w:cs/>
           <w:lang w:val="ar_AE" w:bidi="ar_AE"/>
         </w:rPr>
         <w:t xml:space="preserve">; </w:t>
@@ -873,6 +1067,8 @@
       <w:hyperlink r:id="rId37">
         <w:r>
           <w:rPr>
+            <w:rtl/>
+            <w:cs/>
             <w:lang w:val="ar_AE" w:bidi="ar_AE"/>
           </w:rPr>
           <w:rPr>
@@ -884,6 +1080,8 @@
       </w:hyperlink>
       <w:r>
         <w:rPr>
+          <w:rtl/>
+          <w:cs/>
           <w:lang w:val="ar_AE" w:bidi="ar_AE"/>
         </w:rPr>
         <w:t xml:space="preserve">; </w:t>
@@ -891,6 +1089,8 @@
       <w:hyperlink r:id="rId38">
         <w:r>
           <w:rPr>
+            <w:rtl/>
+            <w:cs/>
             <w:lang w:val="ar_AE" w:bidi="ar_AE"/>
           </w:rPr>
           <w:rPr>
@@ -902,11 +1102,15 @@
       </w:hyperlink>
       <w:r>
         <w:rPr>
-          <w:lang w:val="ar_AE" w:bidi="ar_AE"/>
-        </w:rPr>
-      </w:r>
-      <w:r>
-        <w:rPr>
+          <w:rtl/>
+          <w:cs/>
+          <w:lang w:val="ar_AE" w:bidi="ar_AE"/>
+        </w:rPr>
+      </w:r>
+      <w:r>
+        <w:rPr>
+          <w:rtl/>
+          <w:cs/>
           <w:lang w:val="ar_AE" w:bidi="ar_AE"/>
         </w:rPr>
       </w:r>
@@ -917,6 +1121,8 @@
       </w:pPr>
       <w:r>
         <w:rPr>
+          <w:rtl/>
+          <w:cs/>
           <w:lang w:val="ar_AE" w:bidi="ar_AE"/>
         </w:rPr>
       </w:r>
@@ -928,12 +1134,16 @@
       </w:pPr>
       <w:r>
         <w:rPr>
+          <w:rtl/>
+          <w:cs/>
           <w:lang w:val="ar_AE" w:bidi="ar_AE"/>
         </w:rPr>
         <w:t>الصليب والفصح</w:t>
       </w:r>
       <w:r>
         <w:rPr>
+          <w:rtl/>
+          <w:cs/>
           <w:lang w:val="ar_AE" w:bidi="ar_AE"/>
         </w:rPr>
       </w:r>
@@ -944,11 +1154,15 @@
       </w:pPr>
       <w:r>
         <w:rPr>
-          <w:lang w:val="ar_AE" w:bidi="ar_AE"/>
-        </w:rPr>
-      </w:r>
-      <w:r>
-        <w:rPr>
+          <w:rtl/>
+          <w:cs/>
+          <w:lang w:val="ar_AE" w:bidi="ar_AE"/>
+        </w:rPr>
+      </w:r>
+      <w:r>
+        <w:rPr>
+          <w:rtl/>
+          <w:cs/>
           <w:lang w:val="ar_AE" w:bidi="ar_AE"/>
         </w:rPr>
         <w:t>في بداية إنجيل يوحنا، قدّم يوحنا المعمدان يسوع على أنه "حمل الله" (</w:t>
@@ -956,6 +1170,8 @@
       <w:hyperlink r:id="rId39">
         <w:r>
           <w:rPr>
+            <w:rtl/>
+            <w:cs/>
             <w:lang w:val="ar_AE" w:bidi="ar_AE"/>
           </w:rPr>
           <w:rPr>
@@ -967,6 +1183,8 @@
       </w:hyperlink>
       <w:r>
         <w:rPr>
+          <w:rtl/>
+          <w:cs/>
           <w:lang w:val="ar_AE" w:bidi="ar_AE"/>
         </w:rPr>
         <w:t xml:space="preserve">, </w:t>
@@ -974,6 +1192,8 @@
       <w:hyperlink r:id="rId40">
         <w:r>
           <w:rPr>
+            <w:rtl/>
+            <w:cs/>
             <w:lang w:val="ar_AE" w:bidi="ar_AE"/>
           </w:rPr>
           <w:rPr>
@@ -985,6 +1205,8 @@
       </w:hyperlink>
       <w:r>
         <w:rPr>
+          <w:rtl/>
+          <w:cs/>
           <w:lang w:val="ar_AE" w:bidi="ar_AE"/>
         </w:rPr>
         <w:t>). وقد تشير هذه العبارة إلى الحمل الذي يُقدَّم كذبيحة يوميًا في الهيكل (</w:t>
@@ -992,6 +1214,8 @@
       <w:hyperlink r:id="rId41">
         <w:r>
           <w:rPr>
+            <w:rtl/>
+            <w:cs/>
             <w:lang w:val="ar_AE" w:bidi="ar_AE"/>
           </w:rPr>
           <w:rPr>
@@ -1003,6 +1227,8 @@
       </w:hyperlink>
       <w:r>
         <w:rPr>
+          <w:rtl/>
+          <w:cs/>
           <w:lang w:val="ar_AE" w:bidi="ar_AE"/>
         </w:rPr>
         <w:t xml:space="preserve">). أو إلى حمل الذبيحة المذكور في </w:t>
@@ -1010,6 +1236,8 @@
       <w:hyperlink r:id="rId42">
         <w:r>
           <w:rPr>
+            <w:rtl/>
+            <w:cs/>
             <w:lang w:val="ar_AE" w:bidi="ar_AE"/>
           </w:rPr>
           <w:rPr>
@@ -1021,6 +1249,8 @@
       </w:hyperlink>
       <w:r>
         <w:rPr>
+          <w:rtl/>
+          <w:cs/>
           <w:lang w:val="ar_AE" w:bidi="ar_AE"/>
         </w:rPr>
         <w:t xml:space="preserve"> (انظر </w:t>
@@ -1028,6 +1258,8 @@
       <w:hyperlink r:id="rId43">
         <w:r>
           <w:rPr>
+            <w:rtl/>
+            <w:cs/>
             <w:lang w:val="ar_AE" w:bidi="ar_AE"/>
           </w:rPr>
           <w:rPr>
@@ -1039,6 +1271,8 @@
       </w:hyperlink>
       <w:r>
         <w:rPr>
+          <w:rtl/>
+          <w:cs/>
           <w:lang w:val="ar_AE" w:bidi="ar_AE"/>
         </w:rPr>
         <w:t xml:space="preserve">; </w:t>
@@ -1046,6 +1280,8 @@
       <w:hyperlink r:id="rId44">
         <w:r>
           <w:rPr>
+            <w:rtl/>
+            <w:cs/>
             <w:lang w:val="ar_AE" w:bidi="ar_AE"/>
           </w:rPr>
           <w:rPr>
@@ -1057,6 +1293,8 @@
       </w:hyperlink>
       <w:r>
         <w:rPr>
+          <w:rtl/>
+          <w:cs/>
           <w:lang w:val="ar_AE" w:bidi="ar_AE"/>
         </w:rPr>
         <w:t>). كلا الذبيحتين ترمزان إلى النجاة وغفران الخطية.</w:t>
@@ -1068,11 +1306,15 @@
       </w:pPr>
       <w:r>
         <w:rPr>
-          <w:lang w:val="ar_AE" w:bidi="ar_AE"/>
-        </w:rPr>
-      </w:r>
-      <w:r>
-        <w:rPr>
+          <w:rtl/>
+          <w:cs/>
+          <w:lang w:val="ar_AE" w:bidi="ar_AE"/>
+        </w:rPr>
+      </w:r>
+      <w:r>
+        <w:rPr>
+          <w:rtl/>
+          <w:cs/>
           <w:lang w:val="ar_AE" w:bidi="ar_AE"/>
         </w:rPr>
         <w:t xml:space="preserve">لكن هذا لم يكن كل ما أراده الرسول يوحنا. لقد قدّم يوحنا يسوع على أنه حمل الفصح. الحمل الذي يُمثّل موته الحدث المحوري في موسم الفصح (انظر </w:t>
@@ -1080,6 +1322,8 @@
       <w:hyperlink r:id="rId45">
         <w:r>
           <w:rPr>
+            <w:rtl/>
+            <w:cs/>
             <w:lang w:val="ar_AE" w:bidi="ar_AE"/>
           </w:rPr>
           <w:rPr>
@@ -1091,6 +1335,8 @@
       </w:hyperlink>
       <w:r>
         <w:rPr>
+          <w:rtl/>
+          <w:cs/>
           <w:lang w:val="ar_AE" w:bidi="ar_AE"/>
         </w:rPr>
         <w:t xml:space="preserve">; </w:t>
@@ -1098,6 +1344,8 @@
       <w:hyperlink r:id="rId46">
         <w:r>
           <w:rPr>
+            <w:rtl/>
+            <w:cs/>
             <w:lang w:val="ar_AE" w:bidi="ar_AE"/>
           </w:rPr>
           <w:rPr>
@@ -1109,6 +1357,8 @@
       </w:hyperlink>
       <w:r>
         <w:rPr>
+          <w:rtl/>
+          <w:cs/>
           <w:lang w:val="ar_AE" w:bidi="ar_AE"/>
         </w:rPr>
         <w:t xml:space="preserve">; </w:t>
@@ -1116,6 +1366,8 @@
       <w:hyperlink r:id="rId47">
         <w:r>
           <w:rPr>
+            <w:rtl/>
+            <w:cs/>
             <w:lang w:val="ar_AE" w:bidi="ar_AE"/>
           </w:rPr>
           <w:rPr>
@@ -1127,6 +1379,8 @@
       </w:hyperlink>
       <w:r>
         <w:rPr>
+          <w:rtl/>
+          <w:cs/>
           <w:lang w:val="ar_AE" w:bidi="ar_AE"/>
         </w:rPr>
         <w:t>).</w:t>
@@ -1138,11 +1392,15 @@
       </w:pPr>
       <w:r>
         <w:rPr>
-          <w:lang w:val="ar_AE" w:bidi="ar_AE"/>
-        </w:rPr>
-      </w:r>
-      <w:r>
-        <w:rPr>
+          <w:rtl/>
+          <w:cs/>
+          <w:lang w:val="ar_AE" w:bidi="ar_AE"/>
+        </w:rPr>
+      </w:r>
+      <w:r>
+        <w:rPr>
+          <w:rtl/>
+          <w:cs/>
           <w:lang w:val="ar_AE" w:bidi="ar_AE"/>
         </w:rPr>
         <w:t xml:space="preserve">في القرن الأول، كان اليهود يسافرون إلى أورشليم كل ربيع للاحتفال بعيد الفصح ويقرأون قصة الخروج من مصر مرة ثانية (انظر </w:t>
@@ -1150,6 +1408,8 @@
       <w:hyperlink r:id="rId48">
         <w:r>
           <w:rPr>
+            <w:rtl/>
+            <w:cs/>
             <w:lang w:val="ar_AE" w:bidi="ar_AE"/>
           </w:rPr>
           <w:rPr>
@@ -1161,6 +1421,8 @@
       </w:hyperlink>
       <w:r>
         <w:rPr>
+          <w:rtl/>
+          <w:cs/>
           <w:lang w:val="ar_AE" w:bidi="ar_AE"/>
         </w:rPr>
         <w:t>). عندما أنقذ الله إسرائيل من مصر، قام الإسرائيليون برش دم الحمل على قوائم أبوابهم. وقد أنقذ هذا الفعل كل من كان داخل البيت من الموت (</w:t>
@@ -1168,6 +1430,8 @@
       <w:hyperlink r:id="rId49">
         <w:r>
           <w:rPr>
+            <w:rtl/>
+            <w:cs/>
             <w:lang w:val="ar_AE" w:bidi="ar_AE"/>
           </w:rPr>
           <w:rPr>
@@ -1179,6 +1443,8 @@
       </w:hyperlink>
       <w:r>
         <w:rPr>
+          <w:rtl/>
+          <w:cs/>
           <w:lang w:val="ar_AE" w:bidi="ar_AE"/>
         </w:rPr>
         <w:t xml:space="preserve">). وكان على كل يهودي يأتي إلى أورشليم في عيد الفصح أن يُقدِّم حملًا صغيرًا بلا عيب للذبيحة. كان يجب ألا يكون الحمل مريض ولا كسر في عظامه </w:t>
@@ -1190,11 +1456,15 @@
       </w:pPr>
       <w:r>
         <w:rPr>
-          <w:lang w:val="ar_AE" w:bidi="ar_AE"/>
-        </w:rPr>
-      </w:r>
-      <w:r>
-        <w:rPr>
+          <w:rtl/>
+          <w:cs/>
+          <w:lang w:val="ar_AE" w:bidi="ar_AE"/>
+        </w:rPr>
+      </w:r>
+      <w:r>
+        <w:rPr>
+          <w:rtl/>
+          <w:cs/>
           <w:lang w:val="ar_AE" w:bidi="ar_AE"/>
         </w:rPr>
         <w:t>استخدم يسوع آخر عشاء في عيد الفصح ليُظهِر أن موته كذبيحة سيضفي معنى جديدًا للعيد (</w:t>
@@ -1202,6 +1472,8 @@
       <w:hyperlink r:id="rId50">
         <w:r>
           <w:rPr>
+            <w:rtl/>
+            <w:cs/>
             <w:lang w:val="ar_AE" w:bidi="ar_AE"/>
           </w:rPr>
           <w:rPr>
@@ -1213,6 +1485,8 @@
       </w:hyperlink>
       <w:r>
         <w:rPr>
+          <w:rtl/>
+          <w:cs/>
           <w:lang w:val="ar_AE" w:bidi="ar_AE"/>
         </w:rPr>
         <w:t>). وعند صلبه، لم يكسر الجنود ساقاه (كما كان يُفعل أحيانًا للمصلوبين) وذلك تحقيقًا لشرطٍ من شروط حمل الفصح (</w:t>
@@ -1220,6 +1494,8 @@
       <w:hyperlink r:id="rId51">
         <w:r>
           <w:rPr>
+            <w:rtl/>
+            <w:cs/>
             <w:lang w:val="ar_AE" w:bidi="ar_AE"/>
           </w:rPr>
           <w:rPr>
@@ -1231,6 +1507,8 @@
       </w:hyperlink>
       <w:r>
         <w:rPr>
+          <w:rtl/>
+          <w:cs/>
           <w:lang w:val="ar_AE" w:bidi="ar_AE"/>
         </w:rPr>
         <w:t xml:space="preserve">؛ انظر </w:t>
@@ -1238,6 +1516,8 @@
       <w:hyperlink r:id="rId52">
         <w:r>
           <w:rPr>
+            <w:rtl/>
+            <w:cs/>
             <w:lang w:val="ar_AE" w:bidi="ar_AE"/>
           </w:rPr>
           <w:rPr>
@@ -1249,6 +1529,8 @@
       </w:hyperlink>
       <w:r>
         <w:rPr>
+          <w:rtl/>
+          <w:cs/>
           <w:lang w:val="ar_AE" w:bidi="ar_AE"/>
         </w:rPr>
         <w:t>). وقد سال الدم بغزارة من جنبه المطعون (</w:t>
@@ -1256,6 +1538,8 @@
       <w:hyperlink r:id="rId53">
         <w:r>
           <w:rPr>
+            <w:rtl/>
+            <w:cs/>
             <w:lang w:val="ar_AE" w:bidi="ar_AE"/>
           </w:rPr>
           <w:rPr>
@@ -1267,6 +1551,8 @@
       </w:hyperlink>
       <w:r>
         <w:rPr>
+          <w:rtl/>
+          <w:cs/>
           <w:lang w:val="ar_AE" w:bidi="ar_AE"/>
         </w:rPr>
         <w:t>). وقد أظهر هذا أنه كان يهب حياته فدية عن الآخرين. وكما مات حمل ليُخلّص بيوت بني إسرائيل في عيد الفصح في مصر. كذلك يجلب موت ابن الله على الصليب الخلاص إلى العالم.</w:t>
@@ -1278,12 +1564,16 @@
       </w:pPr>
       <w:r>
         <w:rPr>
+          <w:rtl/>
+          <w:cs/>
           <w:lang w:val="ar_AE" w:bidi="ar_AE"/>
         </w:rPr>
       </w:r>
       <w:r>
         <w:rPr>
           <w:u w:val="single"/>
+          <w:rtl/>
+          <w:cs/>
           <w:lang w:val="ar_AE" w:bidi="ar_AE"/>
         </w:rPr>
         <w:t>مقاطع لمزيد من الدراسة</w:t>
@@ -1295,12 +1585,16 @@
       </w:pPr>
       <w:r>
         <w:rPr>
+          <w:rtl/>
+          <w:cs/>
           <w:lang w:val="ar_AE" w:bidi="ar_AE"/>
         </w:rPr>
       </w:r>
       <w:hyperlink r:id="rId54">
         <w:r>
           <w:rPr>
+            <w:rtl/>
+            <w:cs/>
             <w:lang w:val="ar_AE" w:bidi="ar_AE"/>
           </w:rPr>
           <w:rPr>
@@ -1312,6 +1606,8 @@
       </w:hyperlink>
       <w:r>
         <w:rPr>
+          <w:rtl/>
+          <w:cs/>
           <w:lang w:val="ar_AE" w:bidi="ar_AE"/>
         </w:rPr>
         <w:t xml:space="preserve">; </w:t>
@@ -1319,6 +1615,8 @@
       <w:hyperlink r:id="rId41">
         <w:r>
           <w:rPr>
+            <w:rtl/>
+            <w:cs/>
             <w:lang w:val="ar_AE" w:bidi="ar_AE"/>
           </w:rPr>
           <w:rPr>
@@ -1330,6 +1628,8 @@
       </w:hyperlink>
       <w:r>
         <w:rPr>
+          <w:rtl/>
+          <w:cs/>
           <w:lang w:val="ar_AE" w:bidi="ar_AE"/>
         </w:rPr>
         <w:t xml:space="preserve">; </w:t>
@@ -1337,6 +1637,8 @@
       <w:hyperlink r:id="rId55">
         <w:r>
           <w:rPr>
+            <w:rtl/>
+            <w:cs/>
             <w:lang w:val="ar_AE" w:bidi="ar_AE"/>
           </w:rPr>
           <w:rPr>
@@ -1348,6 +1650,8 @@
       </w:hyperlink>
       <w:r>
         <w:rPr>
+          <w:rtl/>
+          <w:cs/>
           <w:lang w:val="ar_AE" w:bidi="ar_AE"/>
         </w:rPr>
         <w:t xml:space="preserve">; </w:t>
@@ -1355,6 +1659,8 @@
       <w:hyperlink r:id="rId56">
         <w:r>
           <w:rPr>
+            <w:rtl/>
+            <w:cs/>
             <w:lang w:val="ar_AE" w:bidi="ar_AE"/>
           </w:rPr>
           <w:rPr>
@@ -1366,6 +1672,8 @@
       </w:hyperlink>
       <w:r>
         <w:rPr>
+          <w:rtl/>
+          <w:cs/>
           <w:lang w:val="ar_AE" w:bidi="ar_AE"/>
         </w:rPr>
         <w:t xml:space="preserve">; </w:t>
@@ -1373,6 +1681,8 @@
       <w:hyperlink r:id="rId57">
         <w:r>
           <w:rPr>
+            <w:rtl/>
+            <w:cs/>
             <w:lang w:val="ar_AE" w:bidi="ar_AE"/>
           </w:rPr>
           <w:rPr>
@@ -1384,6 +1694,8 @@
       </w:hyperlink>
       <w:r>
         <w:rPr>
+          <w:rtl/>
+          <w:cs/>
           <w:lang w:val="ar_AE" w:bidi="ar_AE"/>
         </w:rPr>
         <w:t xml:space="preserve">; </w:t>
@@ -1391,6 +1703,8 @@
       <w:hyperlink r:id="rId58">
         <w:r>
           <w:rPr>
+            <w:rtl/>
+            <w:cs/>
             <w:lang w:val="ar_AE" w:bidi="ar_AE"/>
           </w:rPr>
           <w:rPr>
@@ -1402,6 +1716,8 @@
       </w:hyperlink>
       <w:r>
         <w:rPr>
+          <w:rtl/>
+          <w:cs/>
           <w:lang w:val="ar_AE" w:bidi="ar_AE"/>
         </w:rPr>
         <w:t xml:space="preserve">; </w:t>
@@ -1409,6 +1725,8 @@
       <w:hyperlink r:id="rId59">
         <w:r>
           <w:rPr>
+            <w:rtl/>
+            <w:cs/>
             <w:lang w:val="ar_AE" w:bidi="ar_AE"/>
           </w:rPr>
           <w:rPr>
@@ -1420,6 +1738,8 @@
       </w:hyperlink>
       <w:r>
         <w:rPr>
+          <w:rtl/>
+          <w:cs/>
           <w:lang w:val="ar_AE" w:bidi="ar_AE"/>
         </w:rPr>
         <w:t xml:space="preserve">; </w:t>
@@ -1427,6 +1747,8 @@
       <w:hyperlink r:id="rId42">
         <w:r>
           <w:rPr>
+            <w:rtl/>
+            <w:cs/>
             <w:lang w:val="ar_AE" w:bidi="ar_AE"/>
           </w:rPr>
           <w:rPr>
@@ -1438,6 +1760,8 @@
       </w:hyperlink>
       <w:r>
         <w:rPr>
+          <w:rtl/>
+          <w:cs/>
           <w:lang w:val="ar_AE" w:bidi="ar_AE"/>
         </w:rPr>
         <w:t xml:space="preserve">; </w:t>
@@ -1445,6 +1769,8 @@
       <w:hyperlink r:id="rId60">
         <w:r>
           <w:rPr>
+            <w:rtl/>
+            <w:cs/>
             <w:lang w:val="ar_AE" w:bidi="ar_AE"/>
           </w:rPr>
           <w:rPr>
@@ -1456,6 +1782,8 @@
       </w:hyperlink>
       <w:r>
         <w:rPr>
+          <w:rtl/>
+          <w:cs/>
           <w:lang w:val="ar_AE" w:bidi="ar_AE"/>
         </w:rPr>
         <w:t xml:space="preserve">; </w:t>
@@ -1463,6 +1791,8 @@
       <w:hyperlink r:id="rId61">
         <w:r>
           <w:rPr>
+            <w:rtl/>
+            <w:cs/>
             <w:lang w:val="ar_AE" w:bidi="ar_AE"/>
           </w:rPr>
           <w:rPr>
@@ -1474,6 +1804,8 @@
       </w:hyperlink>
       <w:r>
         <w:rPr>
+          <w:rtl/>
+          <w:cs/>
           <w:lang w:val="ar_AE" w:bidi="ar_AE"/>
         </w:rPr>
         <w:t xml:space="preserve">, </w:t>
@@ -1481,6 +1813,8 @@
       <w:hyperlink r:id="rId62">
         <w:r>
           <w:rPr>
+            <w:rtl/>
+            <w:cs/>
             <w:lang w:val="ar_AE" w:bidi="ar_AE"/>
           </w:rPr>
           <w:rPr>
@@ -1492,6 +1826,8 @@
       </w:hyperlink>
       <w:r>
         <w:rPr>
+          <w:rtl/>
+          <w:cs/>
           <w:lang w:val="ar_AE" w:bidi="ar_AE"/>
         </w:rPr>
         <w:t xml:space="preserve">; </w:t>
@@ -1499,6 +1835,8 @@
       <w:hyperlink r:id="rId63">
         <w:r>
           <w:rPr>
+            <w:rtl/>
+            <w:cs/>
             <w:lang w:val="ar_AE" w:bidi="ar_AE"/>
           </w:rPr>
           <w:rPr>
@@ -1510,6 +1848,8 @@
       </w:hyperlink>
       <w:r>
         <w:rPr>
+          <w:rtl/>
+          <w:cs/>
           <w:lang w:val="ar_AE" w:bidi="ar_AE"/>
         </w:rPr>
         <w:t xml:space="preserve">; </w:t>
@@ -1517,6 +1857,8 @@
       <w:hyperlink r:id="rId64">
         <w:r>
           <w:rPr>
+            <w:rtl/>
+            <w:cs/>
             <w:lang w:val="ar_AE" w:bidi="ar_AE"/>
           </w:rPr>
           <w:rPr>
@@ -1528,6 +1870,8 @@
       </w:hyperlink>
       <w:r>
         <w:rPr>
+          <w:rtl/>
+          <w:cs/>
           <w:lang w:val="ar_AE" w:bidi="ar_AE"/>
         </w:rPr>
         <w:t xml:space="preserve">; </w:t>
@@ -1535,6 +1879,8 @@
       <w:hyperlink r:id="rId39">
         <w:r>
           <w:rPr>
+            <w:rtl/>
+            <w:cs/>
             <w:lang w:val="ar_AE" w:bidi="ar_AE"/>
           </w:rPr>
           <w:rPr>
@@ -1546,6 +1892,8 @@
       </w:hyperlink>
       <w:r>
         <w:rPr>
+          <w:rtl/>
+          <w:cs/>
           <w:lang w:val="ar_AE" w:bidi="ar_AE"/>
         </w:rPr>
         <w:t xml:space="preserve">, </w:t>
@@ -1553,6 +1901,8 @@
       <w:hyperlink r:id="rId40">
         <w:r>
           <w:rPr>
+            <w:rtl/>
+            <w:cs/>
             <w:lang w:val="ar_AE" w:bidi="ar_AE"/>
           </w:rPr>
           <w:rPr>
@@ -1564,6 +1914,8 @@
       </w:hyperlink>
       <w:r>
         <w:rPr>
+          <w:rtl/>
+          <w:cs/>
           <w:lang w:val="ar_AE" w:bidi="ar_AE"/>
         </w:rPr>
         <w:t xml:space="preserve">; </w:t>
@@ -1571,6 +1923,8 @@
       <w:hyperlink r:id="rId65">
         <w:r>
           <w:rPr>
+            <w:rtl/>
+            <w:cs/>
             <w:lang w:val="ar_AE" w:bidi="ar_AE"/>
           </w:rPr>
           <w:rPr>
@@ -1582,6 +1936,8 @@
       </w:hyperlink>
       <w:r>
         <w:rPr>
+          <w:rtl/>
+          <w:cs/>
           <w:lang w:val="ar_AE" w:bidi="ar_AE"/>
         </w:rPr>
         <w:t xml:space="preserve">; </w:t>
@@ -1589,6 +1945,8 @@
       <w:hyperlink r:id="rId43">
         <w:r>
           <w:rPr>
+            <w:rtl/>
+            <w:cs/>
             <w:lang w:val="ar_AE" w:bidi="ar_AE"/>
           </w:rPr>
           <w:rPr>
@@ -1600,6 +1958,8 @@
       </w:hyperlink>
       <w:r>
         <w:rPr>
+          <w:rtl/>
+          <w:cs/>
           <w:lang w:val="ar_AE" w:bidi="ar_AE"/>
         </w:rPr>
         <w:t xml:space="preserve">; </w:t>
@@ -1607,6 +1967,8 @@
       <w:hyperlink r:id="rId66">
         <w:r>
           <w:rPr>
+            <w:rtl/>
+            <w:cs/>
             <w:lang w:val="ar_AE" w:bidi="ar_AE"/>
           </w:rPr>
           <w:rPr>
@@ -1618,6 +1980,8 @@
       </w:hyperlink>
       <w:r>
         <w:rPr>
+          <w:rtl/>
+          <w:cs/>
           <w:lang w:val="ar_AE" w:bidi="ar_AE"/>
         </w:rPr>
         <w:t xml:space="preserve">; </w:t>
@@ -1625,6 +1989,8 @@
       <w:hyperlink r:id="rId67">
         <w:r>
           <w:rPr>
+            <w:rtl/>
+            <w:cs/>
             <w:lang w:val="ar_AE" w:bidi="ar_AE"/>
           </w:rPr>
           <w:rPr>
@@ -1636,6 +2002,8 @@
       </w:hyperlink>
       <w:r>
         <w:rPr>
+          <w:rtl/>
+          <w:cs/>
           <w:lang w:val="ar_AE" w:bidi="ar_AE"/>
         </w:rPr>
         <w:t xml:space="preserve">; </w:t>
@@ -1643,6 +2011,8 @@
       <w:hyperlink r:id="rId68">
         <w:r>
           <w:rPr>
+            <w:rtl/>
+            <w:cs/>
             <w:lang w:val="ar_AE" w:bidi="ar_AE"/>
           </w:rPr>
           <w:rPr>
@@ -1654,6 +2024,8 @@
       </w:hyperlink>
       <w:r>
         <w:rPr>
+          <w:rtl/>
+          <w:cs/>
           <w:lang w:val="ar_AE" w:bidi="ar_AE"/>
         </w:rPr>
         <w:t xml:space="preserve">; </w:t>
@@ -1661,6 +2033,8 @@
       <w:hyperlink r:id="rId44">
         <w:r>
           <w:rPr>
+            <w:rtl/>
+            <w:cs/>
             <w:lang w:val="ar_AE" w:bidi="ar_AE"/>
           </w:rPr>
           <w:rPr>
@@ -1672,11 +2046,15 @@
       </w:hyperlink>
       <w:r>
         <w:rPr>
-          <w:lang w:val="ar_AE" w:bidi="ar_AE"/>
-        </w:rPr>
-      </w:r>
-      <w:r>
-        <w:rPr>
+          <w:rtl/>
+          <w:cs/>
+          <w:lang w:val="ar_AE" w:bidi="ar_AE"/>
+        </w:rPr>
+      </w:r>
+      <w:r>
+        <w:rPr>
+          <w:rtl/>
+          <w:cs/>
           <w:lang w:val="ar_AE" w:bidi="ar_AE"/>
         </w:rPr>
       </w:r>
@@ -1687,6 +2065,8 @@
       </w:pPr>
       <w:r>
         <w:rPr>
+          <w:rtl/>
+          <w:cs/>
           <w:lang w:val="ar_AE" w:bidi="ar_AE"/>
         </w:rPr>
       </w:r>
@@ -1698,12 +2078,16 @@
       </w:pPr>
       <w:r>
         <w:rPr>
+          <w:rtl/>
+          <w:cs/>
           <w:lang w:val="ar_AE" w:bidi="ar_AE"/>
         </w:rPr>
         <w:t>الصيد في الجليل</w:t>
       </w:r>
       <w:r>
         <w:rPr>
+          <w:rtl/>
+          <w:cs/>
           <w:lang w:val="ar_AE" w:bidi="ar_AE"/>
         </w:rPr>
       </w:r>
@@ -1714,11 +2098,15 @@
       </w:pPr>
       <w:r>
         <w:rPr>
-          <w:lang w:val="ar_AE" w:bidi="ar_AE"/>
-        </w:rPr>
-      </w:r>
-      <w:r>
-        <w:rPr>
+          <w:rtl/>
+          <w:cs/>
+          <w:lang w:val="ar_AE" w:bidi="ar_AE"/>
+        </w:rPr>
+      </w:r>
+      <w:r>
+        <w:rPr>
+          <w:rtl/>
+          <w:cs/>
           <w:lang w:val="ar_AE" w:bidi="ar_AE"/>
         </w:rPr>
         <w:t>تتجلى معرفة يسوع بالصيد بوضوح في الأناجيل الأربعة. فقد استخدم الصيد في قصصه لتعليم الناس (</w:t>
@@ -1726,6 +2114,8 @@
       <w:hyperlink r:id="rId69">
         <w:r>
           <w:rPr>
+            <w:rtl/>
+            <w:cs/>
             <w:lang w:val="ar_AE" w:bidi="ar_AE"/>
           </w:rPr>
           <w:rPr>
@@ -1737,6 +2127,8 @@
       </w:hyperlink>
       <w:r>
         <w:rPr>
+          <w:rtl/>
+          <w:cs/>
           <w:lang w:val="ar_AE" w:bidi="ar_AE"/>
         </w:rPr>
         <w:t xml:space="preserve"> </w:t>
@@ -1744,6 +2136,8 @@
       <w:hyperlink r:id="rId70">
         <w:r>
           <w:rPr>
+            <w:rtl/>
+            <w:cs/>
             <w:lang w:val="ar_AE" w:bidi="ar_AE"/>
           </w:rPr>
           <w:rPr>
@@ -1755,18 +2149,24 @@
       </w:hyperlink>
       <w:r>
         <w:rPr>
+          <w:rtl/>
+          <w:cs/>
           <w:lang w:val="ar_AE" w:bidi="ar_AE"/>
         </w:rPr>
         <w:t>). عندما دعا يسوع تلاميذه الأوائل قال لهم سأجعلكم "</w:t>
       </w:r>
       <w:r>
         <w:rPr>
+          <w:rtl/>
+          <w:cs/>
           <w:lang w:val="ar_AE" w:bidi="ar_AE"/>
         </w:rPr>
         <w:t>صَيَّادَيِ ٱلنَّاسِ</w:t>
       </w:r>
       <w:r>
         <w:rPr>
+          <w:rtl/>
+          <w:cs/>
           <w:lang w:val="ar_AE" w:bidi="ar_AE"/>
         </w:rPr>
         <w:t>"، وكان هذا يعني أنهم سيساهمون في إحضار الناس إلى الله (</w:t>
@@ -1774,6 +2174,8 @@
       <w:hyperlink r:id="rId71">
         <w:r>
           <w:rPr>
+            <w:rtl/>
+            <w:cs/>
             <w:lang w:val="ar_AE" w:bidi="ar_AE"/>
           </w:rPr>
           <w:rPr>
@@ -1785,6 +2187,8 @@
       </w:hyperlink>
       <w:r>
         <w:rPr>
+          <w:rtl/>
+          <w:cs/>
           <w:lang w:val="ar_AE" w:bidi="ar_AE"/>
         </w:rPr>
         <w:t xml:space="preserve">). في </w:t>
@@ -1792,6 +2196,8 @@
       <w:hyperlink r:id="rId72">
         <w:r>
           <w:rPr>
+            <w:rtl/>
+            <w:cs/>
             <w:lang w:val="ar_AE" w:bidi="ar_AE"/>
           </w:rPr>
           <w:rPr>
@@ -1803,6 +2209,8 @@
       </w:hyperlink>
       <w:r>
         <w:rPr>
+          <w:rtl/>
+          <w:cs/>
           <w:lang w:val="ar_AE" w:bidi="ar_AE"/>
         </w:rPr>
         <w:t>، بعد قيامته من الموت، استخدم يسوع الصيد ليُظهر نفسه لتلاميذه.</w:t>
@@ -1814,11 +2222,15 @@
       </w:pPr>
       <w:r>
         <w:rPr>
-          <w:lang w:val="ar_AE" w:bidi="ar_AE"/>
-        </w:rPr>
-      </w:r>
-      <w:r>
-        <w:rPr>
+          <w:rtl/>
+          <w:cs/>
+          <w:lang w:val="ar_AE" w:bidi="ar_AE"/>
+        </w:rPr>
+      </w:r>
+      <w:r>
+        <w:rPr>
+          <w:rtl/>
+          <w:cs/>
           <w:lang w:val="ar_AE" w:bidi="ar_AE"/>
         </w:rPr>
         <w:t>في مدينة الجليل القديمة، كان الأشخاص الذين يصطادون لكسب رزقهم يعتمدون فقط على الشِباك. وكانوا يستخدمون ثلاثة أنواع من الشِباك:</w:t>
@@ -1837,11 +2249,15 @@
       </w:pPr>
       <w:r>
         <w:rPr>
-          <w:lang w:val="ar_AE" w:bidi="ar_AE"/>
-        </w:rPr>
-      </w:r>
-      <w:r>
-        <w:rPr>
+          <w:rtl/>
+          <w:cs/>
+          <w:lang w:val="ar_AE" w:bidi="ar_AE"/>
+        </w:rPr>
+      </w:r>
+      <w:r>
+        <w:rPr>
+          <w:rtl/>
+          <w:cs/>
           <w:lang w:val="ar_AE" w:bidi="ar_AE"/>
         </w:rPr>
         <w:t>كانت شبكة الجَرّ واحدة من أقدم أنواع الشِباك. كانت تشبه الجدار، وكان بها أوزان في الأسفل وعوَّامات من الفلِّين في الأعلى. كان الناس يسحبونها أولًا على طول الساحل. ثم تقوم قوارب بسحب حبل الرصاص عبر البحر ثم دفعه إلى الشاطئ.</w:t>
@@ -1849,6 +2265,8 @@
       </w:r>
       <w:r>
         <w:rPr>
+          <w:rtl/>
+          <w:cs/>
           <w:lang w:val="ar_AE" w:bidi="ar_AE"/>
         </w:rPr>
         <w:t>كانت شبكة الجَرّ تصطاد العديد من الأسماك بما في ذلك بعض الأسماك التي لم يكن الناموس اليهودي يسمح بأكلها. لذا كان يقوم الناس بفرز الأسماك حيث كانوا يحتفظون بالأسماك الجيدة ويتخلَّصون من السيئة. وقد استخدم يسوع شبكة الجَرّ كرمز ليوم الدينونة (</w:t>
@@ -1856,6 +2274,8 @@
       <w:hyperlink r:id="rId70">
         <w:r>
           <w:rPr>
+            <w:rtl/>
+            <w:cs/>
             <w:lang w:val="ar_AE" w:bidi="ar_AE"/>
           </w:rPr>
           <w:rPr>
@@ -1867,6 +2287,8 @@
       </w:hyperlink>
       <w:r>
         <w:rPr>
+          <w:rtl/>
+          <w:cs/>
           <w:lang w:val="ar_AE" w:bidi="ar_AE"/>
         </w:rPr>
         <w:t>).</w:t>
@@ -1881,11 +2303,15 @@
       </w:pPr>
       <w:r>
         <w:rPr>
-          <w:lang w:val="ar_AE" w:bidi="ar_AE"/>
-        </w:rPr>
-      </w:r>
-      <w:r>
-        <w:rPr>
+          <w:rtl/>
+          <w:cs/>
+          <w:lang w:val="ar_AE" w:bidi="ar_AE"/>
+        </w:rPr>
+      </w:r>
+      <w:r>
+        <w:rPr>
+          <w:rtl/>
+          <w:cs/>
           <w:lang w:val="ar_AE" w:bidi="ar_AE"/>
         </w:rPr>
         <w:t>كانت شبكة صيد الرَمي دائرية ويتراوح قُطرها بين خمسة عشر إلى عشرين قدمًا. كانوا يقومون بتثبيت أوزان من الرصاص على حوافها. وكان يقوم صيادًا واحدًا برميها في البحر، حيث كانت تهبط وتغوص وتُمسك بالأسماك غير المُنتبهة. ثم كان الصياد يغوص في الماء إما لسحب الأسماك واحدة تلو الأخرى أو لجمع الشبكة ورفعها إلى القارب. كان سمعان وأندراوس يستخدمون شبكات صيد الرَمي عندما دعاهم يسوع (</w:t>
@@ -1893,6 +2319,8 @@
       <w:hyperlink r:id="rId73">
         <w:r>
           <w:rPr>
+            <w:rtl/>
+            <w:cs/>
             <w:lang w:val="ar_AE" w:bidi="ar_AE"/>
           </w:rPr>
           <w:rPr>
@@ -1904,6 +2332,8 @@
       </w:hyperlink>
       <w:r>
         <w:rPr>
+          <w:rtl/>
+          <w:cs/>
           <w:lang w:val="ar_AE" w:bidi="ar_AE"/>
         </w:rPr>
         <w:t xml:space="preserve"> </w:t>
@@ -1911,6 +2341,8 @@
       <w:hyperlink r:id="rId74">
         <w:r>
           <w:rPr>
+            <w:rtl/>
+            <w:cs/>
             <w:lang w:val="ar_AE" w:bidi="ar_AE"/>
           </w:rPr>
           <w:rPr>
@@ -1922,6 +2354,8 @@
       </w:hyperlink>
       <w:r>
         <w:rPr>
+          <w:rtl/>
+          <w:cs/>
           <w:lang w:val="ar_AE" w:bidi="ar_AE"/>
         </w:rPr>
         <w:t>).</w:t>
@@ -1936,11 +2370,15 @@
       </w:pPr>
       <w:r>
         <w:rPr>
-          <w:lang w:val="ar_AE" w:bidi="ar_AE"/>
-        </w:rPr>
-      </w:r>
-      <w:r>
-        <w:rPr>
+          <w:rtl/>
+          <w:cs/>
+          <w:lang w:val="ar_AE" w:bidi="ar_AE"/>
+        </w:rPr>
+      </w:r>
+      <w:r>
+        <w:rPr>
+          <w:rtl/>
+          <w:cs/>
           <w:lang w:val="ar_AE" w:bidi="ar_AE"/>
         </w:rPr>
         <w:t>شبكة الصيد المتشابكة هي النوع الوحيد الذي لا يزال يُستخدم حتى اليوم. وهي تتكون من ثلاث طبقات. الشبكتان الخارجيتان متشابهتان وتحتويان على فتحات واسعة. أما الشبكة الداخلية فهي دقيقة ومرنة، تتحرك بسهولة داخل وخارج الشبكتين الخارجيتين. يقوم الصيادون، عادةً في الليل، بنشر الشبكة في الماء على شكل خط طويل، ويمسكون بها بينما يقوم آخرون بتوجيه الأسماك نحوها.</w:t>
@@ -1948,6 +2386,8 @@
       </w:r>
       <w:r>
         <w:rPr>
+          <w:rtl/>
+          <w:cs/>
           <w:lang w:val="ar_AE" w:bidi="ar_AE"/>
         </w:rPr>
         <w:t>تدخل الأسماك الشبكة الخارجية الأولى بسهولة وتدفع الشبكة الداخلية الدقيقة، ثم تحمل الشبكة الدقيقة إلى داخل الشبكة الخارجية الثانية وتصبح متشابكة بشكل لا يمكن فَكُّه. بعد ذلك يسحب الصيادون الشبكة إلى الشاطئ ويقومون بفَكّ تشابُك الشبكة وفرز الأسماك وإصلاح العديد من التمزقات في الشبكة. عندما دعا يسوع يعقوب ويوحنا ليتبعوه كانوا يُصلحون شِباكهم المتشابكة (</w:t>
@@ -1955,6 +2395,8 @@
       <w:hyperlink r:id="rId75">
         <w:r>
           <w:rPr>
+            <w:rtl/>
+            <w:cs/>
             <w:lang w:val="ar_AE" w:bidi="ar_AE"/>
           </w:rPr>
           <w:rPr>
@@ -1966,6 +2408,8 @@
       </w:hyperlink>
       <w:r>
         <w:rPr>
+          <w:rtl/>
+          <w:cs/>
           <w:lang w:val="ar_AE" w:bidi="ar_AE"/>
         </w:rPr>
         <w:t xml:space="preserve"> </w:t>
@@ -1973,6 +2417,8 @@
       <w:hyperlink r:id="rId76">
         <w:r>
           <w:rPr>
+            <w:rtl/>
+            <w:cs/>
             <w:lang w:val="ar_AE" w:bidi="ar_AE"/>
           </w:rPr>
           <w:rPr>
@@ -1984,6 +2430,8 @@
       </w:hyperlink>
       <w:r>
         <w:rPr>
+          <w:rtl/>
+          <w:cs/>
           <w:lang w:val="ar_AE" w:bidi="ar_AE"/>
         </w:rPr>
         <w:t>).</w:t>
@@ -1995,11 +2443,15 @@
       </w:pPr>
       <w:r>
         <w:rPr>
-          <w:lang w:val="ar_AE" w:bidi="ar_AE"/>
-        </w:rPr>
-      </w:r>
-      <w:r>
-        <w:rPr>
+          <w:rtl/>
+          <w:cs/>
+          <w:lang w:val="ar_AE" w:bidi="ar_AE"/>
+        </w:rPr>
+      </w:r>
+      <w:r>
+        <w:rPr>
+          <w:rtl/>
+          <w:cs/>
           <w:lang w:val="ar_AE" w:bidi="ar_AE"/>
         </w:rPr>
         <w:t>عندما طلب يسوع من سمعان أن يُنزل شبكته مرة أخرى بعد ليلة صيد طويلة اصطاد سمعان كمية معجزية من السمك (</w:t>
@@ -2007,6 +2459,8 @@
       <w:hyperlink r:id="rId77">
         <w:r>
           <w:rPr>
+            <w:rtl/>
+            <w:cs/>
             <w:lang w:val="ar_AE" w:bidi="ar_AE"/>
           </w:rPr>
           <w:rPr>
@@ -2018,6 +2472,8 @@
       </w:hyperlink>
       <w:r>
         <w:rPr>
+          <w:rtl/>
+          <w:cs/>
           <w:lang w:val="ar_AE" w:bidi="ar_AE"/>
         </w:rPr>
         <w:t xml:space="preserve">). حدث موقف مشابه في </w:t>
@@ -2025,6 +2481,8 @@
       <w:hyperlink r:id="rId78">
         <w:r>
           <w:rPr>
+            <w:rtl/>
+            <w:cs/>
             <w:lang w:val="ar_AE" w:bidi="ar_AE"/>
           </w:rPr>
           <w:rPr>
@@ -2036,6 +2494,8 @@
       </w:hyperlink>
       <w:r>
         <w:rPr>
+          <w:rtl/>
+          <w:cs/>
           <w:lang w:val="ar_AE" w:bidi="ar_AE"/>
         </w:rPr>
         <w:t xml:space="preserve"> عندما عاد سمعان بطرس من ليلة صيد غير ناجحة فأرشده يسوع إلى أن يرمي شبكته مرة أخرى. ربما استخدم بطرس شبكة رمي، والتي امتلأت بعد ذلك بكمية كبيرة من السمك لدرجة أنه كان من الصعب سحبها.</w:t>
@@ -2047,12 +2507,16 @@
       </w:pPr>
       <w:r>
         <w:rPr>
+          <w:rtl/>
+          <w:cs/>
           <w:lang w:val="ar_AE" w:bidi="ar_AE"/>
         </w:rPr>
       </w:r>
       <w:r>
         <w:rPr>
           <w:u w:val="single"/>
+          <w:rtl/>
+          <w:cs/>
           <w:lang w:val="ar_AE" w:bidi="ar_AE"/>
         </w:rPr>
         <w:t>مقاطع لمزيد من البحث والدراسة</w:t>
@@ -2064,12 +2528,16 @@
       </w:pPr>
       <w:r>
         <w:rPr>
+          <w:rtl/>
+          <w:cs/>
           <w:lang w:val="ar_AE" w:bidi="ar_AE"/>
         </w:rPr>
       </w:r>
       <w:hyperlink r:id="rId79">
         <w:r>
           <w:rPr>
+            <w:rtl/>
+            <w:cs/>
             <w:lang w:val="ar_AE" w:bidi="ar_AE"/>
           </w:rPr>
           <w:rPr>
@@ -2081,6 +2549,8 @@
       </w:hyperlink>
       <w:r>
         <w:rPr>
+          <w:rtl/>
+          <w:cs/>
           <w:lang w:val="ar_AE" w:bidi="ar_AE"/>
         </w:rPr>
         <w:t xml:space="preserve"> </w:t>
@@ -2088,6 +2558,8 @@
       <w:hyperlink r:id="rId69">
         <w:r>
           <w:rPr>
+            <w:rtl/>
+            <w:cs/>
             <w:lang w:val="ar_AE" w:bidi="ar_AE"/>
           </w:rPr>
           <w:rPr>
@@ -2099,6 +2571,8 @@
       </w:hyperlink>
       <w:r>
         <w:rPr>
+          <w:rtl/>
+          <w:cs/>
           <w:lang w:val="ar_AE" w:bidi="ar_AE"/>
         </w:rPr>
         <w:t xml:space="preserve"> </w:t>
@@ -2106,6 +2580,8 @@
       <w:hyperlink r:id="rId80">
         <w:r>
           <w:rPr>
+            <w:rtl/>
+            <w:cs/>
             <w:lang w:val="ar_AE" w:bidi="ar_AE"/>
           </w:rPr>
           <w:rPr>
@@ -2117,6 +2593,8 @@
       </w:hyperlink>
       <w:r>
         <w:rPr>
+          <w:rtl/>
+          <w:cs/>
           <w:lang w:val="ar_AE" w:bidi="ar_AE"/>
         </w:rPr>
         <w:t xml:space="preserve"> </w:t>
@@ -2124,6 +2602,8 @@
       <w:hyperlink r:id="rId76">
         <w:r>
           <w:rPr>
+            <w:rtl/>
+            <w:cs/>
             <w:lang w:val="ar_AE" w:bidi="ar_AE"/>
           </w:rPr>
           <w:rPr>
@@ -2135,6 +2615,8 @@
       </w:hyperlink>
       <w:r>
         <w:rPr>
+          <w:rtl/>
+          <w:cs/>
           <w:lang w:val="ar_AE" w:bidi="ar_AE"/>
         </w:rPr>
         <w:t xml:space="preserve"> </w:t>
@@ -2142,6 +2624,8 @@
       <w:hyperlink r:id="rId81">
         <w:r>
           <w:rPr>
+            <w:rtl/>
+            <w:cs/>
             <w:lang w:val="ar_AE" w:bidi="ar_AE"/>
           </w:rPr>
           <w:rPr>
@@ -2153,6 +2637,8 @@
       </w:hyperlink>
       <w:r>
         <w:rPr>
+          <w:rtl/>
+          <w:cs/>
           <w:lang w:val="ar_AE" w:bidi="ar_AE"/>
         </w:rPr>
         <w:t xml:space="preserve"> </w:t>
@@ -2160,6 +2646,8 @@
       <w:hyperlink r:id="rId82">
         <w:r>
           <w:rPr>
+            <w:rtl/>
+            <w:cs/>
             <w:lang w:val="ar_AE" w:bidi="ar_AE"/>
           </w:rPr>
           <w:rPr>
@@ -2171,6 +2659,8 @@
       </w:hyperlink>
       <w:r>
         <w:rPr>
+          <w:rtl/>
+          <w:cs/>
           <w:lang w:val="ar_AE" w:bidi="ar_AE"/>
         </w:rPr>
         <w:t xml:space="preserve"> </w:t>
@@ -2178,6 +2668,8 @@
       <w:hyperlink r:id="rId83">
         <w:r>
           <w:rPr>
+            <w:rtl/>
+            <w:cs/>
             <w:lang w:val="ar_AE" w:bidi="ar_AE"/>
           </w:rPr>
           <w:rPr>
@@ -2189,11 +2681,15 @@
       </w:hyperlink>
       <w:r>
         <w:rPr>
-          <w:lang w:val="ar_AE" w:bidi="ar_AE"/>
-        </w:rPr>
-      </w:r>
-      <w:r>
-        <w:rPr>
+          <w:rtl/>
+          <w:cs/>
+          <w:lang w:val="ar_AE" w:bidi="ar_AE"/>
+        </w:rPr>
+      </w:r>
+      <w:r>
+        <w:rPr>
+          <w:rtl/>
+          <w:cs/>
           <w:lang w:val="ar_AE" w:bidi="ar_AE"/>
         </w:rPr>
       </w:r>
@@ -2204,6 +2700,8 @@
       </w:pPr>
       <w:r>
         <w:rPr>
+          <w:rtl/>
+          <w:cs/>
           <w:lang w:val="ar_AE" w:bidi="ar_AE"/>
         </w:rPr>
       </w:r>
@@ -2215,12 +2713,16 @@
       </w:pPr>
       <w:r>
         <w:rPr>
+          <w:rtl/>
+          <w:cs/>
           <w:lang w:val="ar_AE" w:bidi="ar_AE"/>
         </w:rPr>
         <w:t>صعود الرب يسوع</w:t>
       </w:r>
       <w:r>
         <w:rPr>
+          <w:rtl/>
+          <w:cs/>
           <w:lang w:val="ar_AE" w:bidi="ar_AE"/>
         </w:rPr>
       </w:r>
@@ -2231,11 +2733,15 @@
       </w:pPr>
       <w:r>
         <w:rPr>
-          <w:lang w:val="ar_AE" w:bidi="ar_AE"/>
-        </w:rPr>
-      </w:r>
-      <w:r>
-        <w:rPr>
+          <w:rtl/>
+          <w:cs/>
+          <w:lang w:val="ar_AE" w:bidi="ar_AE"/>
+        </w:rPr>
+      </w:r>
+      <w:r>
+        <w:rPr>
+          <w:rtl/>
+          <w:cs/>
           <w:lang w:val="ar_AE" w:bidi="ar_AE"/>
         </w:rPr>
         <w:t>عندما صعد الرب يسوع إلى السماء، منح رسله التعليمات النهائية والسلطة لتحقيق مهمتهم (</w:t>
@@ -2243,6 +2749,8 @@
       <w:hyperlink r:id="rId84">
         <w:r>
           <w:rPr>
+            <w:rtl/>
+            <w:cs/>
             <w:lang w:val="ar_AE" w:bidi="ar_AE"/>
           </w:rPr>
           <w:rPr>
@@ -2254,6 +2762,8 @@
       </w:hyperlink>
       <w:r>
         <w:rPr>
+          <w:rtl/>
+          <w:cs/>
           <w:lang w:val="ar_AE" w:bidi="ar_AE"/>
         </w:rPr>
         <w:t xml:space="preserve">; </w:t>
@@ -2261,6 +2771,8 @@
       <w:hyperlink r:id="rId85">
         <w:r>
           <w:rPr>
+            <w:rtl/>
+            <w:cs/>
             <w:lang w:val="ar_AE" w:bidi="ar_AE"/>
           </w:rPr>
           <w:rPr>
@@ -2272,6 +2784,8 @@
       </w:hyperlink>
       <w:r>
         <w:rPr>
+          <w:rtl/>
+          <w:cs/>
           <w:lang w:val="ar_AE" w:bidi="ar_AE"/>
         </w:rPr>
         <w:t>). كان هذا الحدث (الصعود) هو بداية عمل الروح القدس القوي من خلال الكنيسة (</w:t>
@@ -2279,6 +2793,8 @@
       <w:hyperlink r:id="rId86">
         <w:r>
           <w:rPr>
+            <w:rtl/>
+            <w:cs/>
             <w:lang w:val="ar_AE" w:bidi="ar_AE"/>
           </w:rPr>
           <w:rPr>
@@ -2290,6 +2806,8 @@
       </w:hyperlink>
       <w:r>
         <w:rPr>
+          <w:rtl/>
+          <w:cs/>
           <w:lang w:val="ar_AE" w:bidi="ar_AE"/>
         </w:rPr>
         <w:t>).</w:t>
@@ -2301,11 +2819,15 @@
       </w:pPr>
       <w:r>
         <w:rPr>
-          <w:lang w:val="ar_AE" w:bidi="ar_AE"/>
-        </w:rPr>
-      </w:r>
-      <w:r>
-        <w:rPr>
+          <w:rtl/>
+          <w:cs/>
+          <w:lang w:val="ar_AE" w:bidi="ar_AE"/>
+        </w:rPr>
+      </w:r>
+      <w:r>
+        <w:rPr>
+          <w:rtl/>
+          <w:cs/>
           <w:lang w:val="ar_AE" w:bidi="ar_AE"/>
         </w:rPr>
         <w:t>صعود الرب يسوع إلى السماء يبيّن أنه يمتلك الآن القوة والسلطة المطلقة بصفته إله كامل وإنسان كامل (</w:t>
@@ -2313,6 +2835,8 @@
       <w:hyperlink r:id="rId87">
         <w:r>
           <w:rPr>
+            <w:rtl/>
+            <w:cs/>
             <w:lang w:val="ar_AE" w:bidi="ar_AE"/>
           </w:rPr>
           <w:rPr>
@@ -2324,6 +2848,8 @@
       </w:hyperlink>
       <w:r>
         <w:rPr>
+          <w:rtl/>
+          <w:cs/>
           <w:lang w:val="ar_AE" w:bidi="ar_AE"/>
         </w:rPr>
         <w:t xml:space="preserve">؛ </w:t>
@@ -2331,6 +2857,8 @@
       <w:hyperlink r:id="rId88">
         <w:r>
           <w:rPr>
+            <w:rtl/>
+            <w:cs/>
             <w:lang w:val="ar_AE" w:bidi="ar_AE"/>
           </w:rPr>
           <w:rPr>
@@ -2342,6 +2870,8 @@
       </w:hyperlink>
       <w:r>
         <w:rPr>
+          <w:rtl/>
+          <w:cs/>
           <w:lang w:val="ar_AE" w:bidi="ar_AE"/>
         </w:rPr>
         <w:t>). تشير مقاطع أخرى أيضًا إلى ذهاب الرب يسوع إلى الآب (</w:t>
@@ -2349,6 +2879,8 @@
       <w:hyperlink r:id="rId89">
         <w:r>
           <w:rPr>
+            <w:rtl/>
+            <w:cs/>
             <w:lang w:val="ar_AE" w:bidi="ar_AE"/>
           </w:rPr>
           <w:rPr>
@@ -2360,6 +2892,8 @@
       </w:hyperlink>
       <w:r>
         <w:rPr>
+          <w:rtl/>
+          <w:cs/>
           <w:lang w:val="ar_AE" w:bidi="ar_AE"/>
         </w:rPr>
         <w:t xml:space="preserve">؛ </w:t>
@@ -2367,6 +2901,8 @@
       <w:hyperlink r:id="rId90">
         <w:r>
           <w:rPr>
+            <w:rtl/>
+            <w:cs/>
             <w:lang w:val="ar_AE" w:bidi="ar_AE"/>
           </w:rPr>
           <w:rPr>
@@ -2378,6 +2914,8 @@
       </w:hyperlink>
       <w:r>
         <w:rPr>
+          <w:rtl/>
+          <w:cs/>
           <w:lang w:val="ar_AE" w:bidi="ar_AE"/>
         </w:rPr>
         <w:t xml:space="preserve">؛ </w:t>
@@ -2385,6 +2923,8 @@
       <w:hyperlink r:id="rId91">
         <w:r>
           <w:rPr>
+            <w:rtl/>
+            <w:cs/>
             <w:lang w:val="ar_AE" w:bidi="ar_AE"/>
           </w:rPr>
           <w:rPr>
@@ -2396,6 +2936,8 @@
       </w:hyperlink>
       <w:r>
         <w:rPr>
+          <w:rtl/>
+          <w:cs/>
           <w:lang w:val="ar_AE" w:bidi="ar_AE"/>
         </w:rPr>
         <w:t xml:space="preserve">، </w:t>
@@ -2403,6 +2945,8 @@
       <w:hyperlink r:id="rId92">
         <w:r>
           <w:rPr>
+            <w:rtl/>
+            <w:cs/>
             <w:lang w:val="ar_AE" w:bidi="ar_AE"/>
           </w:rPr>
           <w:rPr>
@@ -2414,6 +2958,8 @@
       </w:hyperlink>
       <w:r>
         <w:rPr>
+          <w:rtl/>
+          <w:cs/>
           <w:lang w:val="ar_AE" w:bidi="ar_AE"/>
         </w:rPr>
         <w:t xml:space="preserve">؛ </w:t>
@@ -2421,6 +2967,8 @@
       <w:hyperlink r:id="rId93">
         <w:r>
           <w:rPr>
+            <w:rtl/>
+            <w:cs/>
             <w:lang w:val="ar_AE" w:bidi="ar_AE"/>
           </w:rPr>
           <w:rPr>
@@ -2432,6 +2980,8 @@
       </w:hyperlink>
       <w:r>
         <w:rPr>
+          <w:rtl/>
+          <w:cs/>
           <w:lang w:val="ar_AE" w:bidi="ar_AE"/>
         </w:rPr>
         <w:t xml:space="preserve">، </w:t>
@@ -2439,6 +2989,8 @@
       <w:hyperlink r:id="rId94">
         <w:r>
           <w:rPr>
+            <w:rtl/>
+            <w:cs/>
             <w:lang w:val="ar_AE" w:bidi="ar_AE"/>
           </w:rPr>
           <w:rPr>
@@ -2450,6 +3002,8 @@
       </w:hyperlink>
       <w:r>
         <w:rPr>
+          <w:rtl/>
+          <w:cs/>
           <w:lang w:val="ar_AE" w:bidi="ar_AE"/>
         </w:rPr>
         <w:t xml:space="preserve">، </w:t>
@@ -2457,6 +3011,8 @@
       <w:hyperlink r:id="rId95">
         <w:r>
           <w:rPr>
+            <w:rtl/>
+            <w:cs/>
             <w:lang w:val="ar_AE" w:bidi="ar_AE"/>
           </w:rPr>
           <w:rPr>
@@ -2468,6 +3024,8 @@
       </w:hyperlink>
       <w:r>
         <w:rPr>
+          <w:rtl/>
+          <w:cs/>
           <w:lang w:val="ar_AE" w:bidi="ar_AE"/>
         </w:rPr>
         <w:t xml:space="preserve">؛ </w:t>
@@ -2475,6 +3033,8 @@
       <w:hyperlink r:id="rId96">
         <w:r>
           <w:rPr>
+            <w:rtl/>
+            <w:cs/>
             <w:lang w:val="ar_AE" w:bidi="ar_AE"/>
           </w:rPr>
           <w:rPr>
@@ -2486,6 +3046,8 @@
       </w:hyperlink>
       <w:r>
         <w:rPr>
+          <w:rtl/>
+          <w:cs/>
           <w:lang w:val="ar_AE" w:bidi="ar_AE"/>
         </w:rPr>
         <w:t xml:space="preserve">؛ </w:t>
@@ -2493,6 +3055,8 @@
       <w:hyperlink r:id="rId97">
         <w:r>
           <w:rPr>
+            <w:rtl/>
+            <w:cs/>
             <w:lang w:val="ar_AE" w:bidi="ar_AE"/>
           </w:rPr>
           <w:rPr>
@@ -2504,18 +3068,24 @@
       </w:hyperlink>
       <w:r>
         <w:rPr>
+          <w:rtl/>
+          <w:cs/>
           <w:lang w:val="ar_AE" w:bidi="ar_AE"/>
         </w:rPr>
         <w:t>). حدث هذا خلال الظهور الأخير للرب يسوع بالجسد. بعد ذلك، يبقى في السماء "</w:t>
       </w:r>
       <w:r>
         <w:rPr>
+          <w:rtl/>
+          <w:cs/>
           <w:lang w:val="ar_AE" w:bidi="ar_AE"/>
         </w:rPr>
         <w:t>إِلَى أَزْمِنَةِ رَدِّ كُلِّ شَيْءٍ</w:t>
       </w:r>
       <w:r>
         <w:rPr>
+          <w:rtl/>
+          <w:cs/>
           <w:lang w:val="ar_AE" w:bidi="ar_AE"/>
         </w:rPr>
         <w:t>" (</w:t>
@@ -2523,6 +3093,8 @@
       <w:hyperlink r:id="rId98">
         <w:r>
           <w:rPr>
+            <w:rtl/>
+            <w:cs/>
             <w:lang w:val="ar_AE" w:bidi="ar_AE"/>
           </w:rPr>
           <w:rPr>
@@ -2534,6 +3106,8 @@
       </w:hyperlink>
       <w:r>
         <w:rPr>
+          <w:rtl/>
+          <w:cs/>
           <w:lang w:val="ar_AE" w:bidi="ar_AE"/>
         </w:rPr>
         <w:t>).</w:t>
@@ -2545,11 +3119,15 @@
       </w:pPr>
       <w:r>
         <w:rPr>
-          <w:lang w:val="ar_AE" w:bidi="ar_AE"/>
-        </w:rPr>
-      </w:r>
-      <w:r>
-        <w:rPr>
+          <w:rtl/>
+          <w:cs/>
+          <w:lang w:val="ar_AE" w:bidi="ar_AE"/>
+        </w:rPr>
+      </w:r>
+      <w:r>
+        <w:rPr>
+          <w:rtl/>
+          <w:cs/>
           <w:lang w:val="ar_AE" w:bidi="ar_AE"/>
         </w:rPr>
         <w:t>ذكّر الصعود المسيحيين بوعد الرب يسوع بالعودة (</w:t>
@@ -2557,6 +3135,8 @@
       <w:hyperlink r:id="rId99">
         <w:r>
           <w:rPr>
+            <w:rtl/>
+            <w:cs/>
             <w:lang w:val="ar_AE" w:bidi="ar_AE"/>
           </w:rPr>
           <w:rPr>
@@ -2568,6 +3148,8 @@
       </w:hyperlink>
       <w:r>
         <w:rPr>
+          <w:rtl/>
+          <w:cs/>
           <w:lang w:val="ar_AE" w:bidi="ar_AE"/>
         </w:rPr>
         <w:t xml:space="preserve">; انظر </w:t>
@@ -2575,6 +3157,8 @@
       <w:hyperlink r:id="rId100">
         <w:r>
           <w:rPr>
+            <w:rtl/>
+            <w:cs/>
             <w:lang w:val="ar_AE" w:bidi="ar_AE"/>
           </w:rPr>
           <w:rPr>
@@ -2586,6 +3170,8 @@
       </w:hyperlink>
       <w:r>
         <w:rPr>
+          <w:rtl/>
+          <w:cs/>
           <w:lang w:val="ar_AE" w:bidi="ar_AE"/>
         </w:rPr>
         <w:t xml:space="preserve">; </w:t>
@@ -2593,6 +3179,8 @@
       <w:hyperlink r:id="rId101">
         <w:r>
           <w:rPr>
+            <w:rtl/>
+            <w:cs/>
             <w:lang w:val="ar_AE" w:bidi="ar_AE"/>
           </w:rPr>
           <w:rPr>
@@ -2604,6 +3192,8 @@
       </w:hyperlink>
       <w:r>
         <w:rPr>
+          <w:rtl/>
+          <w:cs/>
           <w:lang w:val="ar_AE" w:bidi="ar_AE"/>
         </w:rPr>
         <w:t xml:space="preserve">; </w:t>
@@ -2611,6 +3201,8 @@
       <w:hyperlink r:id="rId102">
         <w:r>
           <w:rPr>
+            <w:rtl/>
+            <w:cs/>
             <w:lang w:val="ar_AE" w:bidi="ar_AE"/>
           </w:rPr>
           <w:rPr>
@@ -2622,6 +3214,8 @@
       </w:hyperlink>
       <w:r>
         <w:rPr>
+          <w:rtl/>
+          <w:cs/>
           <w:lang w:val="ar_AE" w:bidi="ar_AE"/>
         </w:rPr>
         <w:t>). وعاد الحاضرون في حدث الصعود إلى أورشليم بفرح وحماس، يسبحون الرب يسوع ويعبدونه (</w:t>
@@ -2629,6 +3223,8 @@
       <w:hyperlink r:id="rId103">
         <w:r>
           <w:rPr>
+            <w:rtl/>
+            <w:cs/>
             <w:lang w:val="ar_AE" w:bidi="ar_AE"/>
           </w:rPr>
           <w:rPr>
@@ -2640,6 +3236,8 @@
       </w:hyperlink>
       <w:r>
         <w:rPr>
+          <w:rtl/>
+          <w:cs/>
           <w:lang w:val="ar_AE" w:bidi="ar_AE"/>
         </w:rPr>
         <w:t>). كانوا واثقين بأن الرب يسوع سيعود مرة أخرى، بشكل جسدي وشخصي (</w:t>
@@ -2647,6 +3245,8 @@
       <w:hyperlink r:id="rId104">
         <w:r>
           <w:rPr>
+            <w:rtl/>
+            <w:cs/>
             <w:lang w:val="ar_AE" w:bidi="ar_AE"/>
           </w:rPr>
           <w:rPr>
@@ -2658,6 +3258,8 @@
       </w:hyperlink>
       <w:r>
         <w:rPr>
+          <w:rtl/>
+          <w:cs/>
           <w:lang w:val="ar_AE" w:bidi="ar_AE"/>
         </w:rPr>
         <w:t xml:space="preserve">; </w:t>
@@ -2665,6 +3267,8 @@
       <w:hyperlink r:id="rId105">
         <w:r>
           <w:rPr>
+            <w:rtl/>
+            <w:cs/>
             <w:lang w:val="ar_AE" w:bidi="ar_AE"/>
           </w:rPr>
           <w:rPr>
@@ -2676,6 +3280,8 @@
       </w:hyperlink>
       <w:r>
         <w:rPr>
+          <w:rtl/>
+          <w:cs/>
           <w:lang w:val="ar_AE" w:bidi="ar_AE"/>
         </w:rPr>
         <w:t xml:space="preserve">; </w:t>
@@ -2683,6 +3289,8 @@
       <w:hyperlink r:id="rId106">
         <w:r>
           <w:rPr>
+            <w:rtl/>
+            <w:cs/>
             <w:lang w:val="ar_AE" w:bidi="ar_AE"/>
           </w:rPr>
           <w:rPr>
@@ -2694,6 +3302,8 @@
       </w:hyperlink>
       <w:r>
         <w:rPr>
+          <w:rtl/>
+          <w:cs/>
           <w:lang w:val="ar_AE" w:bidi="ar_AE"/>
         </w:rPr>
         <w:t>).</w:t>
@@ -2705,11 +3315,15 @@
       </w:pPr>
       <w:r>
         <w:rPr>
-          <w:lang w:val="ar_AE" w:bidi="ar_AE"/>
-        </w:rPr>
-      </w:r>
-      <w:r>
-        <w:rPr>
+          <w:rtl/>
+          <w:cs/>
+          <w:lang w:val="ar_AE" w:bidi="ar_AE"/>
+        </w:rPr>
+      </w:r>
+      <w:r>
+        <w:rPr>
+          <w:rtl/>
+          <w:cs/>
           <w:lang w:val="ar_AE" w:bidi="ar_AE"/>
         </w:rPr>
         <w:t>صعود الرب يسوع يُنبيء بدخول المسيحي إلى حضرة الله في المستقبل. لقد سبقنا الرب يسوع "ليُعد مكانًا (</w:t>
@@ -2717,6 +3331,8 @@
       <w:hyperlink r:id="rId107">
         <w:r>
           <w:rPr>
+            <w:rtl/>
+            <w:cs/>
             <w:lang w:val="ar_AE" w:bidi="ar_AE"/>
           </w:rPr>
           <w:rPr>
@@ -2728,6 +3344,8 @@
       </w:hyperlink>
       <w:r>
         <w:rPr>
+          <w:rtl/>
+          <w:cs/>
           <w:lang w:val="ar_AE" w:bidi="ar_AE"/>
         </w:rPr>
         <w:t xml:space="preserve">; </w:t>
@@ -2735,6 +3353,8 @@
       <w:hyperlink r:id="rId108">
         <w:r>
           <w:rPr>
+            <w:rtl/>
+            <w:cs/>
             <w:lang w:val="ar_AE" w:bidi="ar_AE"/>
           </w:rPr>
           <w:rPr>
@@ -2746,6 +3366,8 @@
       </w:hyperlink>
       <w:r>
         <w:rPr>
+          <w:rtl/>
+          <w:cs/>
           <w:lang w:val="ar_AE" w:bidi="ar_AE"/>
         </w:rPr>
         <w:t xml:space="preserve">; </w:t>
@@ -2753,6 +3375,8 @@
       <w:hyperlink r:id="rId109">
         <w:r>
           <w:rPr>
+            <w:rtl/>
+            <w:cs/>
             <w:lang w:val="ar_AE" w:bidi="ar_AE"/>
           </w:rPr>
           <w:rPr>
@@ -2764,6 +3388,8 @@
       </w:hyperlink>
       <w:r>
         <w:rPr>
+          <w:rtl/>
+          <w:cs/>
           <w:lang w:val="ar_AE" w:bidi="ar_AE"/>
         </w:rPr>
         <w:t xml:space="preserve">; </w:t>
@@ -2771,6 +3397,8 @@
       <w:hyperlink r:id="rId110">
         <w:r>
           <w:rPr>
+            <w:rtl/>
+            <w:cs/>
             <w:lang w:val="ar_AE" w:bidi="ar_AE"/>
           </w:rPr>
           <w:rPr>
@@ -2782,6 +3410,8 @@
       </w:hyperlink>
       <w:r>
         <w:rPr>
+          <w:rtl/>
+          <w:cs/>
           <w:lang w:val="ar_AE" w:bidi="ar_AE"/>
         </w:rPr>
         <w:t>).</w:t>
@@ -2793,12 +3423,16 @@
       </w:pPr>
       <w:r>
         <w:rPr>
+          <w:rtl/>
+          <w:cs/>
           <w:lang w:val="ar_AE" w:bidi="ar_AE"/>
         </w:rPr>
       </w:r>
       <w:r>
         <w:rPr>
           <w:u w:val="single"/>
+          <w:rtl/>
+          <w:cs/>
           <w:lang w:val="ar_AE" w:bidi="ar_AE"/>
         </w:rPr>
         <w:t>مقاطع كتابية لدراسة أعمق</w:t>
@@ -2810,12 +3444,16 @@
       </w:pPr>
       <w:r>
         <w:rPr>
+          <w:rtl/>
+          <w:cs/>
           <w:lang w:val="ar_AE" w:bidi="ar_AE"/>
         </w:rPr>
       </w:r>
       <w:hyperlink r:id="rId100">
         <w:r>
           <w:rPr>
+            <w:rtl/>
+            <w:cs/>
             <w:lang w:val="ar_AE" w:bidi="ar_AE"/>
           </w:rPr>
           <w:rPr>
@@ -2827,6 +3465,8 @@
       </w:hyperlink>
       <w:r>
         <w:rPr>
+          <w:rtl/>
+          <w:cs/>
           <w:lang w:val="ar_AE" w:bidi="ar_AE"/>
         </w:rPr>
         <w:t xml:space="preserve">; </w:t>
@@ -2834,6 +3474,8 @@
       <w:hyperlink r:id="rId101">
         <w:r>
           <w:rPr>
+            <w:rtl/>
+            <w:cs/>
             <w:lang w:val="ar_AE" w:bidi="ar_AE"/>
           </w:rPr>
           <w:rPr>
@@ -2845,6 +3487,8 @@
       </w:hyperlink>
       <w:r>
         <w:rPr>
+          <w:rtl/>
+          <w:cs/>
           <w:lang w:val="ar_AE" w:bidi="ar_AE"/>
         </w:rPr>
         <w:t xml:space="preserve">; </w:t>
@@ -2852,6 +3496,8 @@
       <w:hyperlink r:id="rId85">
         <w:r>
           <w:rPr>
+            <w:rtl/>
+            <w:cs/>
             <w:lang w:val="ar_AE" w:bidi="ar_AE"/>
           </w:rPr>
           <w:rPr>
@@ -2863,6 +3509,8 @@
       </w:hyperlink>
       <w:r>
         <w:rPr>
+          <w:rtl/>
+          <w:cs/>
           <w:lang w:val="ar_AE" w:bidi="ar_AE"/>
         </w:rPr>
         <w:t xml:space="preserve">; </w:t>
@@ -2870,6 +3518,8 @@
       <w:hyperlink r:id="rId89">
         <w:r>
           <w:rPr>
+            <w:rtl/>
+            <w:cs/>
             <w:lang w:val="ar_AE" w:bidi="ar_AE"/>
           </w:rPr>
           <w:rPr>
@@ -2881,6 +3531,8 @@
       </w:hyperlink>
       <w:r>
         <w:rPr>
+          <w:rtl/>
+          <w:cs/>
           <w:lang w:val="ar_AE" w:bidi="ar_AE"/>
         </w:rPr>
         <w:t xml:space="preserve">; </w:t>
@@ -2888,6 +3540,8 @@
       <w:hyperlink r:id="rId90">
         <w:r>
           <w:rPr>
+            <w:rtl/>
+            <w:cs/>
             <w:lang w:val="ar_AE" w:bidi="ar_AE"/>
           </w:rPr>
           <w:rPr>
@@ -2899,6 +3553,8 @@
       </w:hyperlink>
       <w:r>
         <w:rPr>
+          <w:rtl/>
+          <w:cs/>
           <w:lang w:val="ar_AE" w:bidi="ar_AE"/>
         </w:rPr>
         <w:t xml:space="preserve">; </w:t>
@@ -2906,6 +3562,8 @@
       <w:hyperlink r:id="rId111">
         <w:r>
           <w:rPr>
+            <w:rtl/>
+            <w:cs/>
             <w:lang w:val="ar_AE" w:bidi="ar_AE"/>
           </w:rPr>
           <w:rPr>
@@ -2917,6 +3575,8 @@
       </w:hyperlink>
       <w:r>
         <w:rPr>
+          <w:rtl/>
+          <w:cs/>
           <w:lang w:val="ar_AE" w:bidi="ar_AE"/>
         </w:rPr>
         <w:t xml:space="preserve">, </w:t>
@@ -2924,6 +3584,8 @@
       <w:hyperlink r:id="rId112">
         <w:r>
           <w:rPr>
+            <w:rtl/>
+            <w:cs/>
             <w:lang w:val="ar_AE" w:bidi="ar_AE"/>
           </w:rPr>
           <w:rPr>
@@ -2935,6 +3597,8 @@
       </w:hyperlink>
       <w:r>
         <w:rPr>
+          <w:rtl/>
+          <w:cs/>
           <w:lang w:val="ar_AE" w:bidi="ar_AE"/>
         </w:rPr>
         <w:t xml:space="preserve">; </w:t>
@@ -2942,6 +3606,8 @@
       <w:hyperlink r:id="rId113">
         <w:r>
           <w:rPr>
+            <w:rtl/>
+            <w:cs/>
             <w:lang w:val="ar_AE" w:bidi="ar_AE"/>
           </w:rPr>
           <w:rPr>
@@ -2953,6 +3619,8 @@
       </w:hyperlink>
       <w:r>
         <w:rPr>
+          <w:rtl/>
+          <w:cs/>
           <w:lang w:val="ar_AE" w:bidi="ar_AE"/>
         </w:rPr>
         <w:t xml:space="preserve">, </w:t>
@@ -2960,6 +3628,8 @@
       <w:hyperlink r:id="rId94">
         <w:r>
           <w:rPr>
+            <w:rtl/>
+            <w:cs/>
             <w:lang w:val="ar_AE" w:bidi="ar_AE"/>
           </w:rPr>
           <w:rPr>
@@ -2971,6 +3641,8 @@
       </w:hyperlink>
       <w:r>
         <w:rPr>
+          <w:rtl/>
+          <w:cs/>
           <w:lang w:val="ar_AE" w:bidi="ar_AE"/>
         </w:rPr>
         <w:t xml:space="preserve">, </w:t>
@@ -2978,6 +3650,8 @@
       <w:hyperlink r:id="rId95">
         <w:r>
           <w:rPr>
+            <w:rtl/>
+            <w:cs/>
             <w:lang w:val="ar_AE" w:bidi="ar_AE"/>
           </w:rPr>
           <w:rPr>
@@ -2989,6 +3663,8 @@
       </w:hyperlink>
       <w:r>
         <w:rPr>
+          <w:rtl/>
+          <w:cs/>
           <w:lang w:val="ar_AE" w:bidi="ar_AE"/>
         </w:rPr>
         <w:t xml:space="preserve">; </w:t>
@@ -2996,6 +3672,8 @@
       <w:hyperlink r:id="rId96">
         <w:r>
           <w:rPr>
+            <w:rtl/>
+            <w:cs/>
             <w:lang w:val="ar_AE" w:bidi="ar_AE"/>
           </w:rPr>
           <w:rPr>
@@ -3007,6 +3685,8 @@
       </w:hyperlink>
       <w:r>
         <w:rPr>
+          <w:rtl/>
+          <w:cs/>
           <w:lang w:val="ar_AE" w:bidi="ar_AE"/>
         </w:rPr>
         <w:t xml:space="preserve">; </w:t>
@@ -3014,6 +3694,8 @@
       <w:hyperlink r:id="rId84">
         <w:r>
           <w:rPr>
+            <w:rtl/>
+            <w:cs/>
             <w:lang w:val="ar_AE" w:bidi="ar_AE"/>
           </w:rPr>
           <w:rPr>
@@ -3025,6 +3707,8 @@
       </w:hyperlink>
       <w:r>
         <w:rPr>
+          <w:rtl/>
+          <w:cs/>
           <w:lang w:val="ar_AE" w:bidi="ar_AE"/>
         </w:rPr>
         <w:t xml:space="preserve">; </w:t>
@@ -3032,6 +3716,8 @@
       <w:hyperlink r:id="rId114">
         <w:r>
           <w:rPr>
+            <w:rtl/>
+            <w:cs/>
             <w:lang w:val="ar_AE" w:bidi="ar_AE"/>
           </w:rPr>
           <w:rPr>
@@ -3043,6 +3729,8 @@
       </w:hyperlink>
       <w:r>
         <w:rPr>
+          <w:rtl/>
+          <w:cs/>
           <w:lang w:val="ar_AE" w:bidi="ar_AE"/>
         </w:rPr>
         <w:t xml:space="preserve">; </w:t>
@@ -3050,6 +3738,8 @@
       <w:hyperlink r:id="rId115">
         <w:r>
           <w:rPr>
+            <w:rtl/>
+            <w:cs/>
             <w:lang w:val="ar_AE" w:bidi="ar_AE"/>
           </w:rPr>
           <w:rPr>
@@ -3061,6 +3751,8 @@
       </w:hyperlink>
       <w:r>
         <w:rPr>
+          <w:rtl/>
+          <w:cs/>
           <w:lang w:val="ar_AE" w:bidi="ar_AE"/>
         </w:rPr>
         <w:t xml:space="preserve">; </w:t>
@@ -3068,6 +3760,8 @@
       <w:hyperlink r:id="rId108">
         <w:r>
           <w:rPr>
+            <w:rtl/>
+            <w:cs/>
             <w:lang w:val="ar_AE" w:bidi="ar_AE"/>
           </w:rPr>
           <w:rPr>
@@ -3079,6 +3773,8 @@
       </w:hyperlink>
       <w:r>
         <w:rPr>
+          <w:rtl/>
+          <w:cs/>
           <w:lang w:val="ar_AE" w:bidi="ar_AE"/>
         </w:rPr>
         <w:t xml:space="preserve">; </w:t>
@@ -3086,6 +3782,8 @@
       <w:hyperlink r:id="rId87">
         <w:r>
           <w:rPr>
+            <w:rtl/>
+            <w:cs/>
             <w:lang w:val="ar_AE" w:bidi="ar_AE"/>
           </w:rPr>
           <w:rPr>
@@ -3097,6 +3795,8 @@
       </w:hyperlink>
       <w:r>
         <w:rPr>
+          <w:rtl/>
+          <w:cs/>
           <w:lang w:val="ar_AE" w:bidi="ar_AE"/>
         </w:rPr>
         <w:t xml:space="preserve">; </w:t>
@@ -3104,6 +3804,8 @@
       <w:hyperlink r:id="rId97">
         <w:r>
           <w:rPr>
+            <w:rtl/>
+            <w:cs/>
             <w:lang w:val="ar_AE" w:bidi="ar_AE"/>
           </w:rPr>
           <w:rPr>
@@ -3115,6 +3817,8 @@
       </w:hyperlink>
       <w:r>
         <w:rPr>
+          <w:rtl/>
+          <w:cs/>
           <w:lang w:val="ar_AE" w:bidi="ar_AE"/>
         </w:rPr>
         <w:t xml:space="preserve">; </w:t>
@@ -3122,6 +3826,8 @@
       <w:hyperlink r:id="rId88">
         <w:r>
           <w:rPr>
+            <w:rtl/>
+            <w:cs/>
             <w:lang w:val="ar_AE" w:bidi="ar_AE"/>
           </w:rPr>
           <w:rPr>
@@ -3133,6 +3839,8 @@
       </w:hyperlink>
       <w:r>
         <w:rPr>
+          <w:rtl/>
+          <w:cs/>
           <w:lang w:val="ar_AE" w:bidi="ar_AE"/>
         </w:rPr>
         <w:t xml:space="preserve">; </w:t>
@@ -3140,6 +3848,8 @@
       <w:hyperlink r:id="rId110">
         <w:r>
           <w:rPr>
+            <w:rtl/>
+            <w:cs/>
             <w:lang w:val="ar_AE" w:bidi="ar_AE"/>
           </w:rPr>
           <w:rPr>
@@ -3151,11 +3861,15 @@
       </w:hyperlink>
       <w:r>
         <w:rPr>
-          <w:lang w:val="ar_AE" w:bidi="ar_AE"/>
-        </w:rPr>
-      </w:r>
-      <w:r>
-        <w:rPr>
+          <w:rtl/>
+          <w:cs/>
+          <w:lang w:val="ar_AE" w:bidi="ar_AE"/>
+        </w:rPr>
+      </w:r>
+      <w:r>
+        <w:rPr>
+          <w:rtl/>
+          <w:cs/>
           <w:lang w:val="ar_AE" w:bidi="ar_AE"/>
         </w:rPr>
       </w:r>
@@ -3166,6 +3880,8 @@
       </w:pPr>
       <w:r>
         <w:rPr>
+          <w:rtl/>
+          <w:cs/>
           <w:lang w:val="ar_AE" w:bidi="ar_AE"/>
         </w:rPr>
       </w:r>
@@ -3177,12 +3893,16 @@
       </w:pPr>
       <w:r>
         <w:rPr>
+          <w:rtl/>
+          <w:cs/>
           <w:lang w:val="ar_AE" w:bidi="ar_AE"/>
         </w:rPr>
         <w:t>صلوات النقمة</w:t>
       </w:r>
       <w:r>
         <w:rPr>
+          <w:rtl/>
+          <w:cs/>
           <w:lang w:val="ar_AE" w:bidi="ar_AE"/>
         </w:rPr>
       </w:r>
@@ -3193,11 +3913,15 @@
       </w:pPr>
       <w:r>
         <w:rPr>
-          <w:lang w:val="ar_AE" w:bidi="ar_AE"/>
-        </w:rPr>
-      </w:r>
-      <w:r>
-        <w:rPr>
+          <w:rtl/>
+          <w:cs/>
+          <w:lang w:val="ar_AE" w:bidi="ar_AE"/>
+        </w:rPr>
+      </w:r>
+      <w:r>
+        <w:rPr>
+          <w:rtl/>
+          <w:cs/>
           <w:lang w:val="ar_AE" w:bidi="ar_AE"/>
         </w:rPr>
         <w:t>الانتقام هو العقاب الذي يُنفذ باعتباره رد فعل على ظلم أو خطأ تعرض له المنتقم. إنه فعل إلحاق الأذى بشخص ما كرد على الأذى الذي تسبب فيه. كُتّاب المزامير (المعروفون بناظمي المزامير) كانوا يسألون أحيانًا من الله أن ينزل العقاب بأعداءهم. كان من الشائع لديهم أن يصلوا من أجل هلاك مدمر لأعدائهم باعتباره دليلًا على عدالة الله. كيف لهذا النوع من الصلاة أن يكون مقبولًا؟</w:t>
@@ -3209,11 +3933,15 @@
       </w:pPr>
       <w:r>
         <w:rPr>
-          <w:lang w:val="ar_AE" w:bidi="ar_AE"/>
-        </w:rPr>
-      </w:r>
-      <w:r>
-        <w:rPr>
+          <w:rtl/>
+          <w:cs/>
+          <w:lang w:val="ar_AE" w:bidi="ar_AE"/>
+        </w:rPr>
+      </w:r>
+      <w:r>
+        <w:rPr>
+          <w:rtl/>
+          <w:cs/>
           <w:lang w:val="ar_AE" w:bidi="ar_AE"/>
         </w:rPr>
         <w:t xml:space="preserve">هذه الصلوات لهلاك الأشرار إنما هي نابعة من الرغبة في العدالة والثقة بالله. </w:t>
@@ -3221,6 +3949,8 @@
       <w:hyperlink r:id="rId116">
         <w:r>
           <w:rPr>
+            <w:rtl/>
+            <w:cs/>
             <w:lang w:val="ar_AE" w:bidi="ar_AE"/>
           </w:rPr>
           <w:rPr>
@@ -3232,6 +3962,8 @@
       </w:hyperlink>
       <w:r>
         <w:rPr>
+          <w:rtl/>
+          <w:cs/>
           <w:lang w:val="ar_AE" w:bidi="ar_AE"/>
         </w:rPr>
         <w:t>يوضح العدالة الإلهية. الله يحمي الأبرار ويهلك الأشرار. الأشرار فاسدون ومتمسكون بالشر. ويعارضون الله وما يفعله. يعارضون الأخلاق والمجتمع وملكوت الله.</w:t>
@@ -3243,11 +3975,15 @@
       </w:pPr>
       <w:r>
         <w:rPr>
-          <w:lang w:val="ar_AE" w:bidi="ar_AE"/>
-        </w:rPr>
-      </w:r>
-      <w:r>
-        <w:rPr>
+          <w:rtl/>
+          <w:cs/>
+          <w:lang w:val="ar_AE" w:bidi="ar_AE"/>
+        </w:rPr>
+      </w:r>
+      <w:r>
+        <w:rPr>
+          <w:rtl/>
+          <w:cs/>
           <w:lang w:val="ar_AE" w:bidi="ar_AE"/>
         </w:rPr>
         <w:t>أكد كاتبو المزامير أن الشر لا يتفق مع طبيعة الله. وإزالة الشر ضرورة لازدهار مملكته. ومع ذلك، لم يطالب شعراء إسرائيل بأن تأتي دينونة الله على الذين لا يحبونهم. بل اتبع مرنمي المزامير معايير عدالة الله وبرّه التي ينتظر الله أن يلتزم بها جميع البشر.</w:t>
@@ -3259,11 +3995,15 @@
       </w:pPr>
       <w:r>
         <w:rPr>
-          <w:lang w:val="ar_AE" w:bidi="ar_AE"/>
-        </w:rPr>
-      </w:r>
-      <w:r>
-        <w:rPr>
+          <w:rtl/>
+          <w:cs/>
+          <w:lang w:val="ar_AE" w:bidi="ar_AE"/>
+        </w:rPr>
+      </w:r>
+      <w:r>
+        <w:rPr>
+          <w:rtl/>
+          <w:cs/>
           <w:lang w:val="ar_AE" w:bidi="ar_AE"/>
         </w:rPr>
         <w:t>كان كُتّاب المزامير يدركون تمامًا معنى الحزن والألم. لقد عانوا من الاضطهاد على أيدي المستهزئين والقادة والملوك سواء أكان في داخل إسرائيل أو خارجها. فكانت صلواتهم مليئة بالإيمان، وزاخرة الرجاء. وكانوا يتساءلون إلى متى سيسمح الله لهم باجتياز الألم والمعاناة. لكنهم على الجانب الآخر كانوا يأكدون أن الرب وحده قادر على إنقاذهم من الشر.</w:t>
@@ -3275,11 +4015,15 @@
       </w:pPr>
       <w:r>
         <w:rPr>
-          <w:lang w:val="ar_AE" w:bidi="ar_AE"/>
-        </w:rPr>
-      </w:r>
-      <w:r>
-        <w:rPr>
+          <w:rtl/>
+          <w:cs/>
+          <w:lang w:val="ar_AE" w:bidi="ar_AE"/>
+        </w:rPr>
+      </w:r>
+      <w:r>
+        <w:rPr>
+          <w:rtl/>
+          <w:cs/>
           <w:lang w:val="ar_AE" w:bidi="ar_AE"/>
         </w:rPr>
         <w:t>كانوا يتوقون إلى خلاص الله. طلبوا من الله أن يجعل الأشرار يعانون كما عانوا هم أيضًا، متبعين مبدأ الانتقام (</w:t>
@@ -3287,6 +4031,8 @@
       <w:hyperlink r:id="rId117">
         <w:r>
           <w:rPr>
+            <w:rtl/>
+            <w:cs/>
             <w:lang w:val="ar_AE" w:bidi="ar_AE"/>
           </w:rPr>
           <w:rPr>
@@ -3298,6 +4044,8 @@
       </w:hyperlink>
       <w:r>
         <w:rPr>
+          <w:rtl/>
+          <w:cs/>
           <w:lang w:val="ar_AE" w:bidi="ar_AE"/>
         </w:rPr>
         <w:t xml:space="preserve"> </w:t>
@@ -3305,6 +4053,8 @@
       <w:hyperlink r:id="rId118">
         <w:r>
           <w:rPr>
+            <w:rtl/>
+            <w:cs/>
             <w:lang w:val="ar_AE" w:bidi="ar_AE"/>
           </w:rPr>
           <w:rPr>
@@ -3316,6 +4066,8 @@
       </w:hyperlink>
       <w:r>
         <w:rPr>
+          <w:rtl/>
+          <w:cs/>
           <w:lang w:val="ar_AE" w:bidi="ar_AE"/>
         </w:rPr>
         <w:t xml:space="preserve"> </w:t>
@@ -3323,6 +4075,8 @@
       <w:hyperlink r:id="rId119">
         <w:r>
           <w:rPr>
+            <w:rtl/>
+            <w:cs/>
             <w:lang w:val="ar_AE" w:bidi="ar_AE"/>
           </w:rPr>
           <w:rPr>
@@ -3334,6 +4088,8 @@
       </w:hyperlink>
       <w:r>
         <w:rPr>
+          <w:rtl/>
+          <w:cs/>
           <w:lang w:val="ar_AE" w:bidi="ar_AE"/>
         </w:rPr>
         <w:t xml:space="preserve"> </w:t>
@@ -3341,6 +4097,8 @@
       <w:hyperlink r:id="rId120">
         <w:r>
           <w:rPr>
+            <w:rtl/>
+            <w:cs/>
             <w:lang w:val="ar_AE" w:bidi="ar_AE"/>
           </w:rPr>
           <w:rPr>
@@ -3352,6 +4110,8 @@
       </w:hyperlink>
       <w:r>
         <w:rPr>
+          <w:rtl/>
+          <w:cs/>
           <w:lang w:val="ar_AE" w:bidi="ar_AE"/>
         </w:rPr>
         <w:t xml:space="preserve"> </w:t>
@@ -3359,6 +4119,8 @@
       <w:hyperlink r:id="rId121">
         <w:r>
           <w:rPr>
+            <w:rtl/>
+            <w:cs/>
             <w:lang w:val="ar_AE" w:bidi="ar_AE"/>
           </w:rPr>
           <w:rPr>
@@ -3370,6 +4132,8 @@
       </w:hyperlink>
       <w:r>
         <w:rPr>
+          <w:rtl/>
+          <w:cs/>
           <w:lang w:val="ar_AE" w:bidi="ar_AE"/>
         </w:rPr>
         <w:t xml:space="preserve"> </w:t>
@@ -3377,6 +4141,8 @@
       <w:hyperlink r:id="rId122">
         <w:r>
           <w:rPr>
+            <w:rtl/>
+            <w:cs/>
             <w:lang w:val="ar_AE" w:bidi="ar_AE"/>
           </w:rPr>
           <w:rPr>
@@ -3388,6 +4154,8 @@
       </w:hyperlink>
       <w:r>
         <w:rPr>
+          <w:rtl/>
+          <w:cs/>
           <w:lang w:val="ar_AE" w:bidi="ar_AE"/>
         </w:rPr>
         <w:t xml:space="preserve"> </w:t>
@@ -3395,6 +4163,8 @@
       <w:hyperlink r:id="rId123">
         <w:r>
           <w:rPr>
+            <w:rtl/>
+            <w:cs/>
             <w:lang w:val="ar_AE" w:bidi="ar_AE"/>
           </w:rPr>
           <w:rPr>
@@ -3406,6 +4176,8 @@
       </w:hyperlink>
       <w:r>
         <w:rPr>
+          <w:rtl/>
+          <w:cs/>
           <w:lang w:val="ar_AE" w:bidi="ar_AE"/>
         </w:rPr>
         <w:t xml:space="preserve"> </w:t>
@@ -3413,6 +4185,8 @@
       <w:hyperlink r:id="rId124">
         <w:r>
           <w:rPr>
+            <w:rtl/>
+            <w:cs/>
             <w:lang w:val="ar_AE" w:bidi="ar_AE"/>
           </w:rPr>
           <w:rPr>
@@ -3424,6 +4198,8 @@
       </w:hyperlink>
       <w:r>
         <w:rPr>
+          <w:rtl/>
+          <w:cs/>
           <w:lang w:val="ar_AE" w:bidi="ar_AE"/>
         </w:rPr>
         <w:t xml:space="preserve"> </w:t>
@@ -3431,6 +4207,8 @@
       <w:hyperlink r:id="rId125">
         <w:r>
           <w:rPr>
+            <w:rtl/>
+            <w:cs/>
             <w:lang w:val="ar_AE" w:bidi="ar_AE"/>
           </w:rPr>
           <w:rPr>
@@ -3442,6 +4220,8 @@
       </w:hyperlink>
       <w:r>
         <w:rPr>
+          <w:rtl/>
+          <w:cs/>
           <w:lang w:val="ar_AE" w:bidi="ar_AE"/>
         </w:rPr>
         <w:t>). وبهذه الصلوات المرفوعة من أجل العدالة والخلاص، يجد المؤمنين السلام في أثناء انتظارهم لخلاص الله.</w:t>
@@ -3453,11 +4233,15 @@
       </w:pPr>
       <w:r>
         <w:rPr>
-          <w:lang w:val="ar_AE" w:bidi="ar_AE"/>
-        </w:rPr>
-      </w:r>
-      <w:r>
-        <w:rPr>
+          <w:rtl/>
+          <w:cs/>
+          <w:lang w:val="ar_AE" w:bidi="ar_AE"/>
+        </w:rPr>
+      </w:r>
+      <w:r>
+        <w:rPr>
+          <w:rtl/>
+          <w:cs/>
           <w:lang w:val="ar_AE" w:bidi="ar_AE"/>
         </w:rPr>
         <w:t>هل نرى الشر حقًا على حقيقته كما هو، أم نراه كما لو كان مجرد شيئ مزعج؟ إنه أمر صائب أن نصلي لانتهاء الشر شريطة أن ندرك سلطان الله، إذ هو من يقرر ويحكم ويُجري قضائه وحكمه. عندما نصلي من أجل أن يأتي ملكوت الله، فإننا نصلي أيضًا لزوال الشر.</w:t>
@@ -3469,11 +4253,15 @@
       </w:pPr>
       <w:r>
         <w:rPr>
-          <w:lang w:val="ar_AE" w:bidi="ar_AE"/>
-        </w:rPr>
-      </w:r>
-      <w:r>
-        <w:rPr>
+          <w:rtl/>
+          <w:cs/>
+          <w:lang w:val="ar_AE" w:bidi="ar_AE"/>
+        </w:rPr>
+      </w:r>
+      <w:r>
+        <w:rPr>
+          <w:rtl/>
+          <w:cs/>
           <w:lang w:val="ar_AE" w:bidi="ar_AE"/>
         </w:rPr>
         <w:t xml:space="preserve">لكن الآن، العقوبة القاسية التي كانت تنتظر الخطاة تغيرت بموت مؤلم ليسوع المسيح على الصليب. إن فعل الله هذا إنما يوضح لنا كيف يجب أن نصلي من أجل الذين يقاوموننا. إن يسوع سَيحكُم على الشر ويدينه بالفعل، ويضع نهاية له (انظر </w:t>
@@ -3481,6 +4269,8 @@
       <w:hyperlink r:id="rId126">
         <w:r>
           <w:rPr>
+            <w:rtl/>
+            <w:cs/>
             <w:lang w:val="ar_AE" w:bidi="ar_AE"/>
           </w:rPr>
           <w:rPr>
@@ -3492,6 +4282,8 @@
       </w:hyperlink>
       <w:r>
         <w:rPr>
+          <w:rtl/>
+          <w:cs/>
           <w:lang w:val="ar_AE" w:bidi="ar_AE"/>
         </w:rPr>
         <w:t>). ولكن في أثناء انتظار المؤمنين ذلك الحكم النهائي، يجب عليهم أن يحبوا الجميع مثلما قدّم يسوع المحبة وأظهرها للجميع (</w:t>
@@ -3499,6 +4291,8 @@
       <w:hyperlink r:id="rId127">
         <w:r>
           <w:rPr>
+            <w:rtl/>
+            <w:cs/>
             <w:lang w:val="ar_AE" w:bidi="ar_AE"/>
           </w:rPr>
           <w:rPr>
@@ -3510,6 +4304,8 @@
       </w:hyperlink>
       <w:r>
         <w:rPr>
+          <w:rtl/>
+          <w:cs/>
           <w:lang w:val="ar_AE" w:bidi="ar_AE"/>
         </w:rPr>
         <w:t>). يجب أن يصلوا من أجل أعدائهم ويغفروا لهم (</w:t>
@@ -3517,6 +4313,8 @@
       <w:hyperlink r:id="rId128">
         <w:r>
           <w:rPr>
+            <w:rtl/>
+            <w:cs/>
             <w:lang w:val="ar_AE" w:bidi="ar_AE"/>
           </w:rPr>
           <w:rPr>
@@ -3528,6 +4326,8 @@
       </w:hyperlink>
       <w:r>
         <w:rPr>
+          <w:rtl/>
+          <w:cs/>
           <w:lang w:val="ar_AE" w:bidi="ar_AE"/>
         </w:rPr>
         <w:t xml:space="preserve"> </w:t>
@@ -3535,6 +4335,8 @@
       <w:hyperlink r:id="rId129">
         <w:r>
           <w:rPr>
+            <w:rtl/>
+            <w:cs/>
             <w:lang w:val="ar_AE" w:bidi="ar_AE"/>
           </w:rPr>
           <w:rPr>
@@ -3546,6 +4348,8 @@
       </w:hyperlink>
       <w:r>
         <w:rPr>
+          <w:rtl/>
+          <w:cs/>
           <w:lang w:val="ar_AE" w:bidi="ar_AE"/>
         </w:rPr>
         <w:t>).</w:t>
@@ -3557,12 +4361,16 @@
       </w:pPr>
       <w:r>
         <w:rPr>
+          <w:rtl/>
+          <w:cs/>
           <w:lang w:val="ar_AE" w:bidi="ar_AE"/>
         </w:rPr>
       </w:r>
       <w:r>
         <w:rPr>
           <w:u w:val="single"/>
+          <w:rtl/>
+          <w:cs/>
           <w:lang w:val="ar_AE" w:bidi="ar_AE"/>
         </w:rPr>
         <w:t>مقاطع كتابية لدراسة أعمق</w:t>
@@ -3574,12 +4382,16 @@
       </w:pPr>
       <w:r>
         <w:rPr>
+          <w:rtl/>
+          <w:cs/>
           <w:lang w:val="ar_AE" w:bidi="ar_AE"/>
         </w:rPr>
       </w:r>
       <w:hyperlink r:id="rId130">
         <w:r>
           <w:rPr>
+            <w:rtl/>
+            <w:cs/>
             <w:lang w:val="ar_AE" w:bidi="ar_AE"/>
           </w:rPr>
           <w:rPr>
@@ -3591,6 +4403,8 @@
       </w:hyperlink>
       <w:r>
         <w:rPr>
+          <w:rtl/>
+          <w:cs/>
           <w:lang w:val="ar_AE" w:bidi="ar_AE"/>
         </w:rPr>
         <w:t xml:space="preserve"> </w:t>
@@ -3598,6 +4412,8 @@
       <w:hyperlink r:id="rId131">
         <w:r>
           <w:rPr>
+            <w:rtl/>
+            <w:cs/>
             <w:lang w:val="ar_AE" w:bidi="ar_AE"/>
           </w:rPr>
           <w:rPr>
@@ -3609,6 +4425,8 @@
       </w:hyperlink>
       <w:r>
         <w:rPr>
+          <w:rtl/>
+          <w:cs/>
           <w:lang w:val="ar_AE" w:bidi="ar_AE"/>
         </w:rPr>
         <w:t xml:space="preserve"> </w:t>
@@ -3616,6 +4434,8 @@
       <w:hyperlink r:id="rId132">
         <w:r>
           <w:rPr>
+            <w:rtl/>
+            <w:cs/>
             <w:lang w:val="ar_AE" w:bidi="ar_AE"/>
           </w:rPr>
           <w:rPr>
@@ -3627,6 +4447,8 @@
       </w:hyperlink>
       <w:r>
         <w:rPr>
+          <w:rtl/>
+          <w:cs/>
           <w:lang w:val="ar_AE" w:bidi="ar_AE"/>
         </w:rPr>
         <w:t xml:space="preserve"> </w:t>
@@ -3634,6 +4456,8 @@
       <w:hyperlink r:id="rId120">
         <w:r>
           <w:rPr>
+            <w:rtl/>
+            <w:cs/>
             <w:lang w:val="ar_AE" w:bidi="ar_AE"/>
           </w:rPr>
           <w:rPr>
@@ -3645,6 +4469,8 @@
       </w:hyperlink>
       <w:r>
         <w:rPr>
+          <w:rtl/>
+          <w:cs/>
           <w:lang w:val="ar_AE" w:bidi="ar_AE"/>
         </w:rPr>
         <w:t xml:space="preserve"> </w:t>
@@ -3652,6 +4478,8 @@
       <w:hyperlink r:id="rId133">
         <w:r>
           <w:rPr>
+            <w:rtl/>
+            <w:cs/>
             <w:lang w:val="ar_AE" w:bidi="ar_AE"/>
           </w:rPr>
           <w:rPr>
@@ -3663,6 +4491,8 @@
       </w:hyperlink>
       <w:r>
         <w:rPr>
+          <w:rtl/>
+          <w:cs/>
           <w:lang w:val="ar_AE" w:bidi="ar_AE"/>
         </w:rPr>
         <w:t xml:space="preserve"> </w:t>
@@ -3670,6 +4500,8 @@
       <w:hyperlink r:id="rId134">
         <w:r>
           <w:rPr>
+            <w:rtl/>
+            <w:cs/>
             <w:lang w:val="ar_AE" w:bidi="ar_AE"/>
           </w:rPr>
           <w:rPr>
@@ -3681,6 +4513,8 @@
       </w:hyperlink>
       <w:r>
         <w:rPr>
+          <w:rtl/>
+          <w:cs/>
           <w:lang w:val="ar_AE" w:bidi="ar_AE"/>
         </w:rPr>
         <w:t xml:space="preserve"> </w:t>
@@ -3688,6 +4522,8 @@
       <w:hyperlink r:id="rId135">
         <w:r>
           <w:rPr>
+            <w:rtl/>
+            <w:cs/>
             <w:lang w:val="ar_AE" w:bidi="ar_AE"/>
           </w:rPr>
           <w:rPr>
@@ -3699,6 +4535,8 @@
       </w:hyperlink>
       <w:r>
         <w:rPr>
+          <w:rtl/>
+          <w:cs/>
           <w:lang w:val="ar_AE" w:bidi="ar_AE"/>
         </w:rPr>
         <w:t xml:space="preserve"> </w:t>
@@ -3706,6 +4544,8 @@
       <w:hyperlink r:id="rId136">
         <w:r>
           <w:rPr>
+            <w:rtl/>
+            <w:cs/>
             <w:lang w:val="ar_AE" w:bidi="ar_AE"/>
           </w:rPr>
           <w:rPr>
@@ -3717,6 +4557,8 @@
       </w:hyperlink>
       <w:r>
         <w:rPr>
+          <w:rtl/>
+          <w:cs/>
           <w:lang w:val="ar_AE" w:bidi="ar_AE"/>
         </w:rPr>
         <w:t xml:space="preserve"> </w:t>
@@ -3724,6 +4566,8 @@
       <w:hyperlink r:id="rId137">
         <w:r>
           <w:rPr>
+            <w:rtl/>
+            <w:cs/>
             <w:lang w:val="ar_AE" w:bidi="ar_AE"/>
           </w:rPr>
           <w:rPr>
@@ -3735,6 +4579,8 @@
       </w:hyperlink>
       <w:r>
         <w:rPr>
+          <w:rtl/>
+          <w:cs/>
           <w:lang w:val="ar_AE" w:bidi="ar_AE"/>
         </w:rPr>
         <w:t xml:space="preserve"> </w:t>
@@ -3742,6 +4588,8 @@
       <w:hyperlink r:id="rId138">
         <w:r>
           <w:rPr>
+            <w:rtl/>
+            <w:cs/>
             <w:lang w:val="ar_AE" w:bidi="ar_AE"/>
           </w:rPr>
           <w:rPr>
@@ -3753,6 +4601,8 @@
       </w:hyperlink>
       <w:r>
         <w:rPr>
+          <w:rtl/>
+          <w:cs/>
           <w:lang w:val="ar_AE" w:bidi="ar_AE"/>
         </w:rPr>
         <w:t xml:space="preserve"> </w:t>
@@ -3760,6 +4610,8 @@
       <w:hyperlink r:id="rId139">
         <w:r>
           <w:rPr>
+            <w:rtl/>
+            <w:cs/>
             <w:lang w:val="ar_AE" w:bidi="ar_AE"/>
           </w:rPr>
           <w:rPr>
@@ -3771,6 +4623,8 @@
       </w:hyperlink>
       <w:r>
         <w:rPr>
+          <w:rtl/>
+          <w:cs/>
           <w:lang w:val="ar_AE" w:bidi="ar_AE"/>
         </w:rPr>
         <w:t xml:space="preserve"> </w:t>
@@ -3778,6 +4632,8 @@
       <w:hyperlink r:id="rId140">
         <w:r>
           <w:rPr>
+            <w:rtl/>
+            <w:cs/>
             <w:lang w:val="ar_AE" w:bidi="ar_AE"/>
           </w:rPr>
           <w:rPr>
@@ -3789,6 +4645,8 @@
       </w:hyperlink>
       <w:r>
         <w:rPr>
+          <w:rtl/>
+          <w:cs/>
           <w:lang w:val="ar_AE" w:bidi="ar_AE"/>
         </w:rPr>
         <w:t xml:space="preserve"> </w:t>
@@ -3796,6 +4654,8 @@
       <w:hyperlink r:id="rId141">
         <w:r>
           <w:rPr>
+            <w:rtl/>
+            <w:cs/>
             <w:lang w:val="ar_AE" w:bidi="ar_AE"/>
           </w:rPr>
           <w:rPr>
@@ -3807,6 +4667,8 @@
       </w:hyperlink>
       <w:r>
         <w:rPr>
+          <w:rtl/>
+          <w:cs/>
           <w:lang w:val="ar_AE" w:bidi="ar_AE"/>
         </w:rPr>
         <w:t xml:space="preserve"> </w:t>
@@ -3814,6 +4676,8 @@
       <w:hyperlink r:id="rId142">
         <w:r>
           <w:rPr>
+            <w:rtl/>
+            <w:cs/>
             <w:lang w:val="ar_AE" w:bidi="ar_AE"/>
           </w:rPr>
           <w:rPr>
@@ -3825,6 +4689,8 @@
       </w:hyperlink>
       <w:r>
         <w:rPr>
+          <w:rtl/>
+          <w:cs/>
           <w:lang w:val="ar_AE" w:bidi="ar_AE"/>
         </w:rPr>
         <w:t xml:space="preserve"> </w:t>
@@ -3832,6 +4698,8 @@
       <w:hyperlink r:id="rId143">
         <w:r>
           <w:rPr>
+            <w:rtl/>
+            <w:cs/>
             <w:lang w:val="ar_AE" w:bidi="ar_AE"/>
           </w:rPr>
           <w:rPr>
@@ -3843,6 +4711,8 @@
       </w:hyperlink>
       <w:r>
         <w:rPr>
+          <w:rtl/>
+          <w:cs/>
           <w:lang w:val="ar_AE" w:bidi="ar_AE"/>
         </w:rPr>
         <w:t xml:space="preserve"> </w:t>
@@ -3850,6 +4720,8 @@
       <w:hyperlink r:id="rId144">
         <w:r>
           <w:rPr>
+            <w:rtl/>
+            <w:cs/>
             <w:lang w:val="ar_AE" w:bidi="ar_AE"/>
           </w:rPr>
           <w:rPr>
@@ -3861,6 +4733,8 @@
       </w:hyperlink>
       <w:r>
         <w:rPr>
+          <w:rtl/>
+          <w:cs/>
           <w:lang w:val="ar_AE" w:bidi="ar_AE"/>
         </w:rPr>
         <w:t xml:space="preserve"> </w:t>
@@ -3868,6 +4742,8 @@
       <w:hyperlink r:id="rId145">
         <w:r>
           <w:rPr>
+            <w:rtl/>
+            <w:cs/>
             <w:lang w:val="ar_AE" w:bidi="ar_AE"/>
           </w:rPr>
           <w:rPr>
@@ -3879,6 +4755,8 @@
       </w:hyperlink>
       <w:r>
         <w:rPr>
+          <w:rtl/>
+          <w:cs/>
           <w:lang w:val="ar_AE" w:bidi="ar_AE"/>
         </w:rPr>
         <w:t xml:space="preserve"> </w:t>
@@ -3886,6 +4764,8 @@
       <w:hyperlink r:id="rId146">
         <w:r>
           <w:rPr>
+            <w:rtl/>
+            <w:cs/>
             <w:lang w:val="ar_AE" w:bidi="ar_AE"/>
           </w:rPr>
           <w:rPr>
@@ -3897,6 +4777,8 @@
       </w:hyperlink>
       <w:r>
         <w:rPr>
+          <w:rtl/>
+          <w:cs/>
           <w:lang w:val="ar_AE" w:bidi="ar_AE"/>
         </w:rPr>
         <w:t xml:space="preserve"> </w:t>
@@ -3904,6 +4786,8 @@
       <w:hyperlink r:id="rId147">
         <w:r>
           <w:rPr>
+            <w:rtl/>
+            <w:cs/>
             <w:lang w:val="ar_AE" w:bidi="ar_AE"/>
           </w:rPr>
           <w:rPr>
@@ -3915,6 +4799,8 @@
       </w:hyperlink>
       <w:r>
         <w:rPr>
+          <w:rtl/>
+          <w:cs/>
           <w:lang w:val="ar_AE" w:bidi="ar_AE"/>
         </w:rPr>
         <w:t xml:space="preserve"> </w:t>
@@ -3922,6 +4808,8 @@
       <w:hyperlink r:id="rId148">
         <w:r>
           <w:rPr>
+            <w:rtl/>
+            <w:cs/>
             <w:lang w:val="ar_AE" w:bidi="ar_AE"/>
           </w:rPr>
           <w:rPr>
@@ -3933,6 +4821,8 @@
       </w:hyperlink>
       <w:r>
         <w:rPr>
+          <w:rtl/>
+          <w:cs/>
           <w:lang w:val="ar_AE" w:bidi="ar_AE"/>
         </w:rPr>
         <w:t xml:space="preserve"> </w:t>
@@ -3940,6 +4830,8 @@
       <w:hyperlink r:id="rId149">
         <w:r>
           <w:rPr>
+            <w:rtl/>
+            <w:cs/>
             <w:lang w:val="ar_AE" w:bidi="ar_AE"/>
           </w:rPr>
           <w:rPr>
@@ -3951,6 +4843,8 @@
       </w:hyperlink>
       <w:r>
         <w:rPr>
+          <w:rtl/>
+          <w:cs/>
           <w:lang w:val="ar_AE" w:bidi="ar_AE"/>
         </w:rPr>
         <w:t xml:space="preserve"> </w:t>
@@ -3958,6 +4852,8 @@
       <w:hyperlink r:id="rId150">
         <w:r>
           <w:rPr>
+            <w:rtl/>
+            <w:cs/>
             <w:lang w:val="ar_AE" w:bidi="ar_AE"/>
           </w:rPr>
           <w:rPr>
@@ -3969,11 +4865,15 @@
       </w:hyperlink>
       <w:r>
         <w:rPr>
-          <w:lang w:val="ar_AE" w:bidi="ar_AE"/>
-        </w:rPr>
-      </w:r>
-      <w:r>
-        <w:rPr>
+          <w:rtl/>
+          <w:cs/>
+          <w:lang w:val="ar_AE" w:bidi="ar_AE"/>
+        </w:rPr>
+      </w:r>
+      <w:r>
+        <w:rPr>
+          <w:rtl/>
+          <w:cs/>
           <w:lang w:val="ar_AE" w:bidi="ar_AE"/>
         </w:rPr>
       </w:r>
@@ -3984,6 +4884,8 @@
       </w:pPr>
       <w:r>
         <w:rPr>
+          <w:rtl/>
+          <w:cs/>
           <w:lang w:val="ar_AE" w:bidi="ar_AE"/>
         </w:rPr>
       </w:r>
@@ -3995,12 +4897,16 @@
       </w:pPr>
       <w:r>
         <w:rPr>
+          <w:rtl/>
+          <w:cs/>
           <w:lang w:val="ar_AE" w:bidi="ar_AE"/>
         </w:rPr>
         <w:t>صلوات يسوع</w:t>
       </w:r>
       <w:r>
         <w:rPr>
+          <w:rtl/>
+          <w:cs/>
           <w:lang w:val="ar_AE" w:bidi="ar_AE"/>
         </w:rPr>
       </w:r>
@@ -4011,11 +4917,15 @@
       </w:pPr>
       <w:r>
         <w:rPr>
-          <w:lang w:val="ar_AE" w:bidi="ar_AE"/>
-        </w:rPr>
-      </w:r>
-      <w:r>
-        <w:rPr>
+          <w:rtl/>
+          <w:cs/>
+          <w:lang w:val="ar_AE" w:bidi="ar_AE"/>
+        </w:rPr>
+      </w:r>
+      <w:r>
+        <w:rPr>
+          <w:rtl/>
+          <w:cs/>
           <w:lang w:val="ar_AE" w:bidi="ar_AE"/>
         </w:rPr>
         <w:t>في إنجيل لوقا، يصلّي يسوع خلال اللحظات المهمة في حياته:</w:t>
@@ -4034,11 +4944,15 @@
       </w:pPr>
       <w:r>
         <w:rPr>
-          <w:lang w:val="ar_AE" w:bidi="ar_AE"/>
-        </w:rPr>
-      </w:r>
-      <w:r>
-        <w:rPr>
+          <w:rtl/>
+          <w:cs/>
+          <w:lang w:val="ar_AE" w:bidi="ar_AE"/>
+        </w:rPr>
+      </w:r>
+      <w:r>
+        <w:rPr>
+          <w:rtl/>
+          <w:cs/>
           <w:lang w:val="ar_AE" w:bidi="ar_AE"/>
         </w:rPr>
         <w:t>في معموديته (</w:t>
@@ -4046,6 +4960,8 @@
       <w:hyperlink r:id="rId151">
         <w:r>
           <w:rPr>
+            <w:rtl/>
+            <w:cs/>
             <w:lang w:val="ar_AE" w:bidi="ar_AE"/>
           </w:rPr>
           <w:rPr>
@@ -4057,6 +4973,8 @@
       </w:hyperlink>
       <w:r>
         <w:rPr>
+          <w:rtl/>
+          <w:cs/>
           <w:lang w:val="ar_AE" w:bidi="ar_AE"/>
         </w:rPr>
         <w:t>).</w:t>
@@ -4071,11 +4989,15 @@
       </w:pPr>
       <w:r>
         <w:rPr>
-          <w:lang w:val="ar_AE" w:bidi="ar_AE"/>
-        </w:rPr>
-      </w:r>
-      <w:r>
-        <w:rPr>
+          <w:rtl/>
+          <w:cs/>
+          <w:lang w:val="ar_AE" w:bidi="ar_AE"/>
+        </w:rPr>
+      </w:r>
+      <w:r>
+        <w:rPr>
+          <w:rtl/>
+          <w:cs/>
           <w:lang w:val="ar_AE" w:bidi="ar_AE"/>
         </w:rPr>
         <w:t>قبل اختيار الرسل الاثني عشر (</w:t>
@@ -4083,6 +5005,8 @@
       <w:hyperlink r:id="rId152">
         <w:r>
           <w:rPr>
+            <w:rtl/>
+            <w:cs/>
             <w:lang w:val="ar_AE" w:bidi="ar_AE"/>
           </w:rPr>
           <w:rPr>
@@ -4094,6 +5018,8 @@
       </w:hyperlink>
       <w:r>
         <w:rPr>
+          <w:rtl/>
+          <w:cs/>
           <w:lang w:val="ar_AE" w:bidi="ar_AE"/>
         </w:rPr>
         <w:t>).</w:t>
@@ -4108,11 +5034,15 @@
       </w:pPr>
       <w:r>
         <w:rPr>
-          <w:lang w:val="ar_AE" w:bidi="ar_AE"/>
-        </w:rPr>
-      </w:r>
-      <w:r>
-        <w:rPr>
+          <w:rtl/>
+          <w:cs/>
+          <w:lang w:val="ar_AE" w:bidi="ar_AE"/>
+        </w:rPr>
+      </w:r>
+      <w:r>
+        <w:rPr>
+          <w:rtl/>
+          <w:cs/>
           <w:lang w:val="ar_AE" w:bidi="ar_AE"/>
         </w:rPr>
         <w:t>في التجلّي، عندما تغيّرت هيئة يسوع ليكشف عن مجده (</w:t>
@@ -4120,6 +5050,8 @@
       <w:hyperlink r:id="rId153">
         <w:r>
           <w:rPr>
+            <w:rtl/>
+            <w:cs/>
             <w:lang w:val="ar_AE" w:bidi="ar_AE"/>
           </w:rPr>
           <w:rPr>
@@ -4131,6 +5063,8 @@
       </w:hyperlink>
       <w:r>
         <w:rPr>
+          <w:rtl/>
+          <w:cs/>
           <w:lang w:val="ar_AE" w:bidi="ar_AE"/>
         </w:rPr>
         <w:t>).</w:t>
@@ -4145,11 +5079,15 @@
       </w:pPr>
       <w:r>
         <w:rPr>
-          <w:lang w:val="ar_AE" w:bidi="ar_AE"/>
-        </w:rPr>
-      </w:r>
-      <w:r>
-        <w:rPr>
+          <w:rtl/>
+          <w:cs/>
+          <w:lang w:val="ar_AE" w:bidi="ar_AE"/>
+        </w:rPr>
+      </w:r>
+      <w:r>
+        <w:rPr>
+          <w:rtl/>
+          <w:cs/>
           <w:lang w:val="ar_AE" w:bidi="ar_AE"/>
         </w:rPr>
         <w:t>لأجل بطرس قبل أن ينكر المسيح (</w:t>
@@ -4157,6 +5095,8 @@
       <w:hyperlink r:id="rId154">
         <w:r>
           <w:rPr>
+            <w:rtl/>
+            <w:cs/>
             <w:lang w:val="ar_AE" w:bidi="ar_AE"/>
           </w:rPr>
           <w:rPr>
@@ -4168,6 +5108,8 @@
       </w:hyperlink>
       <w:r>
         <w:rPr>
+          <w:rtl/>
+          <w:cs/>
           <w:lang w:val="ar_AE" w:bidi="ar_AE"/>
         </w:rPr>
         <w:t>)</w:t>
@@ -4182,11 +5124,15 @@
       </w:pPr>
       <w:r>
         <w:rPr>
-          <w:lang w:val="ar_AE" w:bidi="ar_AE"/>
-        </w:rPr>
-      </w:r>
-      <w:r>
-        <w:rPr>
+          <w:rtl/>
+          <w:cs/>
+          <w:lang w:val="ar_AE" w:bidi="ar_AE"/>
+        </w:rPr>
+      </w:r>
+      <w:r>
+        <w:rPr>
+          <w:rtl/>
+          <w:cs/>
           <w:lang w:val="ar_AE" w:bidi="ar_AE"/>
         </w:rPr>
         <w:t>لأجل أولئك الذين قتلوه بينما كان معلقًا على الصليب (</w:t>
@@ -4194,6 +5140,8 @@
       <w:hyperlink r:id="rId155">
         <w:r>
           <w:rPr>
+            <w:rtl/>
+            <w:cs/>
             <w:lang w:val="ar_AE" w:bidi="ar_AE"/>
           </w:rPr>
           <w:rPr>
@@ -4205,6 +5153,8 @@
       </w:hyperlink>
       <w:r>
         <w:rPr>
+          <w:rtl/>
+          <w:cs/>
           <w:lang w:val="ar_AE" w:bidi="ar_AE"/>
         </w:rPr>
         <w:t>).</w:t>
@@ -4216,11 +5166,15 @@
       </w:pPr>
       <w:r>
         <w:rPr>
-          <w:lang w:val="ar_AE" w:bidi="ar_AE"/>
-        </w:rPr>
-      </w:r>
-      <w:r>
-        <w:rPr>
+          <w:rtl/>
+          <w:cs/>
+          <w:lang w:val="ar_AE" w:bidi="ar_AE"/>
+        </w:rPr>
+      </w:r>
+      <w:r>
+        <w:rPr>
+          <w:rtl/>
+          <w:cs/>
           <w:lang w:val="ar_AE" w:bidi="ar_AE"/>
         </w:rPr>
         <w:t>في بعض الأحيان، كان يسوع يبتعد عن الآخرين ليصلي بمفرده (</w:t>
@@ -4228,6 +5182,8 @@
       <w:hyperlink r:id="rId156">
         <w:r>
           <w:rPr>
+            <w:rtl/>
+            <w:cs/>
             <w:lang w:val="ar_AE" w:bidi="ar_AE"/>
           </w:rPr>
           <w:rPr>
@@ -4239,6 +5195,8 @@
       </w:hyperlink>
       <w:r>
         <w:rPr>
+          <w:rtl/>
+          <w:cs/>
           <w:lang w:val="ar_AE" w:bidi="ar_AE"/>
         </w:rPr>
         <w:t xml:space="preserve">; </w:t>
@@ -4246,6 +5204,8 @@
       <w:hyperlink r:id="rId157">
         <w:r>
           <w:rPr>
+            <w:rtl/>
+            <w:cs/>
             <w:lang w:val="ar_AE" w:bidi="ar_AE"/>
           </w:rPr>
           <w:rPr>
@@ -4257,6 +5217,8 @@
       </w:hyperlink>
       <w:r>
         <w:rPr>
+          <w:rtl/>
+          <w:cs/>
           <w:lang w:val="ar_AE" w:bidi="ar_AE"/>
         </w:rPr>
         <w:t xml:space="preserve">; </w:t>
@@ -4264,6 +5226,8 @@
       <w:hyperlink r:id="rId158">
         <w:r>
           <w:rPr>
+            <w:rtl/>
+            <w:cs/>
             <w:lang w:val="ar_AE" w:bidi="ar_AE"/>
           </w:rPr>
           <w:rPr>
@@ -4275,6 +5239,8 @@
       </w:hyperlink>
       <w:r>
         <w:rPr>
+          <w:rtl/>
+          <w:cs/>
           <w:lang w:val="ar_AE" w:bidi="ar_AE"/>
         </w:rPr>
         <w:t>). كما علّم التلاميذ كيف يصّلون (</w:t>
@@ -4282,6 +5248,8 @@
       <w:hyperlink r:id="rId159">
         <w:r>
           <w:rPr>
+            <w:rtl/>
+            <w:cs/>
             <w:lang w:val="ar_AE" w:bidi="ar_AE"/>
           </w:rPr>
           <w:rPr>
@@ -4293,6 +5261,8 @@
       </w:hyperlink>
       <w:r>
         <w:rPr>
+          <w:rtl/>
+          <w:cs/>
           <w:lang w:val="ar_AE" w:bidi="ar_AE"/>
         </w:rPr>
         <w:t xml:space="preserve">; انظر أيضًا </w:t>
@@ -4300,6 +5270,8 @@
       <w:hyperlink r:id="rId160">
         <w:r>
           <w:rPr>
+            <w:rtl/>
+            <w:cs/>
             <w:lang w:val="ar_AE" w:bidi="ar_AE"/>
           </w:rPr>
           <w:rPr>
@@ -4311,6 +5283,8 @@
       </w:hyperlink>
       <w:r>
         <w:rPr>
+          <w:rtl/>
+          <w:cs/>
           <w:lang w:val="ar_AE" w:bidi="ar_AE"/>
         </w:rPr>
         <w:t>). وشاركهم قصصًا توضح أهمية الصلاة المستمرة بلجاجة (</w:t>
@@ -4318,6 +5292,8 @@
       <w:hyperlink r:id="rId161">
         <w:r>
           <w:rPr>
+            <w:rtl/>
+            <w:cs/>
             <w:lang w:val="ar_AE" w:bidi="ar_AE"/>
           </w:rPr>
           <w:rPr>
@@ -4329,6 +5305,8 @@
       </w:hyperlink>
       <w:r>
         <w:rPr>
+          <w:rtl/>
+          <w:cs/>
           <w:lang w:val="ar_AE" w:bidi="ar_AE"/>
         </w:rPr>
         <w:t xml:space="preserve">; </w:t>
@@ -4336,6 +5314,8 @@
       <w:hyperlink r:id="rId162">
         <w:r>
           <w:rPr>
+            <w:rtl/>
+            <w:cs/>
             <w:lang w:val="ar_AE" w:bidi="ar_AE"/>
           </w:rPr>
           <w:rPr>
@@ -4347,6 +5327,8 @@
       </w:hyperlink>
       <w:r>
         <w:rPr>
+          <w:rtl/>
+          <w:cs/>
           <w:lang w:val="ar_AE" w:bidi="ar_AE"/>
         </w:rPr>
         <w:t>).</w:t>
@@ -4358,11 +5340,15 @@
       </w:pPr>
       <w:r>
         <w:rPr>
-          <w:lang w:val="ar_AE" w:bidi="ar_AE"/>
-        </w:rPr>
-      </w:r>
-      <w:r>
-        <w:rPr>
+          <w:rtl/>
+          <w:cs/>
+          <w:lang w:val="ar_AE" w:bidi="ar_AE"/>
+        </w:rPr>
+      </w:r>
+      <w:r>
+        <w:rPr>
+          <w:rtl/>
+          <w:cs/>
           <w:lang w:val="ar_AE" w:bidi="ar_AE"/>
         </w:rPr>
         <w:t>في إنجيل لوقا، تُظهر صلوات يسوع العلاقة الحميمة بين الآب والابن. فقد عاش يسوع في انسجام مع الآب، وسار وفقًا لقصده، وبقي أمينًا لمشيئته.</w:t>
@@ -4374,11 +5360,15 @@
       </w:pPr>
       <w:r>
         <w:rPr>
-          <w:lang w:val="ar_AE" w:bidi="ar_AE"/>
-        </w:rPr>
-      </w:r>
-      <w:r>
-        <w:rPr>
+          <w:rtl/>
+          <w:cs/>
+          <w:lang w:val="ar_AE" w:bidi="ar_AE"/>
+        </w:rPr>
+      </w:r>
+      <w:r>
+        <w:rPr>
+          <w:rtl/>
+          <w:cs/>
           <w:lang w:val="ar_AE" w:bidi="ar_AE"/>
         </w:rPr>
         <w:t xml:space="preserve">في جثسيماني، كان يسوع مضطربًا بشدة بسبب الآلام المُقبلة، لكنه صلَّى: </w:t>
@@ -4386,12 +5376,16 @@
       <w:r>
         <w:rPr>
           <w:b/>
+          <w:rtl/>
+          <w:cs/>
           <w:lang w:val="ar_AE" w:bidi="ar_AE"/>
         </w:rPr>
         <w:t>"</w:t>
       </w:r>
       <w:r>
         <w:rPr>
+          <w:rtl/>
+          <w:cs/>
           <w:lang w:val="ar_AE" w:bidi="ar_AE"/>
         </w:rPr>
         <w:t>لِتَكُنْ لَا إِرَادَتِي بَلْ إِرَادَتُكَ</w:t>
@@ -4399,12 +5393,16 @@
       <w:r>
         <w:rPr>
           <w:b/>
+          <w:rtl/>
+          <w:cs/>
           <w:lang w:val="ar_AE" w:bidi="ar_AE"/>
         </w:rPr>
         <w:t>"</w:t>
       </w:r>
       <w:r>
         <w:rPr>
+          <w:rtl/>
+          <w:cs/>
           <w:lang w:val="ar_AE" w:bidi="ar_AE"/>
         </w:rPr>
         <w:t xml:space="preserve"> (</w:t>
@@ -4412,6 +5410,8 @@
       <w:hyperlink r:id="rId163">
         <w:r>
           <w:rPr>
+            <w:rtl/>
+            <w:cs/>
             <w:lang w:val="ar_AE" w:bidi="ar_AE"/>
           </w:rPr>
           <w:rPr>
@@ -4423,6 +5423,8 @@
       </w:hyperlink>
       <w:r>
         <w:rPr>
+          <w:rtl/>
+          <w:cs/>
           <w:lang w:val="ar_AE" w:bidi="ar_AE"/>
         </w:rPr>
         <w:t xml:space="preserve">). وعلى الصليب، أظهر ثقة كاملة في الآب، إذ كانت كلماته الأخيرة: </w:t>
@@ -4430,12 +5432,16 @@
       <w:r>
         <w:rPr>
           <w:b/>
+          <w:rtl/>
+          <w:cs/>
           <w:lang w:val="ar_AE" w:bidi="ar_AE"/>
         </w:rPr>
         <w:t>"</w:t>
       </w:r>
       <w:r>
         <w:rPr>
+          <w:rtl/>
+          <w:cs/>
           <w:lang w:val="ar_AE" w:bidi="ar_AE"/>
         </w:rPr>
         <w:t>يَا أَبَتَاهُ، فِي يَدَيْكَ أَسْتَوْدِعُ رُوحِي</w:t>
@@ -4443,12 +5449,16 @@
       <w:r>
         <w:rPr>
           <w:b/>
+          <w:rtl/>
+          <w:cs/>
           <w:lang w:val="ar_AE" w:bidi="ar_AE"/>
         </w:rPr>
         <w:t>"</w:t>
       </w:r>
       <w:r>
         <w:rPr>
+          <w:rtl/>
+          <w:cs/>
           <w:lang w:val="ar_AE" w:bidi="ar_AE"/>
         </w:rPr>
         <w:t xml:space="preserve"> ((</w:t>
@@ -4456,6 +5466,8 @@
       <w:hyperlink r:id="rId164">
         <w:r>
           <w:rPr>
+            <w:rtl/>
+            <w:cs/>
             <w:lang w:val="ar_AE" w:bidi="ar_AE"/>
           </w:rPr>
           <w:rPr>
@@ -4467,6 +5479,8 @@
       </w:hyperlink>
       <w:r>
         <w:rPr>
+          <w:rtl/>
+          <w:cs/>
           <w:lang w:val="ar_AE" w:bidi="ar_AE"/>
         </w:rPr>
         <w:t>). لقد بيَّن يسوع كيف يمكن أن نعيش حياة ثقة واعتماد على أبينا السماوي.</w:t>
@@ -4478,11 +5492,15 @@
       </w:pPr>
       <w:r>
         <w:rPr>
-          <w:lang w:val="ar_AE" w:bidi="ar_AE"/>
-        </w:rPr>
-      </w:r>
-      <w:r>
-        <w:rPr>
+          <w:rtl/>
+          <w:cs/>
+          <w:lang w:val="ar_AE" w:bidi="ar_AE"/>
+        </w:rPr>
+      </w:r>
+      <w:r>
+        <w:rPr>
+          <w:rtl/>
+          <w:cs/>
           <w:lang w:val="ar_AE" w:bidi="ar_AE"/>
         </w:rPr>
         <w:t>يكتب الرسول يوحنا صلاة قالها يسوع في ليلته الأخيرة مع التلاميذ (</w:t>
@@ -4490,6 +5508,8 @@
       <w:hyperlink r:id="rId165">
         <w:r>
           <w:rPr>
+            <w:rtl/>
+            <w:cs/>
             <w:lang w:val="ar_AE" w:bidi="ar_AE"/>
           </w:rPr>
           <w:rPr>
@@ -4501,6 +5521,8 @@
       </w:hyperlink>
       <w:r>
         <w:rPr>
+          <w:rtl/>
+          <w:cs/>
           <w:lang w:val="ar_AE" w:bidi="ar_AE"/>
         </w:rPr>
         <w:t xml:space="preserve">)، وغالبًا ما تُسمَّى </w:t>
@@ -4508,12 +5530,16 @@
       <w:r>
         <w:rPr>
           <w:b/>
+          <w:rtl/>
+          <w:cs/>
           <w:lang w:val="ar_AE" w:bidi="ar_AE"/>
         </w:rPr>
         <w:t>"</w:t>
       </w:r>
       <w:r>
         <w:rPr>
+          <w:rtl/>
+          <w:cs/>
           <w:lang w:val="ar_AE" w:bidi="ar_AE"/>
         </w:rPr>
         <w:t>الصلاة الشفاعية العُظمى". في هذه الصلاة، يرفع يسوع طلباته إلى الله من أجل أتباعه، سائلاً أن يحفظهم، ويساعدهم على الفهم، ويقدّسهم، ويوحّدهم كجماعة واحدة.</w:t>
@@ -4525,12 +5551,16 @@
       </w:pPr>
       <w:r>
         <w:rPr>
+          <w:rtl/>
+          <w:cs/>
           <w:lang w:val="ar_AE" w:bidi="ar_AE"/>
         </w:rPr>
       </w:r>
       <w:r>
         <w:rPr>
           <w:u w:val="single"/>
+          <w:rtl/>
+          <w:cs/>
           <w:lang w:val="ar_AE" w:bidi="ar_AE"/>
         </w:rPr>
         <w:t>مقاطع لمزيد من الدراسة</w:t>
@@ -4542,12 +5572,16 @@
       </w:pPr>
       <w:r>
         <w:rPr>
+          <w:rtl/>
+          <w:cs/>
           <w:lang w:val="ar_AE" w:bidi="ar_AE"/>
         </w:rPr>
       </w:r>
       <w:hyperlink r:id="rId166">
         <w:r>
           <w:rPr>
+            <w:rtl/>
+            <w:cs/>
             <w:lang w:val="ar_AE" w:bidi="ar_AE"/>
           </w:rPr>
           <w:rPr>
@@ -4559,6 +5593,8 @@
       </w:hyperlink>
       <w:r>
         <w:rPr>
+          <w:rtl/>
+          <w:cs/>
           <w:lang w:val="ar_AE" w:bidi="ar_AE"/>
         </w:rPr>
         <w:t xml:space="preserve">; </w:t>
@@ -4566,6 +5602,8 @@
       <w:hyperlink r:id="rId151">
         <w:r>
           <w:rPr>
+            <w:rtl/>
+            <w:cs/>
             <w:lang w:val="ar_AE" w:bidi="ar_AE"/>
           </w:rPr>
           <w:rPr>
@@ -4577,6 +5615,8 @@
       </w:hyperlink>
       <w:r>
         <w:rPr>
+          <w:rtl/>
+          <w:cs/>
           <w:lang w:val="ar_AE" w:bidi="ar_AE"/>
         </w:rPr>
         <w:t xml:space="preserve">; </w:t>
@@ -4584,6 +5624,8 @@
       <w:hyperlink r:id="rId152">
         <w:r>
           <w:rPr>
+            <w:rtl/>
+            <w:cs/>
             <w:lang w:val="ar_AE" w:bidi="ar_AE"/>
           </w:rPr>
           <w:rPr>
@@ -4595,6 +5637,8 @@
       </w:hyperlink>
       <w:r>
         <w:rPr>
+          <w:rtl/>
+          <w:cs/>
           <w:lang w:val="ar_AE" w:bidi="ar_AE"/>
         </w:rPr>
         <w:t xml:space="preserve">; </w:t>
@@ -4602,6 +5646,8 @@
       <w:hyperlink r:id="rId167">
         <w:r>
           <w:rPr>
+            <w:rtl/>
+            <w:cs/>
             <w:lang w:val="ar_AE" w:bidi="ar_AE"/>
           </w:rPr>
           <w:rPr>
@@ -4613,6 +5659,8 @@
       </w:hyperlink>
       <w:r>
         <w:rPr>
+          <w:rtl/>
+          <w:cs/>
           <w:lang w:val="ar_AE" w:bidi="ar_AE"/>
         </w:rPr>
         <w:t xml:space="preserve">; </w:t>
@@ -4620,6 +5668,8 @@
       <w:hyperlink r:id="rId168">
         <w:r>
           <w:rPr>
+            <w:rtl/>
+            <w:cs/>
             <w:lang w:val="ar_AE" w:bidi="ar_AE"/>
           </w:rPr>
           <w:rPr>
@@ -4631,6 +5681,8 @@
       </w:hyperlink>
       <w:r>
         <w:rPr>
+          <w:rtl/>
+          <w:cs/>
           <w:lang w:val="ar_AE" w:bidi="ar_AE"/>
         </w:rPr>
         <w:t xml:space="preserve">; </w:t>
@@ -4638,6 +5690,8 @@
       <w:hyperlink r:id="rId162">
         <w:r>
           <w:rPr>
+            <w:rtl/>
+            <w:cs/>
             <w:lang w:val="ar_AE" w:bidi="ar_AE"/>
           </w:rPr>
           <w:rPr>
@@ -4649,6 +5703,8 @@
       </w:hyperlink>
       <w:r>
         <w:rPr>
+          <w:rtl/>
+          <w:cs/>
           <w:lang w:val="ar_AE" w:bidi="ar_AE"/>
         </w:rPr>
         <w:t xml:space="preserve">; </w:t>
@@ -4656,6 +5712,8 @@
       <w:hyperlink r:id="rId154">
         <w:r>
           <w:rPr>
+            <w:rtl/>
+            <w:cs/>
             <w:lang w:val="ar_AE" w:bidi="ar_AE"/>
           </w:rPr>
           <w:rPr>
@@ -4667,6 +5725,8 @@
       </w:hyperlink>
       <w:r>
         <w:rPr>
+          <w:rtl/>
+          <w:cs/>
           <w:lang w:val="ar_AE" w:bidi="ar_AE"/>
         </w:rPr>
         <w:t xml:space="preserve">, </w:t>
@@ -4674,6 +5734,8 @@
       <w:hyperlink r:id="rId169">
         <w:r>
           <w:rPr>
+            <w:rtl/>
+            <w:cs/>
             <w:lang w:val="ar_AE" w:bidi="ar_AE"/>
           </w:rPr>
           <w:rPr>
@@ -4685,6 +5747,8 @@
       </w:hyperlink>
       <w:r>
         <w:rPr>
+          <w:rtl/>
+          <w:cs/>
           <w:lang w:val="ar_AE" w:bidi="ar_AE"/>
         </w:rPr>
         <w:t xml:space="preserve">; </w:t>
@@ -4692,6 +5756,8 @@
       <w:hyperlink r:id="rId155">
         <w:r>
           <w:rPr>
+            <w:rtl/>
+            <w:cs/>
             <w:lang w:val="ar_AE" w:bidi="ar_AE"/>
           </w:rPr>
           <w:rPr>
@@ -4703,6 +5769,8 @@
       </w:hyperlink>
       <w:r>
         <w:rPr>
+          <w:rtl/>
+          <w:cs/>
           <w:lang w:val="ar_AE" w:bidi="ar_AE"/>
         </w:rPr>
         <w:t xml:space="preserve">, </w:t>
@@ -4710,6 +5778,8 @@
       <w:hyperlink r:id="rId164">
         <w:r>
           <w:rPr>
+            <w:rtl/>
+            <w:cs/>
             <w:lang w:val="ar_AE" w:bidi="ar_AE"/>
           </w:rPr>
           <w:rPr>
@@ -4721,6 +5791,8 @@
       </w:hyperlink>
       <w:r>
         <w:rPr>
+          <w:rtl/>
+          <w:cs/>
           <w:lang w:val="ar_AE" w:bidi="ar_AE"/>
         </w:rPr>
         <w:t xml:space="preserve">; </w:t>
@@ -4728,6 +5800,8 @@
       <w:hyperlink r:id="rId165">
         <w:r>
           <w:rPr>
+            <w:rtl/>
+            <w:cs/>
             <w:lang w:val="ar_AE" w:bidi="ar_AE"/>
           </w:rPr>
           <w:rPr>
@@ -4739,11 +5813,15 @@
       </w:hyperlink>
       <w:r>
         <w:rPr>
-          <w:lang w:val="ar_AE" w:bidi="ar_AE"/>
-        </w:rPr>
-      </w:r>
-      <w:r>
-        <w:rPr>
+          <w:rtl/>
+          <w:cs/>
+          <w:lang w:val="ar_AE" w:bidi="ar_AE"/>
+        </w:rPr>
+      </w:r>
+      <w:r>
+        <w:rPr>
+          <w:rtl/>
+          <w:cs/>
           <w:lang w:val="ar_AE" w:bidi="ar_AE"/>
         </w:rPr>
       </w:r>
@@ -4754,6 +5832,8 @@
       </w:pPr>
       <w:r>
         <w:rPr>
+          <w:rtl/>
+          <w:cs/>
           <w:lang w:val="ar_AE" w:bidi="ar_AE"/>
         </w:rPr>
       </w:r>
@@ -4765,12 +5845,16 @@
       </w:pPr>
       <w:r>
         <w:rPr>
+          <w:rtl/>
+          <w:cs/>
           <w:lang w:val="ar_AE" w:bidi="ar_AE"/>
         </w:rPr>
         <w:t>صهيون</w:t>
       </w:r>
       <w:r>
         <w:rPr>
+          <w:rtl/>
+          <w:cs/>
           <w:lang w:val="ar_AE" w:bidi="ar_AE"/>
         </w:rPr>
       </w:r>
@@ -4781,18 +5865,24 @@
       </w:pPr>
       <w:r>
         <w:rPr>
+          <w:rtl/>
+          <w:cs/>
           <w:lang w:val="ar_AE" w:bidi="ar_AE"/>
         </w:rPr>
       </w:r>
       <w:r>
         <w:rPr>
           <w:i/>
+          <w:rtl/>
+          <w:cs/>
           <w:lang w:val="ar_AE" w:bidi="ar_AE"/>
         </w:rPr>
         <w:t xml:space="preserve">صهيون هو </w:t>
       </w:r>
       <w:r>
         <w:rPr>
+          <w:rtl/>
+          <w:cs/>
           <w:lang w:val="ar_AE" w:bidi="ar_AE"/>
         </w:rPr>
         <w:t>الاسم العبري لجبل في أورشليم حيث كان موضع الهيكل (</w:t>
@@ -4800,6 +5890,8 @@
       <w:hyperlink r:id="rId170">
         <w:r>
           <w:rPr>
+            <w:rtl/>
+            <w:cs/>
             <w:lang w:val="ar_AE" w:bidi="ar_AE"/>
           </w:rPr>
           <w:rPr>
@@ -4811,6 +5903,8 @@
       </w:hyperlink>
       <w:r>
         <w:rPr>
+          <w:rtl/>
+          <w:cs/>
           <w:lang w:val="ar_AE" w:bidi="ar_AE"/>
         </w:rPr>
         <w:t xml:space="preserve">؛ انظر أيضًا </w:t>
@@ -4818,6 +5912,8 @@
       <w:hyperlink r:id="rId171">
         <w:r>
           <w:rPr>
+            <w:rtl/>
+            <w:cs/>
             <w:lang w:val="ar_AE" w:bidi="ar_AE"/>
           </w:rPr>
           <w:rPr>
@@ -4829,6 +5925,8 @@
       </w:hyperlink>
       <w:r>
         <w:rPr>
+          <w:rtl/>
+          <w:cs/>
           <w:lang w:val="ar_AE" w:bidi="ar_AE"/>
         </w:rPr>
         <w:t xml:space="preserve">). ومع مرور الوقت، بدأ الشعب يستخدمون اسم صهيون للإشارة إلى أورشليم كلها. يمكن أن تشير صهيون إلى المدينة الحقيقية أورشليم، التي دمرها البابليون في عام 586 قبل الميلاد (انظر </w:t>
@@ -4836,6 +5934,8 @@
       <w:hyperlink r:id="rId172">
         <w:r>
           <w:rPr>
+            <w:rtl/>
+            <w:cs/>
             <w:lang w:val="ar_AE" w:bidi="ar_AE"/>
           </w:rPr>
           <w:rPr>
@@ -4847,6 +5947,8 @@
       </w:hyperlink>
       <w:r>
         <w:rPr>
+          <w:rtl/>
+          <w:cs/>
           <w:lang w:val="ar_AE" w:bidi="ar_AE"/>
         </w:rPr>
         <w:t xml:space="preserve">؛ </w:t>
@@ -4854,6 +5956,8 @@
       <w:hyperlink r:id="rId173">
         <w:r>
           <w:rPr>
+            <w:rtl/>
+            <w:cs/>
             <w:lang w:val="ar_AE" w:bidi="ar_AE"/>
           </w:rPr>
           <w:rPr>
@@ -4865,6 +5969,8 @@
       </w:hyperlink>
       <w:r>
         <w:rPr>
+          <w:rtl/>
+          <w:cs/>
           <w:lang w:val="ar_AE" w:bidi="ar_AE"/>
         </w:rPr>
         <w:t xml:space="preserve">؛ </w:t>
@@ -4872,6 +5978,8 @@
       <w:hyperlink r:id="rId174">
         <w:r>
           <w:rPr>
+            <w:rtl/>
+            <w:cs/>
             <w:lang w:val="ar_AE" w:bidi="ar_AE"/>
           </w:rPr>
           <w:rPr>
@@ -4883,6 +5991,8 @@
       </w:hyperlink>
       <w:r>
         <w:rPr>
+          <w:rtl/>
+          <w:cs/>
           <w:lang w:val="ar_AE" w:bidi="ar_AE"/>
         </w:rPr>
         <w:t>). ثم دمرها الرومان مجددًا في عام 70 ميلادية.</w:t>
@@ -4894,11 +6004,15 @@
       </w:pPr>
       <w:r>
         <w:rPr>
-          <w:lang w:val="ar_AE" w:bidi="ar_AE"/>
-        </w:rPr>
-      </w:r>
-      <w:r>
-        <w:rPr>
+          <w:rtl/>
+          <w:cs/>
+          <w:lang w:val="ar_AE" w:bidi="ar_AE"/>
+        </w:rPr>
+      </w:r>
+      <w:r>
+        <w:rPr>
+          <w:rtl/>
+          <w:cs/>
           <w:lang w:val="ar_AE" w:bidi="ar_AE"/>
         </w:rPr>
         <w:t>صهيون تعني أكثر من مجرد مكان مادي. إنها تمثل ملكوت الله القائم في كل مكان (</w:t>
@@ -4906,6 +6020,8 @@
       <w:hyperlink r:id="rId175">
         <w:r>
           <w:rPr>
+            <w:rtl/>
+            <w:cs/>
             <w:lang w:val="ar_AE" w:bidi="ar_AE"/>
           </w:rPr>
           <w:rPr>
@@ -4917,6 +6033,8 @@
       </w:hyperlink>
       <w:r>
         <w:rPr>
+          <w:rtl/>
+          <w:cs/>
           <w:lang w:val="ar_AE" w:bidi="ar_AE"/>
         </w:rPr>
         <w:t xml:space="preserve"> </w:t>
@@ -4924,6 +6042,8 @@
       <w:hyperlink r:id="rId176">
         <w:r>
           <w:rPr>
+            <w:rtl/>
+            <w:cs/>
             <w:lang w:val="ar_AE" w:bidi="ar_AE"/>
           </w:rPr>
           <w:rPr>
@@ -4935,6 +6055,8 @@
       </w:hyperlink>
       <w:r>
         <w:rPr>
+          <w:rtl/>
+          <w:cs/>
           <w:lang w:val="ar_AE" w:bidi="ar_AE"/>
         </w:rPr>
         <w:t xml:space="preserve"> </w:t>
@@ -4942,6 +6064,8 @@
       <w:hyperlink r:id="rId177">
         <w:r>
           <w:rPr>
+            <w:rtl/>
+            <w:cs/>
             <w:lang w:val="ar_AE" w:bidi="ar_AE"/>
           </w:rPr>
           <w:rPr>
@@ -4953,6 +6077,8 @@
       </w:hyperlink>
       <w:r>
         <w:rPr>
+          <w:rtl/>
+          <w:cs/>
           <w:lang w:val="ar_AE" w:bidi="ar_AE"/>
         </w:rPr>
         <w:t xml:space="preserve"> </w:t>
@@ -4960,6 +6086,8 @@
       <w:hyperlink r:id="rId178">
         <w:r>
           <w:rPr>
+            <w:rtl/>
+            <w:cs/>
             <w:lang w:val="ar_AE" w:bidi="ar_AE"/>
           </w:rPr>
           <w:rPr>
@@ -4971,6 +6099,8 @@
       </w:hyperlink>
       <w:r>
         <w:rPr>
+          <w:rtl/>
+          <w:cs/>
           <w:lang w:val="ar_AE" w:bidi="ar_AE"/>
         </w:rPr>
         <w:t xml:space="preserve"> انظر </w:t>
@@ -4978,6 +6108,8 @@
       <w:hyperlink r:id="rId179">
         <w:r>
           <w:rPr>
+            <w:rtl/>
+            <w:cs/>
             <w:lang w:val="ar_AE" w:bidi="ar_AE"/>
           </w:rPr>
           <w:rPr>
@@ -4989,6 +6121,8 @@
       </w:hyperlink>
       <w:r>
         <w:rPr>
+          <w:rtl/>
+          <w:cs/>
           <w:lang w:val="ar_AE" w:bidi="ar_AE"/>
         </w:rPr>
         <w:t xml:space="preserve">). في هذه المدينة الروحية يقيم الله، ويتكل الشعب على الله ويفعلون ما هو حق وصالح. ولا يقبل الله في مدينته أي سلوك شرير أو عبادة الآلهة الكاذبة أو معاملة الآخرين بإجحاف. </w:t>
@@ -4997,6 +6131,8 @@
       </w:r>
       <w:r>
         <w:rPr>
+          <w:rtl/>
+          <w:cs/>
           <w:lang w:val="ar_AE" w:bidi="ar_AE"/>
         </w:rPr>
         <w:t xml:space="preserve">كتب الأنبياء والشعراء في إسرائيل أن مدينة الله أكبر من المدينة المادية أورشليم. يمكن للناس من يهوذا وإسرائيل وجميع الأمم أن يصبحوا مواطني هذه المدينة الروحية (انظر </w:t>
@@ -5004,6 +6140,8 @@
       <w:hyperlink r:id="rId180">
         <w:r>
           <w:rPr>
+            <w:rtl/>
+            <w:cs/>
             <w:lang w:val="ar_AE" w:bidi="ar_AE"/>
           </w:rPr>
           <w:rPr>
@@ -5015,6 +6153,8 @@
       </w:hyperlink>
       <w:r>
         <w:rPr>
+          <w:rtl/>
+          <w:cs/>
           <w:lang w:val="ar_AE" w:bidi="ar_AE"/>
         </w:rPr>
         <w:t xml:space="preserve"> </w:t>
@@ -5022,6 +6162,8 @@
       <w:hyperlink r:id="rId181">
         <w:r>
           <w:rPr>
+            <w:rtl/>
+            <w:cs/>
             <w:lang w:val="ar_AE" w:bidi="ar_AE"/>
           </w:rPr>
           <w:rPr>
@@ -5033,6 +6175,8 @@
       </w:hyperlink>
       <w:r>
         <w:rPr>
+          <w:rtl/>
+          <w:cs/>
           <w:lang w:val="ar_AE" w:bidi="ar_AE"/>
         </w:rPr>
         <w:t>). صهيون تقع على جبل عالٍ في مركز مملكة الله على الأرض (</w:t>
@@ -5040,6 +6184,8 @@
       <w:hyperlink r:id="rId182">
         <w:r>
           <w:rPr>
+            <w:rtl/>
+            <w:cs/>
             <w:lang w:val="ar_AE" w:bidi="ar_AE"/>
           </w:rPr>
           <w:rPr>
@@ -5051,6 +6197,8 @@
       </w:hyperlink>
       <w:r>
         <w:rPr>
+          <w:rtl/>
+          <w:cs/>
           <w:lang w:val="ar_AE" w:bidi="ar_AE"/>
         </w:rPr>
         <w:t xml:space="preserve"> </w:t>
@@ -5058,6 +6206,8 @@
       <w:hyperlink r:id="rId183">
         <w:r>
           <w:rPr>
+            <w:rtl/>
+            <w:cs/>
             <w:lang w:val="ar_AE" w:bidi="ar_AE"/>
           </w:rPr>
           <w:rPr>
@@ -5069,6 +6219,8 @@
       </w:hyperlink>
       <w:r>
         <w:rPr>
+          <w:rtl/>
+          <w:cs/>
           <w:lang w:val="ar_AE" w:bidi="ar_AE"/>
         </w:rPr>
         <w:t xml:space="preserve"> </w:t>
@@ -5076,6 +6228,8 @@
       <w:hyperlink r:id="rId184">
         <w:r>
           <w:rPr>
+            <w:rtl/>
+            <w:cs/>
             <w:lang w:val="ar_AE" w:bidi="ar_AE"/>
           </w:rPr>
           <w:rPr>
@@ -5087,6 +6241,8 @@
       </w:hyperlink>
       <w:r>
         <w:rPr>
+          <w:rtl/>
+          <w:cs/>
           <w:lang w:val="ar_AE" w:bidi="ar_AE"/>
         </w:rPr>
         <w:t>). هناك حيث عرش الله (</w:t>
@@ -5094,6 +6250,8 @@
       <w:hyperlink r:id="rId185">
         <w:r>
           <w:rPr>
+            <w:rtl/>
+            <w:cs/>
             <w:lang w:val="ar_AE" w:bidi="ar_AE"/>
           </w:rPr>
           <w:rPr>
@@ -5105,6 +6263,8 @@
       </w:hyperlink>
       <w:r>
         <w:rPr>
+          <w:rtl/>
+          <w:cs/>
           <w:lang w:val="ar_AE" w:bidi="ar_AE"/>
         </w:rPr>
         <w:t>). ولهذا، يوجه شعب الله صلواتهم وتسبيحهم نحو صهيون (</w:t>
@@ -5112,6 +6272,8 @@
       <w:hyperlink r:id="rId186">
         <w:r>
           <w:rPr>
+            <w:rtl/>
+            <w:cs/>
             <w:lang w:val="ar_AE" w:bidi="ar_AE"/>
           </w:rPr>
           <w:rPr>
@@ -5123,6 +6285,8 @@
       </w:hyperlink>
       <w:r>
         <w:rPr>
+          <w:rtl/>
+          <w:cs/>
           <w:lang w:val="ar_AE" w:bidi="ar_AE"/>
         </w:rPr>
         <w:t xml:space="preserve"> </w:t>
@@ -5130,6 +6294,8 @@
       <w:hyperlink r:id="rId187">
         <w:r>
           <w:rPr>
+            <w:rtl/>
+            <w:cs/>
             <w:lang w:val="ar_AE" w:bidi="ar_AE"/>
           </w:rPr>
           <w:rPr>
@@ -5141,6 +6307,8 @@
       </w:hyperlink>
       <w:r>
         <w:rPr>
+          <w:rtl/>
+          <w:cs/>
           <w:lang w:val="ar_AE" w:bidi="ar_AE"/>
         </w:rPr>
         <w:t xml:space="preserve"> </w:t>
@@ -5148,6 +6316,8 @@
       <w:hyperlink r:id="rId188">
         <w:r>
           <w:rPr>
+            <w:rtl/>
+            <w:cs/>
             <w:lang w:val="ar_AE" w:bidi="ar_AE"/>
           </w:rPr>
           <w:rPr>
@@ -5159,6 +6329,8 @@
       </w:hyperlink>
       <w:r>
         <w:rPr>
+          <w:rtl/>
+          <w:cs/>
           <w:lang w:val="ar_AE" w:bidi="ar_AE"/>
         </w:rPr>
         <w:t xml:space="preserve"> </w:t>
@@ -5166,6 +6338,8 @@
       <w:hyperlink r:id="rId189">
         <w:r>
           <w:rPr>
+            <w:rtl/>
+            <w:cs/>
             <w:lang w:val="ar_AE" w:bidi="ar_AE"/>
           </w:rPr>
           <w:rPr>
@@ -5177,6 +6351,8 @@
       </w:hyperlink>
       <w:r>
         <w:rPr>
+          <w:rtl/>
+          <w:cs/>
           <w:lang w:val="ar_AE" w:bidi="ar_AE"/>
         </w:rPr>
         <w:t>). كما ينظرون إلى صهيون من أجل خلاص الله (</w:t>
@@ -5184,6 +6360,8 @@
       <w:hyperlink r:id="rId190">
         <w:r>
           <w:rPr>
+            <w:rtl/>
+            <w:cs/>
             <w:lang w:val="ar_AE" w:bidi="ar_AE"/>
           </w:rPr>
           <w:rPr>
@@ -5195,6 +6373,8 @@
       </w:hyperlink>
       <w:r>
         <w:rPr>
+          <w:rtl/>
+          <w:cs/>
           <w:lang w:val="ar_AE" w:bidi="ar_AE"/>
         </w:rPr>
         <w:t xml:space="preserve"> </w:t>
@@ -5202,6 +6382,8 @@
       <w:hyperlink r:id="rId191">
         <w:r>
           <w:rPr>
+            <w:rtl/>
+            <w:cs/>
             <w:lang w:val="ar_AE" w:bidi="ar_AE"/>
           </w:rPr>
           <w:rPr>
@@ -5213,6 +6395,8 @@
       </w:hyperlink>
       <w:r>
         <w:rPr>
+          <w:rtl/>
+          <w:cs/>
           <w:lang w:val="ar_AE" w:bidi="ar_AE"/>
         </w:rPr>
         <w:t xml:space="preserve"> </w:t>
@@ -5220,6 +6404,8 @@
       <w:hyperlink r:id="rId192">
         <w:r>
           <w:rPr>
+            <w:rtl/>
+            <w:cs/>
             <w:lang w:val="ar_AE" w:bidi="ar_AE"/>
           </w:rPr>
           <w:rPr>
@@ -5231,6 +6417,8 @@
       </w:hyperlink>
       <w:r>
         <w:rPr>
+          <w:rtl/>
+          <w:cs/>
           <w:lang w:val="ar_AE" w:bidi="ar_AE"/>
         </w:rPr>
         <w:t xml:space="preserve"> </w:t>
@@ -5238,6 +6426,8 @@
       <w:hyperlink r:id="rId186">
         <w:r>
           <w:rPr>
+            <w:rtl/>
+            <w:cs/>
             <w:lang w:val="ar_AE" w:bidi="ar_AE"/>
           </w:rPr>
           <w:rPr>
@@ -5249,6 +6439,8 @@
       </w:hyperlink>
       <w:r>
         <w:rPr>
+          <w:rtl/>
+          <w:cs/>
           <w:lang w:val="ar_AE" w:bidi="ar_AE"/>
         </w:rPr>
         <w:t>). اختار الله نسل داود ليحكم صهيون ويؤسس مملكته في كل مكان (</w:t>
@@ -5256,6 +6448,8 @@
       <w:hyperlink r:id="rId193">
         <w:r>
           <w:rPr>
+            <w:rtl/>
+            <w:cs/>
             <w:lang w:val="ar_AE" w:bidi="ar_AE"/>
           </w:rPr>
           <w:rPr>
@@ -5267,6 +6461,8 @@
       </w:hyperlink>
       <w:r>
         <w:rPr>
+          <w:rtl/>
+          <w:cs/>
           <w:lang w:val="ar_AE" w:bidi="ar_AE"/>
         </w:rPr>
         <w:t xml:space="preserve"> </w:t>
@@ -5274,6 +6470,8 @@
       <w:hyperlink r:id="rId194">
         <w:r>
           <w:rPr>
+            <w:rtl/>
+            <w:cs/>
             <w:lang w:val="ar_AE" w:bidi="ar_AE"/>
           </w:rPr>
           <w:rPr>
@@ -5285,6 +6483,8 @@
       </w:hyperlink>
       <w:r>
         <w:rPr>
+          <w:rtl/>
+          <w:cs/>
           <w:lang w:val="ar_AE" w:bidi="ar_AE"/>
         </w:rPr>
         <w:t>).</w:t>
@@ -5293,6 +6493,8 @@
       </w:r>
       <w:r>
         <w:rPr>
+          <w:rtl/>
+          <w:cs/>
           <w:lang w:val="ar_AE" w:bidi="ar_AE"/>
         </w:rPr>
         <w:t>تمثل صهيون رعاية الله وضمان وبركاته (</w:t>
@@ -5300,6 +6502,8 @@
       <w:hyperlink r:id="rId195">
         <w:r>
           <w:rPr>
+            <w:rtl/>
+            <w:cs/>
             <w:lang w:val="ar_AE" w:bidi="ar_AE"/>
           </w:rPr>
           <w:rPr>
@@ -5311,6 +6515,8 @@
       </w:hyperlink>
       <w:r>
         <w:rPr>
+          <w:rtl/>
+          <w:cs/>
           <w:lang w:val="ar_AE" w:bidi="ar_AE"/>
         </w:rPr>
         <w:t xml:space="preserve"> </w:t>
@@ -5318,6 +6524,8 @@
       <w:hyperlink r:id="rId196">
         <w:r>
           <w:rPr>
+            <w:rtl/>
+            <w:cs/>
             <w:lang w:val="ar_AE" w:bidi="ar_AE"/>
           </w:rPr>
           <w:rPr>
@@ -5329,6 +6537,8 @@
       </w:hyperlink>
       <w:r>
         <w:rPr>
+          <w:rtl/>
+          <w:cs/>
           <w:lang w:val="ar_AE" w:bidi="ar_AE"/>
         </w:rPr>
         <w:t xml:space="preserve"> </w:t>
@@ -5336,6 +6546,8 @@
       <w:hyperlink r:id="rId197">
         <w:r>
           <w:rPr>
+            <w:rtl/>
+            <w:cs/>
             <w:lang w:val="ar_AE" w:bidi="ar_AE"/>
           </w:rPr>
           <w:rPr>
@@ -5347,6 +6559,8 @@
       </w:hyperlink>
       <w:r>
         <w:rPr>
+          <w:rtl/>
+          <w:cs/>
           <w:lang w:val="ar_AE" w:bidi="ar_AE"/>
         </w:rPr>
         <w:t xml:space="preserve"> </w:t>
@@ -5354,6 +6568,8 @@
       <w:hyperlink r:id="rId198">
         <w:r>
           <w:rPr>
+            <w:rtl/>
+            <w:cs/>
             <w:lang w:val="ar_AE" w:bidi="ar_AE"/>
           </w:rPr>
           <w:rPr>
@@ -5365,6 +6581,8 @@
       </w:hyperlink>
       <w:r>
         <w:rPr>
+          <w:rtl/>
+          <w:cs/>
           <w:lang w:val="ar_AE" w:bidi="ar_AE"/>
         </w:rPr>
         <w:t xml:space="preserve"> </w:t>
@@ -5372,6 +6590,8 @@
       <w:hyperlink r:id="rId199">
         <w:r>
           <w:rPr>
+            <w:rtl/>
+            <w:cs/>
             <w:lang w:val="ar_AE" w:bidi="ar_AE"/>
           </w:rPr>
           <w:rPr>
@@ -5383,18 +6603,24 @@
       </w:hyperlink>
       <w:r>
         <w:rPr>
+          <w:rtl/>
+          <w:cs/>
           <w:lang w:val="ar_AE" w:bidi="ar_AE"/>
         </w:rPr>
         <w:t>). ومن يتكل على الرب يكون آمنًا "</w:t>
       </w:r>
       <w:r>
         <w:rPr>
+          <w:rtl/>
+          <w:cs/>
           <w:lang w:val="ar_AE" w:bidi="ar_AE"/>
         </w:rPr>
         <w:t>مِثْلُ جَبَلِ صِهْيَوْنَ</w:t>
       </w:r>
       <w:r>
         <w:rPr>
+          <w:rtl/>
+          <w:cs/>
           <w:lang w:val="ar_AE" w:bidi="ar_AE"/>
         </w:rPr>
         <w:t>" (</w:t>
@@ -5402,6 +6628,8 @@
       <w:hyperlink r:id="rId200">
         <w:r>
           <w:rPr>
+            <w:rtl/>
+            <w:cs/>
             <w:lang w:val="ar_AE" w:bidi="ar_AE"/>
           </w:rPr>
           <w:rPr>
@@ -5413,6 +6641,8 @@
       </w:hyperlink>
       <w:r>
         <w:rPr>
+          <w:rtl/>
+          <w:cs/>
           <w:lang w:val="ar_AE" w:bidi="ar_AE"/>
         </w:rPr>
         <w:t>). أما الذين يرفضون الرب ينبذون أيضًا ضمان صهيون لهم، ولا مستقبل لهم (</w:t>
@@ -5420,6 +6650,8 @@
       <w:hyperlink r:id="rId201">
         <w:r>
           <w:rPr>
+            <w:rtl/>
+            <w:cs/>
             <w:lang w:val="ar_AE" w:bidi="ar_AE"/>
           </w:rPr>
           <w:rPr>
@@ -5431,6 +6663,8 @@
       </w:hyperlink>
       <w:r>
         <w:rPr>
+          <w:rtl/>
+          <w:cs/>
           <w:lang w:val="ar_AE" w:bidi="ar_AE"/>
         </w:rPr>
         <w:t>).</w:t>
@@ -5442,11 +6676,15 @@
       </w:pPr>
       <w:r>
         <w:rPr>
-          <w:lang w:val="ar_AE" w:bidi="ar_AE"/>
-        </w:rPr>
-      </w:r>
-      <w:r>
-        <w:rPr>
+          <w:rtl/>
+          <w:cs/>
+          <w:lang w:val="ar_AE" w:bidi="ar_AE"/>
+        </w:rPr>
+      </w:r>
+      <w:r>
+        <w:rPr>
+          <w:rtl/>
+          <w:cs/>
           <w:lang w:val="ar_AE" w:bidi="ar_AE"/>
         </w:rPr>
         <w:t>يصف العهد الجديد جبل صهيون أنه أورشليم السماوية، الموطن الروحي للمؤمنين من جميع الأمم الذين "وُلدوا ثانية" من الروح بالإيمان بيسوع المسيح (</w:t>
@@ -5454,6 +6692,8 @@
       <w:hyperlink r:id="rId181">
         <w:r>
           <w:rPr>
+            <w:rtl/>
+            <w:cs/>
             <w:lang w:val="ar_AE" w:bidi="ar_AE"/>
           </w:rPr>
           <w:rPr>
@@ -5465,6 +6705,8 @@
       </w:hyperlink>
       <w:r>
         <w:rPr>
+          <w:rtl/>
+          <w:cs/>
           <w:lang w:val="ar_AE" w:bidi="ar_AE"/>
         </w:rPr>
         <w:t xml:space="preserve">؛ انظر أيضًا </w:t>
@@ -5472,6 +6714,8 @@
       <w:hyperlink r:id="rId202">
         <w:r>
           <w:rPr>
+            <w:rtl/>
+            <w:cs/>
             <w:lang w:val="ar_AE" w:bidi="ar_AE"/>
           </w:rPr>
           <w:rPr>
@@ -5483,6 +6727,8 @@
       </w:hyperlink>
       <w:r>
         <w:rPr>
+          <w:rtl/>
+          <w:cs/>
           <w:lang w:val="ar_AE" w:bidi="ar_AE"/>
         </w:rPr>
         <w:t xml:space="preserve">؛ </w:t>
@@ -5490,6 +6736,8 @@
       <w:hyperlink r:id="rId203">
         <w:r>
           <w:rPr>
+            <w:rtl/>
+            <w:cs/>
             <w:lang w:val="ar_AE" w:bidi="ar_AE"/>
           </w:rPr>
           <w:rPr>
@@ -5501,6 +6749,8 @@
       </w:hyperlink>
       <w:r>
         <w:rPr>
+          <w:rtl/>
+          <w:cs/>
           <w:lang w:val="ar_AE" w:bidi="ar_AE"/>
         </w:rPr>
         <w:t xml:space="preserve">؛ </w:t>
@@ -5508,6 +6758,8 @@
       <w:hyperlink r:id="rId204">
         <w:r>
           <w:rPr>
+            <w:rtl/>
+            <w:cs/>
             <w:lang w:val="ar_AE" w:bidi="ar_AE"/>
           </w:rPr>
           <w:rPr>
@@ -5519,18 +6771,24 @@
       </w:hyperlink>
       <w:r>
         <w:rPr>
+          <w:rtl/>
+          <w:cs/>
           <w:lang w:val="ar_AE" w:bidi="ar_AE"/>
         </w:rPr>
         <w:t>). تطلّع إبراهيم بالإيمان إلى "</w:t>
       </w:r>
       <w:r>
         <w:rPr>
+          <w:rtl/>
+          <w:cs/>
           <w:lang w:val="ar_AE" w:bidi="ar_AE"/>
         </w:rPr>
         <w:t>ٱلْمَدِينَة ٱلَّتِي لَهَا ٱلْأَسَاسَات</w:t>
       </w:r>
       <w:r>
         <w:rPr>
+          <w:rtl/>
+          <w:cs/>
           <w:lang w:val="ar_AE" w:bidi="ar_AE"/>
         </w:rPr>
         <w:t>" (</w:t>
@@ -5538,6 +6796,8 @@
       <w:hyperlink r:id="rId205">
         <w:r>
           <w:rPr>
+            <w:rtl/>
+            <w:cs/>
             <w:lang w:val="ar_AE" w:bidi="ar_AE"/>
           </w:rPr>
           <w:rPr>
@@ -5549,6 +6809,8 @@
       </w:hyperlink>
       <w:r>
         <w:rPr>
+          <w:rtl/>
+          <w:cs/>
           <w:lang w:val="ar_AE" w:bidi="ar_AE"/>
         </w:rPr>
         <w:t>). في هذه المدينة جميع المؤمنين بالله هم مواطنون (</w:t>
@@ -5556,6 +6818,8 @@
       <w:hyperlink r:id="rId181">
         <w:r>
           <w:rPr>
+            <w:rtl/>
+            <w:cs/>
             <w:lang w:val="ar_AE" w:bidi="ar_AE"/>
           </w:rPr>
           <w:rPr>
@@ -5567,6 +6831,8 @@
       </w:hyperlink>
       <w:r>
         <w:rPr>
+          <w:rtl/>
+          <w:cs/>
           <w:lang w:val="ar_AE" w:bidi="ar_AE"/>
         </w:rPr>
         <w:t>). والرب ليس له حدود جغرافية (</w:t>
@@ -5574,6 +6840,8 @@
       <w:hyperlink r:id="rId206">
         <w:r>
           <w:rPr>
+            <w:rtl/>
+            <w:cs/>
             <w:lang w:val="ar_AE" w:bidi="ar_AE"/>
           </w:rPr>
           <w:rPr>
@@ -5585,6 +6853,8 @@
       </w:hyperlink>
       <w:r>
         <w:rPr>
+          <w:rtl/>
+          <w:cs/>
           <w:lang w:val="ar_AE" w:bidi="ar_AE"/>
         </w:rPr>
         <w:t>). لذلك، فإن صهيون الحقيقية حيث يقيم الرب في الإنسان الداخلي [الهيكل] لكل من يعبدونه.</w:t>
@@ -5596,12 +6866,16 @@
       </w:pPr>
       <w:r>
         <w:rPr>
+          <w:rtl/>
+          <w:cs/>
           <w:lang w:val="ar_AE" w:bidi="ar_AE"/>
         </w:rPr>
       </w:r>
       <w:r>
         <w:rPr>
           <w:u w:val="single"/>
+          <w:rtl/>
+          <w:cs/>
           <w:lang w:val="ar_AE" w:bidi="ar_AE"/>
         </w:rPr>
         <w:t>مقاطع كتابية لدراسة أعمق</w:t>
@@ -5613,12 +6887,16 @@
       </w:pPr>
       <w:r>
         <w:rPr>
+          <w:rtl/>
+          <w:cs/>
           <w:lang w:val="ar_AE" w:bidi="ar_AE"/>
         </w:rPr>
       </w:r>
       <w:hyperlink r:id="rId170">
         <w:r>
           <w:rPr>
+            <w:rtl/>
+            <w:cs/>
             <w:lang w:val="ar_AE" w:bidi="ar_AE"/>
           </w:rPr>
           <w:rPr>
@@ -5630,6 +6908,8 @@
       </w:hyperlink>
       <w:r>
         <w:rPr>
+          <w:rtl/>
+          <w:cs/>
           <w:lang w:val="ar_AE" w:bidi="ar_AE"/>
         </w:rPr>
         <w:t xml:space="preserve"> </w:t>
@@ -5637,6 +6917,8 @@
       <w:hyperlink r:id="rId207">
         <w:r>
           <w:rPr>
+            <w:rtl/>
+            <w:cs/>
             <w:lang w:val="ar_AE" w:bidi="ar_AE"/>
           </w:rPr>
           <w:rPr>
@@ -5648,6 +6930,8 @@
       </w:hyperlink>
       <w:r>
         <w:rPr>
+          <w:rtl/>
+          <w:cs/>
           <w:lang w:val="ar_AE" w:bidi="ar_AE"/>
         </w:rPr>
         <w:t xml:space="preserve"> </w:t>
@@ -5655,6 +6939,8 @@
       <w:hyperlink r:id="rId190">
         <w:r>
           <w:rPr>
+            <w:rtl/>
+            <w:cs/>
             <w:lang w:val="ar_AE" w:bidi="ar_AE"/>
           </w:rPr>
           <w:rPr>
@@ -5666,6 +6952,8 @@
       </w:hyperlink>
       <w:r>
         <w:rPr>
+          <w:rtl/>
+          <w:cs/>
           <w:lang w:val="ar_AE" w:bidi="ar_AE"/>
         </w:rPr>
         <w:t xml:space="preserve"> </w:t>
@@ -5673,6 +6961,8 @@
       <w:hyperlink r:id="rId196">
         <w:r>
           <w:rPr>
+            <w:rtl/>
+            <w:cs/>
             <w:lang w:val="ar_AE" w:bidi="ar_AE"/>
           </w:rPr>
           <w:rPr>
@@ -5684,6 +6974,8 @@
       </w:hyperlink>
       <w:r>
         <w:rPr>
+          <w:rtl/>
+          <w:cs/>
           <w:lang w:val="ar_AE" w:bidi="ar_AE"/>
         </w:rPr>
         <w:t xml:space="preserve"> </w:t>
@@ -5691,6 +6983,8 @@
       <w:hyperlink r:id="rId192">
         <w:r>
           <w:rPr>
+            <w:rtl/>
+            <w:cs/>
             <w:lang w:val="ar_AE" w:bidi="ar_AE"/>
           </w:rPr>
           <w:rPr>
@@ -5702,6 +6996,8 @@
       </w:hyperlink>
       <w:r>
         <w:rPr>
+          <w:rtl/>
+          <w:cs/>
           <w:lang w:val="ar_AE" w:bidi="ar_AE"/>
         </w:rPr>
         <w:t xml:space="preserve"> </w:t>
@@ -5709,6 +7005,8 @@
       <w:hyperlink r:id="rId197">
         <w:r>
           <w:rPr>
+            <w:rtl/>
+            <w:cs/>
             <w:lang w:val="ar_AE" w:bidi="ar_AE"/>
           </w:rPr>
           <w:rPr>
@@ -5720,6 +7018,8 @@
       </w:hyperlink>
       <w:r>
         <w:rPr>
+          <w:rtl/>
+          <w:cs/>
           <w:lang w:val="ar_AE" w:bidi="ar_AE"/>
         </w:rPr>
         <w:t xml:space="preserve"> </w:t>
@@ -5727,6 +7027,8 @@
       <w:hyperlink r:id="rId208">
         <w:r>
           <w:rPr>
+            <w:rtl/>
+            <w:cs/>
             <w:lang w:val="ar_AE" w:bidi="ar_AE"/>
           </w:rPr>
           <w:rPr>
@@ -5738,6 +7040,8 @@
       </w:hyperlink>
       <w:r>
         <w:rPr>
+          <w:rtl/>
+          <w:cs/>
           <w:lang w:val="ar_AE" w:bidi="ar_AE"/>
         </w:rPr>
         <w:t xml:space="preserve"> </w:t>
@@ -5745,6 +7049,8 @@
       <w:hyperlink r:id="rId209">
         <w:r>
           <w:rPr>
+            <w:rtl/>
+            <w:cs/>
             <w:lang w:val="ar_AE" w:bidi="ar_AE"/>
           </w:rPr>
           <w:rPr>
@@ -5756,6 +7062,8 @@
       </w:hyperlink>
       <w:r>
         <w:rPr>
+          <w:rtl/>
+          <w:cs/>
           <w:lang w:val="ar_AE" w:bidi="ar_AE"/>
         </w:rPr>
         <w:t xml:space="preserve"> </w:t>
@@ -5763,6 +7071,8 @@
       <w:hyperlink r:id="rId210">
         <w:r>
           <w:rPr>
+            <w:rtl/>
+            <w:cs/>
             <w:lang w:val="ar_AE" w:bidi="ar_AE"/>
           </w:rPr>
           <w:rPr>
@@ -5774,6 +7084,8 @@
       </w:hyperlink>
       <w:r>
         <w:rPr>
+          <w:rtl/>
+          <w:cs/>
           <w:lang w:val="ar_AE" w:bidi="ar_AE"/>
         </w:rPr>
         <w:t xml:space="preserve"> </w:t>
@@ -5781,6 +7093,8 @@
       <w:hyperlink r:id="rId211">
         <w:r>
           <w:rPr>
+            <w:rtl/>
+            <w:cs/>
             <w:lang w:val="ar_AE" w:bidi="ar_AE"/>
           </w:rPr>
           <w:rPr>
@@ -5792,6 +7106,8 @@
       </w:hyperlink>
       <w:r>
         <w:rPr>
+          <w:rtl/>
+          <w:cs/>
           <w:lang w:val="ar_AE" w:bidi="ar_AE"/>
         </w:rPr>
         <w:t xml:space="preserve"> </w:t>
@@ -5799,6 +7115,8 @@
       <w:hyperlink r:id="rId200">
         <w:r>
           <w:rPr>
+            <w:rtl/>
+            <w:cs/>
             <w:lang w:val="ar_AE" w:bidi="ar_AE"/>
           </w:rPr>
           <w:rPr>
@@ -5810,6 +7128,8 @@
       </w:hyperlink>
       <w:r>
         <w:rPr>
+          <w:rtl/>
+          <w:cs/>
           <w:lang w:val="ar_AE" w:bidi="ar_AE"/>
         </w:rPr>
         <w:t xml:space="preserve"> </w:t>
@@ -5817,6 +7137,8 @@
       <w:hyperlink r:id="rId198">
         <w:r>
           <w:rPr>
+            <w:rtl/>
+            <w:cs/>
             <w:lang w:val="ar_AE" w:bidi="ar_AE"/>
           </w:rPr>
           <w:rPr>
@@ -5828,6 +7150,8 @@
       </w:hyperlink>
       <w:r>
         <w:rPr>
+          <w:rtl/>
+          <w:cs/>
           <w:lang w:val="ar_AE" w:bidi="ar_AE"/>
         </w:rPr>
         <w:t xml:space="preserve"> </w:t>
@@ -5835,6 +7159,8 @@
       <w:hyperlink r:id="rId184">
         <w:r>
           <w:rPr>
+            <w:rtl/>
+            <w:cs/>
             <w:lang w:val="ar_AE" w:bidi="ar_AE"/>
           </w:rPr>
           <w:rPr>
@@ -5846,6 +7172,8 @@
       </w:hyperlink>
       <w:r>
         <w:rPr>
+          <w:rtl/>
+          <w:cs/>
           <w:lang w:val="ar_AE" w:bidi="ar_AE"/>
         </w:rPr>
         <w:t xml:space="preserve"> </w:t>
@@ -5853,6 +7181,8 @@
       <w:hyperlink r:id="rId212">
         <w:r>
           <w:rPr>
+            <w:rtl/>
+            <w:cs/>
             <w:lang w:val="ar_AE" w:bidi="ar_AE"/>
           </w:rPr>
           <w:rPr>
@@ -5864,6 +7194,8 @@
       </w:hyperlink>
       <w:r>
         <w:rPr>
+          <w:rtl/>
+          <w:cs/>
           <w:lang w:val="ar_AE" w:bidi="ar_AE"/>
         </w:rPr>
         <w:t xml:space="preserve"> </w:t>
@@ -5871,6 +7203,8 @@
       <w:hyperlink r:id="rId178">
         <w:r>
           <w:rPr>
+            <w:rtl/>
+            <w:cs/>
             <w:lang w:val="ar_AE" w:bidi="ar_AE"/>
           </w:rPr>
           <w:rPr>
@@ -5882,6 +7216,8 @@
       </w:hyperlink>
       <w:r>
         <w:rPr>
+          <w:rtl/>
+          <w:cs/>
           <w:lang w:val="ar_AE" w:bidi="ar_AE"/>
         </w:rPr>
         <w:t xml:space="preserve"> </w:t>
@@ -5889,6 +7225,8 @@
       <w:hyperlink r:id="rId188">
         <w:r>
           <w:rPr>
+            <w:rtl/>
+            <w:cs/>
             <w:lang w:val="ar_AE" w:bidi="ar_AE"/>
           </w:rPr>
           <w:rPr>
@@ -5900,6 +7238,8 @@
       </w:hyperlink>
       <w:r>
         <w:rPr>
+          <w:rtl/>
+          <w:cs/>
           <w:lang w:val="ar_AE" w:bidi="ar_AE"/>
         </w:rPr>
         <w:t xml:space="preserve"> </w:t>
@@ -5907,6 +7247,8 @@
       <w:hyperlink r:id="rId213">
         <w:r>
           <w:rPr>
+            <w:rtl/>
+            <w:cs/>
             <w:lang w:val="ar_AE" w:bidi="ar_AE"/>
           </w:rPr>
           <w:rPr>
@@ -5918,6 +7260,8 @@
       </w:hyperlink>
       <w:r>
         <w:rPr>
+          <w:rtl/>
+          <w:cs/>
           <w:lang w:val="ar_AE" w:bidi="ar_AE"/>
         </w:rPr>
         <w:t xml:space="preserve"> </w:t>
@@ -5925,6 +7269,8 @@
       <w:hyperlink r:id="rId214">
         <w:r>
           <w:rPr>
+            <w:rtl/>
+            <w:cs/>
             <w:lang w:val="ar_AE" w:bidi="ar_AE"/>
           </w:rPr>
           <w:rPr>
@@ -5936,6 +7282,8 @@
       </w:hyperlink>
       <w:r>
         <w:rPr>
+          <w:rtl/>
+          <w:cs/>
           <w:lang w:val="ar_AE" w:bidi="ar_AE"/>
         </w:rPr>
         <w:t xml:space="preserve"> </w:t>
@@ -5943,6 +7291,8 @@
       <w:hyperlink r:id="rId215">
         <w:r>
           <w:rPr>
+            <w:rtl/>
+            <w:cs/>
             <w:lang w:val="ar_AE" w:bidi="ar_AE"/>
           </w:rPr>
           <w:rPr>
@@ -5954,6 +7304,8 @@
       </w:hyperlink>
       <w:r>
         <w:rPr>
+          <w:rtl/>
+          <w:cs/>
           <w:lang w:val="ar_AE" w:bidi="ar_AE"/>
         </w:rPr>
         <w:t xml:space="preserve"> </w:t>
@@ -5961,6 +7313,8 @@
       <w:hyperlink r:id="rId216">
         <w:r>
           <w:rPr>
+            <w:rtl/>
+            <w:cs/>
             <w:lang w:val="ar_AE" w:bidi="ar_AE"/>
           </w:rPr>
           <w:rPr>
@@ -5972,6 +7326,8 @@
       </w:hyperlink>
       <w:r>
         <w:rPr>
+          <w:rtl/>
+          <w:cs/>
           <w:lang w:val="ar_AE" w:bidi="ar_AE"/>
         </w:rPr>
         <w:t xml:space="preserve"> </w:t>
@@ -5979,6 +7335,8 @@
       <w:hyperlink r:id="rId217">
         <w:r>
           <w:rPr>
+            <w:rtl/>
+            <w:cs/>
             <w:lang w:val="ar_AE" w:bidi="ar_AE"/>
           </w:rPr>
           <w:rPr>
@@ -5990,6 +7348,8 @@
       </w:hyperlink>
       <w:r>
         <w:rPr>
+          <w:rtl/>
+          <w:cs/>
           <w:lang w:val="ar_AE" w:bidi="ar_AE"/>
         </w:rPr>
         <w:t xml:space="preserve"> </w:t>
@@ -5997,6 +7357,8 @@
       <w:hyperlink r:id="rId218">
         <w:r>
           <w:rPr>
+            <w:rtl/>
+            <w:cs/>
             <w:lang w:val="ar_AE" w:bidi="ar_AE"/>
           </w:rPr>
           <w:rPr>
@@ -6008,6 +7370,8 @@
       </w:hyperlink>
       <w:r>
         <w:rPr>
+          <w:rtl/>
+          <w:cs/>
           <w:lang w:val="ar_AE" w:bidi="ar_AE"/>
         </w:rPr>
         <w:t xml:space="preserve"> </w:t>
@@ -6015,6 +7379,8 @@
       <w:hyperlink r:id="rId219">
         <w:r>
           <w:rPr>
+            <w:rtl/>
+            <w:cs/>
             <w:lang w:val="ar_AE" w:bidi="ar_AE"/>
           </w:rPr>
           <w:rPr>
@@ -6026,6 +7392,8 @@
       </w:hyperlink>
       <w:r>
         <w:rPr>
+          <w:rtl/>
+          <w:cs/>
           <w:lang w:val="ar_AE" w:bidi="ar_AE"/>
         </w:rPr>
         <w:t xml:space="preserve"> </w:t>
@@ -6033,6 +7401,8 @@
       <w:hyperlink r:id="rId220">
         <w:r>
           <w:rPr>
+            <w:rtl/>
+            <w:cs/>
             <w:lang w:val="ar_AE" w:bidi="ar_AE"/>
           </w:rPr>
           <w:rPr>
@@ -6044,6 +7414,8 @@
       </w:hyperlink>
       <w:r>
         <w:rPr>
+          <w:rtl/>
+          <w:cs/>
           <w:lang w:val="ar_AE" w:bidi="ar_AE"/>
         </w:rPr>
         <w:t xml:space="preserve"> </w:t>
@@ -6051,6 +7423,8 @@
       <w:hyperlink r:id="rId221">
         <w:r>
           <w:rPr>
+            <w:rtl/>
+            <w:cs/>
             <w:lang w:val="ar_AE" w:bidi="ar_AE"/>
           </w:rPr>
           <w:rPr>
@@ -6062,6 +7436,8 @@
       </w:hyperlink>
       <w:r>
         <w:rPr>
+          <w:rtl/>
+          <w:cs/>
           <w:lang w:val="ar_AE" w:bidi="ar_AE"/>
         </w:rPr>
         <w:t xml:space="preserve"> </w:t>
@@ -6069,6 +7445,8 @@
       <w:hyperlink r:id="rId222">
         <w:r>
           <w:rPr>
+            <w:rtl/>
+            <w:cs/>
             <w:lang w:val="ar_AE" w:bidi="ar_AE"/>
           </w:rPr>
           <w:rPr>
@@ -6080,6 +7458,8 @@
       </w:hyperlink>
       <w:r>
         <w:rPr>
+          <w:rtl/>
+          <w:cs/>
           <w:lang w:val="ar_AE" w:bidi="ar_AE"/>
         </w:rPr>
         <w:t xml:space="preserve"> </w:t>
@@ -6087,6 +7467,8 @@
       <w:hyperlink r:id="rId223">
         <w:r>
           <w:rPr>
+            <w:rtl/>
+            <w:cs/>
             <w:lang w:val="ar_AE" w:bidi="ar_AE"/>
           </w:rPr>
           <w:rPr>
@@ -6098,6 +7480,8 @@
       </w:hyperlink>
       <w:r>
         <w:rPr>
+          <w:rtl/>
+          <w:cs/>
           <w:lang w:val="ar_AE" w:bidi="ar_AE"/>
         </w:rPr>
         <w:t xml:space="preserve"> </w:t>
@@ -6105,6 +7489,8 @@
       <w:hyperlink r:id="rId224">
         <w:r>
           <w:rPr>
+            <w:rtl/>
+            <w:cs/>
             <w:lang w:val="ar_AE" w:bidi="ar_AE"/>
           </w:rPr>
           <w:rPr>
@@ -6116,6 +7502,8 @@
       </w:hyperlink>
       <w:r>
         <w:rPr>
+          <w:rtl/>
+          <w:cs/>
           <w:lang w:val="ar_AE" w:bidi="ar_AE"/>
         </w:rPr>
         <w:t xml:space="preserve"> </w:t>
@@ -6123,6 +7511,8 @@
       <w:hyperlink r:id="rId225">
         <w:r>
           <w:rPr>
+            <w:rtl/>
+            <w:cs/>
             <w:lang w:val="ar_AE" w:bidi="ar_AE"/>
           </w:rPr>
           <w:rPr>
@@ -6134,6 +7524,8 @@
       </w:hyperlink>
       <w:r>
         <w:rPr>
+          <w:rtl/>
+          <w:cs/>
           <w:lang w:val="ar_AE" w:bidi="ar_AE"/>
         </w:rPr>
         <w:t xml:space="preserve"> </w:t>
@@ -6141,6 +7533,8 @@
       <w:hyperlink r:id="rId226">
         <w:r>
           <w:rPr>
+            <w:rtl/>
+            <w:cs/>
             <w:lang w:val="ar_AE" w:bidi="ar_AE"/>
           </w:rPr>
           <w:rPr>
@@ -6152,6 +7546,8 @@
       </w:hyperlink>
       <w:r>
         <w:rPr>
+          <w:rtl/>
+          <w:cs/>
           <w:lang w:val="ar_AE" w:bidi="ar_AE"/>
         </w:rPr>
         <w:t xml:space="preserve"> </w:t>
@@ -6159,6 +7555,8 @@
       <w:hyperlink r:id="rId227">
         <w:r>
           <w:rPr>
+            <w:rtl/>
+            <w:cs/>
             <w:lang w:val="ar_AE" w:bidi="ar_AE"/>
           </w:rPr>
           <w:rPr>
@@ -6170,6 +7568,8 @@
       </w:hyperlink>
       <w:r>
         <w:rPr>
+          <w:rtl/>
+          <w:cs/>
           <w:lang w:val="ar_AE" w:bidi="ar_AE"/>
         </w:rPr>
         <w:t xml:space="preserve"> </w:t>
@@ -6177,6 +7577,8 @@
       <w:hyperlink r:id="rId228">
         <w:r>
           <w:rPr>
+            <w:rtl/>
+            <w:cs/>
             <w:lang w:val="ar_AE" w:bidi="ar_AE"/>
           </w:rPr>
           <w:rPr>
@@ -6188,6 +7590,8 @@
       </w:hyperlink>
       <w:r>
         <w:rPr>
+          <w:rtl/>
+          <w:cs/>
           <w:lang w:val="ar_AE" w:bidi="ar_AE"/>
         </w:rPr>
         <w:t xml:space="preserve"> </w:t>
@@ -6195,6 +7599,8 @@
       <w:hyperlink r:id="rId229">
         <w:r>
           <w:rPr>
+            <w:rtl/>
+            <w:cs/>
             <w:lang w:val="ar_AE" w:bidi="ar_AE"/>
           </w:rPr>
           <w:rPr>
@@ -6206,6 +7612,8 @@
       </w:hyperlink>
       <w:r>
         <w:rPr>
+          <w:rtl/>
+          <w:cs/>
           <w:lang w:val="ar_AE" w:bidi="ar_AE"/>
         </w:rPr>
         <w:t xml:space="preserve"> </w:t>
@@ -6213,6 +7621,8 @@
       <w:hyperlink r:id="rId230">
         <w:r>
           <w:rPr>
+            <w:rtl/>
+            <w:cs/>
             <w:lang w:val="ar_AE" w:bidi="ar_AE"/>
           </w:rPr>
           <w:rPr>
@@ -6224,6 +7634,8 @@
       </w:hyperlink>
       <w:r>
         <w:rPr>
+          <w:rtl/>
+          <w:cs/>
           <w:lang w:val="ar_AE" w:bidi="ar_AE"/>
         </w:rPr>
         <w:t xml:space="preserve"> </w:t>
@@ -6231,6 +7643,8 @@
       <w:hyperlink r:id="rId231">
         <w:r>
           <w:rPr>
+            <w:rtl/>
+            <w:cs/>
             <w:lang w:val="ar_AE" w:bidi="ar_AE"/>
           </w:rPr>
           <w:rPr>
@@ -6242,6 +7656,8 @@
       </w:hyperlink>
       <w:r>
         <w:rPr>
+          <w:rtl/>
+          <w:cs/>
           <w:lang w:val="ar_AE" w:bidi="ar_AE"/>
         </w:rPr>
         <w:t xml:space="preserve"> </w:t>
@@ -6249,6 +7665,8 @@
       <w:hyperlink r:id="rId232">
         <w:r>
           <w:rPr>
+            <w:rtl/>
+            <w:cs/>
             <w:lang w:val="ar_AE" w:bidi="ar_AE"/>
           </w:rPr>
           <w:rPr>
@@ -6260,6 +7678,8 @@
       </w:hyperlink>
       <w:r>
         <w:rPr>
+          <w:rtl/>
+          <w:cs/>
           <w:lang w:val="ar_AE" w:bidi="ar_AE"/>
         </w:rPr>
         <w:t xml:space="preserve"> </w:t>
@@ -6267,6 +7687,8 @@
       <w:hyperlink r:id="rId233">
         <w:r>
           <w:rPr>
+            <w:rtl/>
+            <w:cs/>
             <w:lang w:val="ar_AE" w:bidi="ar_AE"/>
           </w:rPr>
           <w:rPr>
@@ -6278,6 +7700,8 @@
       </w:hyperlink>
       <w:r>
         <w:rPr>
+          <w:rtl/>
+          <w:cs/>
           <w:lang w:val="ar_AE" w:bidi="ar_AE"/>
         </w:rPr>
         <w:t xml:space="preserve"> </w:t>
@@ -6285,6 +7709,8 @@
       <w:hyperlink r:id="rId234">
         <w:r>
           <w:rPr>
+            <w:rtl/>
+            <w:cs/>
             <w:lang w:val="ar_AE" w:bidi="ar_AE"/>
           </w:rPr>
           <w:rPr>
@@ -6296,6 +7722,8 @@
       </w:hyperlink>
       <w:r>
         <w:rPr>
+          <w:rtl/>
+          <w:cs/>
           <w:lang w:val="ar_AE" w:bidi="ar_AE"/>
         </w:rPr>
         <w:t xml:space="preserve"> </w:t>
@@ -6303,6 +7731,8 @@
       <w:hyperlink r:id="rId235">
         <w:r>
           <w:rPr>
+            <w:rtl/>
+            <w:cs/>
             <w:lang w:val="ar_AE" w:bidi="ar_AE"/>
           </w:rPr>
           <w:rPr>
@@ -6314,6 +7744,8 @@
       </w:hyperlink>
       <w:r>
         <w:rPr>
+          <w:rtl/>
+          <w:cs/>
           <w:lang w:val="ar_AE" w:bidi="ar_AE"/>
         </w:rPr>
         <w:t xml:space="preserve"> </w:t>
@@ -6321,6 +7753,8 @@
       <w:hyperlink r:id="rId236">
         <w:r>
           <w:rPr>
+            <w:rtl/>
+            <w:cs/>
             <w:lang w:val="ar_AE" w:bidi="ar_AE"/>
           </w:rPr>
           <w:rPr>
@@ -6332,6 +7766,8 @@
       </w:hyperlink>
       <w:r>
         <w:rPr>
+          <w:rtl/>
+          <w:cs/>
           <w:lang w:val="ar_AE" w:bidi="ar_AE"/>
         </w:rPr>
         <w:t xml:space="preserve"> </w:t>
@@ -6339,6 +7775,8 @@
       <w:hyperlink r:id="rId237">
         <w:r>
           <w:rPr>
+            <w:rtl/>
+            <w:cs/>
             <w:lang w:val="ar_AE" w:bidi="ar_AE"/>
           </w:rPr>
           <w:rPr>
@@ -6350,6 +7788,8 @@
       </w:hyperlink>
       <w:r>
         <w:rPr>
+          <w:rtl/>
+          <w:cs/>
           <w:lang w:val="ar_AE" w:bidi="ar_AE"/>
         </w:rPr>
         <w:t xml:space="preserve"> </w:t>
@@ -6357,6 +7797,8 @@
       <w:hyperlink r:id="rId145">
         <w:r>
           <w:rPr>
+            <w:rtl/>
+            <w:cs/>
             <w:lang w:val="ar_AE" w:bidi="ar_AE"/>
           </w:rPr>
           <w:rPr>
@@ -6368,6 +7810,8 @@
       </w:hyperlink>
       <w:r>
         <w:rPr>
+          <w:rtl/>
+          <w:cs/>
           <w:lang w:val="ar_AE" w:bidi="ar_AE"/>
         </w:rPr>
         <w:t xml:space="preserve"> </w:t>
@@ -6375,6 +7819,8 @@
       <w:hyperlink r:id="rId238">
         <w:r>
           <w:rPr>
+            <w:rtl/>
+            <w:cs/>
             <w:lang w:val="ar_AE" w:bidi="ar_AE"/>
           </w:rPr>
           <w:rPr>
@@ -6386,6 +7832,8 @@
       </w:hyperlink>
       <w:r>
         <w:rPr>
+          <w:rtl/>
+          <w:cs/>
           <w:lang w:val="ar_AE" w:bidi="ar_AE"/>
         </w:rPr>
         <w:t xml:space="preserve"> </w:t>
@@ -6393,6 +7841,8 @@
       <w:hyperlink r:id="rId239">
         <w:r>
           <w:rPr>
+            <w:rtl/>
+            <w:cs/>
             <w:lang w:val="ar_AE" w:bidi="ar_AE"/>
           </w:rPr>
           <w:rPr>
@@ -6404,6 +7854,8 @@
       </w:hyperlink>
       <w:r>
         <w:rPr>
+          <w:rtl/>
+          <w:cs/>
           <w:lang w:val="ar_AE" w:bidi="ar_AE"/>
         </w:rPr>
         <w:t xml:space="preserve"> </w:t>
@@ -6411,6 +7863,8 @@
       <w:hyperlink r:id="rId240">
         <w:r>
           <w:rPr>
+            <w:rtl/>
+            <w:cs/>
             <w:lang w:val="ar_AE" w:bidi="ar_AE"/>
           </w:rPr>
           <w:rPr>
@@ -6422,6 +7876,8 @@
       </w:hyperlink>
       <w:r>
         <w:rPr>
+          <w:rtl/>
+          <w:cs/>
           <w:lang w:val="ar_AE" w:bidi="ar_AE"/>
         </w:rPr>
         <w:t xml:space="preserve"> </w:t>
@@ -6429,6 +7885,8 @@
       <w:hyperlink r:id="rId241">
         <w:r>
           <w:rPr>
+            <w:rtl/>
+            <w:cs/>
             <w:lang w:val="ar_AE" w:bidi="ar_AE"/>
           </w:rPr>
           <w:rPr>
@@ -6440,6 +7898,8 @@
       </w:hyperlink>
       <w:r>
         <w:rPr>
+          <w:rtl/>
+          <w:cs/>
           <w:lang w:val="ar_AE" w:bidi="ar_AE"/>
         </w:rPr>
         <w:t xml:space="preserve"> </w:t>
@@ -6447,6 +7907,8 @@
       <w:hyperlink r:id="rId242">
         <w:r>
           <w:rPr>
+            <w:rtl/>
+            <w:cs/>
             <w:lang w:val="ar_AE" w:bidi="ar_AE"/>
           </w:rPr>
           <w:rPr>
@@ -6458,6 +7920,8 @@
       </w:hyperlink>
       <w:r>
         <w:rPr>
+          <w:rtl/>
+          <w:cs/>
           <w:lang w:val="ar_AE" w:bidi="ar_AE"/>
         </w:rPr>
         <w:t xml:space="preserve"> </w:t>
@@ -6465,6 +7929,8 @@
       <w:hyperlink r:id="rId243">
         <w:r>
           <w:rPr>
+            <w:rtl/>
+            <w:cs/>
             <w:lang w:val="ar_AE" w:bidi="ar_AE"/>
           </w:rPr>
           <w:rPr>
@@ -6476,6 +7942,8 @@
       </w:hyperlink>
       <w:r>
         <w:rPr>
+          <w:rtl/>
+          <w:cs/>
           <w:lang w:val="ar_AE" w:bidi="ar_AE"/>
         </w:rPr>
         <w:t xml:space="preserve"> </w:t>
@@ -6483,6 +7951,8 @@
       <w:hyperlink r:id="rId244">
         <w:r>
           <w:rPr>
+            <w:rtl/>
+            <w:cs/>
             <w:lang w:val="ar_AE" w:bidi="ar_AE"/>
           </w:rPr>
           <w:rPr>
@@ -6494,6 +7964,8 @@
       </w:hyperlink>
       <w:r>
         <w:rPr>
+          <w:rtl/>
+          <w:cs/>
           <w:lang w:val="ar_AE" w:bidi="ar_AE"/>
         </w:rPr>
         <w:t xml:space="preserve"> </w:t>
@@ -6501,6 +7973,8 @@
       <w:hyperlink r:id="rId245">
         <w:r>
           <w:rPr>
+            <w:rtl/>
+            <w:cs/>
             <w:lang w:val="ar_AE" w:bidi="ar_AE"/>
           </w:rPr>
           <w:rPr>
@@ -6512,6 +7986,8 @@
       </w:hyperlink>
       <w:r>
         <w:rPr>
+          <w:rtl/>
+          <w:cs/>
           <w:lang w:val="ar_AE" w:bidi="ar_AE"/>
         </w:rPr>
         <w:t xml:space="preserve"> </w:t>
@@ -6519,6 +7995,8 @@
       <w:hyperlink r:id="rId246">
         <w:r>
           <w:rPr>
+            <w:rtl/>
+            <w:cs/>
             <w:lang w:val="ar_AE" w:bidi="ar_AE"/>
           </w:rPr>
           <w:rPr>
@@ -6530,6 +8008,8 @@
       </w:hyperlink>
       <w:r>
         <w:rPr>
+          <w:rtl/>
+          <w:cs/>
           <w:lang w:val="ar_AE" w:bidi="ar_AE"/>
         </w:rPr>
         <w:t xml:space="preserve"> </w:t>
@@ -6537,6 +8017,8 @@
       <w:hyperlink r:id="rId247">
         <w:r>
           <w:rPr>
+            <w:rtl/>
+            <w:cs/>
             <w:lang w:val="ar_AE" w:bidi="ar_AE"/>
           </w:rPr>
           <w:rPr>
@@ -6548,6 +8030,8 @@
       </w:hyperlink>
       <w:r>
         <w:rPr>
+          <w:rtl/>
+          <w:cs/>
           <w:lang w:val="ar_AE" w:bidi="ar_AE"/>
         </w:rPr>
         <w:t xml:space="preserve"> </w:t>
@@ -6555,6 +8039,8 @@
       <w:hyperlink r:id="rId248">
         <w:r>
           <w:rPr>
+            <w:rtl/>
+            <w:cs/>
             <w:lang w:val="ar_AE" w:bidi="ar_AE"/>
           </w:rPr>
           <w:rPr>
@@ -6566,6 +8052,8 @@
       </w:hyperlink>
       <w:r>
         <w:rPr>
+          <w:rtl/>
+          <w:cs/>
           <w:lang w:val="ar_AE" w:bidi="ar_AE"/>
         </w:rPr>
         <w:t xml:space="preserve"> </w:t>
@@ -6573,6 +8061,8 @@
       <w:hyperlink r:id="rId249">
         <w:r>
           <w:rPr>
+            <w:rtl/>
+            <w:cs/>
             <w:lang w:val="ar_AE" w:bidi="ar_AE"/>
           </w:rPr>
           <w:rPr>
@@ -6584,6 +8074,8 @@
       </w:hyperlink>
       <w:r>
         <w:rPr>
+          <w:rtl/>
+          <w:cs/>
           <w:lang w:val="ar_AE" w:bidi="ar_AE"/>
         </w:rPr>
         <w:t xml:space="preserve"> </w:t>
@@ -6591,6 +8083,8 @@
       <w:hyperlink r:id="rId250">
         <w:r>
           <w:rPr>
+            <w:rtl/>
+            <w:cs/>
             <w:lang w:val="ar_AE" w:bidi="ar_AE"/>
           </w:rPr>
           <w:rPr>
@@ -6602,6 +8096,8 @@
       </w:hyperlink>
       <w:r>
         <w:rPr>
+          <w:rtl/>
+          <w:cs/>
           <w:lang w:val="ar_AE" w:bidi="ar_AE"/>
         </w:rPr>
         <w:t xml:space="preserve"> </w:t>
@@ -6609,6 +8105,8 @@
       <w:hyperlink r:id="rId251">
         <w:r>
           <w:rPr>
+            <w:rtl/>
+            <w:cs/>
             <w:lang w:val="ar_AE" w:bidi="ar_AE"/>
           </w:rPr>
           <w:rPr>
@@ -6620,6 +8118,8 @@
       </w:hyperlink>
       <w:r>
         <w:rPr>
+          <w:rtl/>
+          <w:cs/>
           <w:lang w:val="ar_AE" w:bidi="ar_AE"/>
         </w:rPr>
         <w:t xml:space="preserve"> </w:t>
@@ -6627,6 +8127,8 @@
       <w:hyperlink r:id="rId252">
         <w:r>
           <w:rPr>
+            <w:rtl/>
+            <w:cs/>
             <w:lang w:val="ar_AE" w:bidi="ar_AE"/>
           </w:rPr>
           <w:rPr>
@@ -6638,6 +8140,8 @@
       </w:hyperlink>
       <w:r>
         <w:rPr>
+          <w:rtl/>
+          <w:cs/>
           <w:lang w:val="ar_AE" w:bidi="ar_AE"/>
         </w:rPr>
         <w:t xml:space="preserve"> </w:t>
@@ -6645,6 +8149,8 @@
       <w:hyperlink r:id="rId253">
         <w:r>
           <w:rPr>
+            <w:rtl/>
+            <w:cs/>
             <w:lang w:val="ar_AE" w:bidi="ar_AE"/>
           </w:rPr>
           <w:rPr>
@@ -6656,11 +8162,15 @@
       </w:hyperlink>
       <w:r>
         <w:rPr>
-          <w:lang w:val="ar_AE" w:bidi="ar_AE"/>
-        </w:rPr>
-      </w:r>
-      <w:r>
-        <w:rPr>
+          <w:rtl/>
+          <w:cs/>
+          <w:lang w:val="ar_AE" w:bidi="ar_AE"/>
+        </w:rPr>
+      </w:r>
+      <w:r>
+        <w:rPr>
+          <w:rtl/>
+          <w:cs/>
           <w:lang w:val="ar_AE" w:bidi="ar_AE"/>
         </w:rPr>
       </w:r>

--- a/arb/docx/012.content.docx
+++ b/arb/docx/012.content.docx
@@ -309,20 +309,14 @@
         </w:rPr>
         <w:t xml:space="preserve">في بعض الأحيان، يشجع الناس الآخرين على قبول يسوع المسيح بوعدهم بأنه سيحل مشاكلهم. ومع ذلك، فيسوع لم يَعِد أبدًا بحياة خالية من التحديات والمشاكل. لقد حذّر الناس مرارًا ليفكروا في تكلفة اتِّباعه (انظر، على سبيل المثال، </w:t>
       </w:r>
-      <w:hyperlink r:id="rId13">
-        <w:r>
-          <w:rPr>
-            <w:rtl/>
-            <w:cs/>
-            <w:lang w:val="ar_AE" w:bidi="ar_AE"/>
-          </w:rPr>
-          <w:rPr>
-            <w:color w:val="0000EE"/>
-            <w:u w:val="single"/>
-          </w:rPr>
-          <w:t>لوقا 14:28</w:t>
-        </w:r>
-      </w:hyperlink>
+      <w:r>
+        <w:rPr>
+          <w:rtl/>
+          <w:cs/>
+          <w:lang w:val="ar_AE" w:bidi="ar_AE"/>
+        </w:rPr>
+        <w:t>لوقا 14:28</w:t>
+      </w:r>
       <w:r>
         <w:rPr>
           <w:rtl/>
@@ -331,20 +325,14 @@
         </w:rPr>
         <w:t xml:space="preserve">). كما أكدّ على الصعوبات التي قد تواجه من يقرّر أن يتبعه (انظر، على سبيل المثال، </w:t>
       </w:r>
-      <w:hyperlink r:id="rId14">
-        <w:r>
-          <w:rPr>
-            <w:rtl/>
-            <w:cs/>
-            <w:lang w:val="ar_AE" w:bidi="ar_AE"/>
-          </w:rPr>
-          <w:rPr>
-            <w:color w:val="0000EE"/>
-            <w:u w:val="single"/>
-          </w:rPr>
-          <w:t>مرقس 8:34</w:t>
-        </w:r>
-      </w:hyperlink>
+      <w:r>
+        <w:rPr>
+          <w:rtl/>
+          <w:cs/>
+          <w:lang w:val="ar_AE" w:bidi="ar_AE"/>
+        </w:rPr>
+        <w:t>مرقس 8:34</w:t>
+      </w:r>
       <w:r>
         <w:rPr>
           <w:rtl/>
@@ -373,20 +361,14 @@
         </w:rPr>
         <w:t xml:space="preserve"> يقدم </w:t>
       </w:r>
-      <w:hyperlink r:id="rId15">
-        <w:r>
-          <w:rPr>
-            <w:rtl/>
-            <w:cs/>
-            <w:lang w:val="ar_AE" w:bidi="ar_AE"/>
-          </w:rPr>
-          <w:rPr>
-            <w:color w:val="0000EE"/>
-            <w:u w:val="single"/>
-          </w:rPr>
-          <w:t>خروج 5</w:t>
-        </w:r>
-      </w:hyperlink>
+      <w:r>
+        <w:rPr>
+          <w:rtl/>
+          <w:cs/>
+          <w:lang w:val="ar_AE" w:bidi="ar_AE"/>
+        </w:rPr>
+        <w:t>خروج 5</w:t>
+      </w:r>
       <w:r>
         <w:rPr>
           <w:rtl/>
@@ -395,20 +377,14 @@
         </w:rPr>
         <w:t xml:space="preserve"> لنا مثالاً على كيف أن اتّباع الله قد يؤدي أحيانًا إلى المزيد من التحديات في البداية. ففي البداية، استعبد فرعون شعب العبرانيين لأنه كان يخشى من تزايد عددهم واحتمال تسببهم في مشاكل لمصر (</w:t>
       </w:r>
-      <w:hyperlink r:id="rId16">
-        <w:r>
-          <w:rPr>
-            <w:rtl/>
-            <w:cs/>
-            <w:lang w:val="ar_AE" w:bidi="ar_AE"/>
-          </w:rPr>
-          <w:rPr>
-            <w:color w:val="0000EE"/>
-            <w:u w:val="single"/>
-          </w:rPr>
-          <w:t>1:8–22</w:t>
-        </w:r>
-      </w:hyperlink>
+      <w:r>
+        <w:rPr>
+          <w:rtl/>
+          <w:cs/>
+          <w:lang w:val="ar_AE" w:bidi="ar_AE"/>
+        </w:rPr>
+        <w:t>1:8–22</w:t>
+      </w:r>
       <w:r>
         <w:rPr>
           <w:rtl/>
@@ -417,20 +393,14 @@
         </w:rPr>
         <w:t xml:space="preserve">). في الإصحاح </w:t>
       </w:r>
-      <w:hyperlink r:id="rId15">
-        <w:r>
-          <w:rPr>
-            <w:rtl/>
-            <w:cs/>
-            <w:lang w:val="ar_AE" w:bidi="ar_AE"/>
-          </w:rPr>
-          <w:rPr>
-            <w:color w:val="0000EE"/>
-            <w:u w:val="single"/>
-          </w:rPr>
-          <w:t>5</w:t>
-        </w:r>
-      </w:hyperlink>
+      <w:r>
+        <w:rPr>
+          <w:rtl/>
+          <w:cs/>
+          <w:lang w:val="ar_AE" w:bidi="ar_AE"/>
+        </w:rPr>
+        <w:t>5</w:t>
+      </w:r>
       <w:r>
         <w:rPr>
           <w:rtl/>
@@ -439,20 +409,14 @@
         </w:rPr>
         <w:t>، تتغير الأمور. لقد منحا موسى وهارون الشعب أملًا بإخبارهم أن الله سينقذهم (</w:t>
       </w:r>
-      <w:hyperlink r:id="rId17">
-        <w:r>
-          <w:rPr>
-            <w:rtl/>
-            <w:cs/>
-            <w:lang w:val="ar_AE" w:bidi="ar_AE"/>
-          </w:rPr>
-          <w:rPr>
-            <w:color w:val="0000EE"/>
-            <w:u w:val="single"/>
-          </w:rPr>
-          <w:t>4:29–31</w:t>
-        </w:r>
-      </w:hyperlink>
+      <w:r>
+        <w:rPr>
+          <w:rtl/>
+          <w:cs/>
+          <w:lang w:val="ar_AE" w:bidi="ar_AE"/>
+        </w:rPr>
+        <w:t>4:29–31</w:t>
+      </w:r>
       <w:r>
         <w:rPr>
           <w:rtl/>
@@ -461,20 +425,14 @@
         </w:rPr>
         <w:t>). وعندما التقيا موسى وهارون لأول مرة بفرعون، أخبراه أن الله هو السيد الحقيقي على الكل (</w:t>
       </w:r>
-      <w:hyperlink r:id="rId18">
-        <w:r>
-          <w:rPr>
-            <w:rtl/>
-            <w:cs/>
-            <w:lang w:val="ar_AE" w:bidi="ar_AE"/>
-          </w:rPr>
-          <w:rPr>
-            <w:color w:val="0000EE"/>
-            <w:u w:val="single"/>
-          </w:rPr>
-          <w:t>5:1–3</w:t>
-        </w:r>
-      </w:hyperlink>
+      <w:r>
+        <w:rPr>
+          <w:rtl/>
+          <w:cs/>
+          <w:lang w:val="ar_AE" w:bidi="ar_AE"/>
+        </w:rPr>
+        <w:t>5:1–3</w:t>
+      </w:r>
       <w:r>
         <w:rPr>
           <w:rtl/>
@@ -483,20 +441,14 @@
         </w:rPr>
         <w:t>). وكما هو متوقّع، رأى فرعون هذا كتحدٍ لسلطته كملك، فردّ بزيادة القسوة على حياة الإسرائيليين (</w:t>
       </w:r>
-      <w:hyperlink r:id="rId19">
-        <w:r>
-          <w:rPr>
-            <w:rtl/>
-            <w:cs/>
-            <w:lang w:val="ar_AE" w:bidi="ar_AE"/>
-          </w:rPr>
-          <w:rPr>
-            <w:color w:val="0000EE"/>
-            <w:u w:val="single"/>
-          </w:rPr>
-          <w:t>5:4–21</w:t>
-        </w:r>
-      </w:hyperlink>
+      <w:r>
+        <w:rPr>
+          <w:rtl/>
+          <w:cs/>
+          <w:lang w:val="ar_AE" w:bidi="ar_AE"/>
+        </w:rPr>
+        <w:t>5:4–21</w:t>
+      </w:r>
       <w:r>
         <w:rPr>
           <w:rtl/>
@@ -525,20 +477,14 @@
         </w:rPr>
         <w:t>عندما يصطدم ملكوت الله بأعداء الله، غالبًا ما ينشأ صراع ويتبع ذلك معاناة وألم لشعب الله. وهذا الأمر لا ينبغي أن يفاجئنا. فعندما يصبح الشخص تابعًا للمسيح، يترك وراءه حياة كانت تحت سيطرة الشر والظلمة، ويبدأ حياة جديدة يقودها صلاح الله ونوره (</w:t>
       </w:r>
-      <w:hyperlink r:id="rId20">
-        <w:r>
-          <w:rPr>
-            <w:rtl/>
-            <w:cs/>
-            <w:lang w:val="ar_AE" w:bidi="ar_AE"/>
-          </w:rPr>
-          <w:rPr>
-            <w:color w:val="0000EE"/>
-            <w:u w:val="single"/>
-          </w:rPr>
-          <w:t>كولوسي 1:11–14</w:t>
-        </w:r>
-      </w:hyperlink>
+      <w:r>
+        <w:rPr>
+          <w:rtl/>
+          <w:cs/>
+          <w:lang w:val="ar_AE" w:bidi="ar_AE"/>
+        </w:rPr>
+        <w:t>كولوسي 1:11–14</w:t>
+      </w:r>
       <w:r>
         <w:rPr>
           <w:rtl/>
@@ -547,20 +493,14 @@
         </w:rPr>
         <w:t>). إن أولئك الذين يحكمون مملكة الظلمة لن يسمحوا لنا بالخروج من تحت سيطرتهم دون مقاومة. لذلك، يجب أن نقف ثابتين في الإيمان، عالمين أن الله سيضمن لنا الغلبة النهائية (</w:t>
       </w:r>
-      <w:hyperlink r:id="rId21">
-        <w:r>
-          <w:rPr>
-            <w:rtl/>
-            <w:cs/>
-            <w:lang w:val="ar_AE" w:bidi="ar_AE"/>
-          </w:rPr>
-          <w:rPr>
-            <w:color w:val="0000EE"/>
-            <w:u w:val="single"/>
-          </w:rPr>
-          <w:t>خروج 6:1–8</w:t>
-        </w:r>
-      </w:hyperlink>
+      <w:r>
+        <w:rPr>
+          <w:rtl/>
+          <w:cs/>
+          <w:lang w:val="ar_AE" w:bidi="ar_AE"/>
+        </w:rPr>
+        <w:t>خروج 6:1–8</w:t>
+      </w:r>
       <w:r>
         <w:rPr>
           <w:rtl/>
@@ -569,20 +509,14 @@
         </w:rPr>
         <w:t xml:space="preserve">; انظر أيضًا </w:t>
       </w:r>
-      <w:hyperlink r:id="rId22">
-        <w:r>
-          <w:rPr>
-            <w:rtl/>
-            <w:cs/>
-            <w:lang w:val="ar_AE" w:bidi="ar_AE"/>
-          </w:rPr>
-          <w:rPr>
-            <w:color w:val="0000EE"/>
-            <w:u w:val="single"/>
-          </w:rPr>
-          <w:t>متّى 5:11–12</w:t>
-        </w:r>
-      </w:hyperlink>
+      <w:r>
+        <w:rPr>
+          <w:rtl/>
+          <w:cs/>
+          <w:lang w:val="ar_AE" w:bidi="ar_AE"/>
+        </w:rPr>
+        <w:t>متّى 5:11–12</w:t>
+      </w:r>
       <w:r>
         <w:rPr>
           <w:rtl/>
@@ -591,20 +525,14 @@
         </w:rPr>
         <w:t xml:space="preserve">; </w:t>
       </w:r>
-      <w:hyperlink r:id="rId23">
-        <w:r>
-          <w:rPr>
-            <w:rtl/>
-            <w:cs/>
-            <w:lang w:val="ar_AE" w:bidi="ar_AE"/>
-          </w:rPr>
-          <w:rPr>
-            <w:color w:val="0000EE"/>
-            <w:u w:val="single"/>
-          </w:rPr>
-          <w:t>يوحنّا 16:33</w:t>
-        </w:r>
-      </w:hyperlink>
+      <w:r>
+        <w:rPr>
+          <w:rtl/>
+          <w:cs/>
+          <w:lang w:val="ar_AE" w:bidi="ar_AE"/>
+        </w:rPr>
+        <w:t>يوحنّا 16:33</w:t>
+      </w:r>
       <w:r>
         <w:rPr>
           <w:rtl/>
@@ -613,20 +541,14 @@
         </w:rPr>
         <w:t xml:space="preserve">; </w:t>
       </w:r>
-      <w:hyperlink r:id="rId24">
-        <w:r>
-          <w:rPr>
-            <w:rtl/>
-            <w:cs/>
-            <w:lang w:val="ar_AE" w:bidi="ar_AE"/>
-          </w:rPr>
-          <w:rPr>
-            <w:color w:val="0000EE"/>
-            <w:u w:val="single"/>
-          </w:rPr>
-          <w:t>رومية 16:20</w:t>
-        </w:r>
-      </w:hyperlink>
+      <w:r>
+        <w:rPr>
+          <w:rtl/>
+          <w:cs/>
+          <w:lang w:val="ar_AE" w:bidi="ar_AE"/>
+        </w:rPr>
+        <w:t>رومية 16:20</w:t>
+      </w:r>
       <w:r>
         <w:rPr>
           <w:rtl/>
@@ -635,20 +557,14 @@
         </w:rPr>
         <w:t xml:space="preserve">; </w:t>
       </w:r>
-      <w:hyperlink r:id="rId25">
-        <w:r>
-          <w:rPr>
-            <w:rtl/>
-            <w:cs/>
-            <w:lang w:val="ar_AE" w:bidi="ar_AE"/>
-          </w:rPr>
-          <w:rPr>
-            <w:color w:val="0000EE"/>
-            <w:u w:val="single"/>
-          </w:rPr>
-          <w:t>أفسس 6:10–18</w:t>
-        </w:r>
-      </w:hyperlink>
+      <w:r>
+        <w:rPr>
+          <w:rtl/>
+          <w:cs/>
+          <w:lang w:val="ar_AE" w:bidi="ar_AE"/>
+        </w:rPr>
+        <w:t>أفسس 6:10–18</w:t>
+      </w:r>
       <w:r>
         <w:rPr>
           <w:rtl/>
@@ -690,20 +606,14 @@
           <w:lang w:val="ar_AE" w:bidi="ar_AE"/>
         </w:rPr>
       </w:r>
-      <w:hyperlink r:id="rId26">
-        <w:r>
-          <w:rPr>
-            <w:rtl/>
-            <w:cs/>
-            <w:lang w:val="ar_AE" w:bidi="ar_AE"/>
-          </w:rPr>
-          <w:rPr>
-            <w:color w:val="0000EE"/>
-            <w:u w:val="single"/>
-          </w:rPr>
-          <w:t>تكوين 39:6–20</w:t>
-        </w:r>
-      </w:hyperlink>
+      <w:r>
+        <w:rPr>
+          <w:rtl/>
+          <w:cs/>
+          <w:lang w:val="ar_AE" w:bidi="ar_AE"/>
+        </w:rPr>
+        <w:t>تكوين 39:6–20</w:t>
+      </w:r>
       <w:r>
         <w:rPr>
           <w:rtl/>
@@ -712,20 +622,14 @@
         </w:rPr>
         <w:t xml:space="preserve">; </w:t>
       </w:r>
-      <w:hyperlink r:id="rId15">
-        <w:r>
-          <w:rPr>
-            <w:rtl/>
-            <w:cs/>
-            <w:lang w:val="ar_AE" w:bidi="ar_AE"/>
-          </w:rPr>
-          <w:rPr>
-            <w:color w:val="0000EE"/>
-            <w:u w:val="single"/>
-          </w:rPr>
-          <w:t>خروج 5:1–23</w:t>
-        </w:r>
-      </w:hyperlink>
+      <w:r>
+        <w:rPr>
+          <w:rtl/>
+          <w:cs/>
+          <w:lang w:val="ar_AE" w:bidi="ar_AE"/>
+        </w:rPr>
+        <w:t>خروج 5:1–23</w:t>
+      </w:r>
       <w:r>
         <w:rPr>
           <w:rtl/>
@@ -734,20 +638,14 @@
         </w:rPr>
         <w:t xml:space="preserve">; </w:t>
       </w:r>
-      <w:hyperlink r:id="rId27">
-        <w:r>
-          <w:rPr>
-            <w:rtl/>
-            <w:cs/>
-            <w:lang w:val="ar_AE" w:bidi="ar_AE"/>
-          </w:rPr>
-          <w:rPr>
-            <w:color w:val="0000EE"/>
-            <w:u w:val="single"/>
-          </w:rPr>
-          <w:t>18:8</w:t>
-        </w:r>
-      </w:hyperlink>
+      <w:r>
+        <w:rPr>
+          <w:rtl/>
+          <w:cs/>
+          <w:lang w:val="ar_AE" w:bidi="ar_AE"/>
+        </w:rPr>
+        <w:t>18:8</w:t>
+      </w:r>
       <w:r>
         <w:rPr>
           <w:rtl/>
@@ -756,20 +654,14 @@
         </w:rPr>
         <w:t xml:space="preserve">; </w:t>
       </w:r>
-      <w:hyperlink r:id="rId28">
-        <w:r>
-          <w:rPr>
-            <w:rtl/>
-            <w:cs/>
-            <w:lang w:val="ar_AE" w:bidi="ar_AE"/>
-          </w:rPr>
-          <w:rPr>
-            <w:color w:val="0000EE"/>
-            <w:u w:val="single"/>
-          </w:rPr>
-          <w:t>1 ملوك 18:3–4</w:t>
-        </w:r>
-      </w:hyperlink>
+      <w:r>
+        <w:rPr>
+          <w:rtl/>
+          <w:cs/>
+          <w:lang w:val="ar_AE" w:bidi="ar_AE"/>
+        </w:rPr>
+        <w:t>1 ملوك 18:3–4</w:t>
+      </w:r>
       <w:r>
         <w:rPr>
           <w:rtl/>
@@ -778,20 +670,14 @@
         </w:rPr>
         <w:t xml:space="preserve">; </w:t>
       </w:r>
-      <w:hyperlink r:id="rId29">
-        <w:r>
-          <w:rPr>
-            <w:rtl/>
-            <w:cs/>
-            <w:lang w:val="ar_AE" w:bidi="ar_AE"/>
-          </w:rPr>
-          <w:rPr>
-            <w:color w:val="0000EE"/>
-            <w:u w:val="single"/>
-          </w:rPr>
-          <w:t>19:1–10</w:t>
-        </w:r>
-      </w:hyperlink>
+      <w:r>
+        <w:rPr>
+          <w:rtl/>
+          <w:cs/>
+          <w:lang w:val="ar_AE" w:bidi="ar_AE"/>
+        </w:rPr>
+        <w:t>19:1–10</w:t>
+      </w:r>
       <w:r>
         <w:rPr>
           <w:rtl/>
@@ -800,20 +686,14 @@
         </w:rPr>
         <w:t xml:space="preserve">; </w:t>
       </w:r>
-      <w:hyperlink r:id="rId30">
-        <w:r>
-          <w:rPr>
-            <w:rtl/>
-            <w:cs/>
-            <w:lang w:val="ar_AE" w:bidi="ar_AE"/>
-          </w:rPr>
-          <w:rPr>
-            <w:color w:val="0000EE"/>
-            <w:u w:val="single"/>
-          </w:rPr>
-          <w:t>مزامير 6:6–7</w:t>
-        </w:r>
-      </w:hyperlink>
+      <w:r>
+        <w:rPr>
+          <w:rtl/>
+          <w:cs/>
+          <w:lang w:val="ar_AE" w:bidi="ar_AE"/>
+        </w:rPr>
+        <w:t>مزامير 6:6–7</w:t>
+      </w:r>
       <w:r>
         <w:rPr>
           <w:rtl/>
@@ -822,20 +702,14 @@
         </w:rPr>
         <w:t xml:space="preserve">; </w:t>
       </w:r>
-      <w:hyperlink r:id="rId31">
-        <w:r>
-          <w:rPr>
-            <w:rtl/>
-            <w:cs/>
-            <w:lang w:val="ar_AE" w:bidi="ar_AE"/>
-          </w:rPr>
-          <w:rPr>
-            <w:color w:val="0000EE"/>
-            <w:u w:val="single"/>
-          </w:rPr>
-          <w:t>22:11–18</w:t>
-        </w:r>
-      </w:hyperlink>
+      <w:r>
+        <w:rPr>
+          <w:rtl/>
+          <w:cs/>
+          <w:lang w:val="ar_AE" w:bidi="ar_AE"/>
+        </w:rPr>
+        <w:t>22:11–18</w:t>
+      </w:r>
       <w:r>
         <w:rPr>
           <w:rtl/>
@@ -844,20 +718,14 @@
         </w:rPr>
         <w:t xml:space="preserve">; </w:t>
       </w:r>
-      <w:hyperlink r:id="rId22">
-        <w:r>
-          <w:rPr>
-            <w:rtl/>
-            <w:cs/>
-            <w:lang w:val="ar_AE" w:bidi="ar_AE"/>
-          </w:rPr>
-          <w:rPr>
-            <w:color w:val="0000EE"/>
-            <w:u w:val="single"/>
-          </w:rPr>
-          <w:t>متى 5:11–12</w:t>
-        </w:r>
-      </w:hyperlink>
+      <w:r>
+        <w:rPr>
+          <w:rtl/>
+          <w:cs/>
+          <w:lang w:val="ar_AE" w:bidi="ar_AE"/>
+        </w:rPr>
+        <w:t>متى 5:11–12</w:t>
+      </w:r>
       <w:r>
         <w:rPr>
           <w:rtl/>
@@ -866,20 +734,14 @@
         </w:rPr>
         <w:t xml:space="preserve">; </w:t>
       </w:r>
-      <w:hyperlink r:id="rId14">
-        <w:r>
-          <w:rPr>
-            <w:rtl/>
-            <w:cs/>
-            <w:lang w:val="ar_AE" w:bidi="ar_AE"/>
-          </w:rPr>
-          <w:rPr>
-            <w:color w:val="0000EE"/>
-            <w:u w:val="single"/>
-          </w:rPr>
-          <w:t>مرقس 8:34</w:t>
-        </w:r>
-      </w:hyperlink>
+      <w:r>
+        <w:rPr>
+          <w:rtl/>
+          <w:cs/>
+          <w:lang w:val="ar_AE" w:bidi="ar_AE"/>
+        </w:rPr>
+        <w:t>مرقس 8:34</w:t>
+      </w:r>
       <w:r>
         <w:rPr>
           <w:rtl/>
@@ -888,20 +750,14 @@
         </w:rPr>
         <w:t xml:space="preserve">; </w:t>
       </w:r>
-      <w:hyperlink r:id="rId32">
-        <w:r>
-          <w:rPr>
-            <w:rtl/>
-            <w:cs/>
-            <w:lang w:val="ar_AE" w:bidi="ar_AE"/>
-          </w:rPr>
-          <w:rPr>
-            <w:color w:val="0000EE"/>
-            <w:u w:val="single"/>
-          </w:rPr>
-          <w:t>يوحنا 15:20</w:t>
-        </w:r>
-      </w:hyperlink>
+      <w:r>
+        <w:rPr>
+          <w:rtl/>
+          <w:cs/>
+          <w:lang w:val="ar_AE" w:bidi="ar_AE"/>
+        </w:rPr>
+        <w:t>يوحنا 15:20</w:t>
+      </w:r>
       <w:r>
         <w:rPr>
           <w:rtl/>
@@ -910,20 +766,14 @@
         </w:rPr>
         <w:t xml:space="preserve">; </w:t>
       </w:r>
-      <w:hyperlink r:id="rId23">
-        <w:r>
-          <w:rPr>
-            <w:rtl/>
-            <w:cs/>
-            <w:lang w:val="ar_AE" w:bidi="ar_AE"/>
-          </w:rPr>
-          <w:rPr>
-            <w:color w:val="0000EE"/>
-            <w:u w:val="single"/>
-          </w:rPr>
-          <w:t>16:33</w:t>
-        </w:r>
-      </w:hyperlink>
+      <w:r>
+        <w:rPr>
+          <w:rtl/>
+          <w:cs/>
+          <w:lang w:val="ar_AE" w:bidi="ar_AE"/>
+        </w:rPr>
+        <w:t>16:33</w:t>
+      </w:r>
       <w:r>
         <w:rPr>
           <w:rtl/>
@@ -932,20 +782,14 @@
         </w:rPr>
         <w:t xml:space="preserve">; </w:t>
       </w:r>
-      <w:hyperlink r:id="rId24">
-        <w:r>
-          <w:rPr>
-            <w:rtl/>
-            <w:cs/>
-            <w:lang w:val="ar_AE" w:bidi="ar_AE"/>
-          </w:rPr>
-          <w:rPr>
-            <w:color w:val="0000EE"/>
-            <w:u w:val="single"/>
-          </w:rPr>
-          <w:t>رومية 16:20</w:t>
-        </w:r>
-      </w:hyperlink>
+      <w:r>
+        <w:rPr>
+          <w:rtl/>
+          <w:cs/>
+          <w:lang w:val="ar_AE" w:bidi="ar_AE"/>
+        </w:rPr>
+        <w:t>رومية 16:20</w:t>
+      </w:r>
       <w:r>
         <w:rPr>
           <w:rtl/>
@@ -954,20 +798,14 @@
         </w:rPr>
         <w:t xml:space="preserve">; </w:t>
       </w:r>
-      <w:hyperlink r:id="rId33">
-        <w:r>
-          <w:rPr>
-            <w:rtl/>
-            <w:cs/>
-            <w:lang w:val="ar_AE" w:bidi="ar_AE"/>
-          </w:rPr>
-          <w:rPr>
-            <w:color w:val="0000EE"/>
-            <w:u w:val="single"/>
-          </w:rPr>
-          <w:t>2 كورنثوس 11:23–29</w:t>
-        </w:r>
-      </w:hyperlink>
+      <w:r>
+        <w:rPr>
+          <w:rtl/>
+          <w:cs/>
+          <w:lang w:val="ar_AE" w:bidi="ar_AE"/>
+        </w:rPr>
+        <w:t>2 كورنثوس 11:23–29</w:t>
+      </w:r>
       <w:r>
         <w:rPr>
           <w:rtl/>
@@ -976,20 +814,14 @@
         </w:rPr>
         <w:t xml:space="preserve">; </w:t>
       </w:r>
-      <w:hyperlink r:id="rId25">
-        <w:r>
-          <w:rPr>
-            <w:rtl/>
-            <w:cs/>
-            <w:lang w:val="ar_AE" w:bidi="ar_AE"/>
-          </w:rPr>
-          <w:rPr>
-            <w:color w:val="0000EE"/>
-            <w:u w:val="single"/>
-          </w:rPr>
-          <w:t>أفسس 6:10–18</w:t>
-        </w:r>
-      </w:hyperlink>
+      <w:r>
+        <w:rPr>
+          <w:rtl/>
+          <w:cs/>
+          <w:lang w:val="ar_AE" w:bidi="ar_AE"/>
+        </w:rPr>
+        <w:t>أفسس 6:10–18</w:t>
+      </w:r>
       <w:r>
         <w:rPr>
           <w:rtl/>
@@ -998,20 +830,14 @@
         </w:rPr>
         <w:t xml:space="preserve">; </w:t>
       </w:r>
-      <w:hyperlink r:id="rId34">
-        <w:r>
-          <w:rPr>
-            <w:rtl/>
-            <w:cs/>
-            <w:lang w:val="ar_AE" w:bidi="ar_AE"/>
-          </w:rPr>
-          <w:rPr>
-            <w:color w:val="0000EE"/>
-            <w:u w:val="single"/>
-          </w:rPr>
-          <w:t>2 تيموثاوس 3:12</w:t>
-        </w:r>
-      </w:hyperlink>
+      <w:r>
+        <w:rPr>
+          <w:rtl/>
+          <w:cs/>
+          <w:lang w:val="ar_AE" w:bidi="ar_AE"/>
+        </w:rPr>
+        <w:t>2 تيموثاوس 3:12</w:t>
+      </w:r>
       <w:r>
         <w:rPr>
           <w:rtl/>
@@ -1020,20 +846,14 @@
         </w:rPr>
         <w:t xml:space="preserve">; </w:t>
       </w:r>
-      <w:hyperlink r:id="rId35">
-        <w:r>
-          <w:rPr>
-            <w:rtl/>
-            <w:cs/>
-            <w:lang w:val="ar_AE" w:bidi="ar_AE"/>
-          </w:rPr>
-          <w:rPr>
-            <w:color w:val="0000EE"/>
-            <w:u w:val="single"/>
-          </w:rPr>
-          <w:t>عبرانيين 10:32–36</w:t>
-        </w:r>
-      </w:hyperlink>
+      <w:r>
+        <w:rPr>
+          <w:rtl/>
+          <w:cs/>
+          <w:lang w:val="ar_AE" w:bidi="ar_AE"/>
+        </w:rPr>
+        <w:t>عبرانيين 10:32–36</w:t>
+      </w:r>
       <w:r>
         <w:rPr>
           <w:rtl/>
@@ -1042,20 +862,14 @@
         </w:rPr>
         <w:t xml:space="preserve">; </w:t>
       </w:r>
-      <w:hyperlink r:id="rId36">
-        <w:r>
-          <w:rPr>
-            <w:rtl/>
-            <w:cs/>
-            <w:lang w:val="ar_AE" w:bidi="ar_AE"/>
-          </w:rPr>
-          <w:rPr>
-            <w:color w:val="0000EE"/>
-            <w:u w:val="single"/>
-          </w:rPr>
-          <w:t>1 بطرس 1:6–7</w:t>
-        </w:r>
-      </w:hyperlink>
+      <w:r>
+        <w:rPr>
+          <w:rtl/>
+          <w:cs/>
+          <w:lang w:val="ar_AE" w:bidi="ar_AE"/>
+        </w:rPr>
+        <w:t>1 بطرس 1:6–7</w:t>
+      </w:r>
       <w:r>
         <w:rPr>
           <w:rtl/>
@@ -1064,20 +878,14 @@
         </w:rPr>
         <w:t xml:space="preserve">; </w:t>
       </w:r>
-      <w:hyperlink r:id="rId37">
-        <w:r>
-          <w:rPr>
-            <w:rtl/>
-            <w:cs/>
-            <w:lang w:val="ar_AE" w:bidi="ar_AE"/>
-          </w:rPr>
-          <w:rPr>
-            <w:color w:val="0000EE"/>
-            <w:u w:val="single"/>
-          </w:rPr>
-          <w:t>3:9–17</w:t>
-        </w:r>
-      </w:hyperlink>
+      <w:r>
+        <w:rPr>
+          <w:rtl/>
+          <w:cs/>
+          <w:lang w:val="ar_AE" w:bidi="ar_AE"/>
+        </w:rPr>
+        <w:t>3:9–17</w:t>
+      </w:r>
       <w:r>
         <w:rPr>
           <w:rtl/>
@@ -1086,20 +894,14 @@
         </w:rPr>
         <w:t xml:space="preserve">; </w:t>
       </w:r>
-      <w:hyperlink r:id="rId38">
-        <w:r>
-          <w:rPr>
-            <w:rtl/>
-            <w:cs/>
-            <w:lang w:val="ar_AE" w:bidi="ar_AE"/>
-          </w:rPr>
-          <w:rPr>
-            <w:color w:val="0000EE"/>
-            <w:u w:val="single"/>
-          </w:rPr>
-          <w:t>4:12–19</w:t>
-        </w:r>
-      </w:hyperlink>
+      <w:r>
+        <w:rPr>
+          <w:rtl/>
+          <w:cs/>
+          <w:lang w:val="ar_AE" w:bidi="ar_AE"/>
+        </w:rPr>
+        <w:t>4:12–19</w:t>
+      </w:r>
       <w:r>
         <w:rPr>
           <w:rtl/>
@@ -1167,20 +969,14 @@
         </w:rPr>
         <w:t>في بداية إنجيل يوحنا، قدّم يوحنا المعمدان يسوع على أنه "حمل الله" (</w:t>
       </w:r>
-      <w:hyperlink r:id="rId39">
-        <w:r>
-          <w:rPr>
-            <w:rtl/>
-            <w:cs/>
-            <w:lang w:val="ar_AE" w:bidi="ar_AE"/>
-          </w:rPr>
-          <w:rPr>
-            <w:color w:val="0000EE"/>
-            <w:u w:val="single"/>
-          </w:rPr>
-          <w:t>يوحنا 1:29</w:t>
-        </w:r>
-      </w:hyperlink>
+      <w:r>
+        <w:rPr>
+          <w:rtl/>
+          <w:cs/>
+          <w:lang w:val="ar_AE" w:bidi="ar_AE"/>
+        </w:rPr>
+        <w:t>يوحنا 1:29</w:t>
+      </w:r>
       <w:r>
         <w:rPr>
           <w:rtl/>
@@ -1189,20 +985,14 @@
         </w:rPr>
         <w:t xml:space="preserve">, </w:t>
       </w:r>
-      <w:hyperlink r:id="rId40">
-        <w:r>
-          <w:rPr>
-            <w:rtl/>
-            <w:cs/>
-            <w:lang w:val="ar_AE" w:bidi="ar_AE"/>
-          </w:rPr>
-          <w:rPr>
-            <w:color w:val="0000EE"/>
-            <w:u w:val="single"/>
-          </w:rPr>
-          <w:t>36</w:t>
-        </w:r>
-      </w:hyperlink>
+      <w:r>
+        <w:rPr>
+          <w:rtl/>
+          <w:cs/>
+          <w:lang w:val="ar_AE" w:bidi="ar_AE"/>
+        </w:rPr>
+        <w:t>36</w:t>
+      </w:r>
       <w:r>
         <w:rPr>
           <w:rtl/>
@@ -1211,20 +1001,14 @@
         </w:rPr>
         <w:t>). وقد تشير هذه العبارة إلى الحمل الذي يُقدَّم كذبيحة يوميًا في الهيكل (</w:t>
       </w:r>
-      <w:hyperlink r:id="rId41">
-        <w:r>
-          <w:rPr>
-            <w:rtl/>
-            <w:cs/>
-            <w:lang w:val="ar_AE" w:bidi="ar_AE"/>
-          </w:rPr>
-          <w:rPr>
-            <w:color w:val="0000EE"/>
-            <w:u w:val="single"/>
-          </w:rPr>
-          <w:t>خروج 29:38–46</w:t>
-        </w:r>
-      </w:hyperlink>
+      <w:r>
+        <w:rPr>
+          <w:rtl/>
+          <w:cs/>
+          <w:lang w:val="ar_AE" w:bidi="ar_AE"/>
+        </w:rPr>
+        <w:t>خروج 29:38–46</w:t>
+      </w:r>
       <w:r>
         <w:rPr>
           <w:rtl/>
@@ -1233,20 +1017,14 @@
         </w:rPr>
         <w:t xml:space="preserve">). أو إلى حمل الذبيحة المذكور في </w:t>
       </w:r>
-      <w:hyperlink r:id="rId42">
-        <w:r>
-          <w:rPr>
-            <w:rtl/>
-            <w:cs/>
-            <w:lang w:val="ar_AE" w:bidi="ar_AE"/>
-          </w:rPr>
-          <w:rPr>
-            <w:color w:val="0000EE"/>
-            <w:u w:val="single"/>
-          </w:rPr>
-          <w:t>إشعياء 53:7</w:t>
-        </w:r>
-      </w:hyperlink>
+      <w:r>
+        <w:rPr>
+          <w:rtl/>
+          <w:cs/>
+          <w:lang w:val="ar_AE" w:bidi="ar_AE"/>
+        </w:rPr>
+        <w:t>إشعياء 53:7</w:t>
+      </w:r>
       <w:r>
         <w:rPr>
           <w:rtl/>
@@ -1255,20 +1033,14 @@
         </w:rPr>
         <w:t xml:space="preserve"> (انظر </w:t>
       </w:r>
-      <w:hyperlink r:id="rId43">
-        <w:r>
-          <w:rPr>
-            <w:rtl/>
-            <w:cs/>
-            <w:lang w:val="ar_AE" w:bidi="ar_AE"/>
-          </w:rPr>
-          <w:rPr>
-            <w:color w:val="0000EE"/>
-            <w:u w:val="single"/>
-          </w:rPr>
-          <w:t>أعمال الرسل 8:32–35</w:t>
-        </w:r>
-      </w:hyperlink>
+      <w:r>
+        <w:rPr>
+          <w:rtl/>
+          <w:cs/>
+          <w:lang w:val="ar_AE" w:bidi="ar_AE"/>
+        </w:rPr>
+        <w:t>أعمال الرسل 8:32–35</w:t>
+      </w:r>
       <w:r>
         <w:rPr>
           <w:rtl/>
@@ -1277,20 +1049,14 @@
         </w:rPr>
         <w:t xml:space="preserve">; </w:t>
       </w:r>
-      <w:hyperlink r:id="rId44">
-        <w:r>
-          <w:rPr>
-            <w:rtl/>
-            <w:cs/>
-            <w:lang w:val="ar_AE" w:bidi="ar_AE"/>
-          </w:rPr>
-          <w:rPr>
-            <w:color w:val="0000EE"/>
-            <w:u w:val="single"/>
-          </w:rPr>
-          <w:t>رؤيا 5:5–14</w:t>
-        </w:r>
-      </w:hyperlink>
+      <w:r>
+        <w:rPr>
+          <w:rtl/>
+          <w:cs/>
+          <w:lang w:val="ar_AE" w:bidi="ar_AE"/>
+        </w:rPr>
+        <w:t>رؤيا 5:5–14</w:t>
+      </w:r>
       <w:r>
         <w:rPr>
           <w:rtl/>
@@ -1319,20 +1085,14 @@
         </w:rPr>
         <w:t xml:space="preserve">لكن هذا لم يكن كل ما أراده الرسول يوحنا. لقد قدّم يوحنا يسوع على أنه حمل الفصح. الحمل الذي يُمثّل موته الحدث المحوري في موسم الفصح (انظر </w:t>
       </w:r>
-      <w:hyperlink r:id="rId45">
-        <w:r>
-          <w:rPr>
-            <w:rtl/>
-            <w:cs/>
-            <w:lang w:val="ar_AE" w:bidi="ar_AE"/>
-          </w:rPr>
-          <w:rPr>
-            <w:color w:val="0000EE"/>
-            <w:u w:val="single"/>
-          </w:rPr>
-          <w:t>خروج 12:43–47</w:t>
-        </w:r>
-      </w:hyperlink>
+      <w:r>
+        <w:rPr>
+          <w:rtl/>
+          <w:cs/>
+          <w:lang w:val="ar_AE" w:bidi="ar_AE"/>
+        </w:rPr>
+        <w:t>خروج 12:43–47</w:t>
+      </w:r>
       <w:r>
         <w:rPr>
           <w:rtl/>
@@ -1341,20 +1101,14 @@
         </w:rPr>
         <w:t xml:space="preserve">; </w:t>
       </w:r>
-      <w:hyperlink r:id="rId46">
-        <w:r>
-          <w:rPr>
-            <w:rtl/>
-            <w:cs/>
-            <w:lang w:val="ar_AE" w:bidi="ar_AE"/>
-          </w:rPr>
-          <w:rPr>
-            <w:color w:val="0000EE"/>
-            <w:u w:val="single"/>
-          </w:rPr>
-          <w:t>لوقا 22:7</w:t>
-        </w:r>
-      </w:hyperlink>
+      <w:r>
+        <w:rPr>
+          <w:rtl/>
+          <w:cs/>
+          <w:lang w:val="ar_AE" w:bidi="ar_AE"/>
+        </w:rPr>
+        <w:t>لوقا 22:7</w:t>
+      </w:r>
       <w:r>
         <w:rPr>
           <w:rtl/>
@@ -1363,20 +1117,14 @@
         </w:rPr>
         <w:t xml:space="preserve">; </w:t>
       </w:r>
-      <w:hyperlink r:id="rId47">
-        <w:r>
-          <w:rPr>
-            <w:rtl/>
-            <w:cs/>
-            <w:lang w:val="ar_AE" w:bidi="ar_AE"/>
-          </w:rPr>
-          <w:rPr>
-            <w:color w:val="0000EE"/>
-            <w:u w:val="single"/>
-          </w:rPr>
-          <w:t>1 كورنثوس 5:7</w:t>
-        </w:r>
-      </w:hyperlink>
+      <w:r>
+        <w:rPr>
+          <w:rtl/>
+          <w:cs/>
+          <w:lang w:val="ar_AE" w:bidi="ar_AE"/>
+        </w:rPr>
+        <w:t>1 كورنثوس 5:7</w:t>
+      </w:r>
       <w:r>
         <w:rPr>
           <w:rtl/>
@@ -1405,20 +1153,14 @@
         </w:rPr>
         <w:t xml:space="preserve">في القرن الأول، كان اليهود يسافرون إلى أورشليم كل ربيع للاحتفال بعيد الفصح ويقرأون قصة الخروج من مصر مرة ثانية (انظر </w:t>
       </w:r>
-      <w:hyperlink r:id="rId48">
-        <w:r>
-          <w:rPr>
-            <w:rtl/>
-            <w:cs/>
-            <w:lang w:val="ar_AE" w:bidi="ar_AE"/>
-          </w:rPr>
-          <w:rPr>
-            <w:color w:val="0000EE"/>
-            <w:u w:val="single"/>
-          </w:rPr>
-          <w:t>خروج 12–15</w:t>
-        </w:r>
-      </w:hyperlink>
+      <w:r>
+        <w:rPr>
+          <w:rtl/>
+          <w:cs/>
+          <w:lang w:val="ar_AE" w:bidi="ar_AE"/>
+        </w:rPr>
+        <w:t>خروج 12–15</w:t>
+      </w:r>
       <w:r>
         <w:rPr>
           <w:rtl/>
@@ -1427,20 +1169,14 @@
         </w:rPr>
         <w:t>). عندما أنقذ الله إسرائيل من مصر، قام الإسرائيليون برش دم الحمل على قوائم أبوابهم. وقد أنقذ هذا الفعل كل من كان داخل البيت من الموت (</w:t>
       </w:r>
-      <w:hyperlink r:id="rId49">
-        <w:r>
-          <w:rPr>
-            <w:rtl/>
-            <w:cs/>
-            <w:lang w:val="ar_AE" w:bidi="ar_AE"/>
-          </w:rPr>
-          <w:rPr>
-            <w:color w:val="0000EE"/>
-            <w:u w:val="single"/>
-          </w:rPr>
-          <w:t>خروج 12</w:t>
-        </w:r>
-      </w:hyperlink>
+      <w:r>
+        <w:rPr>
+          <w:rtl/>
+          <w:cs/>
+          <w:lang w:val="ar_AE" w:bidi="ar_AE"/>
+        </w:rPr>
+        <w:t>خروج 12</w:t>
+      </w:r>
       <w:r>
         <w:rPr>
           <w:rtl/>
@@ -1469,20 +1205,14 @@
         </w:rPr>
         <w:t>استخدم يسوع آخر عشاء في عيد الفصح ليُظهِر أن موته كذبيحة سيضفي معنى جديدًا للعيد (</w:t>
       </w:r>
-      <w:hyperlink r:id="rId50">
-        <w:r>
-          <w:rPr>
-            <w:rtl/>
-            <w:cs/>
-            <w:lang w:val="ar_AE" w:bidi="ar_AE"/>
-          </w:rPr>
-          <w:rPr>
-            <w:color w:val="0000EE"/>
-            <w:u w:val="single"/>
-          </w:rPr>
-          <w:t>مرقس 14:17–25</w:t>
-        </w:r>
-      </w:hyperlink>
+      <w:r>
+        <w:rPr>
+          <w:rtl/>
+          <w:cs/>
+          <w:lang w:val="ar_AE" w:bidi="ar_AE"/>
+        </w:rPr>
+        <w:t>مرقس 14:17–25</w:t>
+      </w:r>
       <w:r>
         <w:rPr>
           <w:rtl/>
@@ -1491,20 +1221,14 @@
         </w:rPr>
         <w:t>). وعند صلبه، لم يكسر الجنود ساقاه (كما كان يُفعل أحيانًا للمصلوبين) وذلك تحقيقًا لشرطٍ من شروط حمل الفصح (</w:t>
       </w:r>
-      <w:hyperlink r:id="rId51">
-        <w:r>
-          <w:rPr>
-            <w:rtl/>
-            <w:cs/>
-            <w:lang w:val="ar_AE" w:bidi="ar_AE"/>
-          </w:rPr>
-          <w:rPr>
-            <w:color w:val="0000EE"/>
-            <w:u w:val="single"/>
-          </w:rPr>
-          <w:t>يوحنا 19:31–33</w:t>
-        </w:r>
-      </w:hyperlink>
+      <w:r>
+        <w:rPr>
+          <w:rtl/>
+          <w:cs/>
+          <w:lang w:val="ar_AE" w:bidi="ar_AE"/>
+        </w:rPr>
+        <w:t>يوحنا 19:31–33</w:t>
+      </w:r>
       <w:r>
         <w:rPr>
           <w:rtl/>
@@ -1513,20 +1237,14 @@
         </w:rPr>
         <w:t xml:space="preserve">؛ انظر </w:t>
       </w:r>
-      <w:hyperlink r:id="rId52">
-        <w:r>
-          <w:rPr>
-            <w:rtl/>
-            <w:cs/>
-            <w:lang w:val="ar_AE" w:bidi="ar_AE"/>
-          </w:rPr>
-          <w:rPr>
-            <w:color w:val="0000EE"/>
-            <w:u w:val="single"/>
-          </w:rPr>
-          <w:t>خروج 12:46</w:t>
-        </w:r>
-      </w:hyperlink>
+      <w:r>
+        <w:rPr>
+          <w:rtl/>
+          <w:cs/>
+          <w:lang w:val="ar_AE" w:bidi="ar_AE"/>
+        </w:rPr>
+        <w:t>خروج 12:46</w:t>
+      </w:r>
       <w:r>
         <w:rPr>
           <w:rtl/>
@@ -1535,20 +1253,14 @@
         </w:rPr>
         <w:t>). وقد سال الدم بغزارة من جنبه المطعون (</w:t>
       </w:r>
-      <w:hyperlink r:id="rId53">
-        <w:r>
-          <w:rPr>
-            <w:rtl/>
-            <w:cs/>
-            <w:lang w:val="ar_AE" w:bidi="ar_AE"/>
-          </w:rPr>
-          <w:rPr>
-            <w:color w:val="0000EE"/>
-            <w:u w:val="single"/>
-          </w:rPr>
-          <w:t>يوحنا 19:34</w:t>
-        </w:r>
-      </w:hyperlink>
+      <w:r>
+        <w:rPr>
+          <w:rtl/>
+          <w:cs/>
+          <w:lang w:val="ar_AE" w:bidi="ar_AE"/>
+        </w:rPr>
+        <w:t>يوحنا 19:34</w:t>
+      </w:r>
       <w:r>
         <w:rPr>
           <w:rtl/>
@@ -1590,20 +1302,14 @@
           <w:lang w:val="ar_AE" w:bidi="ar_AE"/>
         </w:rPr>
       </w:r>
-      <w:hyperlink r:id="rId54">
-        <w:r>
-          <w:rPr>
-            <w:rtl/>
-            <w:cs/>
-            <w:lang w:val="ar_AE" w:bidi="ar_AE"/>
-          </w:rPr>
-          <w:rPr>
-            <w:color w:val="0000EE"/>
-            <w:u w:val="single"/>
-          </w:rPr>
-          <w:t>خروج 12:1–13:16</w:t>
-        </w:r>
-      </w:hyperlink>
+      <w:r>
+        <w:rPr>
+          <w:rtl/>
+          <w:cs/>
+          <w:lang w:val="ar_AE" w:bidi="ar_AE"/>
+        </w:rPr>
+        <w:t>خروج 12:1–13:16</w:t>
+      </w:r>
       <w:r>
         <w:rPr>
           <w:rtl/>
@@ -1612,20 +1318,14 @@
         </w:rPr>
         <w:t xml:space="preserve">; </w:t>
       </w:r>
-      <w:hyperlink r:id="rId41">
-        <w:r>
-          <w:rPr>
-            <w:rtl/>
-            <w:cs/>
-            <w:lang w:val="ar_AE" w:bidi="ar_AE"/>
-          </w:rPr>
-          <w:rPr>
-            <w:color w:val="0000EE"/>
-            <w:u w:val="single"/>
-          </w:rPr>
-          <w:t>29:38–46</w:t>
-        </w:r>
-      </w:hyperlink>
+      <w:r>
+        <w:rPr>
+          <w:rtl/>
+          <w:cs/>
+          <w:lang w:val="ar_AE" w:bidi="ar_AE"/>
+        </w:rPr>
+        <w:t>29:38–46</w:t>
+      </w:r>
       <w:r>
         <w:rPr>
           <w:rtl/>
@@ -1634,20 +1334,14 @@
         </w:rPr>
         <w:t xml:space="preserve">; </w:t>
       </w:r>
-      <w:hyperlink r:id="rId55">
-        <w:r>
-          <w:rPr>
-            <w:rtl/>
-            <w:cs/>
-            <w:lang w:val="ar_AE" w:bidi="ar_AE"/>
-          </w:rPr>
-          <w:rPr>
-            <w:color w:val="0000EE"/>
-            <w:u w:val="single"/>
-          </w:rPr>
-          <w:t>العدد 9:1–14</w:t>
-        </w:r>
-      </w:hyperlink>
+      <w:r>
+        <w:rPr>
+          <w:rtl/>
+          <w:cs/>
+          <w:lang w:val="ar_AE" w:bidi="ar_AE"/>
+        </w:rPr>
+        <w:t>العدد 9:1–14</w:t>
+      </w:r>
       <w:r>
         <w:rPr>
           <w:rtl/>
@@ -1656,20 +1350,14 @@
         </w:rPr>
         <w:t xml:space="preserve">; </w:t>
       </w:r>
-      <w:hyperlink r:id="rId56">
-        <w:r>
-          <w:rPr>
-            <w:rtl/>
-            <w:cs/>
-            <w:lang w:val="ar_AE" w:bidi="ar_AE"/>
-          </w:rPr>
-          <w:rPr>
-            <w:color w:val="0000EE"/>
-            <w:u w:val="single"/>
-          </w:rPr>
-          <w:t>تثنية 16:1–8</w:t>
-        </w:r>
-      </w:hyperlink>
+      <w:r>
+        <w:rPr>
+          <w:rtl/>
+          <w:cs/>
+          <w:lang w:val="ar_AE" w:bidi="ar_AE"/>
+        </w:rPr>
+        <w:t>تثنية 16:1–8</w:t>
+      </w:r>
       <w:r>
         <w:rPr>
           <w:rtl/>
@@ -1678,20 +1366,14 @@
         </w:rPr>
         <w:t xml:space="preserve">; </w:t>
       </w:r>
-      <w:hyperlink r:id="rId57">
-        <w:r>
-          <w:rPr>
-            <w:rtl/>
-            <w:cs/>
-            <w:lang w:val="ar_AE" w:bidi="ar_AE"/>
-          </w:rPr>
-          <w:rPr>
-            <w:color w:val="0000EE"/>
-            <w:u w:val="single"/>
-          </w:rPr>
-          <w:t>2 ملوك 23:21–23</w:t>
-        </w:r>
-      </w:hyperlink>
+      <w:r>
+        <w:rPr>
+          <w:rtl/>
+          <w:cs/>
+          <w:lang w:val="ar_AE" w:bidi="ar_AE"/>
+        </w:rPr>
+        <w:t>2 ملوك 23:21–23</w:t>
+      </w:r>
       <w:r>
         <w:rPr>
           <w:rtl/>
@@ -1700,20 +1382,14 @@
         </w:rPr>
         <w:t xml:space="preserve">; </w:t>
       </w:r>
-      <w:hyperlink r:id="rId58">
-        <w:r>
-          <w:rPr>
-            <w:rtl/>
-            <w:cs/>
-            <w:lang w:val="ar_AE" w:bidi="ar_AE"/>
-          </w:rPr>
-          <w:rPr>
-            <w:color w:val="0000EE"/>
-            <w:u w:val="single"/>
-          </w:rPr>
-          <w:t>2 أخبار الأيام 30:1–27</w:t>
-        </w:r>
-      </w:hyperlink>
+      <w:r>
+        <w:rPr>
+          <w:rtl/>
+          <w:cs/>
+          <w:lang w:val="ar_AE" w:bidi="ar_AE"/>
+        </w:rPr>
+        <w:t>2 أخبار الأيام 30:1–27</w:t>
+      </w:r>
       <w:r>
         <w:rPr>
           <w:rtl/>
@@ -1722,20 +1398,14 @@
         </w:rPr>
         <w:t xml:space="preserve">; </w:t>
       </w:r>
-      <w:hyperlink r:id="rId59">
-        <w:r>
-          <w:rPr>
-            <w:rtl/>
-            <w:cs/>
-            <w:lang w:val="ar_AE" w:bidi="ar_AE"/>
-          </w:rPr>
-          <w:rPr>
-            <w:color w:val="0000EE"/>
-            <w:u w:val="single"/>
-          </w:rPr>
-          <w:t>عزرا 6:19–21</w:t>
-        </w:r>
-      </w:hyperlink>
+      <w:r>
+        <w:rPr>
+          <w:rtl/>
+          <w:cs/>
+          <w:lang w:val="ar_AE" w:bidi="ar_AE"/>
+        </w:rPr>
+        <w:t>عزرا 6:19–21</w:t>
+      </w:r>
       <w:r>
         <w:rPr>
           <w:rtl/>
@@ -1744,20 +1414,14 @@
         </w:rPr>
         <w:t xml:space="preserve">; </w:t>
       </w:r>
-      <w:hyperlink r:id="rId42">
-        <w:r>
-          <w:rPr>
-            <w:rtl/>
-            <w:cs/>
-            <w:lang w:val="ar_AE" w:bidi="ar_AE"/>
-          </w:rPr>
-          <w:rPr>
-            <w:color w:val="0000EE"/>
-            <w:u w:val="single"/>
-          </w:rPr>
-          <w:t>إشعياء 53:7</w:t>
-        </w:r>
-      </w:hyperlink>
+      <w:r>
+        <w:rPr>
+          <w:rtl/>
+          <w:cs/>
+          <w:lang w:val="ar_AE" w:bidi="ar_AE"/>
+        </w:rPr>
+        <w:t>إشعياء 53:7</w:t>
+      </w:r>
       <w:r>
         <w:rPr>
           <w:rtl/>
@@ -1766,20 +1430,14 @@
         </w:rPr>
         <w:t xml:space="preserve">; </w:t>
       </w:r>
-      <w:hyperlink r:id="rId60">
-        <w:r>
-          <w:rPr>
-            <w:rtl/>
-            <w:cs/>
-            <w:lang w:val="ar_AE" w:bidi="ar_AE"/>
-          </w:rPr>
-          <w:rPr>
-            <w:color w:val="0000EE"/>
-            <w:u w:val="single"/>
-          </w:rPr>
-          <w:t>حزقيال 45:21–22</w:t>
-        </w:r>
-      </w:hyperlink>
+      <w:r>
+        <w:rPr>
+          <w:rtl/>
+          <w:cs/>
+          <w:lang w:val="ar_AE" w:bidi="ar_AE"/>
+        </w:rPr>
+        <w:t>حزقيال 45:21–22</w:t>
+      </w:r>
       <w:r>
         <w:rPr>
           <w:rtl/>
@@ -1788,20 +1446,14 @@
         </w:rPr>
         <w:t xml:space="preserve">; </w:t>
       </w:r>
-      <w:hyperlink r:id="rId61">
-        <w:r>
-          <w:rPr>
-            <w:rtl/>
-            <w:cs/>
-            <w:lang w:val="ar_AE" w:bidi="ar_AE"/>
-          </w:rPr>
-          <w:rPr>
-            <w:color w:val="0000EE"/>
-            <w:u w:val="single"/>
-          </w:rPr>
-          <w:t>متى 26:2</w:t>
-        </w:r>
-      </w:hyperlink>
+      <w:r>
+        <w:rPr>
+          <w:rtl/>
+          <w:cs/>
+          <w:lang w:val="ar_AE" w:bidi="ar_AE"/>
+        </w:rPr>
+        <w:t>متى 26:2</w:t>
+      </w:r>
       <w:r>
         <w:rPr>
           <w:rtl/>
@@ -1810,20 +1462,14 @@
         </w:rPr>
         <w:t xml:space="preserve">, </w:t>
       </w:r>
-      <w:hyperlink r:id="rId62">
-        <w:r>
-          <w:rPr>
-            <w:rtl/>
-            <w:cs/>
-            <w:lang w:val="ar_AE" w:bidi="ar_AE"/>
-          </w:rPr>
-          <w:rPr>
-            <w:color w:val="0000EE"/>
-            <w:u w:val="single"/>
-          </w:rPr>
-          <w:t>17–19</w:t>
-        </w:r>
-      </w:hyperlink>
+      <w:r>
+        <w:rPr>
+          <w:rtl/>
+          <w:cs/>
+          <w:lang w:val="ar_AE" w:bidi="ar_AE"/>
+        </w:rPr>
+        <w:t>17–19</w:t>
+      </w:r>
       <w:r>
         <w:rPr>
           <w:rtl/>
@@ -1832,20 +1478,14 @@
         </w:rPr>
         <w:t xml:space="preserve">; </w:t>
       </w:r>
-      <w:hyperlink r:id="rId63">
-        <w:r>
-          <w:rPr>
-            <w:rtl/>
-            <w:cs/>
-            <w:lang w:val="ar_AE" w:bidi="ar_AE"/>
-          </w:rPr>
-          <w:rPr>
-            <w:color w:val="0000EE"/>
-            <w:u w:val="single"/>
-          </w:rPr>
-          <w:t>مرقس 14:17–31</w:t>
-        </w:r>
-      </w:hyperlink>
+      <w:r>
+        <w:rPr>
+          <w:rtl/>
+          <w:cs/>
+          <w:lang w:val="ar_AE" w:bidi="ar_AE"/>
+        </w:rPr>
+        <w:t>مرقس 14:17–31</w:t>
+      </w:r>
       <w:r>
         <w:rPr>
           <w:rtl/>
@@ -1854,20 +1494,14 @@
         </w:rPr>
         <w:t xml:space="preserve">; </w:t>
       </w:r>
-      <w:hyperlink r:id="rId64">
-        <w:r>
-          <w:rPr>
-            <w:rtl/>
-            <w:cs/>
-            <w:lang w:val="ar_AE" w:bidi="ar_AE"/>
-          </w:rPr>
-          <w:rPr>
-            <w:color w:val="0000EE"/>
-            <w:u w:val="single"/>
-          </w:rPr>
-          <w:t>لوقا 22:14–30</w:t>
-        </w:r>
-      </w:hyperlink>
+      <w:r>
+        <w:rPr>
+          <w:rtl/>
+          <w:cs/>
+          <w:lang w:val="ar_AE" w:bidi="ar_AE"/>
+        </w:rPr>
+        <w:t>لوقا 22:14–30</w:t>
+      </w:r>
       <w:r>
         <w:rPr>
           <w:rtl/>
@@ -1876,20 +1510,14 @@
         </w:rPr>
         <w:t xml:space="preserve">; </w:t>
       </w:r>
-      <w:hyperlink r:id="rId39">
-        <w:r>
-          <w:rPr>
-            <w:rtl/>
-            <w:cs/>
-            <w:lang w:val="ar_AE" w:bidi="ar_AE"/>
-          </w:rPr>
-          <w:rPr>
-            <w:color w:val="0000EE"/>
-            <w:u w:val="single"/>
-          </w:rPr>
-          <w:t>يوحنا 1:29</w:t>
-        </w:r>
-      </w:hyperlink>
+      <w:r>
+        <w:rPr>
+          <w:rtl/>
+          <w:cs/>
+          <w:lang w:val="ar_AE" w:bidi="ar_AE"/>
+        </w:rPr>
+        <w:t>يوحنا 1:29</w:t>
+      </w:r>
       <w:r>
         <w:rPr>
           <w:rtl/>
@@ -1898,20 +1526,14 @@
         </w:rPr>
         <w:t xml:space="preserve">, </w:t>
       </w:r>
-      <w:hyperlink r:id="rId40">
-        <w:r>
-          <w:rPr>
-            <w:rtl/>
-            <w:cs/>
-            <w:lang w:val="ar_AE" w:bidi="ar_AE"/>
-          </w:rPr>
-          <w:rPr>
-            <w:color w:val="0000EE"/>
-            <w:u w:val="single"/>
-          </w:rPr>
-          <w:t>36</w:t>
-        </w:r>
-      </w:hyperlink>
+      <w:r>
+        <w:rPr>
+          <w:rtl/>
+          <w:cs/>
+          <w:lang w:val="ar_AE" w:bidi="ar_AE"/>
+        </w:rPr>
+        <w:t>36</w:t>
+      </w:r>
       <w:r>
         <w:rPr>
           <w:rtl/>
@@ -1920,20 +1542,14 @@
         </w:rPr>
         <w:t xml:space="preserve">; </w:t>
       </w:r>
-      <w:hyperlink r:id="rId65">
-        <w:r>
-          <w:rPr>
-            <w:rtl/>
-            <w:cs/>
-            <w:lang w:val="ar_AE" w:bidi="ar_AE"/>
-          </w:rPr>
-          <w:rPr>
-            <w:color w:val="0000EE"/>
-            <w:u w:val="single"/>
-          </w:rPr>
-          <w:t>يوحنا 19:17–36</w:t>
-        </w:r>
-      </w:hyperlink>
+      <w:r>
+        <w:rPr>
+          <w:rtl/>
+          <w:cs/>
+          <w:lang w:val="ar_AE" w:bidi="ar_AE"/>
+        </w:rPr>
+        <w:t>يوحنا 19:17–36</w:t>
+      </w:r>
       <w:r>
         <w:rPr>
           <w:rtl/>
@@ -1942,20 +1558,14 @@
         </w:rPr>
         <w:t xml:space="preserve">; </w:t>
       </w:r>
-      <w:hyperlink r:id="rId43">
-        <w:r>
-          <w:rPr>
-            <w:rtl/>
-            <w:cs/>
-            <w:lang w:val="ar_AE" w:bidi="ar_AE"/>
-          </w:rPr>
-          <w:rPr>
-            <w:color w:val="0000EE"/>
-            <w:u w:val="single"/>
-          </w:rPr>
-          <w:t>أعمال الرسل 8:32–35</w:t>
-        </w:r>
-      </w:hyperlink>
+      <w:r>
+        <w:rPr>
+          <w:rtl/>
+          <w:cs/>
+          <w:lang w:val="ar_AE" w:bidi="ar_AE"/>
+        </w:rPr>
+        <w:t>أعمال الرسل 8:32–35</w:t>
+      </w:r>
       <w:r>
         <w:rPr>
           <w:rtl/>
@@ -1964,20 +1574,14 @@
         </w:rPr>
         <w:t xml:space="preserve">; </w:t>
       </w:r>
-      <w:hyperlink r:id="rId66">
-        <w:r>
-          <w:rPr>
-            <w:rtl/>
-            <w:cs/>
-            <w:lang w:val="ar_AE" w:bidi="ar_AE"/>
-          </w:rPr>
-          <w:rPr>
-            <w:color w:val="0000EE"/>
-            <w:u w:val="single"/>
-          </w:rPr>
-          <w:t>12:3–4</w:t>
-        </w:r>
-      </w:hyperlink>
+      <w:r>
+        <w:rPr>
+          <w:rtl/>
+          <w:cs/>
+          <w:lang w:val="ar_AE" w:bidi="ar_AE"/>
+        </w:rPr>
+        <w:t>12:3–4</w:t>
+      </w:r>
       <w:r>
         <w:rPr>
           <w:rtl/>
@@ -1986,20 +1590,14 @@
         </w:rPr>
         <w:t xml:space="preserve">; </w:t>
       </w:r>
-      <w:hyperlink r:id="rId67">
-        <w:r>
-          <w:rPr>
-            <w:rtl/>
-            <w:cs/>
-            <w:lang w:val="ar_AE" w:bidi="ar_AE"/>
-          </w:rPr>
-          <w:rPr>
-            <w:color w:val="0000EE"/>
-            <w:u w:val="single"/>
-          </w:rPr>
-          <w:t>1 كورنثوس 5:7–8</w:t>
-        </w:r>
-      </w:hyperlink>
+      <w:r>
+        <w:rPr>
+          <w:rtl/>
+          <w:cs/>
+          <w:lang w:val="ar_AE" w:bidi="ar_AE"/>
+        </w:rPr>
+        <w:t>1 كورنثوس 5:7–8</w:t>
+      </w:r>
       <w:r>
         <w:rPr>
           <w:rtl/>
@@ -2008,20 +1606,14 @@
         </w:rPr>
         <w:t xml:space="preserve">; </w:t>
       </w:r>
-      <w:hyperlink r:id="rId68">
-        <w:r>
-          <w:rPr>
-            <w:rtl/>
-            <w:cs/>
-            <w:lang w:val="ar_AE" w:bidi="ar_AE"/>
-          </w:rPr>
-          <w:rPr>
-            <w:color w:val="0000EE"/>
-            <w:u w:val="single"/>
-          </w:rPr>
-          <w:t>عبرانيين 11:28</w:t>
-        </w:r>
-      </w:hyperlink>
+      <w:r>
+        <w:rPr>
+          <w:rtl/>
+          <w:cs/>
+          <w:lang w:val="ar_AE" w:bidi="ar_AE"/>
+        </w:rPr>
+        <w:t>عبرانيين 11:28</w:t>
+      </w:r>
       <w:r>
         <w:rPr>
           <w:rtl/>
@@ -2030,20 +1622,14 @@
         </w:rPr>
         <w:t xml:space="preserve">; </w:t>
       </w:r>
-      <w:hyperlink r:id="rId44">
-        <w:r>
-          <w:rPr>
-            <w:rtl/>
-            <w:cs/>
-            <w:lang w:val="ar_AE" w:bidi="ar_AE"/>
-          </w:rPr>
-          <w:rPr>
-            <w:color w:val="0000EE"/>
-            <w:u w:val="single"/>
-          </w:rPr>
-          <w:t>رؤيا 5:5–14</w:t>
-        </w:r>
-      </w:hyperlink>
+      <w:r>
+        <w:rPr>
+          <w:rtl/>
+          <w:cs/>
+          <w:lang w:val="ar_AE" w:bidi="ar_AE"/>
+        </w:rPr>
+        <w:t>رؤيا 5:5–14</w:t>
+      </w:r>
       <w:r>
         <w:rPr>
           <w:rtl/>
@@ -2111,42 +1697,30 @@
         </w:rPr>
         <w:t>تتجلى معرفة يسوع بالصيد بوضوح في الأناجيل الأربعة. فقد استخدم الصيد في قصصه لتعليم الناس (</w:t>
       </w:r>
-      <w:hyperlink r:id="rId69">
-        <w:r>
-          <w:rPr>
-            <w:rtl/>
-            <w:cs/>
-            <w:lang w:val="ar_AE" w:bidi="ar_AE"/>
-          </w:rPr>
-          <w:rPr>
-            <w:color w:val="0000EE"/>
-            <w:u w:val="single"/>
-          </w:rPr>
-          <w:t>متّى 7: 10؛</w:t>
-        </w:r>
-      </w:hyperlink>
-      <w:r>
-        <w:rPr>
-          <w:rtl/>
-          <w:cs/>
-          <w:lang w:val="ar_AE" w:bidi="ar_AE"/>
-        </w:rPr>
-        <w:t xml:space="preserve"> </w:t>
-      </w:r>
-      <w:hyperlink r:id="rId70">
-        <w:r>
-          <w:rPr>
-            <w:rtl/>
-            <w:cs/>
-            <w:lang w:val="ar_AE" w:bidi="ar_AE"/>
-          </w:rPr>
-          <w:rPr>
-            <w:color w:val="0000EE"/>
-            <w:u w:val="single"/>
-          </w:rPr>
-          <w:t>13: 47–51</w:t>
-        </w:r>
-      </w:hyperlink>
+      <w:r>
+        <w:rPr>
+          <w:rtl/>
+          <w:cs/>
+          <w:lang w:val="ar_AE" w:bidi="ar_AE"/>
+        </w:rPr>
+        <w:t>متّى 7: 10؛</w:t>
+      </w:r>
+      <w:r>
+        <w:rPr>
+          <w:rtl/>
+          <w:cs/>
+          <w:lang w:val="ar_AE" w:bidi="ar_AE"/>
+        </w:rPr>
+        <w:t xml:space="preserve"> </w:t>
+      </w:r>
+      <w:r>
+        <w:rPr>
+          <w:rtl/>
+          <w:cs/>
+          <w:lang w:val="ar_AE" w:bidi="ar_AE"/>
+        </w:rPr>
+        <w:t>13: 47–51</w:t>
+      </w:r>
       <w:r>
         <w:rPr>
           <w:rtl/>
@@ -2171,20 +1745,14 @@
         </w:rPr>
         <w:t>"، وكان هذا يعني أنهم سيساهمون في إحضار الناس إلى الله (</w:t>
       </w:r>
-      <w:hyperlink r:id="rId71">
-        <w:r>
-          <w:rPr>
-            <w:rtl/>
-            <w:cs/>
-            <w:lang w:val="ar_AE" w:bidi="ar_AE"/>
-          </w:rPr>
-          <w:rPr>
-            <w:color w:val="0000EE"/>
-            <w:u w:val="single"/>
-          </w:rPr>
-          <w:t>متّى 4: 19</w:t>
-        </w:r>
-      </w:hyperlink>
+      <w:r>
+        <w:rPr>
+          <w:rtl/>
+          <w:cs/>
+          <w:lang w:val="ar_AE" w:bidi="ar_AE"/>
+        </w:rPr>
+        <w:t>متّى 4: 19</w:t>
+      </w:r>
       <w:r>
         <w:rPr>
           <w:rtl/>
@@ -2193,20 +1761,14 @@
         </w:rPr>
         <w:t xml:space="preserve">). في </w:t>
       </w:r>
-      <w:hyperlink r:id="rId72">
-        <w:r>
-          <w:rPr>
-            <w:rtl/>
-            <w:cs/>
-            <w:lang w:val="ar_AE" w:bidi="ar_AE"/>
-          </w:rPr>
-          <w:rPr>
-            <w:color w:val="0000EE"/>
-            <w:u w:val="single"/>
-          </w:rPr>
-          <w:t>يوحنّا 21</w:t>
-        </w:r>
-      </w:hyperlink>
+      <w:r>
+        <w:rPr>
+          <w:rtl/>
+          <w:cs/>
+          <w:lang w:val="ar_AE" w:bidi="ar_AE"/>
+        </w:rPr>
+        <w:t>يوحنّا 21</w:t>
+      </w:r>
       <w:r>
         <w:rPr>
           <w:rtl/>
@@ -2271,20 +1833,14 @@
         </w:rPr>
         <w:t>كانت شبكة الجَرّ تصطاد العديد من الأسماك بما في ذلك بعض الأسماك التي لم يكن الناموس اليهودي يسمح بأكلها. لذا كان يقوم الناس بفرز الأسماك حيث كانوا يحتفظون بالأسماك الجيدة ويتخلَّصون من السيئة. وقد استخدم يسوع شبكة الجَرّ كرمز ليوم الدينونة (</w:t>
       </w:r>
-      <w:hyperlink r:id="rId70">
-        <w:r>
-          <w:rPr>
-            <w:rtl/>
-            <w:cs/>
-            <w:lang w:val="ar_AE" w:bidi="ar_AE"/>
-          </w:rPr>
-          <w:rPr>
-            <w:color w:val="0000EE"/>
-            <w:u w:val="single"/>
-          </w:rPr>
-          <w:t>متّى 13: 47–51</w:t>
-        </w:r>
-      </w:hyperlink>
+      <w:r>
+        <w:rPr>
+          <w:rtl/>
+          <w:cs/>
+          <w:lang w:val="ar_AE" w:bidi="ar_AE"/>
+        </w:rPr>
+        <w:t>متّى 13: 47–51</w:t>
+      </w:r>
       <w:r>
         <w:rPr>
           <w:rtl/>
@@ -2316,42 +1872,30 @@
         </w:rPr>
         <w:t>كانت شبكة صيد الرَمي دائرية ويتراوح قُطرها بين خمسة عشر إلى عشرين قدمًا. كانوا يقومون بتثبيت أوزان من الرصاص على حوافها. وكان يقوم صيادًا واحدًا برميها في البحر، حيث كانت تهبط وتغوص وتُمسك بالأسماك غير المُنتبهة. ثم كان الصياد يغوص في الماء إما لسحب الأسماك واحدة تلو الأخرى أو لجمع الشبكة ورفعها إلى القارب. كان سمعان وأندراوس يستخدمون شبكات صيد الرَمي عندما دعاهم يسوع (</w:t>
       </w:r>
-      <w:hyperlink r:id="rId73">
-        <w:r>
-          <w:rPr>
-            <w:rtl/>
-            <w:cs/>
-            <w:lang w:val="ar_AE" w:bidi="ar_AE"/>
-          </w:rPr>
-          <w:rPr>
-            <w:color w:val="0000EE"/>
-            <w:u w:val="single"/>
-          </w:rPr>
-          <w:t>متّى 4: 18–20؛</w:t>
-        </w:r>
-      </w:hyperlink>
-      <w:r>
-        <w:rPr>
-          <w:rtl/>
-          <w:cs/>
-          <w:lang w:val="ar_AE" w:bidi="ar_AE"/>
-        </w:rPr>
-        <w:t xml:space="preserve"> </w:t>
-      </w:r>
-      <w:hyperlink r:id="rId74">
-        <w:r>
-          <w:rPr>
-            <w:rtl/>
-            <w:cs/>
-            <w:lang w:val="ar_AE" w:bidi="ar_AE"/>
-          </w:rPr>
-          <w:rPr>
-            <w:color w:val="0000EE"/>
-            <w:u w:val="single"/>
-          </w:rPr>
-          <w:t>مرقس 1: 16–18</w:t>
-        </w:r>
-      </w:hyperlink>
+      <w:r>
+        <w:rPr>
+          <w:rtl/>
+          <w:cs/>
+          <w:lang w:val="ar_AE" w:bidi="ar_AE"/>
+        </w:rPr>
+        <w:t>متّى 4: 18–20؛</w:t>
+      </w:r>
+      <w:r>
+        <w:rPr>
+          <w:rtl/>
+          <w:cs/>
+          <w:lang w:val="ar_AE" w:bidi="ar_AE"/>
+        </w:rPr>
+        <w:t xml:space="preserve"> </w:t>
+      </w:r>
+      <w:r>
+        <w:rPr>
+          <w:rtl/>
+          <w:cs/>
+          <w:lang w:val="ar_AE" w:bidi="ar_AE"/>
+        </w:rPr>
+        <w:t>مرقس 1: 16–18</w:t>
+      </w:r>
       <w:r>
         <w:rPr>
           <w:rtl/>
@@ -2392,42 +1936,30 @@
         </w:rPr>
         <w:t>تدخل الأسماك الشبكة الخارجية الأولى بسهولة وتدفع الشبكة الداخلية الدقيقة، ثم تحمل الشبكة الدقيقة إلى داخل الشبكة الخارجية الثانية وتصبح متشابكة بشكل لا يمكن فَكُّه. بعد ذلك يسحب الصيادون الشبكة إلى الشاطئ ويقومون بفَكّ تشابُك الشبكة وفرز الأسماك وإصلاح العديد من التمزقات في الشبكة. عندما دعا يسوع يعقوب ويوحنا ليتبعوه كانوا يُصلحون شِباكهم المتشابكة (</w:t>
       </w:r>
-      <w:hyperlink r:id="rId75">
-        <w:r>
-          <w:rPr>
-            <w:rtl/>
-            <w:cs/>
-            <w:lang w:val="ar_AE" w:bidi="ar_AE"/>
-          </w:rPr>
-          <w:rPr>
-            <w:color w:val="0000EE"/>
-            <w:u w:val="single"/>
-          </w:rPr>
-          <w:t>متّى 4: 18–22؛</w:t>
-        </w:r>
-      </w:hyperlink>
-      <w:r>
-        <w:rPr>
-          <w:rtl/>
-          <w:cs/>
-          <w:lang w:val="ar_AE" w:bidi="ar_AE"/>
-        </w:rPr>
-        <w:t xml:space="preserve"> </w:t>
-      </w:r>
-      <w:hyperlink r:id="rId76">
-        <w:r>
-          <w:rPr>
-            <w:rtl/>
-            <w:cs/>
-            <w:lang w:val="ar_AE" w:bidi="ar_AE"/>
-          </w:rPr>
-          <w:rPr>
-            <w:color w:val="0000EE"/>
-            <w:u w:val="single"/>
-          </w:rPr>
-          <w:t>مرقس 1: 19–20</w:t>
-        </w:r>
-      </w:hyperlink>
+      <w:r>
+        <w:rPr>
+          <w:rtl/>
+          <w:cs/>
+          <w:lang w:val="ar_AE" w:bidi="ar_AE"/>
+        </w:rPr>
+        <w:t>متّى 4: 18–22؛</w:t>
+      </w:r>
+      <w:r>
+        <w:rPr>
+          <w:rtl/>
+          <w:cs/>
+          <w:lang w:val="ar_AE" w:bidi="ar_AE"/>
+        </w:rPr>
+        <w:t xml:space="preserve"> </w:t>
+      </w:r>
+      <w:r>
+        <w:rPr>
+          <w:rtl/>
+          <w:cs/>
+          <w:lang w:val="ar_AE" w:bidi="ar_AE"/>
+        </w:rPr>
+        <w:t>مرقس 1: 19–20</w:t>
+      </w:r>
       <w:r>
         <w:rPr>
           <w:rtl/>
@@ -2456,20 +1988,14 @@
         </w:rPr>
         <w:t>عندما طلب يسوع من سمعان أن يُنزل شبكته مرة أخرى بعد ليلة صيد طويلة اصطاد سمعان كمية معجزية من السمك (</w:t>
       </w:r>
-      <w:hyperlink r:id="rId77">
-        <w:r>
-          <w:rPr>
-            <w:rtl/>
-            <w:cs/>
-            <w:lang w:val="ar_AE" w:bidi="ar_AE"/>
-          </w:rPr>
-          <w:rPr>
-            <w:color w:val="0000EE"/>
-            <w:u w:val="single"/>
-          </w:rPr>
-          <w:t>لوقا 5: 1–11</w:t>
-        </w:r>
-      </w:hyperlink>
+      <w:r>
+        <w:rPr>
+          <w:rtl/>
+          <w:cs/>
+          <w:lang w:val="ar_AE" w:bidi="ar_AE"/>
+        </w:rPr>
+        <w:t>لوقا 5: 1–11</w:t>
+      </w:r>
       <w:r>
         <w:rPr>
           <w:rtl/>
@@ -2478,20 +2004,14 @@
         </w:rPr>
         <w:t xml:space="preserve">). حدث موقف مشابه في </w:t>
       </w:r>
-      <w:hyperlink r:id="rId78">
-        <w:r>
-          <w:rPr>
-            <w:rtl/>
-            <w:cs/>
-            <w:lang w:val="ar_AE" w:bidi="ar_AE"/>
-          </w:rPr>
-          <w:rPr>
-            <w:color w:val="0000EE"/>
-            <w:u w:val="single"/>
-          </w:rPr>
-          <w:t>يوحنا 21: 1–11</w:t>
-        </w:r>
-      </w:hyperlink>
+      <w:r>
+        <w:rPr>
+          <w:rtl/>
+          <w:cs/>
+          <w:lang w:val="ar_AE" w:bidi="ar_AE"/>
+        </w:rPr>
+        <w:t>يوحنا 21: 1–11</w:t>
+      </w:r>
       <w:r>
         <w:rPr>
           <w:rtl/>
@@ -2533,152 +2053,110 @@
           <w:lang w:val="ar_AE" w:bidi="ar_AE"/>
         </w:rPr>
       </w:r>
-      <w:hyperlink r:id="rId79">
-        <w:r>
-          <w:rPr>
-            <w:rtl/>
-            <w:cs/>
-            <w:lang w:val="ar_AE" w:bidi="ar_AE"/>
-          </w:rPr>
-          <w:rPr>
-            <w:color w:val="0000EE"/>
-            <w:u w:val="single"/>
-          </w:rPr>
-          <w:t>متى 4: 19–22؛</w:t>
-        </w:r>
-      </w:hyperlink>
-      <w:r>
-        <w:rPr>
-          <w:rtl/>
-          <w:cs/>
-          <w:lang w:val="ar_AE" w:bidi="ar_AE"/>
-        </w:rPr>
-        <w:t xml:space="preserve"> </w:t>
-      </w:r>
-      <w:hyperlink r:id="rId69">
-        <w:r>
-          <w:rPr>
-            <w:rtl/>
-            <w:cs/>
-            <w:lang w:val="ar_AE" w:bidi="ar_AE"/>
-          </w:rPr>
-          <w:rPr>
-            <w:color w:val="0000EE"/>
-            <w:u w:val="single"/>
-          </w:rPr>
-          <w:t>7: 10؛</w:t>
-        </w:r>
-      </w:hyperlink>
-      <w:r>
-        <w:rPr>
-          <w:rtl/>
-          <w:cs/>
-          <w:lang w:val="ar_AE" w:bidi="ar_AE"/>
-        </w:rPr>
-        <w:t xml:space="preserve"> </w:t>
-      </w:r>
-      <w:hyperlink r:id="rId80">
-        <w:r>
-          <w:rPr>
-            <w:rtl/>
-            <w:cs/>
-            <w:lang w:val="ar_AE" w:bidi="ar_AE"/>
-          </w:rPr>
-          <w:rPr>
-            <w:color w:val="0000EE"/>
-            <w:u w:val="single"/>
-          </w:rPr>
-          <w:t>13: 47–48؛</w:t>
-        </w:r>
-      </w:hyperlink>
-      <w:r>
-        <w:rPr>
-          <w:rtl/>
-          <w:cs/>
-          <w:lang w:val="ar_AE" w:bidi="ar_AE"/>
-        </w:rPr>
-        <w:t xml:space="preserve"> </w:t>
-      </w:r>
-      <w:hyperlink r:id="rId76">
-        <w:r>
-          <w:rPr>
-            <w:rtl/>
-            <w:cs/>
-            <w:lang w:val="ar_AE" w:bidi="ar_AE"/>
-          </w:rPr>
-          <w:rPr>
-            <w:color w:val="0000EE"/>
-            <w:u w:val="single"/>
-          </w:rPr>
-          <w:t>مرقس 1: 19–20؛</w:t>
-        </w:r>
-      </w:hyperlink>
-      <w:r>
-        <w:rPr>
-          <w:rtl/>
-          <w:cs/>
-          <w:lang w:val="ar_AE" w:bidi="ar_AE"/>
-        </w:rPr>
-        <w:t xml:space="preserve"> </w:t>
-      </w:r>
-      <w:hyperlink r:id="rId81">
-        <w:r>
-          <w:rPr>
-            <w:rtl/>
-            <w:cs/>
-            <w:lang w:val="ar_AE" w:bidi="ar_AE"/>
-          </w:rPr>
-          <w:rPr>
-            <w:color w:val="0000EE"/>
-            <w:u w:val="single"/>
-          </w:rPr>
-          <w:t>6: 41؛</w:t>
-        </w:r>
-      </w:hyperlink>
-      <w:r>
-        <w:rPr>
-          <w:rtl/>
-          <w:cs/>
-          <w:lang w:val="ar_AE" w:bidi="ar_AE"/>
-        </w:rPr>
-        <w:t xml:space="preserve"> </w:t>
-      </w:r>
-      <w:hyperlink r:id="rId82">
-        <w:r>
-          <w:rPr>
-            <w:rtl/>
-            <w:cs/>
-            <w:lang w:val="ar_AE" w:bidi="ar_AE"/>
-          </w:rPr>
-          <w:rPr>
-            <w:color w:val="0000EE"/>
-            <w:u w:val="single"/>
-          </w:rPr>
-          <w:t>لوقا 5: 1–7؛</w:t>
-        </w:r>
-      </w:hyperlink>
-      <w:r>
-        <w:rPr>
-          <w:rtl/>
-          <w:cs/>
-          <w:lang w:val="ar_AE" w:bidi="ar_AE"/>
-        </w:rPr>
-        <w:t xml:space="preserve"> </w:t>
-      </w:r>
-      <w:hyperlink r:id="rId83">
-        <w:r>
-          <w:rPr>
-            <w:rtl/>
-            <w:cs/>
-            <w:lang w:val="ar_AE" w:bidi="ar_AE"/>
-          </w:rPr>
-          <w:rPr>
-            <w:color w:val="0000EE"/>
-            <w:u w:val="single"/>
-          </w:rPr>
-          <w:t>يوحنا 21: 1–14</w:t>
-        </w:r>
-      </w:hyperlink>
+      <w:r>
+        <w:rPr>
+          <w:rtl/>
+          <w:cs/>
+          <w:lang w:val="ar_AE" w:bidi="ar_AE"/>
+        </w:rPr>
+        <w:t>متى 4: 19–22؛</w:t>
+      </w:r>
+      <w:r>
+        <w:rPr>
+          <w:rtl/>
+          <w:cs/>
+          <w:lang w:val="ar_AE" w:bidi="ar_AE"/>
+        </w:rPr>
+        <w:t xml:space="preserve"> </w:t>
+      </w:r>
+      <w:r>
+        <w:rPr>
+          <w:rtl/>
+          <w:cs/>
+          <w:lang w:val="ar_AE" w:bidi="ar_AE"/>
+        </w:rPr>
+        <w:t>7: 10؛</w:t>
+      </w:r>
+      <w:r>
+        <w:rPr>
+          <w:rtl/>
+          <w:cs/>
+          <w:lang w:val="ar_AE" w:bidi="ar_AE"/>
+        </w:rPr>
+        <w:t xml:space="preserve"> </w:t>
+      </w:r>
+      <w:r>
+        <w:rPr>
+          <w:rtl/>
+          <w:cs/>
+          <w:lang w:val="ar_AE" w:bidi="ar_AE"/>
+        </w:rPr>
+        <w:t>13: 47–48؛</w:t>
+      </w:r>
+      <w:r>
+        <w:rPr>
+          <w:rtl/>
+          <w:cs/>
+          <w:lang w:val="ar_AE" w:bidi="ar_AE"/>
+        </w:rPr>
+        <w:t xml:space="preserve"> </w:t>
+      </w:r>
+      <w:r>
+        <w:rPr>
+          <w:rtl/>
+          <w:cs/>
+          <w:lang w:val="ar_AE" w:bidi="ar_AE"/>
+        </w:rPr>
+        <w:t>مرقس 1: 19–20؛</w:t>
+      </w:r>
+      <w:r>
+        <w:rPr>
+          <w:rtl/>
+          <w:cs/>
+          <w:lang w:val="ar_AE" w:bidi="ar_AE"/>
+        </w:rPr>
+        <w:t xml:space="preserve"> </w:t>
+      </w:r>
+      <w:r>
+        <w:rPr>
+          <w:rtl/>
+          <w:cs/>
+          <w:lang w:val="ar_AE" w:bidi="ar_AE"/>
+        </w:rPr>
+        <w:t>6: 41؛</w:t>
+      </w:r>
+      <w:r>
+        <w:rPr>
+          <w:rtl/>
+          <w:cs/>
+          <w:lang w:val="ar_AE" w:bidi="ar_AE"/>
+        </w:rPr>
+        <w:t xml:space="preserve"> </w:t>
+      </w:r>
+      <w:r>
+        <w:rPr>
+          <w:rtl/>
+          <w:cs/>
+          <w:lang w:val="ar_AE" w:bidi="ar_AE"/>
+        </w:rPr>
+        <w:t>لوقا 5: 1–7؛</w:t>
+      </w:r>
+      <w:r>
+        <w:rPr>
+          <w:rtl/>
+          <w:cs/>
+          <w:lang w:val="ar_AE" w:bidi="ar_AE"/>
+        </w:rPr>
+        <w:t xml:space="preserve"> </w:t>
+      </w:r>
+      <w:r>
+        <w:rPr>
+          <w:rtl/>
+          <w:cs/>
+          <w:lang w:val="ar_AE" w:bidi="ar_AE"/>
+        </w:rPr>
+        <w:t>يوحنا 21: 1–14</w:t>
+      </w:r>
       <w:r>
         <w:rPr>
           <w:rtl/>
@@ -2746,20 +2224,14 @@
         </w:rPr>
         <w:t>عندما صعد الرب يسوع إلى السماء، منح رسله التعليمات النهائية والسلطة لتحقيق مهمتهم (</w:t>
       </w:r>
-      <w:hyperlink r:id="rId84">
-        <w:r>
-          <w:rPr>
-            <w:rtl/>
-            <w:cs/>
-            <w:lang w:val="ar_AE" w:bidi="ar_AE"/>
-          </w:rPr>
-          <w:rPr>
-            <w:color w:val="0000EE"/>
-            <w:u w:val="single"/>
-          </w:rPr>
-          <w:t>أعمال الرسل 1:6–11</w:t>
-        </w:r>
-      </w:hyperlink>
+      <w:r>
+        <w:rPr>
+          <w:rtl/>
+          <w:cs/>
+          <w:lang w:val="ar_AE" w:bidi="ar_AE"/>
+        </w:rPr>
+        <w:t>أعمال الرسل 1:6–11</w:t>
+      </w:r>
       <w:r>
         <w:rPr>
           <w:rtl/>
@@ -2768,20 +2240,14 @@
         </w:rPr>
         <w:t xml:space="preserve">; </w:t>
       </w:r>
-      <w:hyperlink r:id="rId85">
-        <w:r>
-          <w:rPr>
-            <w:rtl/>
-            <w:cs/>
-            <w:lang w:val="ar_AE" w:bidi="ar_AE"/>
-          </w:rPr>
-          <w:rPr>
-            <w:color w:val="0000EE"/>
-            <w:u w:val="single"/>
-          </w:rPr>
-          <w:t>لوقا 24:45–53</w:t>
-        </w:r>
-      </w:hyperlink>
+      <w:r>
+        <w:rPr>
+          <w:rtl/>
+          <w:cs/>
+          <w:lang w:val="ar_AE" w:bidi="ar_AE"/>
+        </w:rPr>
+        <w:t>لوقا 24:45–53</w:t>
+      </w:r>
       <w:r>
         <w:rPr>
           <w:rtl/>
@@ -2790,20 +2256,14 @@
         </w:rPr>
         <w:t>). كان هذا الحدث (الصعود) هو بداية عمل الروح القدس القوي من خلال الكنيسة (</w:t>
       </w:r>
-      <w:hyperlink r:id="rId86">
-        <w:r>
-          <w:rPr>
-            <w:rtl/>
-            <w:cs/>
-            <w:lang w:val="ar_AE" w:bidi="ar_AE"/>
-          </w:rPr>
-          <w:rPr>
-            <w:color w:val="0000EE"/>
-            <w:u w:val="single"/>
-          </w:rPr>
-          <w:t>لوقا 24:49</w:t>
-        </w:r>
-      </w:hyperlink>
+      <w:r>
+        <w:rPr>
+          <w:rtl/>
+          <w:cs/>
+          <w:lang w:val="ar_AE" w:bidi="ar_AE"/>
+        </w:rPr>
+        <w:t>لوقا 24:49</w:t>
+      </w:r>
       <w:r>
         <w:rPr>
           <w:rtl/>
@@ -2832,20 +2292,14 @@
         </w:rPr>
         <w:t>صعود الرب يسوع إلى السماء يبيّن أنه يمتلك الآن القوة والسلطة المطلقة بصفته إله كامل وإنسان كامل (</w:t>
       </w:r>
-      <w:hyperlink r:id="rId87">
-        <w:r>
-          <w:rPr>
-            <w:rtl/>
-            <w:cs/>
-            <w:lang w:val="ar_AE" w:bidi="ar_AE"/>
-          </w:rPr>
-          <w:rPr>
-            <w:color w:val="0000EE"/>
-            <w:u w:val="single"/>
-          </w:rPr>
-          <w:t>أفسس 1:19–23</w:t>
-        </w:r>
-      </w:hyperlink>
+      <w:r>
+        <w:rPr>
+          <w:rtl/>
+          <w:cs/>
+          <w:lang w:val="ar_AE" w:bidi="ar_AE"/>
+        </w:rPr>
+        <w:t>أفسس 1:19–23</w:t>
+      </w:r>
       <w:r>
         <w:rPr>
           <w:rtl/>
@@ -2854,20 +2308,14 @@
         </w:rPr>
         <w:t xml:space="preserve">؛ </w:t>
       </w:r>
-      <w:hyperlink r:id="rId88">
-        <w:r>
-          <w:rPr>
-            <w:rtl/>
-            <w:cs/>
-            <w:lang w:val="ar_AE" w:bidi="ar_AE"/>
-          </w:rPr>
-          <w:rPr>
-            <w:color w:val="0000EE"/>
-            <w:u w:val="single"/>
-          </w:rPr>
-          <w:t>فيلبي 2:9–11</w:t>
-        </w:r>
-      </w:hyperlink>
+      <w:r>
+        <w:rPr>
+          <w:rtl/>
+          <w:cs/>
+          <w:lang w:val="ar_AE" w:bidi="ar_AE"/>
+        </w:rPr>
+        <w:t>فيلبي 2:9–11</w:t>
+      </w:r>
       <w:r>
         <w:rPr>
           <w:rtl/>
@@ -2876,20 +2324,14 @@
         </w:rPr>
         <w:t>). تشير مقاطع أخرى أيضًا إلى ذهاب الرب يسوع إلى الآب (</w:t>
       </w:r>
-      <w:hyperlink r:id="rId89">
-        <w:r>
-          <w:rPr>
-            <w:rtl/>
-            <w:cs/>
-            <w:lang w:val="ar_AE" w:bidi="ar_AE"/>
-          </w:rPr>
-          <w:rPr>
-            <w:color w:val="0000EE"/>
-            <w:u w:val="single"/>
-          </w:rPr>
-          <w:t>يوحنّا 6:62</w:t>
-        </w:r>
-      </w:hyperlink>
+      <w:r>
+        <w:rPr>
+          <w:rtl/>
+          <w:cs/>
+          <w:lang w:val="ar_AE" w:bidi="ar_AE"/>
+        </w:rPr>
+        <w:t>يوحنّا 6:62</w:t>
+      </w:r>
       <w:r>
         <w:rPr>
           <w:rtl/>
@@ -2898,20 +2340,14 @@
         </w:rPr>
         <w:t xml:space="preserve">؛ </w:t>
       </w:r>
-      <w:hyperlink r:id="rId90">
-        <w:r>
-          <w:rPr>
-            <w:rtl/>
-            <w:cs/>
-            <w:lang w:val="ar_AE" w:bidi="ar_AE"/>
-          </w:rPr>
-          <w:rPr>
-            <w:color w:val="0000EE"/>
-            <w:u w:val="single"/>
-          </w:rPr>
-          <w:t>13:1–3</w:t>
-        </w:r>
-      </w:hyperlink>
+      <w:r>
+        <w:rPr>
+          <w:rtl/>
+          <w:cs/>
+          <w:lang w:val="ar_AE" w:bidi="ar_AE"/>
+        </w:rPr>
+        <w:t>13:1–3</w:t>
+      </w:r>
       <w:r>
         <w:rPr>
           <w:rtl/>
@@ -2920,20 +2356,14 @@
         </w:rPr>
         <w:t xml:space="preserve">؛ </w:t>
       </w:r>
-      <w:hyperlink r:id="rId91">
-        <w:r>
-          <w:rPr>
-            <w:rtl/>
-            <w:cs/>
-            <w:lang w:val="ar_AE" w:bidi="ar_AE"/>
-          </w:rPr>
-          <w:rPr>
-            <w:color w:val="0000EE"/>
-            <w:u w:val="single"/>
-          </w:rPr>
-          <w:t>13:31–14:3</w:t>
-        </w:r>
-      </w:hyperlink>
+      <w:r>
+        <w:rPr>
+          <w:rtl/>
+          <w:cs/>
+          <w:lang w:val="ar_AE" w:bidi="ar_AE"/>
+        </w:rPr>
+        <w:t>13:31–14:3</w:t>
+      </w:r>
       <w:r>
         <w:rPr>
           <w:rtl/>
@@ -2942,20 +2372,14 @@
         </w:rPr>
         <w:t xml:space="preserve">، </w:t>
       </w:r>
-      <w:hyperlink r:id="rId92">
-        <w:r>
-          <w:rPr>
-            <w:rtl/>
-            <w:cs/>
-            <w:lang w:val="ar_AE" w:bidi="ar_AE"/>
-          </w:rPr>
-          <w:rPr>
-            <w:color w:val="0000EE"/>
-            <w:u w:val="single"/>
-          </w:rPr>
-          <w:t>14:28</w:t>
-        </w:r>
-      </w:hyperlink>
+      <w:r>
+        <w:rPr>
+          <w:rtl/>
+          <w:cs/>
+          <w:lang w:val="ar_AE" w:bidi="ar_AE"/>
+        </w:rPr>
+        <w:t>14:28</w:t>
+      </w:r>
       <w:r>
         <w:rPr>
           <w:rtl/>
@@ -2964,20 +2388,14 @@
         </w:rPr>
         <w:t xml:space="preserve">؛ </w:t>
       </w:r>
-      <w:hyperlink r:id="rId93">
-        <w:r>
-          <w:rPr>
-            <w:rtl/>
-            <w:cs/>
-            <w:lang w:val="ar_AE" w:bidi="ar_AE"/>
-          </w:rPr>
-          <w:rPr>
-            <w:color w:val="0000EE"/>
-            <w:u w:val="single"/>
-          </w:rPr>
-          <w:t>16:5–10</w:t>
-        </w:r>
-      </w:hyperlink>
+      <w:r>
+        <w:rPr>
+          <w:rtl/>
+          <w:cs/>
+          <w:lang w:val="ar_AE" w:bidi="ar_AE"/>
+        </w:rPr>
+        <w:t>16:5–10</w:t>
+      </w:r>
       <w:r>
         <w:rPr>
           <w:rtl/>
@@ -2986,20 +2404,14 @@
         </w:rPr>
         <w:t xml:space="preserve">، </w:t>
       </w:r>
-      <w:hyperlink r:id="rId94">
-        <w:r>
-          <w:rPr>
-            <w:rtl/>
-            <w:cs/>
-            <w:lang w:val="ar_AE" w:bidi="ar_AE"/>
-          </w:rPr>
-          <w:rPr>
-            <w:color w:val="0000EE"/>
-            <w:u w:val="single"/>
-          </w:rPr>
-          <w:t>16</w:t>
-        </w:r>
-      </w:hyperlink>
+      <w:r>
+        <w:rPr>
+          <w:rtl/>
+          <w:cs/>
+          <w:lang w:val="ar_AE" w:bidi="ar_AE"/>
+        </w:rPr>
+        <w:t>16</w:t>
+      </w:r>
       <w:r>
         <w:rPr>
           <w:rtl/>
@@ -3008,20 +2420,14 @@
         </w:rPr>
         <w:t xml:space="preserve">، </w:t>
       </w:r>
-      <w:hyperlink r:id="rId95">
-        <w:r>
-          <w:rPr>
-            <w:rtl/>
-            <w:cs/>
-            <w:lang w:val="ar_AE" w:bidi="ar_AE"/>
-          </w:rPr>
-          <w:rPr>
-            <w:color w:val="0000EE"/>
-            <w:u w:val="single"/>
-          </w:rPr>
-          <w:t>28</w:t>
-        </w:r>
-      </w:hyperlink>
+      <w:r>
+        <w:rPr>
+          <w:rtl/>
+          <w:cs/>
+          <w:lang w:val="ar_AE" w:bidi="ar_AE"/>
+        </w:rPr>
+        <w:t>28</w:t>
+      </w:r>
       <w:r>
         <w:rPr>
           <w:rtl/>
@@ -3030,20 +2436,14 @@
         </w:rPr>
         <w:t xml:space="preserve">؛ </w:t>
       </w:r>
-      <w:hyperlink r:id="rId96">
-        <w:r>
-          <w:rPr>
-            <w:rtl/>
-            <w:cs/>
-            <w:lang w:val="ar_AE" w:bidi="ar_AE"/>
-          </w:rPr>
-          <w:rPr>
-            <w:color w:val="0000EE"/>
-            <w:u w:val="single"/>
-          </w:rPr>
-          <w:t>20:17</w:t>
-        </w:r>
-      </w:hyperlink>
+      <w:r>
+        <w:rPr>
+          <w:rtl/>
+          <w:cs/>
+          <w:lang w:val="ar_AE" w:bidi="ar_AE"/>
+        </w:rPr>
+        <w:t>20:17</w:t>
+      </w:r>
       <w:r>
         <w:rPr>
           <w:rtl/>
@@ -3052,20 +2452,14 @@
         </w:rPr>
         <w:t xml:space="preserve">؛ </w:t>
       </w:r>
-      <w:hyperlink r:id="rId97">
-        <w:r>
-          <w:rPr>
-            <w:rtl/>
-            <w:cs/>
-            <w:lang w:val="ar_AE" w:bidi="ar_AE"/>
-          </w:rPr>
-          <w:rPr>
-            <w:color w:val="0000EE"/>
-            <w:u w:val="single"/>
-          </w:rPr>
-          <w:t>أفسس 4:8–10</w:t>
-        </w:r>
-      </w:hyperlink>
+      <w:r>
+        <w:rPr>
+          <w:rtl/>
+          <w:cs/>
+          <w:lang w:val="ar_AE" w:bidi="ar_AE"/>
+        </w:rPr>
+        <w:t>أفسس 4:8–10</w:t>
+      </w:r>
       <w:r>
         <w:rPr>
           <w:rtl/>
@@ -3090,20 +2484,14 @@
         </w:rPr>
         <w:t>" (</w:t>
       </w:r>
-      <w:hyperlink r:id="rId98">
-        <w:r>
-          <w:rPr>
-            <w:rtl/>
-            <w:cs/>
-            <w:lang w:val="ar_AE" w:bidi="ar_AE"/>
-          </w:rPr>
-          <w:rPr>
-            <w:color w:val="0000EE"/>
-            <w:u w:val="single"/>
-          </w:rPr>
-          <w:t>أعمال 3:21</w:t>
-        </w:r>
-      </w:hyperlink>
+      <w:r>
+        <w:rPr>
+          <w:rtl/>
+          <w:cs/>
+          <w:lang w:val="ar_AE" w:bidi="ar_AE"/>
+        </w:rPr>
+        <w:t>أعمال 3:21</w:t>
+      </w:r>
       <w:r>
         <w:rPr>
           <w:rtl/>
@@ -3132,20 +2520,14 @@
         </w:rPr>
         <w:t>ذكّر الصعود المسيحيين بوعد الرب يسوع بالعودة (</w:t>
       </w:r>
-      <w:hyperlink r:id="rId99">
-        <w:r>
-          <w:rPr>
-            <w:rtl/>
-            <w:cs/>
-            <w:lang w:val="ar_AE" w:bidi="ar_AE"/>
-          </w:rPr>
-          <w:rPr>
-            <w:color w:val="0000EE"/>
-            <w:u w:val="single"/>
-          </w:rPr>
-          <w:t>أعمال 1:11</w:t>
-        </w:r>
-      </w:hyperlink>
+      <w:r>
+        <w:rPr>
+          <w:rtl/>
+          <w:cs/>
+          <w:lang w:val="ar_AE" w:bidi="ar_AE"/>
+        </w:rPr>
+        <w:t>أعمال 1:11</w:t>
+      </w:r>
       <w:r>
         <w:rPr>
           <w:rtl/>
@@ -3154,20 +2536,14 @@
         </w:rPr>
         <w:t xml:space="preserve">; انظر </w:t>
       </w:r>
-      <w:hyperlink r:id="rId100">
-        <w:r>
-          <w:rPr>
-            <w:rtl/>
-            <w:cs/>
-            <w:lang w:val="ar_AE" w:bidi="ar_AE"/>
-          </w:rPr>
-          <w:rPr>
-            <w:color w:val="0000EE"/>
-            <w:u w:val="single"/>
-          </w:rPr>
-          <w:t>متّى 24:30</w:t>
-        </w:r>
-      </w:hyperlink>
+      <w:r>
+        <w:rPr>
+          <w:rtl/>
+          <w:cs/>
+          <w:lang w:val="ar_AE" w:bidi="ar_AE"/>
+        </w:rPr>
+        <w:t>متّى 24:30</w:t>
+      </w:r>
       <w:r>
         <w:rPr>
           <w:rtl/>
@@ -3176,20 +2552,14 @@
         </w:rPr>
         <w:t xml:space="preserve">; </w:t>
       </w:r>
-      <w:hyperlink r:id="rId101">
-        <w:r>
-          <w:rPr>
-            <w:rtl/>
-            <w:cs/>
-            <w:lang w:val="ar_AE" w:bidi="ar_AE"/>
-          </w:rPr>
-          <w:rPr>
-            <w:color w:val="0000EE"/>
-            <w:u w:val="single"/>
-          </w:rPr>
-          <w:t>مرقس 13:26</w:t>
-        </w:r>
-      </w:hyperlink>
+      <w:r>
+        <w:rPr>
+          <w:rtl/>
+          <w:cs/>
+          <w:lang w:val="ar_AE" w:bidi="ar_AE"/>
+        </w:rPr>
+        <w:t>مرقس 13:26</w:t>
+      </w:r>
       <w:r>
         <w:rPr>
           <w:rtl/>
@@ -3198,20 +2568,14 @@
         </w:rPr>
         <w:t xml:space="preserve">; </w:t>
       </w:r>
-      <w:hyperlink r:id="rId102">
-        <w:r>
-          <w:rPr>
-            <w:rtl/>
-            <w:cs/>
-            <w:lang w:val="ar_AE" w:bidi="ar_AE"/>
-          </w:rPr>
-          <w:rPr>
-            <w:color w:val="0000EE"/>
-            <w:u w:val="single"/>
-          </w:rPr>
-          <w:t>يوحنّا 14:3</w:t>
-        </w:r>
-      </w:hyperlink>
+      <w:r>
+        <w:rPr>
+          <w:rtl/>
+          <w:cs/>
+          <w:lang w:val="ar_AE" w:bidi="ar_AE"/>
+        </w:rPr>
+        <w:t>يوحنّا 14:3</w:t>
+      </w:r>
       <w:r>
         <w:rPr>
           <w:rtl/>
@@ -3220,20 +2584,14 @@
         </w:rPr>
         <w:t>). وعاد الحاضرون في حدث الصعود إلى أورشليم بفرح وحماس، يسبحون الرب يسوع ويعبدونه (</w:t>
       </w:r>
-      <w:hyperlink r:id="rId103">
-        <w:r>
-          <w:rPr>
-            <w:rtl/>
-            <w:cs/>
-            <w:lang w:val="ar_AE" w:bidi="ar_AE"/>
-          </w:rPr>
-          <w:rPr>
-            <w:color w:val="0000EE"/>
-            <w:u w:val="single"/>
-          </w:rPr>
-          <w:t>لوقا 24:52</w:t>
-        </w:r>
-      </w:hyperlink>
+      <w:r>
+        <w:rPr>
+          <w:rtl/>
+          <w:cs/>
+          <w:lang w:val="ar_AE" w:bidi="ar_AE"/>
+        </w:rPr>
+        <w:t>لوقا 24:52</w:t>
+      </w:r>
       <w:r>
         <w:rPr>
           <w:rtl/>
@@ -3242,20 +2600,14 @@
         </w:rPr>
         <w:t>). كانوا واثقين بأن الرب يسوع سيعود مرة أخرى، بشكل جسدي وشخصي (</w:t>
       </w:r>
-      <w:hyperlink r:id="rId104">
-        <w:r>
-          <w:rPr>
-            <w:rtl/>
-            <w:cs/>
-            <w:lang w:val="ar_AE" w:bidi="ar_AE"/>
-          </w:rPr>
-          <w:rPr>
-            <w:color w:val="0000EE"/>
-            <w:u w:val="single"/>
-          </w:rPr>
-          <w:t>1 تسالونيكي 4:16</w:t>
-        </w:r>
-      </w:hyperlink>
+      <w:r>
+        <w:rPr>
+          <w:rtl/>
+          <w:cs/>
+          <w:lang w:val="ar_AE" w:bidi="ar_AE"/>
+        </w:rPr>
+        <w:t>1 تسالونيكي 4:16</w:t>
+      </w:r>
       <w:r>
         <w:rPr>
           <w:rtl/>
@@ -3264,20 +2616,14 @@
         </w:rPr>
         <w:t xml:space="preserve">; </w:t>
       </w:r>
-      <w:hyperlink r:id="rId105">
-        <w:r>
-          <w:rPr>
-            <w:rtl/>
-            <w:cs/>
-            <w:lang w:val="ar_AE" w:bidi="ar_AE"/>
-          </w:rPr>
-          <w:rPr>
-            <w:color w:val="0000EE"/>
-            <w:u w:val="single"/>
-          </w:rPr>
-          <w:t>2 تسالونيكي 1:7–10</w:t>
-        </w:r>
-      </w:hyperlink>
+      <w:r>
+        <w:rPr>
+          <w:rtl/>
+          <w:cs/>
+          <w:lang w:val="ar_AE" w:bidi="ar_AE"/>
+        </w:rPr>
+        <w:t>2 تسالونيكي 1:7–10</w:t>
+      </w:r>
       <w:r>
         <w:rPr>
           <w:rtl/>
@@ -3286,20 +2632,14 @@
         </w:rPr>
         <w:t xml:space="preserve">; </w:t>
       </w:r>
-      <w:hyperlink r:id="rId106">
-        <w:r>
-          <w:rPr>
-            <w:rtl/>
-            <w:cs/>
-            <w:lang w:val="ar_AE" w:bidi="ar_AE"/>
-          </w:rPr>
-          <w:rPr>
-            <w:color w:val="0000EE"/>
-            <w:u w:val="single"/>
-          </w:rPr>
-          <w:t>2 بطرس 3:10</w:t>
-        </w:r>
-      </w:hyperlink>
+      <w:r>
+        <w:rPr>
+          <w:rtl/>
+          <w:cs/>
+          <w:lang w:val="ar_AE" w:bidi="ar_AE"/>
+        </w:rPr>
+        <w:t>2 بطرس 3:10</w:t>
+      </w:r>
       <w:r>
         <w:rPr>
           <w:rtl/>
@@ -3328,20 +2668,14 @@
         </w:rPr>
         <w:t>صعود الرب يسوع يُنبيء بدخول المسيحي إلى حضرة الله في المستقبل. لقد سبقنا الرب يسوع "ليُعد مكانًا (</w:t>
       </w:r>
-      <w:hyperlink r:id="rId107">
-        <w:r>
-          <w:rPr>
-            <w:rtl/>
-            <w:cs/>
-            <w:lang w:val="ar_AE" w:bidi="ar_AE"/>
-          </w:rPr>
-          <w:rPr>
-            <w:color w:val="0000EE"/>
-            <w:u w:val="single"/>
-          </w:rPr>
-          <w:t>يوحنا 14:1–3</w:t>
-        </w:r>
-      </w:hyperlink>
+      <w:r>
+        <w:rPr>
+          <w:rtl/>
+          <w:cs/>
+          <w:lang w:val="ar_AE" w:bidi="ar_AE"/>
+        </w:rPr>
+        <w:t>يوحنا 14:1–3</w:t>
+      </w:r>
       <w:r>
         <w:rPr>
           <w:rtl/>
@@ -3350,20 +2684,14 @@
         </w:rPr>
         <w:t xml:space="preserve">; </w:t>
       </w:r>
-      <w:hyperlink r:id="rId108">
-        <w:r>
-          <w:rPr>
-            <w:rtl/>
-            <w:cs/>
-            <w:lang w:val="ar_AE" w:bidi="ar_AE"/>
-          </w:rPr>
-          <w:rPr>
-            <w:color w:val="0000EE"/>
-            <w:u w:val="single"/>
-          </w:rPr>
-          <w:t>2 كورنثوس 5:4</w:t>
-        </w:r>
-      </w:hyperlink>
+      <w:r>
+        <w:rPr>
+          <w:rtl/>
+          <w:cs/>
+          <w:lang w:val="ar_AE" w:bidi="ar_AE"/>
+        </w:rPr>
+        <w:t>2 كورنثوس 5:4</w:t>
+      </w:r>
       <w:r>
         <w:rPr>
           <w:rtl/>
@@ -3372,20 +2700,14 @@
         </w:rPr>
         <w:t xml:space="preserve">; </w:t>
       </w:r>
-      <w:hyperlink r:id="rId109">
-        <w:r>
-          <w:rPr>
-            <w:rtl/>
-            <w:cs/>
-            <w:lang w:val="ar_AE" w:bidi="ar_AE"/>
-          </w:rPr>
-          <w:rPr>
-            <w:color w:val="0000EE"/>
-            <w:u w:val="single"/>
-          </w:rPr>
-          <w:t>فيلبي 3:21</w:t>
-        </w:r>
-      </w:hyperlink>
+      <w:r>
+        <w:rPr>
+          <w:rtl/>
+          <w:cs/>
+          <w:lang w:val="ar_AE" w:bidi="ar_AE"/>
+        </w:rPr>
+        <w:t>فيلبي 3:21</w:t>
+      </w:r>
       <w:r>
         <w:rPr>
           <w:rtl/>
@@ -3394,20 +2716,14 @@
         </w:rPr>
         <w:t xml:space="preserve">; </w:t>
       </w:r>
-      <w:hyperlink r:id="rId110">
-        <w:r>
-          <w:rPr>
-            <w:rtl/>
-            <w:cs/>
-            <w:lang w:val="ar_AE" w:bidi="ar_AE"/>
-          </w:rPr>
-          <w:rPr>
-            <w:color w:val="0000EE"/>
-            <w:u w:val="single"/>
-          </w:rPr>
-          <w:t>عبرانيين 6:19–20</w:t>
-        </w:r>
-      </w:hyperlink>
+      <w:r>
+        <w:rPr>
+          <w:rtl/>
+          <w:cs/>
+          <w:lang w:val="ar_AE" w:bidi="ar_AE"/>
+        </w:rPr>
+        <w:t>عبرانيين 6:19–20</w:t>
+      </w:r>
       <w:r>
         <w:rPr>
           <w:rtl/>
@@ -3449,20 +2765,14 @@
           <w:lang w:val="ar_AE" w:bidi="ar_AE"/>
         </w:rPr>
       </w:r>
-      <w:hyperlink r:id="rId100">
-        <w:r>
-          <w:rPr>
-            <w:rtl/>
-            <w:cs/>
-            <w:lang w:val="ar_AE" w:bidi="ar_AE"/>
-          </w:rPr>
-          <w:rPr>
-            <w:color w:val="0000EE"/>
-            <w:u w:val="single"/>
-          </w:rPr>
-          <w:t>متى 24:30</w:t>
-        </w:r>
-      </w:hyperlink>
+      <w:r>
+        <w:rPr>
+          <w:rtl/>
+          <w:cs/>
+          <w:lang w:val="ar_AE" w:bidi="ar_AE"/>
+        </w:rPr>
+        <w:t>متى 24:30</w:t>
+      </w:r>
       <w:r>
         <w:rPr>
           <w:rtl/>
@@ -3471,20 +2781,14 @@
         </w:rPr>
         <w:t xml:space="preserve">; </w:t>
       </w:r>
-      <w:hyperlink r:id="rId101">
-        <w:r>
-          <w:rPr>
-            <w:rtl/>
-            <w:cs/>
-            <w:lang w:val="ar_AE" w:bidi="ar_AE"/>
-          </w:rPr>
-          <w:rPr>
-            <w:color w:val="0000EE"/>
-            <w:u w:val="single"/>
-          </w:rPr>
-          <w:t>مرقس 13:26</w:t>
-        </w:r>
-      </w:hyperlink>
+      <w:r>
+        <w:rPr>
+          <w:rtl/>
+          <w:cs/>
+          <w:lang w:val="ar_AE" w:bidi="ar_AE"/>
+        </w:rPr>
+        <w:t>مرقس 13:26</w:t>
+      </w:r>
       <w:r>
         <w:rPr>
           <w:rtl/>
@@ -3493,20 +2797,14 @@
         </w:rPr>
         <w:t xml:space="preserve">; </w:t>
       </w:r>
-      <w:hyperlink r:id="rId85">
-        <w:r>
-          <w:rPr>
-            <w:rtl/>
-            <w:cs/>
-            <w:lang w:val="ar_AE" w:bidi="ar_AE"/>
-          </w:rPr>
-          <w:rPr>
-            <w:color w:val="0000EE"/>
-            <w:u w:val="single"/>
-          </w:rPr>
-          <w:t>لوقا 24:45–53</w:t>
-        </w:r>
-      </w:hyperlink>
+      <w:r>
+        <w:rPr>
+          <w:rtl/>
+          <w:cs/>
+          <w:lang w:val="ar_AE" w:bidi="ar_AE"/>
+        </w:rPr>
+        <w:t>لوقا 24:45–53</w:t>
+      </w:r>
       <w:r>
         <w:rPr>
           <w:rtl/>
@@ -3515,20 +2813,14 @@
         </w:rPr>
         <w:t xml:space="preserve">; </w:t>
       </w:r>
-      <w:hyperlink r:id="rId89">
-        <w:r>
-          <w:rPr>
-            <w:rtl/>
-            <w:cs/>
-            <w:lang w:val="ar_AE" w:bidi="ar_AE"/>
-          </w:rPr>
-          <w:rPr>
-            <w:color w:val="0000EE"/>
-            <w:u w:val="single"/>
-          </w:rPr>
-          <w:t>يوحنا 6:62</w:t>
-        </w:r>
-      </w:hyperlink>
+      <w:r>
+        <w:rPr>
+          <w:rtl/>
+          <w:cs/>
+          <w:lang w:val="ar_AE" w:bidi="ar_AE"/>
+        </w:rPr>
+        <w:t>يوحنا 6:62</w:t>
+      </w:r>
       <w:r>
         <w:rPr>
           <w:rtl/>
@@ -3537,20 +2829,14 @@
         </w:rPr>
         <w:t xml:space="preserve">; </w:t>
       </w:r>
-      <w:hyperlink r:id="rId90">
-        <w:r>
-          <w:rPr>
-            <w:rtl/>
-            <w:cs/>
-            <w:lang w:val="ar_AE" w:bidi="ar_AE"/>
-          </w:rPr>
-          <w:rPr>
-            <w:color w:val="0000EE"/>
-            <w:u w:val="single"/>
-          </w:rPr>
-          <w:t>13:1–3</w:t>
-        </w:r>
-      </w:hyperlink>
+      <w:r>
+        <w:rPr>
+          <w:rtl/>
+          <w:cs/>
+          <w:lang w:val="ar_AE" w:bidi="ar_AE"/>
+        </w:rPr>
+        <w:t>13:1–3</w:t>
+      </w:r>
       <w:r>
         <w:rPr>
           <w:rtl/>
@@ -3559,20 +2845,14 @@
         </w:rPr>
         <w:t xml:space="preserve">; </w:t>
       </w:r>
-      <w:hyperlink r:id="rId111">
-        <w:r>
-          <w:rPr>
-            <w:rtl/>
-            <w:cs/>
-            <w:lang w:val="ar_AE" w:bidi="ar_AE"/>
-          </w:rPr>
-          <w:rPr>
-            <w:color w:val="0000EE"/>
-            <w:u w:val="single"/>
-          </w:rPr>
-          <w:t>14:1–4</w:t>
-        </w:r>
-      </w:hyperlink>
+      <w:r>
+        <w:rPr>
+          <w:rtl/>
+          <w:cs/>
+          <w:lang w:val="ar_AE" w:bidi="ar_AE"/>
+        </w:rPr>
+        <w:t>14:1–4</w:t>
+      </w:r>
       <w:r>
         <w:rPr>
           <w:rtl/>
@@ -3581,20 +2861,14 @@
         </w:rPr>
         <w:t xml:space="preserve">, </w:t>
       </w:r>
-      <w:hyperlink r:id="rId112">
-        <w:r>
-          <w:rPr>
-            <w:rtl/>
-            <w:cs/>
-            <w:lang w:val="ar_AE" w:bidi="ar_AE"/>
-          </w:rPr>
-          <w:rPr>
-            <w:color w:val="0000EE"/>
-            <w:u w:val="single"/>
-          </w:rPr>
-          <w:t>27–28</w:t>
-        </w:r>
-      </w:hyperlink>
+      <w:r>
+        <w:rPr>
+          <w:rtl/>
+          <w:cs/>
+          <w:lang w:val="ar_AE" w:bidi="ar_AE"/>
+        </w:rPr>
+        <w:t>27–28</w:t>
+      </w:r>
       <w:r>
         <w:rPr>
           <w:rtl/>
@@ -3603,20 +2877,14 @@
         </w:rPr>
         <w:t xml:space="preserve">; </w:t>
       </w:r>
-      <w:hyperlink r:id="rId113">
-        <w:r>
-          <w:rPr>
-            <w:rtl/>
-            <w:cs/>
-            <w:lang w:val="ar_AE" w:bidi="ar_AE"/>
-          </w:rPr>
-          <w:rPr>
-            <w:color w:val="0000EE"/>
-            <w:u w:val="single"/>
-          </w:rPr>
-          <w:t>16:10</w:t>
-        </w:r>
-      </w:hyperlink>
+      <w:r>
+        <w:rPr>
+          <w:rtl/>
+          <w:cs/>
+          <w:lang w:val="ar_AE" w:bidi="ar_AE"/>
+        </w:rPr>
+        <w:t>16:10</w:t>
+      </w:r>
       <w:r>
         <w:rPr>
           <w:rtl/>
@@ -3625,20 +2893,14 @@
         </w:rPr>
         <w:t xml:space="preserve">, </w:t>
       </w:r>
-      <w:hyperlink r:id="rId94">
-        <w:r>
-          <w:rPr>
-            <w:rtl/>
-            <w:cs/>
-            <w:lang w:val="ar_AE" w:bidi="ar_AE"/>
-          </w:rPr>
-          <w:rPr>
-            <w:color w:val="0000EE"/>
-            <w:u w:val="single"/>
-          </w:rPr>
-          <w:t>16</w:t>
-        </w:r>
-      </w:hyperlink>
+      <w:r>
+        <w:rPr>
+          <w:rtl/>
+          <w:cs/>
+          <w:lang w:val="ar_AE" w:bidi="ar_AE"/>
+        </w:rPr>
+        <w:t>16</w:t>
+      </w:r>
       <w:r>
         <w:rPr>
           <w:rtl/>
@@ -3647,20 +2909,14 @@
         </w:rPr>
         <w:t xml:space="preserve">, </w:t>
       </w:r>
-      <w:hyperlink r:id="rId95">
-        <w:r>
-          <w:rPr>
-            <w:rtl/>
-            <w:cs/>
-            <w:lang w:val="ar_AE" w:bidi="ar_AE"/>
-          </w:rPr>
-          <w:rPr>
-            <w:color w:val="0000EE"/>
-            <w:u w:val="single"/>
-          </w:rPr>
-          <w:t>28</w:t>
-        </w:r>
-      </w:hyperlink>
+      <w:r>
+        <w:rPr>
+          <w:rtl/>
+          <w:cs/>
+          <w:lang w:val="ar_AE" w:bidi="ar_AE"/>
+        </w:rPr>
+        <w:t>28</w:t>
+      </w:r>
       <w:r>
         <w:rPr>
           <w:rtl/>
@@ -3669,20 +2925,14 @@
         </w:rPr>
         <w:t xml:space="preserve">; </w:t>
       </w:r>
-      <w:hyperlink r:id="rId96">
-        <w:r>
-          <w:rPr>
-            <w:rtl/>
-            <w:cs/>
-            <w:lang w:val="ar_AE" w:bidi="ar_AE"/>
-          </w:rPr>
-          <w:rPr>
-            <w:color w:val="0000EE"/>
-            <w:u w:val="single"/>
-          </w:rPr>
-          <w:t>20:17</w:t>
-        </w:r>
-      </w:hyperlink>
+      <w:r>
+        <w:rPr>
+          <w:rtl/>
+          <w:cs/>
+          <w:lang w:val="ar_AE" w:bidi="ar_AE"/>
+        </w:rPr>
+        <w:t>20:17</w:t>
+      </w:r>
       <w:r>
         <w:rPr>
           <w:rtl/>
@@ -3691,20 +2941,14 @@
         </w:rPr>
         <w:t xml:space="preserve">; </w:t>
       </w:r>
-      <w:hyperlink r:id="rId84">
-        <w:r>
-          <w:rPr>
-            <w:rtl/>
-            <w:cs/>
-            <w:lang w:val="ar_AE" w:bidi="ar_AE"/>
-          </w:rPr>
-          <w:rPr>
-            <w:color w:val="0000EE"/>
-            <w:u w:val="single"/>
-          </w:rPr>
-          <w:t>أعمال الرسل 1:6–11</w:t>
-        </w:r>
-      </w:hyperlink>
+      <w:r>
+        <w:rPr>
+          <w:rtl/>
+          <w:cs/>
+          <w:lang w:val="ar_AE" w:bidi="ar_AE"/>
+        </w:rPr>
+        <w:t>أعمال الرسل 1:6–11</w:t>
+      </w:r>
       <w:r>
         <w:rPr>
           <w:rtl/>
@@ -3713,20 +2957,14 @@
         </w:rPr>
         <w:t xml:space="preserve">; </w:t>
       </w:r>
-      <w:hyperlink r:id="rId114">
-        <w:r>
-          <w:rPr>
-            <w:rtl/>
-            <w:cs/>
-            <w:lang w:val="ar_AE" w:bidi="ar_AE"/>
-          </w:rPr>
-          <w:rPr>
-            <w:color w:val="0000EE"/>
-            <w:u w:val="single"/>
-          </w:rPr>
-          <w:t>3:20</w:t>
-        </w:r>
-      </w:hyperlink>
+      <w:r>
+        <w:rPr>
+          <w:rtl/>
+          <w:cs/>
+          <w:lang w:val="ar_AE" w:bidi="ar_AE"/>
+        </w:rPr>
+        <w:t>3:20</w:t>
+      </w:r>
       <w:r>
         <w:rPr>
           <w:rtl/>
@@ -3735,20 +2973,14 @@
         </w:rPr>
         <w:t xml:space="preserve">; </w:t>
       </w:r>
-      <w:hyperlink r:id="rId115">
-        <w:r>
-          <w:rPr>
-            <w:rtl/>
-            <w:cs/>
-            <w:lang w:val="ar_AE" w:bidi="ar_AE"/>
-          </w:rPr>
-          <w:rPr>
-            <w:color w:val="0000EE"/>
-            <w:u w:val="single"/>
-          </w:rPr>
-          <w:t>7:54–56</w:t>
-        </w:r>
-      </w:hyperlink>
+      <w:r>
+        <w:rPr>
+          <w:rtl/>
+          <w:cs/>
+          <w:lang w:val="ar_AE" w:bidi="ar_AE"/>
+        </w:rPr>
+        <w:t>7:54–56</w:t>
+      </w:r>
       <w:r>
         <w:rPr>
           <w:rtl/>
@@ -3757,20 +2989,14 @@
         </w:rPr>
         <w:t xml:space="preserve">; </w:t>
       </w:r>
-      <w:hyperlink r:id="rId108">
-        <w:r>
-          <w:rPr>
-            <w:rtl/>
-            <w:cs/>
-            <w:lang w:val="ar_AE" w:bidi="ar_AE"/>
-          </w:rPr>
-          <w:rPr>
-            <w:color w:val="0000EE"/>
-            <w:u w:val="single"/>
-          </w:rPr>
-          <w:t>2 كورنثوس 5:4</w:t>
-        </w:r>
-      </w:hyperlink>
+      <w:r>
+        <w:rPr>
+          <w:rtl/>
+          <w:cs/>
+          <w:lang w:val="ar_AE" w:bidi="ar_AE"/>
+        </w:rPr>
+        <w:t>2 كورنثوس 5:4</w:t>
+      </w:r>
       <w:r>
         <w:rPr>
           <w:rtl/>
@@ -3779,20 +3005,14 @@
         </w:rPr>
         <w:t xml:space="preserve">; </w:t>
       </w:r>
-      <w:hyperlink r:id="rId87">
-        <w:r>
-          <w:rPr>
-            <w:rtl/>
-            <w:cs/>
-            <w:lang w:val="ar_AE" w:bidi="ar_AE"/>
-          </w:rPr>
-          <w:rPr>
-            <w:color w:val="0000EE"/>
-            <w:u w:val="single"/>
-          </w:rPr>
-          <w:t>أفسس 1:19–23</w:t>
-        </w:r>
-      </w:hyperlink>
+      <w:r>
+        <w:rPr>
+          <w:rtl/>
+          <w:cs/>
+          <w:lang w:val="ar_AE" w:bidi="ar_AE"/>
+        </w:rPr>
+        <w:t>أفسس 1:19–23</w:t>
+      </w:r>
       <w:r>
         <w:rPr>
           <w:rtl/>
@@ -3801,20 +3021,14 @@
         </w:rPr>
         <w:t xml:space="preserve">; </w:t>
       </w:r>
-      <w:hyperlink r:id="rId97">
-        <w:r>
-          <w:rPr>
-            <w:rtl/>
-            <w:cs/>
-            <w:lang w:val="ar_AE" w:bidi="ar_AE"/>
-          </w:rPr>
-          <w:rPr>
-            <w:color w:val="0000EE"/>
-            <w:u w:val="single"/>
-          </w:rPr>
-          <w:t>4:8–10</w:t>
-        </w:r>
-      </w:hyperlink>
+      <w:r>
+        <w:rPr>
+          <w:rtl/>
+          <w:cs/>
+          <w:lang w:val="ar_AE" w:bidi="ar_AE"/>
+        </w:rPr>
+        <w:t>4:8–10</w:t>
+      </w:r>
       <w:r>
         <w:rPr>
           <w:rtl/>
@@ -3823,20 +3037,14 @@
         </w:rPr>
         <w:t xml:space="preserve">; </w:t>
       </w:r>
-      <w:hyperlink r:id="rId88">
-        <w:r>
-          <w:rPr>
-            <w:rtl/>
-            <w:cs/>
-            <w:lang w:val="ar_AE" w:bidi="ar_AE"/>
-          </w:rPr>
-          <w:rPr>
-            <w:color w:val="0000EE"/>
-            <w:u w:val="single"/>
-          </w:rPr>
-          <w:t>فيلبي 2:9–11</w:t>
-        </w:r>
-      </w:hyperlink>
+      <w:r>
+        <w:rPr>
+          <w:rtl/>
+          <w:cs/>
+          <w:lang w:val="ar_AE" w:bidi="ar_AE"/>
+        </w:rPr>
+        <w:t>فيلبي 2:9–11</w:t>
+      </w:r>
       <w:r>
         <w:rPr>
           <w:rtl/>
@@ -3845,20 +3053,14 @@
         </w:rPr>
         <w:t xml:space="preserve">; </w:t>
       </w:r>
-      <w:hyperlink r:id="rId110">
-        <w:r>
-          <w:rPr>
-            <w:rtl/>
-            <w:cs/>
-            <w:lang w:val="ar_AE" w:bidi="ar_AE"/>
-          </w:rPr>
-          <w:rPr>
-            <w:color w:val="0000EE"/>
-            <w:u w:val="single"/>
-          </w:rPr>
-          <w:t>عبرانيين 6:19–20</w:t>
-        </w:r>
-      </w:hyperlink>
+      <w:r>
+        <w:rPr>
+          <w:rtl/>
+          <w:cs/>
+          <w:lang w:val="ar_AE" w:bidi="ar_AE"/>
+        </w:rPr>
+        <w:t>عبرانيين 6:19–20</w:t>
+      </w:r>
       <w:r>
         <w:rPr>
           <w:rtl/>
@@ -3946,20 +3148,14 @@
         </w:rPr>
         <w:t xml:space="preserve">هذه الصلوات لهلاك الأشرار إنما هي نابعة من الرغبة في العدالة والثقة بالله. </w:t>
       </w:r>
-      <w:hyperlink r:id="rId116">
-        <w:r>
-          <w:rPr>
-            <w:rtl/>
-            <w:cs/>
-            <w:lang w:val="ar_AE" w:bidi="ar_AE"/>
-          </w:rPr>
-          <w:rPr>
-            <w:color w:val="0000EE"/>
-            <w:u w:val="single"/>
-          </w:rPr>
-          <w:t xml:space="preserve">المزمور 1:6 </w:t>
-        </w:r>
-      </w:hyperlink>
+      <w:r>
+        <w:rPr>
+          <w:rtl/>
+          <w:cs/>
+          <w:lang w:val="ar_AE" w:bidi="ar_AE"/>
+        </w:rPr>
+        <w:t xml:space="preserve">المزمور 1:6 </w:t>
+      </w:r>
       <w:r>
         <w:rPr>
           <w:rtl/>
@@ -4028,196 +3224,142 @@
         </w:rPr>
         <w:t>كانوا يتوقون إلى خلاص الله. طلبوا من الله أن يجعل الأشرار يعانون كما عانوا هم أيضًا، متبعين مبدأ الانتقام (</w:t>
       </w:r>
-      <w:hyperlink r:id="rId117">
-        <w:r>
-          <w:rPr>
-            <w:rtl/>
-            <w:cs/>
-            <w:lang w:val="ar_AE" w:bidi="ar_AE"/>
-          </w:rPr>
-          <w:rPr>
-            <w:color w:val="0000EE"/>
-            <w:u w:val="single"/>
-          </w:rPr>
-          <w:t>مزمور 5:10؛</w:t>
-        </w:r>
-      </w:hyperlink>
-      <w:r>
-        <w:rPr>
-          <w:rtl/>
-          <w:cs/>
-          <w:lang w:val="ar_AE" w:bidi="ar_AE"/>
-        </w:rPr>
-        <w:t xml:space="preserve"> </w:t>
-      </w:r>
-      <w:hyperlink r:id="rId118">
-        <w:r>
-          <w:rPr>
-            <w:rtl/>
-            <w:cs/>
-            <w:lang w:val="ar_AE" w:bidi="ar_AE"/>
-          </w:rPr>
-          <w:rPr>
-            <w:color w:val="0000EE"/>
-            <w:u w:val="single"/>
-          </w:rPr>
-          <w:t>6:10؛</w:t>
-        </w:r>
-      </w:hyperlink>
-      <w:r>
-        <w:rPr>
-          <w:rtl/>
-          <w:cs/>
-          <w:lang w:val="ar_AE" w:bidi="ar_AE"/>
-        </w:rPr>
-        <w:t xml:space="preserve"> </w:t>
-      </w:r>
-      <w:hyperlink r:id="rId119">
-        <w:r>
-          <w:rPr>
-            <w:rtl/>
-            <w:cs/>
-            <w:lang w:val="ar_AE" w:bidi="ar_AE"/>
-          </w:rPr>
-          <w:rPr>
-            <w:color w:val="0000EE"/>
-            <w:u w:val="single"/>
-          </w:rPr>
-          <w:t>7:9؛</w:t>
-        </w:r>
-      </w:hyperlink>
-      <w:r>
-        <w:rPr>
-          <w:rtl/>
-          <w:cs/>
-          <w:lang w:val="ar_AE" w:bidi="ar_AE"/>
-        </w:rPr>
-        <w:t xml:space="preserve"> </w:t>
-      </w:r>
-      <w:hyperlink r:id="rId120">
-        <w:r>
-          <w:rPr>
-            <w:rtl/>
-            <w:cs/>
-            <w:lang w:val="ar_AE" w:bidi="ar_AE"/>
-          </w:rPr>
-          <w:rPr>
-            <w:color w:val="0000EE"/>
-            <w:u w:val="single"/>
-          </w:rPr>
-          <w:t>9:19–20؛</w:t>
-        </w:r>
-      </w:hyperlink>
-      <w:r>
-        <w:rPr>
-          <w:rtl/>
-          <w:cs/>
-          <w:lang w:val="ar_AE" w:bidi="ar_AE"/>
-        </w:rPr>
-        <w:t xml:space="preserve"> </w:t>
-      </w:r>
-      <w:hyperlink r:id="rId121">
-        <w:r>
-          <w:rPr>
-            <w:rtl/>
-            <w:cs/>
-            <w:lang w:val="ar_AE" w:bidi="ar_AE"/>
-          </w:rPr>
-          <w:rPr>
-            <w:color w:val="0000EE"/>
-            <w:u w:val="single"/>
-          </w:rPr>
-          <w:t>28:4؛</w:t>
-        </w:r>
-      </w:hyperlink>
-      <w:r>
-        <w:rPr>
-          <w:rtl/>
-          <w:cs/>
-          <w:lang w:val="ar_AE" w:bidi="ar_AE"/>
-        </w:rPr>
-        <w:t xml:space="preserve"> </w:t>
-      </w:r>
-      <w:hyperlink r:id="rId122">
-        <w:r>
-          <w:rPr>
-            <w:rtl/>
-            <w:cs/>
-            <w:lang w:val="ar_AE" w:bidi="ar_AE"/>
-          </w:rPr>
-          <w:rPr>
-            <w:color w:val="0000EE"/>
-            <w:u w:val="single"/>
-          </w:rPr>
-          <w:t>56:7؛</w:t>
-        </w:r>
-      </w:hyperlink>
-      <w:r>
-        <w:rPr>
-          <w:rtl/>
-          <w:cs/>
-          <w:lang w:val="ar_AE" w:bidi="ar_AE"/>
-        </w:rPr>
-        <w:t xml:space="preserve"> </w:t>
-      </w:r>
-      <w:hyperlink r:id="rId123">
-        <w:r>
-          <w:rPr>
-            <w:rtl/>
-            <w:cs/>
-            <w:lang w:val="ar_AE" w:bidi="ar_AE"/>
-          </w:rPr>
-          <w:rPr>
-            <w:color w:val="0000EE"/>
-            <w:u w:val="single"/>
-          </w:rPr>
-          <w:t>104:35؛</w:t>
-        </w:r>
-      </w:hyperlink>
-      <w:r>
-        <w:rPr>
-          <w:rtl/>
-          <w:cs/>
-          <w:lang w:val="ar_AE" w:bidi="ar_AE"/>
-        </w:rPr>
-        <w:t xml:space="preserve"> </w:t>
-      </w:r>
-      <w:hyperlink r:id="rId124">
-        <w:r>
-          <w:rPr>
-            <w:rtl/>
-            <w:cs/>
-            <w:lang w:val="ar_AE" w:bidi="ar_AE"/>
-          </w:rPr>
-          <w:rPr>
-            <w:color w:val="0000EE"/>
-            <w:u w:val="single"/>
-          </w:rPr>
-          <w:t>137:7–9؛</w:t>
-        </w:r>
-      </w:hyperlink>
-      <w:r>
-        <w:rPr>
-          <w:rtl/>
-          <w:cs/>
-          <w:lang w:val="ar_AE" w:bidi="ar_AE"/>
-        </w:rPr>
-        <w:t xml:space="preserve"> </w:t>
-      </w:r>
-      <w:hyperlink r:id="rId125">
-        <w:r>
-          <w:rPr>
-            <w:rtl/>
-            <w:cs/>
-            <w:lang w:val="ar_AE" w:bidi="ar_AE"/>
-          </w:rPr>
-          <w:rPr>
-            <w:color w:val="0000EE"/>
-            <w:u w:val="single"/>
-          </w:rPr>
-          <w:t>139:19</w:t>
-        </w:r>
-      </w:hyperlink>
+      <w:r>
+        <w:rPr>
+          <w:rtl/>
+          <w:cs/>
+          <w:lang w:val="ar_AE" w:bidi="ar_AE"/>
+        </w:rPr>
+        <w:t>مزمور 5:10؛</w:t>
+      </w:r>
+      <w:r>
+        <w:rPr>
+          <w:rtl/>
+          <w:cs/>
+          <w:lang w:val="ar_AE" w:bidi="ar_AE"/>
+        </w:rPr>
+        <w:t xml:space="preserve"> </w:t>
+      </w:r>
+      <w:r>
+        <w:rPr>
+          <w:rtl/>
+          <w:cs/>
+          <w:lang w:val="ar_AE" w:bidi="ar_AE"/>
+        </w:rPr>
+        <w:t>6:10؛</w:t>
+      </w:r>
+      <w:r>
+        <w:rPr>
+          <w:rtl/>
+          <w:cs/>
+          <w:lang w:val="ar_AE" w:bidi="ar_AE"/>
+        </w:rPr>
+        <w:t xml:space="preserve"> </w:t>
+      </w:r>
+      <w:r>
+        <w:rPr>
+          <w:rtl/>
+          <w:cs/>
+          <w:lang w:val="ar_AE" w:bidi="ar_AE"/>
+        </w:rPr>
+        <w:t>7:9؛</w:t>
+      </w:r>
+      <w:r>
+        <w:rPr>
+          <w:rtl/>
+          <w:cs/>
+          <w:lang w:val="ar_AE" w:bidi="ar_AE"/>
+        </w:rPr>
+        <w:t xml:space="preserve"> </w:t>
+      </w:r>
+      <w:r>
+        <w:rPr>
+          <w:rtl/>
+          <w:cs/>
+          <w:lang w:val="ar_AE" w:bidi="ar_AE"/>
+        </w:rPr>
+        <w:t>9:19–20؛</w:t>
+      </w:r>
+      <w:r>
+        <w:rPr>
+          <w:rtl/>
+          <w:cs/>
+          <w:lang w:val="ar_AE" w:bidi="ar_AE"/>
+        </w:rPr>
+        <w:t xml:space="preserve"> </w:t>
+      </w:r>
+      <w:r>
+        <w:rPr>
+          <w:rtl/>
+          <w:cs/>
+          <w:lang w:val="ar_AE" w:bidi="ar_AE"/>
+        </w:rPr>
+        <w:t>28:4؛</w:t>
+      </w:r>
+      <w:r>
+        <w:rPr>
+          <w:rtl/>
+          <w:cs/>
+          <w:lang w:val="ar_AE" w:bidi="ar_AE"/>
+        </w:rPr>
+        <w:t xml:space="preserve"> </w:t>
+      </w:r>
+      <w:r>
+        <w:rPr>
+          <w:rtl/>
+          <w:cs/>
+          <w:lang w:val="ar_AE" w:bidi="ar_AE"/>
+        </w:rPr>
+        <w:t>56:7؛</w:t>
+      </w:r>
+      <w:r>
+        <w:rPr>
+          <w:rtl/>
+          <w:cs/>
+          <w:lang w:val="ar_AE" w:bidi="ar_AE"/>
+        </w:rPr>
+        <w:t xml:space="preserve"> </w:t>
+      </w:r>
+      <w:r>
+        <w:rPr>
+          <w:rtl/>
+          <w:cs/>
+          <w:lang w:val="ar_AE" w:bidi="ar_AE"/>
+        </w:rPr>
+        <w:t>104:35؛</w:t>
+      </w:r>
+      <w:r>
+        <w:rPr>
+          <w:rtl/>
+          <w:cs/>
+          <w:lang w:val="ar_AE" w:bidi="ar_AE"/>
+        </w:rPr>
+        <w:t xml:space="preserve"> </w:t>
+      </w:r>
+      <w:r>
+        <w:rPr>
+          <w:rtl/>
+          <w:cs/>
+          <w:lang w:val="ar_AE" w:bidi="ar_AE"/>
+        </w:rPr>
+        <w:t>137:7–9؛</w:t>
+      </w:r>
+      <w:r>
+        <w:rPr>
+          <w:rtl/>
+          <w:cs/>
+          <w:lang w:val="ar_AE" w:bidi="ar_AE"/>
+        </w:rPr>
+        <w:t xml:space="preserve"> </w:t>
+      </w:r>
+      <w:r>
+        <w:rPr>
+          <w:rtl/>
+          <w:cs/>
+          <w:lang w:val="ar_AE" w:bidi="ar_AE"/>
+        </w:rPr>
+        <w:t>139:19</w:t>
+      </w:r>
       <w:r>
         <w:rPr>
           <w:rtl/>
@@ -4266,20 +3408,14 @@
         </w:rPr>
         <w:t xml:space="preserve">لكن الآن، العقوبة القاسية التي كانت تنتظر الخطاة تغيرت بموت مؤلم ليسوع المسيح على الصليب. إن فعل الله هذا إنما يوضح لنا كيف يجب أن نصلي من أجل الذين يقاوموننا. إن يسوع سَيحكُم على الشر ويدينه بالفعل، ويضع نهاية له (انظر </w:t>
       </w:r>
-      <w:hyperlink r:id="rId126">
-        <w:r>
-          <w:rPr>
-            <w:rtl/>
-            <w:cs/>
-            <w:lang w:val="ar_AE" w:bidi="ar_AE"/>
-          </w:rPr>
-          <w:rPr>
-            <w:color w:val="0000EE"/>
-            <w:u w:val="single"/>
-          </w:rPr>
-          <w:t>رؤيا 19:11–21</w:t>
-        </w:r>
-      </w:hyperlink>
+      <w:r>
+        <w:rPr>
+          <w:rtl/>
+          <w:cs/>
+          <w:lang w:val="ar_AE" w:bidi="ar_AE"/>
+        </w:rPr>
+        <w:t>رؤيا 19:11–21</w:t>
+      </w:r>
       <w:r>
         <w:rPr>
           <w:rtl/>
@@ -4288,20 +3424,14 @@
         </w:rPr>
         <w:t>). ولكن في أثناء انتظار المؤمنين ذلك الحكم النهائي، يجب عليهم أن يحبوا الجميع مثلما قدّم يسوع المحبة وأظهرها للجميع (</w:t>
       </w:r>
-      <w:hyperlink r:id="rId127">
-        <w:r>
-          <w:rPr>
-            <w:rtl/>
-            <w:cs/>
-            <w:lang w:val="ar_AE" w:bidi="ar_AE"/>
-          </w:rPr>
-          <w:rPr>
-            <w:color w:val="0000EE"/>
-            <w:u w:val="single"/>
-          </w:rPr>
-          <w:t>يوحنا 13:34</w:t>
-        </w:r>
-      </w:hyperlink>
+      <w:r>
+        <w:rPr>
+          <w:rtl/>
+          <w:cs/>
+          <w:lang w:val="ar_AE" w:bidi="ar_AE"/>
+        </w:rPr>
+        <w:t>يوحنا 13:34</w:t>
+      </w:r>
       <w:r>
         <w:rPr>
           <w:rtl/>
@@ -4310,42 +3440,30 @@
         </w:rPr>
         <w:t>). يجب أن يصلوا من أجل أعدائهم ويغفروا لهم (</w:t>
       </w:r>
-      <w:hyperlink r:id="rId128">
-        <w:r>
-          <w:rPr>
-            <w:rtl/>
-            <w:cs/>
-            <w:lang w:val="ar_AE" w:bidi="ar_AE"/>
-          </w:rPr>
-          <w:rPr>
-            <w:color w:val="0000EE"/>
-            <w:u w:val="single"/>
-          </w:rPr>
-          <w:t>متى 5:38–48؛</w:t>
-        </w:r>
-      </w:hyperlink>
-      <w:r>
-        <w:rPr>
-          <w:rtl/>
-          <w:cs/>
-          <w:lang w:val="ar_AE" w:bidi="ar_AE"/>
-        </w:rPr>
-        <w:t xml:space="preserve"> </w:t>
-      </w:r>
-      <w:hyperlink r:id="rId129">
-        <w:r>
-          <w:rPr>
-            <w:rtl/>
-            <w:cs/>
-            <w:lang w:val="ar_AE" w:bidi="ar_AE"/>
-          </w:rPr>
-          <w:rPr>
-            <w:color w:val="0000EE"/>
-            <w:u w:val="single"/>
-          </w:rPr>
-          <w:t>كولوسي 3:13</w:t>
-        </w:r>
-      </w:hyperlink>
+      <w:r>
+        <w:rPr>
+          <w:rtl/>
+          <w:cs/>
+          <w:lang w:val="ar_AE" w:bidi="ar_AE"/>
+        </w:rPr>
+        <w:t>متى 5:38–48؛</w:t>
+      </w:r>
+      <w:r>
+        <w:rPr>
+          <w:rtl/>
+          <w:cs/>
+          <w:lang w:val="ar_AE" w:bidi="ar_AE"/>
+        </w:rPr>
+        <w:t xml:space="preserve"> </w:t>
+      </w:r>
+      <w:r>
+        <w:rPr>
+          <w:rtl/>
+          <w:cs/>
+          <w:lang w:val="ar_AE" w:bidi="ar_AE"/>
+        </w:rPr>
+        <w:t>كولوسي 3:13</w:t>
+      </w:r>
       <w:r>
         <w:rPr>
           <w:rtl/>
@@ -4387,482 +3505,350 @@
           <w:lang w:val="ar_AE" w:bidi="ar_AE"/>
         </w:rPr>
       </w:r>
-      <w:hyperlink r:id="rId130">
-        <w:r>
-          <w:rPr>
-            <w:rtl/>
-            <w:cs/>
-            <w:lang w:val="ar_AE" w:bidi="ar_AE"/>
-          </w:rPr>
-          <w:rPr>
-            <w:color w:val="0000EE"/>
-            <w:u w:val="single"/>
-          </w:rPr>
-          <w:t>أخبار الأيام الثاني 24:22؛</w:t>
-        </w:r>
-      </w:hyperlink>
-      <w:r>
-        <w:rPr>
-          <w:rtl/>
-          <w:cs/>
-          <w:lang w:val="ar_AE" w:bidi="ar_AE"/>
-        </w:rPr>
-        <w:t xml:space="preserve"> </w:t>
-      </w:r>
-      <w:hyperlink r:id="rId131">
-        <w:r>
-          <w:rPr>
-            <w:rtl/>
-            <w:cs/>
-            <w:lang w:val="ar_AE" w:bidi="ar_AE"/>
-          </w:rPr>
-          <w:rPr>
-            <w:color w:val="0000EE"/>
-            <w:u w:val="single"/>
-          </w:rPr>
-          <w:t>نحميا 4:5؛</w:t>
-        </w:r>
-      </w:hyperlink>
-      <w:r>
-        <w:rPr>
-          <w:rtl/>
-          <w:cs/>
-          <w:lang w:val="ar_AE" w:bidi="ar_AE"/>
-        </w:rPr>
-        <w:t xml:space="preserve"> </w:t>
-      </w:r>
-      <w:hyperlink r:id="rId132">
-        <w:r>
-          <w:rPr>
-            <w:rtl/>
-            <w:cs/>
-            <w:lang w:val="ar_AE" w:bidi="ar_AE"/>
-          </w:rPr>
-          <w:rPr>
-            <w:color w:val="0000EE"/>
-            <w:u w:val="single"/>
-          </w:rPr>
-          <w:t>مزامير 3:7؛</w:t>
-        </w:r>
-      </w:hyperlink>
-      <w:r>
-        <w:rPr>
-          <w:rtl/>
-          <w:cs/>
-          <w:lang w:val="ar_AE" w:bidi="ar_AE"/>
-        </w:rPr>
-        <w:t xml:space="preserve"> </w:t>
-      </w:r>
-      <w:hyperlink r:id="rId120">
-        <w:r>
-          <w:rPr>
-            <w:rtl/>
-            <w:cs/>
-            <w:lang w:val="ar_AE" w:bidi="ar_AE"/>
-          </w:rPr>
-          <w:rPr>
-            <w:color w:val="0000EE"/>
-            <w:u w:val="single"/>
-          </w:rPr>
-          <w:t>9:19–20؛</w:t>
-        </w:r>
-      </w:hyperlink>
-      <w:r>
-        <w:rPr>
-          <w:rtl/>
-          <w:cs/>
-          <w:lang w:val="ar_AE" w:bidi="ar_AE"/>
-        </w:rPr>
-        <w:t xml:space="preserve"> </w:t>
-      </w:r>
-      <w:hyperlink r:id="rId133">
-        <w:r>
-          <w:rPr>
-            <w:rtl/>
-            <w:cs/>
-            <w:lang w:val="ar_AE" w:bidi="ar_AE"/>
-          </w:rPr>
-          <w:rPr>
-            <w:color w:val="0000EE"/>
-            <w:u w:val="single"/>
-          </w:rPr>
-          <w:t>10:15؛</w:t>
-        </w:r>
-      </w:hyperlink>
-      <w:r>
-        <w:rPr>
-          <w:rtl/>
-          <w:cs/>
-          <w:lang w:val="ar_AE" w:bidi="ar_AE"/>
-        </w:rPr>
-        <w:t xml:space="preserve"> </w:t>
-      </w:r>
-      <w:hyperlink r:id="rId134">
-        <w:r>
-          <w:rPr>
-            <w:rtl/>
-            <w:cs/>
-            <w:lang w:val="ar_AE" w:bidi="ar_AE"/>
-          </w:rPr>
-          <w:rPr>
-            <w:color w:val="0000EE"/>
-            <w:u w:val="single"/>
-          </w:rPr>
-          <w:t>12:3؛</w:t>
-        </w:r>
-      </w:hyperlink>
-      <w:r>
-        <w:rPr>
-          <w:rtl/>
-          <w:cs/>
-          <w:lang w:val="ar_AE" w:bidi="ar_AE"/>
-        </w:rPr>
-        <w:t xml:space="preserve"> </w:t>
-      </w:r>
-      <w:hyperlink r:id="rId135">
-        <w:r>
-          <w:rPr>
-            <w:rtl/>
-            <w:cs/>
-            <w:lang w:val="ar_AE" w:bidi="ar_AE"/>
-          </w:rPr>
-          <w:rPr>
-            <w:color w:val="0000EE"/>
-            <w:u w:val="single"/>
-          </w:rPr>
-          <w:t>41:10؛</w:t>
-        </w:r>
-      </w:hyperlink>
-      <w:r>
-        <w:rPr>
-          <w:rtl/>
-          <w:cs/>
-          <w:lang w:val="ar_AE" w:bidi="ar_AE"/>
-        </w:rPr>
-        <w:t xml:space="preserve"> </w:t>
-      </w:r>
-      <w:hyperlink r:id="rId136">
-        <w:r>
-          <w:rPr>
-            <w:rtl/>
-            <w:cs/>
-            <w:lang w:val="ar_AE" w:bidi="ar_AE"/>
-          </w:rPr>
-          <w:rPr>
-            <w:color w:val="0000EE"/>
-            <w:u w:val="single"/>
-          </w:rPr>
-          <w:t>55:15؛</w:t>
-        </w:r>
-      </w:hyperlink>
-      <w:r>
-        <w:rPr>
-          <w:rtl/>
-          <w:cs/>
-          <w:lang w:val="ar_AE" w:bidi="ar_AE"/>
-        </w:rPr>
-        <w:t xml:space="preserve"> </w:t>
-      </w:r>
-      <w:hyperlink r:id="rId137">
-        <w:r>
-          <w:rPr>
-            <w:rtl/>
-            <w:cs/>
-            <w:lang w:val="ar_AE" w:bidi="ar_AE"/>
-          </w:rPr>
-          <w:rPr>
-            <w:color w:val="0000EE"/>
-            <w:u w:val="single"/>
-          </w:rPr>
-          <w:t>69:22–28؛</w:t>
-        </w:r>
-      </w:hyperlink>
-      <w:r>
-        <w:rPr>
-          <w:rtl/>
-          <w:cs/>
-          <w:lang w:val="ar_AE" w:bidi="ar_AE"/>
-        </w:rPr>
-        <w:t xml:space="preserve"> </w:t>
-      </w:r>
-      <w:hyperlink r:id="rId138">
-        <w:r>
-          <w:rPr>
-            <w:rtl/>
-            <w:cs/>
-            <w:lang w:val="ar_AE" w:bidi="ar_AE"/>
-          </w:rPr>
-          <w:rPr>
-            <w:color w:val="0000EE"/>
-            <w:u w:val="single"/>
-          </w:rPr>
-          <w:t>79:6؛</w:t>
-        </w:r>
-      </w:hyperlink>
-      <w:r>
-        <w:rPr>
-          <w:rtl/>
-          <w:cs/>
-          <w:lang w:val="ar_AE" w:bidi="ar_AE"/>
-        </w:rPr>
-        <w:t xml:space="preserve"> </w:t>
-      </w:r>
-      <w:hyperlink r:id="rId139">
-        <w:r>
-          <w:rPr>
-            <w:rtl/>
-            <w:cs/>
-            <w:lang w:val="ar_AE" w:bidi="ar_AE"/>
-          </w:rPr>
-          <w:rPr>
-            <w:color w:val="0000EE"/>
-            <w:u w:val="single"/>
-          </w:rPr>
-          <w:t>109:6–20؛</w:t>
-        </w:r>
-      </w:hyperlink>
-      <w:r>
-        <w:rPr>
-          <w:rtl/>
-          <w:cs/>
-          <w:lang w:val="ar_AE" w:bidi="ar_AE"/>
-        </w:rPr>
-        <w:t xml:space="preserve"> </w:t>
-      </w:r>
-      <w:hyperlink r:id="rId140">
-        <w:r>
-          <w:rPr>
-            <w:rtl/>
-            <w:cs/>
-            <w:lang w:val="ar_AE" w:bidi="ar_AE"/>
-          </w:rPr>
-          <w:rPr>
-            <w:color w:val="0000EE"/>
-            <w:u w:val="single"/>
-          </w:rPr>
-          <w:t>110:5–6؛</w:t>
-        </w:r>
-      </w:hyperlink>
-      <w:r>
-        <w:rPr>
-          <w:rtl/>
-          <w:cs/>
-          <w:lang w:val="ar_AE" w:bidi="ar_AE"/>
-        </w:rPr>
-        <w:t xml:space="preserve"> </w:t>
-      </w:r>
-      <w:hyperlink r:id="rId141">
-        <w:r>
-          <w:rPr>
-            <w:rtl/>
-            <w:cs/>
-            <w:lang w:val="ar_AE" w:bidi="ar_AE"/>
-          </w:rPr>
-          <w:rPr>
-            <w:color w:val="0000EE"/>
-            <w:u w:val="single"/>
-          </w:rPr>
-          <w:t>137:1–9؛</w:t>
-        </w:r>
-      </w:hyperlink>
-      <w:r>
-        <w:rPr>
-          <w:rtl/>
-          <w:cs/>
-          <w:lang w:val="ar_AE" w:bidi="ar_AE"/>
-        </w:rPr>
-        <w:t xml:space="preserve"> </w:t>
-      </w:r>
-      <w:hyperlink r:id="rId142">
-        <w:r>
-          <w:rPr>
-            <w:rtl/>
-            <w:cs/>
-            <w:lang w:val="ar_AE" w:bidi="ar_AE"/>
-          </w:rPr>
-          <w:rPr>
-            <w:color w:val="0000EE"/>
-            <w:u w:val="single"/>
-          </w:rPr>
-          <w:t>إشعياء 61:2؛</w:t>
-        </w:r>
-      </w:hyperlink>
-      <w:r>
-        <w:rPr>
-          <w:rtl/>
-          <w:cs/>
-          <w:lang w:val="ar_AE" w:bidi="ar_AE"/>
-        </w:rPr>
-        <w:t xml:space="preserve"> </w:t>
-      </w:r>
-      <w:hyperlink r:id="rId143">
-        <w:r>
-          <w:rPr>
-            <w:rtl/>
-            <w:cs/>
-            <w:lang w:val="ar_AE" w:bidi="ar_AE"/>
-          </w:rPr>
-          <w:rPr>
-            <w:color w:val="0000EE"/>
-            <w:u w:val="single"/>
-          </w:rPr>
-          <w:t>إرميا 11:20–23؛</w:t>
-        </w:r>
-      </w:hyperlink>
-      <w:r>
-        <w:rPr>
-          <w:rtl/>
-          <w:cs/>
-          <w:lang w:val="ar_AE" w:bidi="ar_AE"/>
-        </w:rPr>
-        <w:t xml:space="preserve"> </w:t>
-      </w:r>
-      <w:hyperlink r:id="rId144">
-        <w:r>
-          <w:rPr>
-            <w:rtl/>
-            <w:cs/>
-            <w:lang w:val="ar_AE" w:bidi="ar_AE"/>
-          </w:rPr>
-          <w:rPr>
-            <w:color w:val="0000EE"/>
-            <w:u w:val="single"/>
-          </w:rPr>
-          <w:t>18:19–23؛</w:t>
-        </w:r>
-      </w:hyperlink>
-      <w:r>
-        <w:rPr>
-          <w:rtl/>
-          <w:cs/>
-          <w:lang w:val="ar_AE" w:bidi="ar_AE"/>
-        </w:rPr>
-        <w:t xml:space="preserve"> </w:t>
-      </w:r>
-      <w:hyperlink r:id="rId145">
-        <w:r>
-          <w:rPr>
-            <w:rtl/>
-            <w:cs/>
-            <w:lang w:val="ar_AE" w:bidi="ar_AE"/>
-          </w:rPr>
-          <w:rPr>
-            <w:color w:val="0000EE"/>
-            <w:u w:val="single"/>
-          </w:rPr>
-          <w:t>51:35؛</w:t>
-        </w:r>
-      </w:hyperlink>
-      <w:r>
-        <w:rPr>
-          <w:rtl/>
-          <w:cs/>
-          <w:lang w:val="ar_AE" w:bidi="ar_AE"/>
-        </w:rPr>
-        <w:t xml:space="preserve"> </w:t>
-      </w:r>
-      <w:hyperlink r:id="rId146">
-        <w:r>
-          <w:rPr>
-            <w:rtl/>
-            <w:cs/>
-            <w:lang w:val="ar_AE" w:bidi="ar_AE"/>
-          </w:rPr>
-          <w:rPr>
-            <w:color w:val="0000EE"/>
-            <w:u w:val="single"/>
-          </w:rPr>
-          <w:t>مراثي 1:22؛</w:t>
-        </w:r>
-      </w:hyperlink>
-      <w:r>
-        <w:rPr>
-          <w:rtl/>
-          <w:cs/>
-          <w:lang w:val="ar_AE" w:bidi="ar_AE"/>
-        </w:rPr>
-        <w:t xml:space="preserve"> </w:t>
-      </w:r>
-      <w:hyperlink r:id="rId147">
-        <w:r>
-          <w:rPr>
-            <w:rtl/>
-            <w:cs/>
-            <w:lang w:val="ar_AE" w:bidi="ar_AE"/>
-          </w:rPr>
-          <w:rPr>
-            <w:color w:val="0000EE"/>
-            <w:u w:val="single"/>
-          </w:rPr>
-          <w:t>3:64–66؛</w:t>
-        </w:r>
-      </w:hyperlink>
-      <w:r>
-        <w:rPr>
-          <w:rtl/>
-          <w:cs/>
-          <w:lang w:val="ar_AE" w:bidi="ar_AE"/>
-        </w:rPr>
-        <w:t xml:space="preserve"> </w:t>
-      </w:r>
-      <w:hyperlink r:id="rId148">
-        <w:r>
-          <w:rPr>
-            <w:rtl/>
-            <w:cs/>
-            <w:lang w:val="ar_AE" w:bidi="ar_AE"/>
-          </w:rPr>
-          <w:rPr>
-            <w:color w:val="0000EE"/>
-            <w:u w:val="single"/>
-          </w:rPr>
-          <w:t>أعمال الرسل 1:20؛</w:t>
-        </w:r>
-      </w:hyperlink>
-      <w:r>
-        <w:rPr>
-          <w:rtl/>
-          <w:cs/>
-          <w:lang w:val="ar_AE" w:bidi="ar_AE"/>
-        </w:rPr>
-        <w:t xml:space="preserve"> </w:t>
-      </w:r>
-      <w:hyperlink r:id="rId149">
-        <w:r>
-          <w:rPr>
-            <w:rtl/>
-            <w:cs/>
-            <w:lang w:val="ar_AE" w:bidi="ar_AE"/>
-          </w:rPr>
-          <w:rPr>
-            <w:color w:val="0000EE"/>
-            <w:u w:val="single"/>
-          </w:rPr>
-          <w:t>رومية 11:9–10؛</w:t>
-        </w:r>
-      </w:hyperlink>
-      <w:r>
-        <w:rPr>
-          <w:rtl/>
-          <w:cs/>
-          <w:lang w:val="ar_AE" w:bidi="ar_AE"/>
-        </w:rPr>
-        <w:t xml:space="preserve"> </w:t>
-      </w:r>
-      <w:hyperlink r:id="rId150">
-        <w:r>
-          <w:rPr>
-            <w:rtl/>
-            <w:cs/>
-            <w:lang w:val="ar_AE" w:bidi="ar_AE"/>
-          </w:rPr>
-          <w:rPr>
-            <w:color w:val="0000EE"/>
-            <w:u w:val="single"/>
-          </w:rPr>
-          <w:t>رؤيا 6:10.</w:t>
-        </w:r>
-      </w:hyperlink>
+      <w:r>
+        <w:rPr>
+          <w:rtl/>
+          <w:cs/>
+          <w:lang w:val="ar_AE" w:bidi="ar_AE"/>
+        </w:rPr>
+        <w:t>أخبار الأيام الثاني 24:22؛</w:t>
+      </w:r>
+      <w:r>
+        <w:rPr>
+          <w:rtl/>
+          <w:cs/>
+          <w:lang w:val="ar_AE" w:bidi="ar_AE"/>
+        </w:rPr>
+        <w:t xml:space="preserve"> </w:t>
+      </w:r>
+      <w:r>
+        <w:rPr>
+          <w:rtl/>
+          <w:cs/>
+          <w:lang w:val="ar_AE" w:bidi="ar_AE"/>
+        </w:rPr>
+        <w:t>نحميا 4:5؛</w:t>
+      </w:r>
+      <w:r>
+        <w:rPr>
+          <w:rtl/>
+          <w:cs/>
+          <w:lang w:val="ar_AE" w:bidi="ar_AE"/>
+        </w:rPr>
+        <w:t xml:space="preserve"> </w:t>
+      </w:r>
+      <w:r>
+        <w:rPr>
+          <w:rtl/>
+          <w:cs/>
+          <w:lang w:val="ar_AE" w:bidi="ar_AE"/>
+        </w:rPr>
+        <w:t>مزامير 3:7؛</w:t>
+      </w:r>
+      <w:r>
+        <w:rPr>
+          <w:rtl/>
+          <w:cs/>
+          <w:lang w:val="ar_AE" w:bidi="ar_AE"/>
+        </w:rPr>
+        <w:t xml:space="preserve"> </w:t>
+      </w:r>
+      <w:r>
+        <w:rPr>
+          <w:rtl/>
+          <w:cs/>
+          <w:lang w:val="ar_AE" w:bidi="ar_AE"/>
+        </w:rPr>
+        <w:t>9:19–20؛</w:t>
+      </w:r>
+      <w:r>
+        <w:rPr>
+          <w:rtl/>
+          <w:cs/>
+          <w:lang w:val="ar_AE" w:bidi="ar_AE"/>
+        </w:rPr>
+        <w:t xml:space="preserve"> </w:t>
+      </w:r>
+      <w:r>
+        <w:rPr>
+          <w:rtl/>
+          <w:cs/>
+          <w:lang w:val="ar_AE" w:bidi="ar_AE"/>
+        </w:rPr>
+        <w:t>10:15؛</w:t>
+      </w:r>
+      <w:r>
+        <w:rPr>
+          <w:rtl/>
+          <w:cs/>
+          <w:lang w:val="ar_AE" w:bidi="ar_AE"/>
+        </w:rPr>
+        <w:t xml:space="preserve"> </w:t>
+      </w:r>
+      <w:r>
+        <w:rPr>
+          <w:rtl/>
+          <w:cs/>
+          <w:lang w:val="ar_AE" w:bidi="ar_AE"/>
+        </w:rPr>
+        <w:t>12:3؛</w:t>
+      </w:r>
+      <w:r>
+        <w:rPr>
+          <w:rtl/>
+          <w:cs/>
+          <w:lang w:val="ar_AE" w:bidi="ar_AE"/>
+        </w:rPr>
+        <w:t xml:space="preserve"> </w:t>
+      </w:r>
+      <w:r>
+        <w:rPr>
+          <w:rtl/>
+          <w:cs/>
+          <w:lang w:val="ar_AE" w:bidi="ar_AE"/>
+        </w:rPr>
+        <w:t>41:10؛</w:t>
+      </w:r>
+      <w:r>
+        <w:rPr>
+          <w:rtl/>
+          <w:cs/>
+          <w:lang w:val="ar_AE" w:bidi="ar_AE"/>
+        </w:rPr>
+        <w:t xml:space="preserve"> </w:t>
+      </w:r>
+      <w:r>
+        <w:rPr>
+          <w:rtl/>
+          <w:cs/>
+          <w:lang w:val="ar_AE" w:bidi="ar_AE"/>
+        </w:rPr>
+        <w:t>55:15؛</w:t>
+      </w:r>
+      <w:r>
+        <w:rPr>
+          <w:rtl/>
+          <w:cs/>
+          <w:lang w:val="ar_AE" w:bidi="ar_AE"/>
+        </w:rPr>
+        <w:t xml:space="preserve"> </w:t>
+      </w:r>
+      <w:r>
+        <w:rPr>
+          <w:rtl/>
+          <w:cs/>
+          <w:lang w:val="ar_AE" w:bidi="ar_AE"/>
+        </w:rPr>
+        <w:t>69:22–28؛</w:t>
+      </w:r>
+      <w:r>
+        <w:rPr>
+          <w:rtl/>
+          <w:cs/>
+          <w:lang w:val="ar_AE" w:bidi="ar_AE"/>
+        </w:rPr>
+        <w:t xml:space="preserve"> </w:t>
+      </w:r>
+      <w:r>
+        <w:rPr>
+          <w:rtl/>
+          <w:cs/>
+          <w:lang w:val="ar_AE" w:bidi="ar_AE"/>
+        </w:rPr>
+        <w:t>79:6؛</w:t>
+      </w:r>
+      <w:r>
+        <w:rPr>
+          <w:rtl/>
+          <w:cs/>
+          <w:lang w:val="ar_AE" w:bidi="ar_AE"/>
+        </w:rPr>
+        <w:t xml:space="preserve"> </w:t>
+      </w:r>
+      <w:r>
+        <w:rPr>
+          <w:rtl/>
+          <w:cs/>
+          <w:lang w:val="ar_AE" w:bidi="ar_AE"/>
+        </w:rPr>
+        <w:t>109:6–20؛</w:t>
+      </w:r>
+      <w:r>
+        <w:rPr>
+          <w:rtl/>
+          <w:cs/>
+          <w:lang w:val="ar_AE" w:bidi="ar_AE"/>
+        </w:rPr>
+        <w:t xml:space="preserve"> </w:t>
+      </w:r>
+      <w:r>
+        <w:rPr>
+          <w:rtl/>
+          <w:cs/>
+          <w:lang w:val="ar_AE" w:bidi="ar_AE"/>
+        </w:rPr>
+        <w:t>110:5–6؛</w:t>
+      </w:r>
+      <w:r>
+        <w:rPr>
+          <w:rtl/>
+          <w:cs/>
+          <w:lang w:val="ar_AE" w:bidi="ar_AE"/>
+        </w:rPr>
+        <w:t xml:space="preserve"> </w:t>
+      </w:r>
+      <w:r>
+        <w:rPr>
+          <w:rtl/>
+          <w:cs/>
+          <w:lang w:val="ar_AE" w:bidi="ar_AE"/>
+        </w:rPr>
+        <w:t>137:1–9؛</w:t>
+      </w:r>
+      <w:r>
+        <w:rPr>
+          <w:rtl/>
+          <w:cs/>
+          <w:lang w:val="ar_AE" w:bidi="ar_AE"/>
+        </w:rPr>
+        <w:t xml:space="preserve"> </w:t>
+      </w:r>
+      <w:r>
+        <w:rPr>
+          <w:rtl/>
+          <w:cs/>
+          <w:lang w:val="ar_AE" w:bidi="ar_AE"/>
+        </w:rPr>
+        <w:t>إشعياء 61:2؛</w:t>
+      </w:r>
+      <w:r>
+        <w:rPr>
+          <w:rtl/>
+          <w:cs/>
+          <w:lang w:val="ar_AE" w:bidi="ar_AE"/>
+        </w:rPr>
+        <w:t xml:space="preserve"> </w:t>
+      </w:r>
+      <w:r>
+        <w:rPr>
+          <w:rtl/>
+          <w:cs/>
+          <w:lang w:val="ar_AE" w:bidi="ar_AE"/>
+        </w:rPr>
+        <w:t>إرميا 11:20–23؛</w:t>
+      </w:r>
+      <w:r>
+        <w:rPr>
+          <w:rtl/>
+          <w:cs/>
+          <w:lang w:val="ar_AE" w:bidi="ar_AE"/>
+        </w:rPr>
+        <w:t xml:space="preserve"> </w:t>
+      </w:r>
+      <w:r>
+        <w:rPr>
+          <w:rtl/>
+          <w:cs/>
+          <w:lang w:val="ar_AE" w:bidi="ar_AE"/>
+        </w:rPr>
+        <w:t>18:19–23؛</w:t>
+      </w:r>
+      <w:r>
+        <w:rPr>
+          <w:rtl/>
+          <w:cs/>
+          <w:lang w:val="ar_AE" w:bidi="ar_AE"/>
+        </w:rPr>
+        <w:t xml:space="preserve"> </w:t>
+      </w:r>
+      <w:r>
+        <w:rPr>
+          <w:rtl/>
+          <w:cs/>
+          <w:lang w:val="ar_AE" w:bidi="ar_AE"/>
+        </w:rPr>
+        <w:t>51:35؛</w:t>
+      </w:r>
+      <w:r>
+        <w:rPr>
+          <w:rtl/>
+          <w:cs/>
+          <w:lang w:val="ar_AE" w:bidi="ar_AE"/>
+        </w:rPr>
+        <w:t xml:space="preserve"> </w:t>
+      </w:r>
+      <w:r>
+        <w:rPr>
+          <w:rtl/>
+          <w:cs/>
+          <w:lang w:val="ar_AE" w:bidi="ar_AE"/>
+        </w:rPr>
+        <w:t>مراثي 1:22؛</w:t>
+      </w:r>
+      <w:r>
+        <w:rPr>
+          <w:rtl/>
+          <w:cs/>
+          <w:lang w:val="ar_AE" w:bidi="ar_AE"/>
+        </w:rPr>
+        <w:t xml:space="preserve"> </w:t>
+      </w:r>
+      <w:r>
+        <w:rPr>
+          <w:rtl/>
+          <w:cs/>
+          <w:lang w:val="ar_AE" w:bidi="ar_AE"/>
+        </w:rPr>
+        <w:t>3:64–66؛</w:t>
+      </w:r>
+      <w:r>
+        <w:rPr>
+          <w:rtl/>
+          <w:cs/>
+          <w:lang w:val="ar_AE" w:bidi="ar_AE"/>
+        </w:rPr>
+        <w:t xml:space="preserve"> </w:t>
+      </w:r>
+      <w:r>
+        <w:rPr>
+          <w:rtl/>
+          <w:cs/>
+          <w:lang w:val="ar_AE" w:bidi="ar_AE"/>
+        </w:rPr>
+        <w:t>أعمال الرسل 1:20؛</w:t>
+      </w:r>
+      <w:r>
+        <w:rPr>
+          <w:rtl/>
+          <w:cs/>
+          <w:lang w:val="ar_AE" w:bidi="ar_AE"/>
+        </w:rPr>
+        <w:t xml:space="preserve"> </w:t>
+      </w:r>
+      <w:r>
+        <w:rPr>
+          <w:rtl/>
+          <w:cs/>
+          <w:lang w:val="ar_AE" w:bidi="ar_AE"/>
+        </w:rPr>
+        <w:t>رومية 11:9–10؛</w:t>
+      </w:r>
+      <w:r>
+        <w:rPr>
+          <w:rtl/>
+          <w:cs/>
+          <w:lang w:val="ar_AE" w:bidi="ar_AE"/>
+        </w:rPr>
+        <w:t xml:space="preserve"> </w:t>
+      </w:r>
+      <w:r>
+        <w:rPr>
+          <w:rtl/>
+          <w:cs/>
+          <w:lang w:val="ar_AE" w:bidi="ar_AE"/>
+        </w:rPr>
+        <w:t>رؤيا 6:10.</w:t>
+      </w:r>
       <w:r>
         <w:rPr>
           <w:rtl/>
@@ -4957,20 +3943,14 @@
         </w:rPr>
         <w:t>في معموديته (</w:t>
       </w:r>
-      <w:hyperlink r:id="rId151">
-        <w:r>
-          <w:rPr>
-            <w:rtl/>
-            <w:cs/>
-            <w:lang w:val="ar_AE" w:bidi="ar_AE"/>
-          </w:rPr>
-          <w:rPr>
-            <w:color w:val="0000EE"/>
-            <w:u w:val="single"/>
-          </w:rPr>
-          <w:t>لوقا 3:21</w:t>
-        </w:r>
-      </w:hyperlink>
+      <w:r>
+        <w:rPr>
+          <w:rtl/>
+          <w:cs/>
+          <w:lang w:val="ar_AE" w:bidi="ar_AE"/>
+        </w:rPr>
+        <w:t>لوقا 3:21</w:t>
+      </w:r>
       <w:r>
         <w:rPr>
           <w:rtl/>
@@ -5002,20 +3982,14 @@
         </w:rPr>
         <w:t>قبل اختيار الرسل الاثني عشر (</w:t>
       </w:r>
-      <w:hyperlink r:id="rId152">
-        <w:r>
-          <w:rPr>
-            <w:rtl/>
-            <w:cs/>
-            <w:lang w:val="ar_AE" w:bidi="ar_AE"/>
-          </w:rPr>
-          <w:rPr>
-            <w:color w:val="0000EE"/>
-            <w:u w:val="single"/>
-          </w:rPr>
-          <w:t>6:12</w:t>
-        </w:r>
-      </w:hyperlink>
+      <w:r>
+        <w:rPr>
+          <w:rtl/>
+          <w:cs/>
+          <w:lang w:val="ar_AE" w:bidi="ar_AE"/>
+        </w:rPr>
+        <w:t>6:12</w:t>
+      </w:r>
       <w:r>
         <w:rPr>
           <w:rtl/>
@@ -5047,20 +4021,14 @@
         </w:rPr>
         <w:t>في التجلّي، عندما تغيّرت هيئة يسوع ليكشف عن مجده (</w:t>
       </w:r>
-      <w:hyperlink r:id="rId153">
-        <w:r>
-          <w:rPr>
-            <w:rtl/>
-            <w:cs/>
-            <w:lang w:val="ar_AE" w:bidi="ar_AE"/>
-          </w:rPr>
-          <w:rPr>
-            <w:color w:val="0000EE"/>
-            <w:u w:val="single"/>
-          </w:rPr>
-          <w:t>9:28–29</w:t>
-        </w:r>
-      </w:hyperlink>
+      <w:r>
+        <w:rPr>
+          <w:rtl/>
+          <w:cs/>
+          <w:lang w:val="ar_AE" w:bidi="ar_AE"/>
+        </w:rPr>
+        <w:t>9:28–29</w:t>
+      </w:r>
       <w:r>
         <w:rPr>
           <w:rtl/>
@@ -5092,20 +4060,14 @@
         </w:rPr>
         <w:t>لأجل بطرس قبل أن ينكر المسيح (</w:t>
       </w:r>
-      <w:hyperlink r:id="rId154">
-        <w:r>
-          <w:rPr>
-            <w:rtl/>
-            <w:cs/>
-            <w:lang w:val="ar_AE" w:bidi="ar_AE"/>
-          </w:rPr>
-          <w:rPr>
-            <w:color w:val="0000EE"/>
-            <w:u w:val="single"/>
-          </w:rPr>
-          <w:t>22:32</w:t>
-        </w:r>
-      </w:hyperlink>
+      <w:r>
+        <w:rPr>
+          <w:rtl/>
+          <w:cs/>
+          <w:lang w:val="ar_AE" w:bidi="ar_AE"/>
+        </w:rPr>
+        <w:t>22:32</w:t>
+      </w:r>
       <w:r>
         <w:rPr>
           <w:rtl/>
@@ -5137,20 +4099,14 @@
         </w:rPr>
         <w:t>لأجل أولئك الذين قتلوه بينما كان معلقًا على الصليب (</w:t>
       </w:r>
-      <w:hyperlink r:id="rId155">
-        <w:r>
-          <w:rPr>
-            <w:rtl/>
-            <w:cs/>
-            <w:lang w:val="ar_AE" w:bidi="ar_AE"/>
-          </w:rPr>
-          <w:rPr>
-            <w:color w:val="0000EE"/>
-            <w:u w:val="single"/>
-          </w:rPr>
-          <w:t>23:34</w:t>
-        </w:r>
-      </w:hyperlink>
+      <w:r>
+        <w:rPr>
+          <w:rtl/>
+          <w:cs/>
+          <w:lang w:val="ar_AE" w:bidi="ar_AE"/>
+        </w:rPr>
+        <w:t>23:34</w:t>
+      </w:r>
       <w:r>
         <w:rPr>
           <w:rtl/>
@@ -5179,20 +4135,14 @@
         </w:rPr>
         <w:t>في بعض الأحيان، كان يسوع يبتعد عن الآخرين ليصلي بمفرده (</w:t>
       </w:r>
-      <w:hyperlink r:id="rId156">
-        <w:r>
-          <w:rPr>
-            <w:rtl/>
-            <w:cs/>
-            <w:lang w:val="ar_AE" w:bidi="ar_AE"/>
-          </w:rPr>
-          <w:rPr>
-            <w:color w:val="0000EE"/>
-            <w:u w:val="single"/>
-          </w:rPr>
-          <w:t>متّى 14:23</w:t>
-        </w:r>
-      </w:hyperlink>
+      <w:r>
+        <w:rPr>
+          <w:rtl/>
+          <w:cs/>
+          <w:lang w:val="ar_AE" w:bidi="ar_AE"/>
+        </w:rPr>
+        <w:t>متّى 14:23</w:t>
+      </w:r>
       <w:r>
         <w:rPr>
           <w:rtl/>
@@ -5201,20 +4151,14 @@
         </w:rPr>
         <w:t xml:space="preserve">; </w:t>
       </w:r>
-      <w:hyperlink r:id="rId157">
-        <w:r>
-          <w:rPr>
-            <w:rtl/>
-            <w:cs/>
-            <w:lang w:val="ar_AE" w:bidi="ar_AE"/>
-          </w:rPr>
-          <w:rPr>
-            <w:color w:val="0000EE"/>
-            <w:u w:val="single"/>
-          </w:rPr>
-          <w:t>مرقس 1:35</w:t>
-        </w:r>
-      </w:hyperlink>
+      <w:r>
+        <w:rPr>
+          <w:rtl/>
+          <w:cs/>
+          <w:lang w:val="ar_AE" w:bidi="ar_AE"/>
+        </w:rPr>
+        <w:t>مرقس 1:35</w:t>
+      </w:r>
       <w:r>
         <w:rPr>
           <w:rtl/>
@@ -5223,20 +4167,14 @@
         </w:rPr>
         <w:t xml:space="preserve">; </w:t>
       </w:r>
-      <w:hyperlink r:id="rId158">
-        <w:r>
-          <w:rPr>
-            <w:rtl/>
-            <w:cs/>
-            <w:lang w:val="ar_AE" w:bidi="ar_AE"/>
-          </w:rPr>
-          <w:rPr>
-            <w:color w:val="0000EE"/>
-            <w:u w:val="single"/>
-          </w:rPr>
-          <w:t>لوقا 5:16</w:t>
-        </w:r>
-      </w:hyperlink>
+      <w:r>
+        <w:rPr>
+          <w:rtl/>
+          <w:cs/>
+          <w:lang w:val="ar_AE" w:bidi="ar_AE"/>
+        </w:rPr>
+        <w:t>لوقا 5:16</w:t>
+      </w:r>
       <w:r>
         <w:rPr>
           <w:rtl/>
@@ -5245,20 +4183,14 @@
         </w:rPr>
         <w:t>). كما علّم التلاميذ كيف يصّلون (</w:t>
       </w:r>
-      <w:hyperlink r:id="rId159">
-        <w:r>
-          <w:rPr>
-            <w:rtl/>
-            <w:cs/>
-            <w:lang w:val="ar_AE" w:bidi="ar_AE"/>
-          </w:rPr>
-          <w:rPr>
-            <w:color w:val="0000EE"/>
-            <w:u w:val="single"/>
-          </w:rPr>
-          <w:t>لوقا 11:1–4</w:t>
-        </w:r>
-      </w:hyperlink>
+      <w:r>
+        <w:rPr>
+          <w:rtl/>
+          <w:cs/>
+          <w:lang w:val="ar_AE" w:bidi="ar_AE"/>
+        </w:rPr>
+        <w:t>لوقا 11:1–4</w:t>
+      </w:r>
       <w:r>
         <w:rPr>
           <w:rtl/>
@@ -5267,20 +4199,14 @@
         </w:rPr>
         <w:t xml:space="preserve">; انظر أيضًا </w:t>
       </w:r>
-      <w:hyperlink r:id="rId160">
-        <w:r>
-          <w:rPr>
-            <w:rtl/>
-            <w:cs/>
-            <w:lang w:val="ar_AE" w:bidi="ar_AE"/>
-          </w:rPr>
-          <w:rPr>
-            <w:color w:val="0000EE"/>
-            <w:u w:val="single"/>
-          </w:rPr>
-          <w:t>متّى 6:5–13</w:t>
-        </w:r>
-      </w:hyperlink>
+      <w:r>
+        <w:rPr>
+          <w:rtl/>
+          <w:cs/>
+          <w:lang w:val="ar_AE" w:bidi="ar_AE"/>
+        </w:rPr>
+        <w:t>متّى 6:5–13</w:t>
+      </w:r>
       <w:r>
         <w:rPr>
           <w:rtl/>
@@ -5289,20 +4215,14 @@
         </w:rPr>
         <w:t>). وشاركهم قصصًا توضح أهمية الصلاة المستمرة بلجاجة (</w:t>
       </w:r>
-      <w:hyperlink r:id="rId161">
-        <w:r>
-          <w:rPr>
-            <w:rtl/>
-            <w:cs/>
-            <w:lang w:val="ar_AE" w:bidi="ar_AE"/>
-          </w:rPr>
-          <w:rPr>
-            <w:color w:val="0000EE"/>
-            <w:u w:val="single"/>
-          </w:rPr>
-          <w:t>لوقا 11:5–13</w:t>
-        </w:r>
-      </w:hyperlink>
+      <w:r>
+        <w:rPr>
+          <w:rtl/>
+          <w:cs/>
+          <w:lang w:val="ar_AE" w:bidi="ar_AE"/>
+        </w:rPr>
+        <w:t>لوقا 11:5–13</w:t>
+      </w:r>
       <w:r>
         <w:rPr>
           <w:rtl/>
@@ -5311,20 +4231,14 @@
         </w:rPr>
         <w:t xml:space="preserve">; </w:t>
       </w:r>
-      <w:hyperlink r:id="rId162">
-        <w:r>
-          <w:rPr>
-            <w:rtl/>
-            <w:cs/>
-            <w:lang w:val="ar_AE" w:bidi="ar_AE"/>
-          </w:rPr>
-          <w:rPr>
-            <w:color w:val="0000EE"/>
-            <w:u w:val="single"/>
-          </w:rPr>
-          <w:t>18:1–8</w:t>
-        </w:r>
-      </w:hyperlink>
+      <w:r>
+        <w:rPr>
+          <w:rtl/>
+          <w:cs/>
+          <w:lang w:val="ar_AE" w:bidi="ar_AE"/>
+        </w:rPr>
+        <w:t>18:1–8</w:t>
+      </w:r>
       <w:r>
         <w:rPr>
           <w:rtl/>
@@ -5407,20 +4321,14 @@
         </w:rPr>
         <w:t xml:space="preserve"> (</w:t>
       </w:r>
-      <w:hyperlink r:id="rId163">
-        <w:r>
-          <w:rPr>
-            <w:rtl/>
-            <w:cs/>
-            <w:lang w:val="ar_AE" w:bidi="ar_AE"/>
-          </w:rPr>
-          <w:rPr>
-            <w:color w:val="0000EE"/>
-            <w:u w:val="single"/>
-          </w:rPr>
-          <w:t>لوقا 22:42</w:t>
-        </w:r>
-      </w:hyperlink>
+      <w:r>
+        <w:rPr>
+          <w:rtl/>
+          <w:cs/>
+          <w:lang w:val="ar_AE" w:bidi="ar_AE"/>
+        </w:rPr>
+        <w:t>لوقا 22:42</w:t>
+      </w:r>
       <w:r>
         <w:rPr>
           <w:rtl/>
@@ -5463,20 +4371,14 @@
         </w:rPr>
         <w:t xml:space="preserve"> ((</w:t>
       </w:r>
-      <w:hyperlink r:id="rId164">
-        <w:r>
-          <w:rPr>
-            <w:rtl/>
-            <w:cs/>
-            <w:lang w:val="ar_AE" w:bidi="ar_AE"/>
-          </w:rPr>
-          <w:rPr>
-            <w:color w:val="0000EE"/>
-            <w:u w:val="single"/>
-          </w:rPr>
-          <w:t>لوقا 23:46</w:t>
-        </w:r>
-      </w:hyperlink>
+      <w:r>
+        <w:rPr>
+          <w:rtl/>
+          <w:cs/>
+          <w:lang w:val="ar_AE" w:bidi="ar_AE"/>
+        </w:rPr>
+        <w:t>لوقا 23:46</w:t>
+      </w:r>
       <w:r>
         <w:rPr>
           <w:rtl/>
@@ -5505,20 +4407,14 @@
         </w:rPr>
         <w:t>يكتب الرسول يوحنا صلاة قالها يسوع في ليلته الأخيرة مع التلاميذ (</w:t>
       </w:r>
-      <w:hyperlink r:id="rId165">
-        <w:r>
-          <w:rPr>
-            <w:rtl/>
-            <w:cs/>
-            <w:lang w:val="ar_AE" w:bidi="ar_AE"/>
-          </w:rPr>
-          <w:rPr>
-            <w:color w:val="0000EE"/>
-            <w:u w:val="single"/>
-          </w:rPr>
-          <w:t>يوحنا 17:1–26</w:t>
-        </w:r>
-      </w:hyperlink>
+      <w:r>
+        <w:rPr>
+          <w:rtl/>
+          <w:cs/>
+          <w:lang w:val="ar_AE" w:bidi="ar_AE"/>
+        </w:rPr>
+        <w:t>يوحنا 17:1–26</w:t>
+      </w:r>
       <w:r>
         <w:rPr>
           <w:rtl/>
@@ -5577,20 +4473,14 @@
           <w:lang w:val="ar_AE" w:bidi="ar_AE"/>
         </w:rPr>
       </w:r>
-      <w:hyperlink r:id="rId166">
-        <w:r>
-          <w:rPr>
-            <w:rtl/>
-            <w:cs/>
-            <w:lang w:val="ar_AE" w:bidi="ar_AE"/>
-          </w:rPr>
-          <w:rPr>
-            <w:color w:val="0000EE"/>
-            <w:u w:val="single"/>
-          </w:rPr>
-          <w:t>متى 6:9–13</w:t>
-        </w:r>
-      </w:hyperlink>
+      <w:r>
+        <w:rPr>
+          <w:rtl/>
+          <w:cs/>
+          <w:lang w:val="ar_AE" w:bidi="ar_AE"/>
+        </w:rPr>
+        <w:t>متى 6:9–13</w:t>
+      </w:r>
       <w:r>
         <w:rPr>
           <w:rtl/>
@@ -5599,20 +4489,14 @@
         </w:rPr>
         <w:t xml:space="preserve">; </w:t>
       </w:r>
-      <w:hyperlink r:id="rId151">
-        <w:r>
-          <w:rPr>
-            <w:rtl/>
-            <w:cs/>
-            <w:lang w:val="ar_AE" w:bidi="ar_AE"/>
-          </w:rPr>
-          <w:rPr>
-            <w:color w:val="0000EE"/>
-            <w:u w:val="single"/>
-          </w:rPr>
-          <w:t>لوقا 3:21</w:t>
-        </w:r>
-      </w:hyperlink>
+      <w:r>
+        <w:rPr>
+          <w:rtl/>
+          <w:cs/>
+          <w:lang w:val="ar_AE" w:bidi="ar_AE"/>
+        </w:rPr>
+        <w:t>لوقا 3:21</w:t>
+      </w:r>
       <w:r>
         <w:rPr>
           <w:rtl/>
@@ -5621,20 +4505,14 @@
         </w:rPr>
         <w:t xml:space="preserve">; </w:t>
       </w:r>
-      <w:hyperlink r:id="rId152">
-        <w:r>
-          <w:rPr>
-            <w:rtl/>
-            <w:cs/>
-            <w:lang w:val="ar_AE" w:bidi="ar_AE"/>
-          </w:rPr>
-          <w:rPr>
-            <w:color w:val="0000EE"/>
-            <w:u w:val="single"/>
-          </w:rPr>
-          <w:t>6:12</w:t>
-        </w:r>
-      </w:hyperlink>
+      <w:r>
+        <w:rPr>
+          <w:rtl/>
+          <w:cs/>
+          <w:lang w:val="ar_AE" w:bidi="ar_AE"/>
+        </w:rPr>
+        <w:t>6:12</w:t>
+      </w:r>
       <w:r>
         <w:rPr>
           <w:rtl/>
@@ -5643,20 +4521,14 @@
         </w:rPr>
         <w:t xml:space="preserve">; </w:t>
       </w:r>
-      <w:hyperlink r:id="rId167">
-        <w:r>
-          <w:rPr>
-            <w:rtl/>
-            <w:cs/>
-            <w:lang w:val="ar_AE" w:bidi="ar_AE"/>
-          </w:rPr>
-          <w:rPr>
-            <w:color w:val="0000EE"/>
-            <w:u w:val="single"/>
-          </w:rPr>
-          <w:t>9:28</w:t>
-        </w:r>
-      </w:hyperlink>
+      <w:r>
+        <w:rPr>
+          <w:rtl/>
+          <w:cs/>
+          <w:lang w:val="ar_AE" w:bidi="ar_AE"/>
+        </w:rPr>
+        <w:t>9:28</w:t>
+      </w:r>
       <w:r>
         <w:rPr>
           <w:rtl/>
@@ -5665,20 +4537,14 @@
         </w:rPr>
         <w:t xml:space="preserve">; </w:t>
       </w:r>
-      <w:hyperlink r:id="rId168">
-        <w:r>
-          <w:rPr>
-            <w:rtl/>
-            <w:cs/>
-            <w:lang w:val="ar_AE" w:bidi="ar_AE"/>
-          </w:rPr>
-          <w:rPr>
-            <w:color w:val="0000EE"/>
-            <w:u w:val="single"/>
-          </w:rPr>
-          <w:t>11:1–13</w:t>
-        </w:r>
-      </w:hyperlink>
+      <w:r>
+        <w:rPr>
+          <w:rtl/>
+          <w:cs/>
+          <w:lang w:val="ar_AE" w:bidi="ar_AE"/>
+        </w:rPr>
+        <w:t>11:1–13</w:t>
+      </w:r>
       <w:r>
         <w:rPr>
           <w:rtl/>
@@ -5687,20 +4553,14 @@
         </w:rPr>
         <w:t xml:space="preserve">; </w:t>
       </w:r>
-      <w:hyperlink r:id="rId162">
-        <w:r>
-          <w:rPr>
-            <w:rtl/>
-            <w:cs/>
-            <w:lang w:val="ar_AE" w:bidi="ar_AE"/>
-          </w:rPr>
-          <w:rPr>
-            <w:color w:val="0000EE"/>
-            <w:u w:val="single"/>
-          </w:rPr>
-          <w:t>18:1–8</w:t>
-        </w:r>
-      </w:hyperlink>
+      <w:r>
+        <w:rPr>
+          <w:rtl/>
+          <w:cs/>
+          <w:lang w:val="ar_AE" w:bidi="ar_AE"/>
+        </w:rPr>
+        <w:t>18:1–8</w:t>
+      </w:r>
       <w:r>
         <w:rPr>
           <w:rtl/>
@@ -5709,20 +4569,14 @@
         </w:rPr>
         <w:t xml:space="preserve">; </w:t>
       </w:r>
-      <w:hyperlink r:id="rId154">
-        <w:r>
-          <w:rPr>
-            <w:rtl/>
-            <w:cs/>
-            <w:lang w:val="ar_AE" w:bidi="ar_AE"/>
-          </w:rPr>
-          <w:rPr>
-            <w:color w:val="0000EE"/>
-            <w:u w:val="single"/>
-          </w:rPr>
-          <w:t>22:32</w:t>
-        </w:r>
-      </w:hyperlink>
+      <w:r>
+        <w:rPr>
+          <w:rtl/>
+          <w:cs/>
+          <w:lang w:val="ar_AE" w:bidi="ar_AE"/>
+        </w:rPr>
+        <w:t>22:32</w:t>
+      </w:r>
       <w:r>
         <w:rPr>
           <w:rtl/>
@@ -5731,20 +4585,14 @@
         </w:rPr>
         <w:t xml:space="preserve">, </w:t>
       </w:r>
-      <w:hyperlink r:id="rId169">
-        <w:r>
-          <w:rPr>
-            <w:rtl/>
-            <w:cs/>
-            <w:lang w:val="ar_AE" w:bidi="ar_AE"/>
-          </w:rPr>
-          <w:rPr>
-            <w:color w:val="0000EE"/>
-            <w:u w:val="single"/>
-          </w:rPr>
-          <w:t>39–46</w:t>
-        </w:r>
-      </w:hyperlink>
+      <w:r>
+        <w:rPr>
+          <w:rtl/>
+          <w:cs/>
+          <w:lang w:val="ar_AE" w:bidi="ar_AE"/>
+        </w:rPr>
+        <w:t>39–46</w:t>
+      </w:r>
       <w:r>
         <w:rPr>
           <w:rtl/>
@@ -5753,20 +4601,14 @@
         </w:rPr>
         <w:t xml:space="preserve">; </w:t>
       </w:r>
-      <w:hyperlink r:id="rId155">
-        <w:r>
-          <w:rPr>
-            <w:rtl/>
-            <w:cs/>
-            <w:lang w:val="ar_AE" w:bidi="ar_AE"/>
-          </w:rPr>
-          <w:rPr>
-            <w:color w:val="0000EE"/>
-            <w:u w:val="single"/>
-          </w:rPr>
-          <w:t>23:34</w:t>
-        </w:r>
-      </w:hyperlink>
+      <w:r>
+        <w:rPr>
+          <w:rtl/>
+          <w:cs/>
+          <w:lang w:val="ar_AE" w:bidi="ar_AE"/>
+        </w:rPr>
+        <w:t>23:34</w:t>
+      </w:r>
       <w:r>
         <w:rPr>
           <w:rtl/>
@@ -5775,20 +4617,14 @@
         </w:rPr>
         <w:t xml:space="preserve">, </w:t>
       </w:r>
-      <w:hyperlink r:id="rId164">
-        <w:r>
-          <w:rPr>
-            <w:rtl/>
-            <w:cs/>
-            <w:lang w:val="ar_AE" w:bidi="ar_AE"/>
-          </w:rPr>
-          <w:rPr>
-            <w:color w:val="0000EE"/>
-            <w:u w:val="single"/>
-          </w:rPr>
-          <w:t>46</w:t>
-        </w:r>
-      </w:hyperlink>
+      <w:r>
+        <w:rPr>
+          <w:rtl/>
+          <w:cs/>
+          <w:lang w:val="ar_AE" w:bidi="ar_AE"/>
+        </w:rPr>
+        <w:t>46</w:t>
+      </w:r>
       <w:r>
         <w:rPr>
           <w:rtl/>
@@ -5797,20 +4633,14 @@
         </w:rPr>
         <w:t xml:space="preserve">; </w:t>
       </w:r>
-      <w:hyperlink r:id="rId165">
-        <w:r>
-          <w:rPr>
-            <w:rtl/>
-            <w:cs/>
-            <w:lang w:val="ar_AE" w:bidi="ar_AE"/>
-          </w:rPr>
-          <w:rPr>
-            <w:color w:val="0000EE"/>
-            <w:u w:val="single"/>
-          </w:rPr>
-          <w:t>يوحنا 17:1–26</w:t>
-        </w:r>
-      </w:hyperlink>
+      <w:r>
+        <w:rPr>
+          <w:rtl/>
+          <w:cs/>
+          <w:lang w:val="ar_AE" w:bidi="ar_AE"/>
+        </w:rPr>
+        <w:t>يوحنا 17:1–26</w:t>
+      </w:r>
       <w:r>
         <w:rPr>
           <w:rtl/>
@@ -5887,20 +4717,14 @@
         </w:rPr>
         <w:t>الاسم العبري لجبل في أورشليم حيث كان موضع الهيكل (</w:t>
       </w:r>
-      <w:hyperlink r:id="rId170">
-        <w:r>
-          <w:rPr>
-            <w:rtl/>
-            <w:cs/>
-            <w:lang w:val="ar_AE" w:bidi="ar_AE"/>
-          </w:rPr>
-          <w:rPr>
-            <w:color w:val="0000EE"/>
-            <w:u w:val="single"/>
-          </w:rPr>
-          <w:t>2صموئيل 5:7</w:t>
-        </w:r>
-      </w:hyperlink>
+      <w:r>
+        <w:rPr>
+          <w:rtl/>
+          <w:cs/>
+          <w:lang w:val="ar_AE" w:bidi="ar_AE"/>
+        </w:rPr>
+        <w:t>2صموئيل 5:7</w:t>
+      </w:r>
       <w:r>
         <w:rPr>
           <w:rtl/>
@@ -5909,20 +4733,14 @@
         </w:rPr>
         <w:t xml:space="preserve">؛ انظر أيضًا </w:t>
       </w:r>
-      <w:hyperlink r:id="rId171">
-        <w:r>
-          <w:rPr>
-            <w:rtl/>
-            <w:cs/>
-            <w:lang w:val="ar_AE" w:bidi="ar_AE"/>
-          </w:rPr>
-          <w:rPr>
-            <w:color w:val="0000EE"/>
-            <w:u w:val="single"/>
-          </w:rPr>
-          <w:t>2 أخبار الأيام 3:1</w:t>
-        </w:r>
-      </w:hyperlink>
+      <w:r>
+        <w:rPr>
+          <w:rtl/>
+          <w:cs/>
+          <w:lang w:val="ar_AE" w:bidi="ar_AE"/>
+        </w:rPr>
+        <w:t>2 أخبار الأيام 3:1</w:t>
+      </w:r>
       <w:r>
         <w:rPr>
           <w:rtl/>
@@ -5931,20 +4749,14 @@
         </w:rPr>
         <w:t xml:space="preserve">). ومع مرور الوقت، بدأ الشعب يستخدمون اسم صهيون للإشارة إلى أورشليم كلها. يمكن أن تشير صهيون إلى المدينة الحقيقية أورشليم، التي دمرها البابليون في عام 586 قبل الميلاد (انظر </w:t>
       </w:r>
-      <w:hyperlink r:id="rId172">
-        <w:r>
-          <w:rPr>
-            <w:rtl/>
-            <w:cs/>
-            <w:lang w:val="ar_AE" w:bidi="ar_AE"/>
-          </w:rPr>
-          <w:rPr>
-            <w:color w:val="0000EE"/>
-            <w:u w:val="single"/>
-          </w:rPr>
-          <w:t>102:13</w:t>
-        </w:r>
-      </w:hyperlink>
+      <w:r>
+        <w:rPr>
+          <w:rtl/>
+          <w:cs/>
+          <w:lang w:val="ar_AE" w:bidi="ar_AE"/>
+        </w:rPr>
+        <w:t>102:13</w:t>
+      </w:r>
       <w:r>
         <w:rPr>
           <w:rtl/>
@@ -5953,20 +4765,14 @@
         </w:rPr>
         <w:t xml:space="preserve">؛ </w:t>
       </w:r>
-      <w:hyperlink r:id="rId173">
-        <w:r>
-          <w:rPr>
-            <w:rtl/>
-            <w:cs/>
-            <w:lang w:val="ar_AE" w:bidi="ar_AE"/>
-          </w:rPr>
-          <w:rPr>
-            <w:color w:val="0000EE"/>
-            <w:u w:val="single"/>
-          </w:rPr>
-          <w:t>126:1</w:t>
-        </w:r>
-      </w:hyperlink>
+      <w:r>
+        <w:rPr>
+          <w:rtl/>
+          <w:cs/>
+          <w:lang w:val="ar_AE" w:bidi="ar_AE"/>
+        </w:rPr>
+        <w:t>126:1</w:t>
+      </w:r>
       <w:r>
         <w:rPr>
           <w:rtl/>
@@ -5975,20 +4781,14 @@
         </w:rPr>
         <w:t xml:space="preserve">؛ </w:t>
       </w:r>
-      <w:hyperlink r:id="rId174">
-        <w:r>
-          <w:rPr>
-            <w:rtl/>
-            <w:cs/>
-            <w:lang w:val="ar_AE" w:bidi="ar_AE"/>
-          </w:rPr>
-          <w:rPr>
-            <w:color w:val="0000EE"/>
-            <w:u w:val="single"/>
-          </w:rPr>
-          <w:t>137:1</w:t>
-        </w:r>
-      </w:hyperlink>
+      <w:r>
+        <w:rPr>
+          <w:rtl/>
+          <w:cs/>
+          <w:lang w:val="ar_AE" w:bidi="ar_AE"/>
+        </w:rPr>
+        <w:t>137:1</w:t>
+      </w:r>
       <w:r>
         <w:rPr>
           <w:rtl/>
@@ -6017,86 +4817,62 @@
         </w:rPr>
         <w:t>صهيون تعني أكثر من مجرد مكان مادي. إنها تمثل ملكوت الله القائم في كل مكان (</w:t>
       </w:r>
-      <w:hyperlink r:id="rId175">
-        <w:r>
-          <w:rPr>
-            <w:rtl/>
-            <w:cs/>
-            <w:lang w:val="ar_AE" w:bidi="ar_AE"/>
-          </w:rPr>
-          <w:rPr>
-            <w:color w:val="0000EE"/>
-            <w:u w:val="single"/>
-          </w:rPr>
-          <w:t>مزمور 74:2؛</w:t>
-        </w:r>
-      </w:hyperlink>
-      <w:r>
-        <w:rPr>
-          <w:rtl/>
-          <w:cs/>
-          <w:lang w:val="ar_AE" w:bidi="ar_AE"/>
-        </w:rPr>
-        <w:t xml:space="preserve"> </w:t>
-      </w:r>
-      <w:hyperlink r:id="rId176">
-        <w:r>
-          <w:rPr>
-            <w:rtl/>
-            <w:cs/>
-            <w:lang w:val="ar_AE" w:bidi="ar_AE"/>
-          </w:rPr>
-          <w:rPr>
-            <w:color w:val="0000EE"/>
-            <w:u w:val="single"/>
-          </w:rPr>
-          <w:t>76:2؛</w:t>
-        </w:r>
-      </w:hyperlink>
-      <w:r>
-        <w:rPr>
-          <w:rtl/>
-          <w:cs/>
-          <w:lang w:val="ar_AE" w:bidi="ar_AE"/>
-        </w:rPr>
-        <w:t xml:space="preserve"> </w:t>
-      </w:r>
-      <w:hyperlink r:id="rId177">
-        <w:r>
-          <w:rPr>
-            <w:rtl/>
-            <w:cs/>
-            <w:lang w:val="ar_AE" w:bidi="ar_AE"/>
-          </w:rPr>
-          <w:rPr>
-            <w:color w:val="0000EE"/>
-            <w:u w:val="single"/>
-          </w:rPr>
-          <w:t>84:7؛</w:t>
-        </w:r>
-      </w:hyperlink>
-      <w:r>
-        <w:rPr>
-          <w:rtl/>
-          <w:cs/>
-          <w:lang w:val="ar_AE" w:bidi="ar_AE"/>
-        </w:rPr>
-        <w:t xml:space="preserve"> </w:t>
-      </w:r>
-      <w:hyperlink r:id="rId178">
-        <w:r>
-          <w:rPr>
-            <w:rtl/>
-            <w:cs/>
-            <w:lang w:val="ar_AE" w:bidi="ar_AE"/>
-          </w:rPr>
-          <w:rPr>
-            <w:color w:val="0000EE"/>
-            <w:u w:val="single"/>
-          </w:rPr>
-          <w:t>135:21؛</w:t>
-        </w:r>
-      </w:hyperlink>
+      <w:r>
+        <w:rPr>
+          <w:rtl/>
+          <w:cs/>
+          <w:lang w:val="ar_AE" w:bidi="ar_AE"/>
+        </w:rPr>
+        <w:t>مزمور 74:2؛</w:t>
+      </w:r>
+      <w:r>
+        <w:rPr>
+          <w:rtl/>
+          <w:cs/>
+          <w:lang w:val="ar_AE" w:bidi="ar_AE"/>
+        </w:rPr>
+        <w:t xml:space="preserve"> </w:t>
+      </w:r>
+      <w:r>
+        <w:rPr>
+          <w:rtl/>
+          <w:cs/>
+          <w:lang w:val="ar_AE" w:bidi="ar_AE"/>
+        </w:rPr>
+        <w:t>76:2؛</w:t>
+      </w:r>
+      <w:r>
+        <w:rPr>
+          <w:rtl/>
+          <w:cs/>
+          <w:lang w:val="ar_AE" w:bidi="ar_AE"/>
+        </w:rPr>
+        <w:t xml:space="preserve"> </w:t>
+      </w:r>
+      <w:r>
+        <w:rPr>
+          <w:rtl/>
+          <w:cs/>
+          <w:lang w:val="ar_AE" w:bidi="ar_AE"/>
+        </w:rPr>
+        <w:t>84:7؛</w:t>
+      </w:r>
+      <w:r>
+        <w:rPr>
+          <w:rtl/>
+          <w:cs/>
+          <w:lang w:val="ar_AE" w:bidi="ar_AE"/>
+        </w:rPr>
+        <w:t xml:space="preserve"> </w:t>
+      </w:r>
+      <w:r>
+        <w:rPr>
+          <w:rtl/>
+          <w:cs/>
+          <w:lang w:val="ar_AE" w:bidi="ar_AE"/>
+        </w:rPr>
+        <w:t>135:21؛</w:t>
+      </w:r>
       <w:r>
         <w:rPr>
           <w:rtl/>
@@ -6105,20 +4881,14 @@
         </w:rPr>
         <w:t xml:space="preserve"> انظر </w:t>
       </w:r>
-      <w:hyperlink r:id="rId179">
-        <w:r>
-          <w:rPr>
-            <w:rtl/>
-            <w:cs/>
-            <w:lang w:val="ar_AE" w:bidi="ar_AE"/>
-          </w:rPr>
-          <w:rPr>
-            <w:color w:val="0000EE"/>
-            <w:u w:val="single"/>
-          </w:rPr>
-          <w:t>إشعياء 26</w:t>
-        </w:r>
-      </w:hyperlink>
+      <w:r>
+        <w:rPr>
+          <w:rtl/>
+          <w:cs/>
+          <w:lang w:val="ar_AE" w:bidi="ar_AE"/>
+        </w:rPr>
+        <w:t>إشعياء 26</w:t>
+      </w:r>
       <w:r>
         <w:rPr>
           <w:rtl/>
@@ -6137,42 +4907,30 @@
         </w:rPr>
         <w:t xml:space="preserve">كتب الأنبياء والشعراء في إسرائيل أن مدينة الله أكبر من المدينة المادية أورشليم. يمكن للناس من يهوذا وإسرائيل وجميع الأمم أن يصبحوا مواطني هذه المدينة الروحية (انظر </w:t>
       </w:r>
-      <w:hyperlink r:id="rId180">
-        <w:r>
-          <w:rPr>
-            <w:rtl/>
-            <w:cs/>
-            <w:lang w:val="ar_AE" w:bidi="ar_AE"/>
-          </w:rPr>
-          <w:rPr>
-            <w:color w:val="0000EE"/>
-            <w:u w:val="single"/>
-          </w:rPr>
-          <w:t>مزمور 87:5–6؛</w:t>
-        </w:r>
-      </w:hyperlink>
-      <w:r>
-        <w:rPr>
-          <w:rtl/>
-          <w:cs/>
-          <w:lang w:val="ar_AE" w:bidi="ar_AE"/>
-        </w:rPr>
-        <w:t xml:space="preserve"> </w:t>
-      </w:r>
-      <w:hyperlink r:id="rId181">
-        <w:r>
-          <w:rPr>
-            <w:rtl/>
-            <w:cs/>
-            <w:lang w:val="ar_AE" w:bidi="ar_AE"/>
-          </w:rPr>
-          <w:rPr>
-            <w:color w:val="0000EE"/>
-            <w:u w:val="single"/>
-          </w:rPr>
-          <w:t>عبرانيين 12:22–24</w:t>
-        </w:r>
-      </w:hyperlink>
+      <w:r>
+        <w:rPr>
+          <w:rtl/>
+          <w:cs/>
+          <w:lang w:val="ar_AE" w:bidi="ar_AE"/>
+        </w:rPr>
+        <w:t>مزمور 87:5–6؛</w:t>
+      </w:r>
+      <w:r>
+        <w:rPr>
+          <w:rtl/>
+          <w:cs/>
+          <w:lang w:val="ar_AE" w:bidi="ar_AE"/>
+        </w:rPr>
+        <w:t xml:space="preserve"> </w:t>
+      </w:r>
+      <w:r>
+        <w:rPr>
+          <w:rtl/>
+          <w:cs/>
+          <w:lang w:val="ar_AE" w:bidi="ar_AE"/>
+        </w:rPr>
+        <w:t>عبرانيين 12:22–24</w:t>
+      </w:r>
       <w:r>
         <w:rPr>
           <w:rtl/>
@@ -6181,64 +4939,46 @@
         </w:rPr>
         <w:t>). صهيون تقع على جبل عالٍ في مركز مملكة الله على الأرض (</w:t>
       </w:r>
-      <w:hyperlink r:id="rId182">
-        <w:r>
-          <w:rPr>
-            <w:rtl/>
-            <w:cs/>
-            <w:lang w:val="ar_AE" w:bidi="ar_AE"/>
-          </w:rPr>
-          <w:rPr>
-            <w:color w:val="0000EE"/>
-            <w:u w:val="single"/>
-          </w:rPr>
-          <w:t>مزمور 48:2؛</w:t>
-        </w:r>
-      </w:hyperlink>
-      <w:r>
-        <w:rPr>
-          <w:rtl/>
-          <w:cs/>
-          <w:lang w:val="ar_AE" w:bidi="ar_AE"/>
-        </w:rPr>
-        <w:t xml:space="preserve"> </w:t>
-      </w:r>
-      <w:hyperlink r:id="rId183">
-        <w:r>
-          <w:rPr>
-            <w:rtl/>
-            <w:cs/>
-            <w:lang w:val="ar_AE" w:bidi="ar_AE"/>
-          </w:rPr>
-          <w:rPr>
-            <w:color w:val="0000EE"/>
-            <w:u w:val="single"/>
-          </w:rPr>
-          <w:t>99:2؛</w:t>
-        </w:r>
-      </w:hyperlink>
-      <w:r>
-        <w:rPr>
-          <w:rtl/>
-          <w:cs/>
-          <w:lang w:val="ar_AE" w:bidi="ar_AE"/>
-        </w:rPr>
-        <w:t xml:space="preserve"> </w:t>
-      </w:r>
-      <w:hyperlink r:id="rId184">
-        <w:r>
-          <w:rPr>
-            <w:rtl/>
-            <w:cs/>
-            <w:lang w:val="ar_AE" w:bidi="ar_AE"/>
-          </w:rPr>
-          <w:rPr>
-            <w:color w:val="0000EE"/>
-            <w:u w:val="single"/>
-          </w:rPr>
-          <w:t>132:13</w:t>
-        </w:r>
-      </w:hyperlink>
+      <w:r>
+        <w:rPr>
+          <w:rtl/>
+          <w:cs/>
+          <w:lang w:val="ar_AE" w:bidi="ar_AE"/>
+        </w:rPr>
+        <w:t>مزمور 48:2؛</w:t>
+      </w:r>
+      <w:r>
+        <w:rPr>
+          <w:rtl/>
+          <w:cs/>
+          <w:lang w:val="ar_AE" w:bidi="ar_AE"/>
+        </w:rPr>
+        <w:t xml:space="preserve"> </w:t>
+      </w:r>
+      <w:r>
+        <w:rPr>
+          <w:rtl/>
+          <w:cs/>
+          <w:lang w:val="ar_AE" w:bidi="ar_AE"/>
+        </w:rPr>
+        <w:t>99:2؛</w:t>
+      </w:r>
+      <w:r>
+        <w:rPr>
+          <w:rtl/>
+          <w:cs/>
+          <w:lang w:val="ar_AE" w:bidi="ar_AE"/>
+        </w:rPr>
+        <w:t xml:space="preserve"> </w:t>
+      </w:r>
+      <w:r>
+        <w:rPr>
+          <w:rtl/>
+          <w:cs/>
+          <w:lang w:val="ar_AE" w:bidi="ar_AE"/>
+        </w:rPr>
+        <w:t>132:13</w:t>
+      </w:r>
       <w:r>
         <w:rPr>
           <w:rtl/>
@@ -6247,20 +4987,14 @@
         </w:rPr>
         <w:t>). هناك حيث عرش الله (</w:t>
       </w:r>
-      <w:hyperlink r:id="rId185">
-        <w:r>
-          <w:rPr>
-            <w:rtl/>
-            <w:cs/>
-            <w:lang w:val="ar_AE" w:bidi="ar_AE"/>
-          </w:rPr>
-          <w:rPr>
-            <w:color w:val="0000EE"/>
-            <w:u w:val="single"/>
-          </w:rPr>
-          <w:t>9:11</w:t>
-        </w:r>
-      </w:hyperlink>
+      <w:r>
+        <w:rPr>
+          <w:rtl/>
+          <w:cs/>
+          <w:lang w:val="ar_AE" w:bidi="ar_AE"/>
+        </w:rPr>
+        <w:t>9:11</w:t>
+      </w:r>
       <w:r>
         <w:rPr>
           <w:rtl/>
@@ -6269,86 +5003,62 @@
         </w:rPr>
         <w:t>). ولهذا، يوجه شعب الله صلواتهم وتسبيحهم نحو صهيون (</w:t>
       </w:r>
-      <w:hyperlink r:id="rId186">
-        <w:r>
-          <w:rPr>
-            <w:rtl/>
-            <w:cs/>
-            <w:lang w:val="ar_AE" w:bidi="ar_AE"/>
-          </w:rPr>
-          <w:rPr>
-            <w:color w:val="0000EE"/>
-            <w:u w:val="single"/>
-          </w:rPr>
-          <w:t>53:6؛</w:t>
-        </w:r>
-      </w:hyperlink>
-      <w:r>
-        <w:rPr>
-          <w:rtl/>
-          <w:cs/>
-          <w:lang w:val="ar_AE" w:bidi="ar_AE"/>
-        </w:rPr>
-        <w:t xml:space="preserve"> </w:t>
-      </w:r>
-      <w:hyperlink r:id="rId187">
-        <w:r>
-          <w:rPr>
-            <w:rtl/>
-            <w:cs/>
-            <w:lang w:val="ar_AE" w:bidi="ar_AE"/>
-          </w:rPr>
-          <w:rPr>
-            <w:color w:val="0000EE"/>
-            <w:u w:val="single"/>
-          </w:rPr>
-          <w:t>65:1؛</w:t>
-        </w:r>
-      </w:hyperlink>
-      <w:r>
-        <w:rPr>
-          <w:rtl/>
-          <w:cs/>
-          <w:lang w:val="ar_AE" w:bidi="ar_AE"/>
-        </w:rPr>
-        <w:t xml:space="preserve"> </w:t>
-      </w:r>
-      <w:hyperlink r:id="rId188">
-        <w:r>
-          <w:rPr>
-            <w:rtl/>
-            <w:cs/>
-            <w:lang w:val="ar_AE" w:bidi="ar_AE"/>
-          </w:rPr>
-          <w:rPr>
-            <w:color w:val="0000EE"/>
-            <w:u w:val="single"/>
-          </w:rPr>
-          <w:t>147:12؛</w:t>
-        </w:r>
-      </w:hyperlink>
-      <w:r>
-        <w:rPr>
-          <w:rtl/>
-          <w:cs/>
-          <w:lang w:val="ar_AE" w:bidi="ar_AE"/>
-        </w:rPr>
-        <w:t xml:space="preserve"> </w:t>
-      </w:r>
-      <w:hyperlink r:id="rId189">
-        <w:r>
-          <w:rPr>
-            <w:rtl/>
-            <w:cs/>
-            <w:lang w:val="ar_AE" w:bidi="ar_AE"/>
-          </w:rPr>
-          <w:rPr>
-            <w:color w:val="0000EE"/>
-            <w:u w:val="single"/>
-          </w:rPr>
-          <w:t>149:2</w:t>
-        </w:r>
-      </w:hyperlink>
+      <w:r>
+        <w:rPr>
+          <w:rtl/>
+          <w:cs/>
+          <w:lang w:val="ar_AE" w:bidi="ar_AE"/>
+        </w:rPr>
+        <w:t>53:6؛</w:t>
+      </w:r>
+      <w:r>
+        <w:rPr>
+          <w:rtl/>
+          <w:cs/>
+          <w:lang w:val="ar_AE" w:bidi="ar_AE"/>
+        </w:rPr>
+        <w:t xml:space="preserve"> </w:t>
+      </w:r>
+      <w:r>
+        <w:rPr>
+          <w:rtl/>
+          <w:cs/>
+          <w:lang w:val="ar_AE" w:bidi="ar_AE"/>
+        </w:rPr>
+        <w:t>65:1؛</w:t>
+      </w:r>
+      <w:r>
+        <w:rPr>
+          <w:rtl/>
+          <w:cs/>
+          <w:lang w:val="ar_AE" w:bidi="ar_AE"/>
+        </w:rPr>
+        <w:t xml:space="preserve"> </w:t>
+      </w:r>
+      <w:r>
+        <w:rPr>
+          <w:rtl/>
+          <w:cs/>
+          <w:lang w:val="ar_AE" w:bidi="ar_AE"/>
+        </w:rPr>
+        <w:t>147:12؛</w:t>
+      </w:r>
+      <w:r>
+        <w:rPr>
+          <w:rtl/>
+          <w:cs/>
+          <w:lang w:val="ar_AE" w:bidi="ar_AE"/>
+        </w:rPr>
+        <w:t xml:space="preserve"> </w:t>
+      </w:r>
+      <w:r>
+        <w:rPr>
+          <w:rtl/>
+          <w:cs/>
+          <w:lang w:val="ar_AE" w:bidi="ar_AE"/>
+        </w:rPr>
+        <w:t>149:2</w:t>
+      </w:r>
       <w:r>
         <w:rPr>
           <w:rtl/>
@@ -6357,86 +5067,62 @@
         </w:rPr>
         <w:t>). كما ينظرون إلى صهيون من أجل خلاص الله (</w:t>
       </w:r>
-      <w:hyperlink r:id="rId190">
-        <w:r>
-          <w:rPr>
-            <w:rtl/>
-            <w:cs/>
-            <w:lang w:val="ar_AE" w:bidi="ar_AE"/>
-          </w:rPr>
-          <w:rPr>
-            <w:color w:val="0000EE"/>
-            <w:u w:val="single"/>
-          </w:rPr>
-          <w:t>14:7؛</w:t>
-        </w:r>
-      </w:hyperlink>
-      <w:r>
-        <w:rPr>
-          <w:rtl/>
-          <w:cs/>
-          <w:lang w:val="ar_AE" w:bidi="ar_AE"/>
-        </w:rPr>
-        <w:t xml:space="preserve"> </w:t>
-      </w:r>
-      <w:hyperlink r:id="rId191">
-        <w:r>
-          <w:rPr>
-            <w:rtl/>
-            <w:cs/>
-            <w:lang w:val="ar_AE" w:bidi="ar_AE"/>
-          </w:rPr>
-          <w:rPr>
-            <w:color w:val="0000EE"/>
-            <w:u w:val="single"/>
-          </w:rPr>
-          <w:t>20:2؛</w:t>
-        </w:r>
-      </w:hyperlink>
-      <w:r>
-        <w:rPr>
-          <w:rtl/>
-          <w:cs/>
-          <w:lang w:val="ar_AE" w:bidi="ar_AE"/>
-        </w:rPr>
-        <w:t xml:space="preserve"> </w:t>
-      </w:r>
-      <w:hyperlink r:id="rId192">
-        <w:r>
-          <w:rPr>
-            <w:rtl/>
-            <w:cs/>
-            <w:lang w:val="ar_AE" w:bidi="ar_AE"/>
-          </w:rPr>
-          <w:rPr>
-            <w:color w:val="0000EE"/>
-            <w:u w:val="single"/>
-          </w:rPr>
-          <w:t>50:2؛</w:t>
-        </w:r>
-      </w:hyperlink>
-      <w:r>
-        <w:rPr>
-          <w:rtl/>
-          <w:cs/>
-          <w:lang w:val="ar_AE" w:bidi="ar_AE"/>
-        </w:rPr>
-        <w:t xml:space="preserve"> </w:t>
-      </w:r>
-      <w:hyperlink r:id="rId186">
-        <w:r>
-          <w:rPr>
-            <w:rtl/>
-            <w:cs/>
-            <w:lang w:val="ar_AE" w:bidi="ar_AE"/>
-          </w:rPr>
-          <w:rPr>
-            <w:color w:val="0000EE"/>
-            <w:u w:val="single"/>
-          </w:rPr>
-          <w:t>53:6</w:t>
-        </w:r>
-      </w:hyperlink>
+      <w:r>
+        <w:rPr>
+          <w:rtl/>
+          <w:cs/>
+          <w:lang w:val="ar_AE" w:bidi="ar_AE"/>
+        </w:rPr>
+        <w:t>14:7؛</w:t>
+      </w:r>
+      <w:r>
+        <w:rPr>
+          <w:rtl/>
+          <w:cs/>
+          <w:lang w:val="ar_AE" w:bidi="ar_AE"/>
+        </w:rPr>
+        <w:t xml:space="preserve"> </w:t>
+      </w:r>
+      <w:r>
+        <w:rPr>
+          <w:rtl/>
+          <w:cs/>
+          <w:lang w:val="ar_AE" w:bidi="ar_AE"/>
+        </w:rPr>
+        <w:t>20:2؛</w:t>
+      </w:r>
+      <w:r>
+        <w:rPr>
+          <w:rtl/>
+          <w:cs/>
+          <w:lang w:val="ar_AE" w:bidi="ar_AE"/>
+        </w:rPr>
+        <w:t xml:space="preserve"> </w:t>
+      </w:r>
+      <w:r>
+        <w:rPr>
+          <w:rtl/>
+          <w:cs/>
+          <w:lang w:val="ar_AE" w:bidi="ar_AE"/>
+        </w:rPr>
+        <w:t>50:2؛</w:t>
+      </w:r>
+      <w:r>
+        <w:rPr>
+          <w:rtl/>
+          <w:cs/>
+          <w:lang w:val="ar_AE" w:bidi="ar_AE"/>
+        </w:rPr>
+        <w:t xml:space="preserve"> </w:t>
+      </w:r>
+      <w:r>
+        <w:rPr>
+          <w:rtl/>
+          <w:cs/>
+          <w:lang w:val="ar_AE" w:bidi="ar_AE"/>
+        </w:rPr>
+        <w:t>53:6</w:t>
+      </w:r>
       <w:r>
         <w:rPr>
           <w:rtl/>
@@ -6445,42 +5131,30 @@
         </w:rPr>
         <w:t>). اختار الله نسل داود ليحكم صهيون ويؤسس مملكته في كل مكان (</w:t>
       </w:r>
-      <w:hyperlink r:id="rId193">
-        <w:r>
-          <w:rPr>
-            <w:rtl/>
-            <w:cs/>
-            <w:lang w:val="ar_AE" w:bidi="ar_AE"/>
-          </w:rPr>
-          <w:rPr>
-            <w:color w:val="0000EE"/>
-            <w:u w:val="single"/>
-          </w:rPr>
-          <w:t>2:6؛</w:t>
-        </w:r>
-      </w:hyperlink>
-      <w:r>
-        <w:rPr>
-          <w:rtl/>
-          <w:cs/>
-          <w:lang w:val="ar_AE" w:bidi="ar_AE"/>
-        </w:rPr>
-        <w:t xml:space="preserve"> </w:t>
-      </w:r>
-      <w:hyperlink r:id="rId194">
-        <w:r>
-          <w:rPr>
-            <w:rtl/>
-            <w:cs/>
-            <w:lang w:val="ar_AE" w:bidi="ar_AE"/>
-          </w:rPr>
-          <w:rPr>
-            <w:color w:val="0000EE"/>
-            <w:u w:val="single"/>
-          </w:rPr>
-          <w:t>110:2</w:t>
-        </w:r>
-      </w:hyperlink>
+      <w:r>
+        <w:rPr>
+          <w:rtl/>
+          <w:cs/>
+          <w:lang w:val="ar_AE" w:bidi="ar_AE"/>
+        </w:rPr>
+        <w:t>2:6؛</w:t>
+      </w:r>
+      <w:r>
+        <w:rPr>
+          <w:rtl/>
+          <w:cs/>
+          <w:lang w:val="ar_AE" w:bidi="ar_AE"/>
+        </w:rPr>
+        <w:t xml:space="preserve"> </w:t>
+      </w:r>
+      <w:r>
+        <w:rPr>
+          <w:rtl/>
+          <w:cs/>
+          <w:lang w:val="ar_AE" w:bidi="ar_AE"/>
+        </w:rPr>
+        <w:t>110:2</w:t>
+      </w:r>
       <w:r>
         <w:rPr>
           <w:rtl/>
@@ -6499,108 +5173,78 @@
         </w:rPr>
         <w:t>تمثل صهيون رعاية الله وضمان وبركاته (</w:t>
       </w:r>
-      <w:hyperlink r:id="rId195">
-        <w:r>
-          <w:rPr>
-            <w:rtl/>
-            <w:cs/>
-            <w:lang w:val="ar_AE" w:bidi="ar_AE"/>
-          </w:rPr>
-          <w:rPr>
-            <w:color w:val="0000EE"/>
-            <w:u w:val="single"/>
-          </w:rPr>
-          <w:t>مزامير 46:4–11؛</w:t>
-        </w:r>
-      </w:hyperlink>
-      <w:r>
-        <w:rPr>
-          <w:rtl/>
-          <w:cs/>
-          <w:lang w:val="ar_AE" w:bidi="ar_AE"/>
-        </w:rPr>
-        <w:t xml:space="preserve"> </w:t>
-      </w:r>
-      <w:hyperlink r:id="rId196">
-        <w:r>
-          <w:rPr>
-            <w:rtl/>
-            <w:cs/>
-            <w:lang w:val="ar_AE" w:bidi="ar_AE"/>
-          </w:rPr>
-          <w:rPr>
-            <w:color w:val="0000EE"/>
-            <w:u w:val="single"/>
-          </w:rPr>
-          <w:t>48:1–14؛</w:t>
-        </w:r>
-      </w:hyperlink>
-      <w:r>
-        <w:rPr>
-          <w:rtl/>
-          <w:cs/>
-          <w:lang w:val="ar_AE" w:bidi="ar_AE"/>
-        </w:rPr>
-        <w:t xml:space="preserve"> </w:t>
-      </w:r>
-      <w:hyperlink r:id="rId197">
-        <w:r>
-          <w:rPr>
-            <w:rtl/>
-            <w:cs/>
-            <w:lang w:val="ar_AE" w:bidi="ar_AE"/>
-          </w:rPr>
-          <w:rPr>
-            <w:color w:val="0000EE"/>
-            <w:u w:val="single"/>
-          </w:rPr>
-          <w:t>51:18؛</w:t>
-        </w:r>
-      </w:hyperlink>
-      <w:r>
-        <w:rPr>
-          <w:rtl/>
-          <w:cs/>
-          <w:lang w:val="ar_AE" w:bidi="ar_AE"/>
-        </w:rPr>
-        <w:t xml:space="preserve"> </w:t>
-      </w:r>
-      <w:hyperlink r:id="rId198">
-        <w:r>
-          <w:rPr>
-            <w:rtl/>
-            <w:cs/>
-            <w:lang w:val="ar_AE" w:bidi="ar_AE"/>
-          </w:rPr>
-          <w:rPr>
-            <w:color w:val="0000EE"/>
-            <w:u w:val="single"/>
-          </w:rPr>
-          <w:t>128:5؛</w:t>
-        </w:r>
-      </w:hyperlink>
-      <w:r>
-        <w:rPr>
-          <w:rtl/>
-          <w:cs/>
-          <w:lang w:val="ar_AE" w:bidi="ar_AE"/>
-        </w:rPr>
-        <w:t xml:space="preserve"> </w:t>
-      </w:r>
-      <w:hyperlink r:id="rId199">
-        <w:r>
-          <w:rPr>
-            <w:rtl/>
-            <w:cs/>
-            <w:lang w:val="ar_AE" w:bidi="ar_AE"/>
-          </w:rPr>
-          <w:rPr>
-            <w:color w:val="0000EE"/>
-            <w:u w:val="single"/>
-          </w:rPr>
-          <w:t>134:3</w:t>
-        </w:r>
-      </w:hyperlink>
+      <w:r>
+        <w:rPr>
+          <w:rtl/>
+          <w:cs/>
+          <w:lang w:val="ar_AE" w:bidi="ar_AE"/>
+        </w:rPr>
+        <w:t>مزامير 46:4–11؛</w:t>
+      </w:r>
+      <w:r>
+        <w:rPr>
+          <w:rtl/>
+          <w:cs/>
+          <w:lang w:val="ar_AE" w:bidi="ar_AE"/>
+        </w:rPr>
+        <w:t xml:space="preserve"> </w:t>
+      </w:r>
+      <w:r>
+        <w:rPr>
+          <w:rtl/>
+          <w:cs/>
+          <w:lang w:val="ar_AE" w:bidi="ar_AE"/>
+        </w:rPr>
+        <w:t>48:1–14؛</w:t>
+      </w:r>
+      <w:r>
+        <w:rPr>
+          <w:rtl/>
+          <w:cs/>
+          <w:lang w:val="ar_AE" w:bidi="ar_AE"/>
+        </w:rPr>
+        <w:t xml:space="preserve"> </w:t>
+      </w:r>
+      <w:r>
+        <w:rPr>
+          <w:rtl/>
+          <w:cs/>
+          <w:lang w:val="ar_AE" w:bidi="ar_AE"/>
+        </w:rPr>
+        <w:t>51:18؛</w:t>
+      </w:r>
+      <w:r>
+        <w:rPr>
+          <w:rtl/>
+          <w:cs/>
+          <w:lang w:val="ar_AE" w:bidi="ar_AE"/>
+        </w:rPr>
+        <w:t xml:space="preserve"> </w:t>
+      </w:r>
+      <w:r>
+        <w:rPr>
+          <w:rtl/>
+          <w:cs/>
+          <w:lang w:val="ar_AE" w:bidi="ar_AE"/>
+        </w:rPr>
+        <w:t>128:5؛</w:t>
+      </w:r>
+      <w:r>
+        <w:rPr>
+          <w:rtl/>
+          <w:cs/>
+          <w:lang w:val="ar_AE" w:bidi="ar_AE"/>
+        </w:rPr>
+        <w:t xml:space="preserve"> </w:t>
+      </w:r>
+      <w:r>
+        <w:rPr>
+          <w:rtl/>
+          <w:cs/>
+          <w:lang w:val="ar_AE" w:bidi="ar_AE"/>
+        </w:rPr>
+        <w:t>134:3</w:t>
+      </w:r>
       <w:r>
         <w:rPr>
           <w:rtl/>
@@ -6625,20 +5269,14 @@
         </w:rPr>
         <w:t>" (</w:t>
       </w:r>
-      <w:hyperlink r:id="rId200">
-        <w:r>
-          <w:rPr>
-            <w:rtl/>
-            <w:cs/>
-            <w:lang w:val="ar_AE" w:bidi="ar_AE"/>
-          </w:rPr>
-          <w:rPr>
-            <w:color w:val="0000EE"/>
-            <w:u w:val="single"/>
-          </w:rPr>
-          <w:t>مزمور 125:1</w:t>
-        </w:r>
-      </w:hyperlink>
+      <w:r>
+        <w:rPr>
+          <w:rtl/>
+          <w:cs/>
+          <w:lang w:val="ar_AE" w:bidi="ar_AE"/>
+        </w:rPr>
+        <w:t>مزمور 125:1</w:t>
+      </w:r>
       <w:r>
         <w:rPr>
           <w:rtl/>
@@ -6647,20 +5285,14 @@
         </w:rPr>
         <w:t>). أما الذين يرفضون الرب ينبذون أيضًا ضمان صهيون لهم، ولا مستقبل لهم (</w:t>
       </w:r>
-      <w:hyperlink r:id="rId201">
-        <w:r>
-          <w:rPr>
-            <w:rtl/>
-            <w:cs/>
-            <w:lang w:val="ar_AE" w:bidi="ar_AE"/>
-          </w:rPr>
-          <w:rPr>
-            <w:color w:val="0000EE"/>
-            <w:u w:val="single"/>
-          </w:rPr>
-          <w:t>129:5–8</w:t>
-        </w:r>
-      </w:hyperlink>
+      <w:r>
+        <w:rPr>
+          <w:rtl/>
+          <w:cs/>
+          <w:lang w:val="ar_AE" w:bidi="ar_AE"/>
+        </w:rPr>
+        <w:t>129:5–8</w:t>
+      </w:r>
       <w:r>
         <w:rPr>
           <w:rtl/>
@@ -6689,20 +5321,14 @@
         </w:rPr>
         <w:t>يصف العهد الجديد جبل صهيون أنه أورشليم السماوية، الموطن الروحي للمؤمنين من جميع الأمم الذين "وُلدوا ثانية" من الروح بالإيمان بيسوع المسيح (</w:t>
       </w:r>
-      <w:hyperlink r:id="rId181">
-        <w:r>
-          <w:rPr>
-            <w:rtl/>
-            <w:cs/>
-            <w:lang w:val="ar_AE" w:bidi="ar_AE"/>
-          </w:rPr>
-          <w:rPr>
-            <w:color w:val="0000EE"/>
-            <w:u w:val="single"/>
-          </w:rPr>
-          <w:t>العبرانيين 12:22–24</w:t>
-        </w:r>
-      </w:hyperlink>
+      <w:r>
+        <w:rPr>
+          <w:rtl/>
+          <w:cs/>
+          <w:lang w:val="ar_AE" w:bidi="ar_AE"/>
+        </w:rPr>
+        <w:t>العبرانيين 12:22–24</w:t>
+      </w:r>
       <w:r>
         <w:rPr>
           <w:rtl/>
@@ -6711,20 +5337,14 @@
         </w:rPr>
         <w:t xml:space="preserve">؛ انظر أيضًا </w:t>
       </w:r>
-      <w:hyperlink r:id="rId202">
-        <w:r>
-          <w:rPr>
-            <w:rtl/>
-            <w:cs/>
-            <w:lang w:val="ar_AE" w:bidi="ar_AE"/>
-          </w:rPr>
-          <w:rPr>
-            <w:color w:val="0000EE"/>
-            <w:u w:val="single"/>
-          </w:rPr>
-          <w:t>غلاطية 4:24–26</w:t>
-        </w:r>
-      </w:hyperlink>
+      <w:r>
+        <w:rPr>
+          <w:rtl/>
+          <w:cs/>
+          <w:lang w:val="ar_AE" w:bidi="ar_AE"/>
+        </w:rPr>
+        <w:t>غلاطية 4:24–26</w:t>
+      </w:r>
       <w:r>
         <w:rPr>
           <w:rtl/>
@@ -6733,20 +5353,14 @@
         </w:rPr>
         <w:t xml:space="preserve">؛ </w:t>
       </w:r>
-      <w:hyperlink r:id="rId203">
-        <w:r>
-          <w:rPr>
-            <w:rtl/>
-            <w:cs/>
-            <w:lang w:val="ar_AE" w:bidi="ar_AE"/>
-          </w:rPr>
-          <w:rPr>
-            <w:color w:val="0000EE"/>
-            <w:u w:val="single"/>
-          </w:rPr>
-          <w:t>رؤيا 3:12</w:t>
-        </w:r>
-      </w:hyperlink>
+      <w:r>
+        <w:rPr>
+          <w:rtl/>
+          <w:cs/>
+          <w:lang w:val="ar_AE" w:bidi="ar_AE"/>
+        </w:rPr>
+        <w:t>رؤيا 3:12</w:t>
+      </w:r>
       <w:r>
         <w:rPr>
           <w:rtl/>
@@ -6755,20 +5369,14 @@
         </w:rPr>
         <w:t xml:space="preserve">؛ </w:t>
       </w:r>
-      <w:hyperlink r:id="rId204">
-        <w:r>
-          <w:rPr>
-            <w:rtl/>
-            <w:cs/>
-            <w:lang w:val="ar_AE" w:bidi="ar_AE"/>
-          </w:rPr>
-          <w:rPr>
-            <w:color w:val="0000EE"/>
-            <w:u w:val="single"/>
-          </w:rPr>
-          <w:t>21:2–4</w:t>
-        </w:r>
-      </w:hyperlink>
+      <w:r>
+        <w:rPr>
+          <w:rtl/>
+          <w:cs/>
+          <w:lang w:val="ar_AE" w:bidi="ar_AE"/>
+        </w:rPr>
+        <w:t>21:2–4</w:t>
+      </w:r>
       <w:r>
         <w:rPr>
           <w:rtl/>
@@ -6793,20 +5401,14 @@
         </w:rPr>
         <w:t>" (</w:t>
       </w:r>
-      <w:hyperlink r:id="rId205">
-        <w:r>
-          <w:rPr>
-            <w:rtl/>
-            <w:cs/>
-            <w:lang w:val="ar_AE" w:bidi="ar_AE"/>
-          </w:rPr>
-          <w:rPr>
-            <w:color w:val="0000EE"/>
-            <w:u w:val="single"/>
-          </w:rPr>
-          <w:t>العبرانيين 11:10</w:t>
-        </w:r>
-      </w:hyperlink>
+      <w:r>
+        <w:rPr>
+          <w:rtl/>
+          <w:cs/>
+          <w:lang w:val="ar_AE" w:bidi="ar_AE"/>
+        </w:rPr>
+        <w:t>العبرانيين 11:10</w:t>
+      </w:r>
       <w:r>
         <w:rPr>
           <w:rtl/>
@@ -6815,20 +5417,14 @@
         </w:rPr>
         <w:t>). في هذه المدينة جميع المؤمنين بالله هم مواطنون (</w:t>
       </w:r>
-      <w:hyperlink r:id="rId181">
-        <w:r>
-          <w:rPr>
-            <w:rtl/>
-            <w:cs/>
-            <w:lang w:val="ar_AE" w:bidi="ar_AE"/>
-          </w:rPr>
-          <w:rPr>
-            <w:color w:val="0000EE"/>
-            <w:u w:val="single"/>
-          </w:rPr>
-          <w:t>العبرانيين 12:22–24</w:t>
-        </w:r>
-      </w:hyperlink>
+      <w:r>
+        <w:rPr>
+          <w:rtl/>
+          <w:cs/>
+          <w:lang w:val="ar_AE" w:bidi="ar_AE"/>
+        </w:rPr>
+        <w:t>العبرانيين 12:22–24</w:t>
+      </w:r>
       <w:r>
         <w:rPr>
           <w:rtl/>
@@ -6837,20 +5433,14 @@
         </w:rPr>
         <w:t>). والرب ليس له حدود جغرافية (</w:t>
       </w:r>
-      <w:hyperlink r:id="rId206">
-        <w:r>
-          <w:rPr>
-            <w:rtl/>
-            <w:cs/>
-            <w:lang w:val="ar_AE" w:bidi="ar_AE"/>
-          </w:rPr>
-          <w:rPr>
-            <w:color w:val="0000EE"/>
-            <w:u w:val="single"/>
-          </w:rPr>
-          <w:t>1ملوك 8:27</w:t>
-        </w:r>
-      </w:hyperlink>
+      <w:r>
+        <w:rPr>
+          <w:rtl/>
+          <w:cs/>
+          <w:lang w:val="ar_AE" w:bidi="ar_AE"/>
+        </w:rPr>
+        <w:t>1ملوك 8:27</w:t>
+      </w:r>
       <w:r>
         <w:rPr>
           <w:rtl/>
@@ -6892,1274 +5482,926 @@
           <w:lang w:val="ar_AE" w:bidi="ar_AE"/>
         </w:rPr>
       </w:r>
-      <w:hyperlink r:id="rId170">
-        <w:r>
-          <w:rPr>
-            <w:rtl/>
-            <w:cs/>
-            <w:lang w:val="ar_AE" w:bidi="ar_AE"/>
-          </w:rPr>
-          <w:rPr>
-            <w:color w:val="0000EE"/>
-            <w:u w:val="single"/>
-          </w:rPr>
-          <w:t>2 صموئيل 5:7؛</w:t>
-        </w:r>
-      </w:hyperlink>
-      <w:r>
-        <w:rPr>
-          <w:rtl/>
-          <w:cs/>
-          <w:lang w:val="ar_AE" w:bidi="ar_AE"/>
-        </w:rPr>
-        <w:t xml:space="preserve"> </w:t>
-      </w:r>
-      <w:hyperlink r:id="rId207">
-        <w:r>
-          <w:rPr>
-            <w:rtl/>
-            <w:cs/>
-            <w:lang w:val="ar_AE" w:bidi="ar_AE"/>
-          </w:rPr>
-          <w:rPr>
-            <w:color w:val="0000EE"/>
-            <w:u w:val="single"/>
-          </w:rPr>
-          <w:t>1 ملوك 8:1؛</w:t>
-        </w:r>
-      </w:hyperlink>
-      <w:r>
-        <w:rPr>
-          <w:rtl/>
-          <w:cs/>
-          <w:lang w:val="ar_AE" w:bidi="ar_AE"/>
-        </w:rPr>
-        <w:t xml:space="preserve"> </w:t>
-      </w:r>
-      <w:hyperlink r:id="rId190">
-        <w:r>
-          <w:rPr>
-            <w:rtl/>
-            <w:cs/>
-            <w:lang w:val="ar_AE" w:bidi="ar_AE"/>
-          </w:rPr>
-          <w:rPr>
-            <w:color w:val="0000EE"/>
-            <w:u w:val="single"/>
-          </w:rPr>
-          <w:t>مزامير 14:7؛</w:t>
-        </w:r>
-      </w:hyperlink>
-      <w:r>
-        <w:rPr>
-          <w:rtl/>
-          <w:cs/>
-          <w:lang w:val="ar_AE" w:bidi="ar_AE"/>
-        </w:rPr>
-        <w:t xml:space="preserve"> </w:t>
-      </w:r>
-      <w:hyperlink r:id="rId196">
-        <w:r>
-          <w:rPr>
-            <w:rtl/>
-            <w:cs/>
-            <w:lang w:val="ar_AE" w:bidi="ar_AE"/>
-          </w:rPr>
-          <w:rPr>
-            <w:color w:val="0000EE"/>
-            <w:u w:val="single"/>
-          </w:rPr>
-          <w:t>48:1–14؛</w:t>
-        </w:r>
-      </w:hyperlink>
-      <w:r>
-        <w:rPr>
-          <w:rtl/>
-          <w:cs/>
-          <w:lang w:val="ar_AE" w:bidi="ar_AE"/>
-        </w:rPr>
-        <w:t xml:space="preserve"> </w:t>
-      </w:r>
-      <w:hyperlink r:id="rId192">
-        <w:r>
-          <w:rPr>
-            <w:rtl/>
-            <w:cs/>
-            <w:lang w:val="ar_AE" w:bidi="ar_AE"/>
-          </w:rPr>
-          <w:rPr>
-            <w:color w:val="0000EE"/>
-            <w:u w:val="single"/>
-          </w:rPr>
-          <w:t>50:2؛</w:t>
-        </w:r>
-      </w:hyperlink>
-      <w:r>
-        <w:rPr>
-          <w:rtl/>
-          <w:cs/>
-          <w:lang w:val="ar_AE" w:bidi="ar_AE"/>
-        </w:rPr>
-        <w:t xml:space="preserve"> </w:t>
-      </w:r>
-      <w:hyperlink r:id="rId197">
-        <w:r>
-          <w:rPr>
-            <w:rtl/>
-            <w:cs/>
-            <w:lang w:val="ar_AE" w:bidi="ar_AE"/>
-          </w:rPr>
-          <w:rPr>
-            <w:color w:val="0000EE"/>
-            <w:u w:val="single"/>
-          </w:rPr>
-          <w:t>51:18؛</w:t>
-        </w:r>
-      </w:hyperlink>
-      <w:r>
-        <w:rPr>
-          <w:rtl/>
-          <w:cs/>
-          <w:lang w:val="ar_AE" w:bidi="ar_AE"/>
-        </w:rPr>
-        <w:t xml:space="preserve"> </w:t>
-      </w:r>
-      <w:hyperlink r:id="rId208">
-        <w:r>
-          <w:rPr>
-            <w:rtl/>
-            <w:cs/>
-            <w:lang w:val="ar_AE" w:bidi="ar_AE"/>
-          </w:rPr>
-          <w:rPr>
-            <w:color w:val="0000EE"/>
-            <w:u w:val="single"/>
-          </w:rPr>
-          <w:t>68:16؛</w:t>
-        </w:r>
-      </w:hyperlink>
-      <w:r>
-        <w:rPr>
-          <w:rtl/>
-          <w:cs/>
-          <w:lang w:val="ar_AE" w:bidi="ar_AE"/>
-        </w:rPr>
-        <w:t xml:space="preserve"> </w:t>
-      </w:r>
-      <w:hyperlink r:id="rId209">
-        <w:r>
-          <w:rPr>
-            <w:rtl/>
-            <w:cs/>
-            <w:lang w:val="ar_AE" w:bidi="ar_AE"/>
-          </w:rPr>
-          <w:rPr>
-            <w:color w:val="0000EE"/>
-            <w:u w:val="single"/>
-          </w:rPr>
-          <w:t>78:68؛</w:t>
-        </w:r>
-      </w:hyperlink>
-      <w:r>
-        <w:rPr>
-          <w:rtl/>
-          <w:cs/>
-          <w:lang w:val="ar_AE" w:bidi="ar_AE"/>
-        </w:rPr>
-        <w:t xml:space="preserve"> </w:t>
-      </w:r>
-      <w:hyperlink r:id="rId210">
-        <w:r>
-          <w:rPr>
-            <w:rtl/>
-            <w:cs/>
-            <w:lang w:val="ar_AE" w:bidi="ar_AE"/>
-          </w:rPr>
-          <w:rPr>
-            <w:color w:val="0000EE"/>
-            <w:u w:val="single"/>
-          </w:rPr>
-          <w:t>87:2،</w:t>
-        </w:r>
-      </w:hyperlink>
-      <w:r>
-        <w:rPr>
-          <w:rtl/>
-          <w:cs/>
-          <w:lang w:val="ar_AE" w:bidi="ar_AE"/>
-        </w:rPr>
-        <w:t xml:space="preserve"> </w:t>
-      </w:r>
-      <w:hyperlink r:id="rId211">
-        <w:r>
-          <w:rPr>
-            <w:rtl/>
-            <w:cs/>
-            <w:lang w:val="ar_AE" w:bidi="ar_AE"/>
-          </w:rPr>
-          <w:rPr>
-            <w:color w:val="0000EE"/>
-            <w:u w:val="single"/>
-          </w:rPr>
-          <w:t>5؛</w:t>
-        </w:r>
-      </w:hyperlink>
-      <w:r>
-        <w:rPr>
-          <w:rtl/>
-          <w:cs/>
-          <w:lang w:val="ar_AE" w:bidi="ar_AE"/>
-        </w:rPr>
-        <w:t xml:space="preserve"> </w:t>
-      </w:r>
-      <w:hyperlink r:id="rId200">
-        <w:r>
-          <w:rPr>
-            <w:rtl/>
-            <w:cs/>
-            <w:lang w:val="ar_AE" w:bidi="ar_AE"/>
-          </w:rPr>
-          <w:rPr>
-            <w:color w:val="0000EE"/>
-            <w:u w:val="single"/>
-          </w:rPr>
-          <w:t>125:1؛</w:t>
-        </w:r>
-      </w:hyperlink>
-      <w:r>
-        <w:rPr>
-          <w:rtl/>
-          <w:cs/>
-          <w:lang w:val="ar_AE" w:bidi="ar_AE"/>
-        </w:rPr>
-        <w:t xml:space="preserve"> </w:t>
-      </w:r>
-      <w:hyperlink r:id="rId198">
-        <w:r>
-          <w:rPr>
-            <w:rtl/>
-            <w:cs/>
-            <w:lang w:val="ar_AE" w:bidi="ar_AE"/>
-          </w:rPr>
-          <w:rPr>
-            <w:color w:val="0000EE"/>
-            <w:u w:val="single"/>
-          </w:rPr>
-          <w:t>128:5؛</w:t>
-        </w:r>
-      </w:hyperlink>
-      <w:r>
-        <w:rPr>
-          <w:rtl/>
-          <w:cs/>
-          <w:lang w:val="ar_AE" w:bidi="ar_AE"/>
-        </w:rPr>
-        <w:t xml:space="preserve"> </w:t>
-      </w:r>
-      <w:hyperlink r:id="rId184">
-        <w:r>
-          <w:rPr>
-            <w:rtl/>
-            <w:cs/>
-            <w:lang w:val="ar_AE" w:bidi="ar_AE"/>
-          </w:rPr>
-          <w:rPr>
-            <w:color w:val="0000EE"/>
-            <w:u w:val="single"/>
-          </w:rPr>
-          <w:t>132:13؛</w:t>
-        </w:r>
-      </w:hyperlink>
-      <w:r>
-        <w:rPr>
-          <w:rtl/>
-          <w:cs/>
-          <w:lang w:val="ar_AE" w:bidi="ar_AE"/>
-        </w:rPr>
-        <w:t xml:space="preserve"> </w:t>
-      </w:r>
-      <w:hyperlink r:id="rId212">
-        <w:r>
-          <w:rPr>
-            <w:rtl/>
-            <w:cs/>
-            <w:lang w:val="ar_AE" w:bidi="ar_AE"/>
-          </w:rPr>
-          <w:rPr>
-            <w:color w:val="0000EE"/>
-            <w:u w:val="single"/>
-          </w:rPr>
-          <w:t>133:3؛</w:t>
-        </w:r>
-      </w:hyperlink>
-      <w:r>
-        <w:rPr>
-          <w:rtl/>
-          <w:cs/>
-          <w:lang w:val="ar_AE" w:bidi="ar_AE"/>
-        </w:rPr>
-        <w:t xml:space="preserve"> </w:t>
-      </w:r>
-      <w:hyperlink r:id="rId178">
-        <w:r>
-          <w:rPr>
-            <w:rtl/>
-            <w:cs/>
-            <w:lang w:val="ar_AE" w:bidi="ar_AE"/>
-          </w:rPr>
-          <w:rPr>
-            <w:color w:val="0000EE"/>
-            <w:u w:val="single"/>
-          </w:rPr>
-          <w:t>135:21؛</w:t>
-        </w:r>
-      </w:hyperlink>
-      <w:r>
-        <w:rPr>
-          <w:rtl/>
-          <w:cs/>
-          <w:lang w:val="ar_AE" w:bidi="ar_AE"/>
-        </w:rPr>
-        <w:t xml:space="preserve"> </w:t>
-      </w:r>
-      <w:hyperlink r:id="rId188">
-        <w:r>
-          <w:rPr>
-            <w:rtl/>
-            <w:cs/>
-            <w:lang w:val="ar_AE" w:bidi="ar_AE"/>
-          </w:rPr>
-          <w:rPr>
-            <w:color w:val="0000EE"/>
-            <w:u w:val="single"/>
-          </w:rPr>
-          <w:t>147:12؛</w:t>
-        </w:r>
-      </w:hyperlink>
-      <w:r>
-        <w:rPr>
-          <w:rtl/>
-          <w:cs/>
-          <w:lang w:val="ar_AE" w:bidi="ar_AE"/>
-        </w:rPr>
-        <w:t xml:space="preserve"> </w:t>
-      </w:r>
-      <w:hyperlink r:id="rId213">
-        <w:r>
-          <w:rPr>
-            <w:rtl/>
-            <w:cs/>
-            <w:lang w:val="ar_AE" w:bidi="ar_AE"/>
-          </w:rPr>
-          <w:rPr>
-            <w:color w:val="0000EE"/>
-            <w:u w:val="single"/>
-          </w:rPr>
-          <w:t>إشعياء 1:27؛</w:t>
-        </w:r>
-      </w:hyperlink>
-      <w:r>
-        <w:rPr>
-          <w:rtl/>
-          <w:cs/>
-          <w:lang w:val="ar_AE" w:bidi="ar_AE"/>
-        </w:rPr>
-        <w:t xml:space="preserve"> </w:t>
-      </w:r>
-      <w:hyperlink r:id="rId214">
-        <w:r>
-          <w:rPr>
-            <w:rtl/>
-            <w:cs/>
-            <w:lang w:val="ar_AE" w:bidi="ar_AE"/>
-          </w:rPr>
-          <w:rPr>
-            <w:color w:val="0000EE"/>
-            <w:u w:val="single"/>
-          </w:rPr>
-          <w:t>2:3؛</w:t>
-        </w:r>
-      </w:hyperlink>
-      <w:r>
-        <w:rPr>
-          <w:rtl/>
-          <w:cs/>
-          <w:lang w:val="ar_AE" w:bidi="ar_AE"/>
-        </w:rPr>
-        <w:t xml:space="preserve"> </w:t>
-      </w:r>
-      <w:hyperlink r:id="rId215">
-        <w:r>
-          <w:rPr>
-            <w:rtl/>
-            <w:cs/>
-            <w:lang w:val="ar_AE" w:bidi="ar_AE"/>
-          </w:rPr>
-          <w:rPr>
-            <w:color w:val="0000EE"/>
-            <w:u w:val="single"/>
-          </w:rPr>
-          <w:t>3:16–17،</w:t>
-        </w:r>
-      </w:hyperlink>
-      <w:r>
-        <w:rPr>
-          <w:rtl/>
-          <w:cs/>
-          <w:lang w:val="ar_AE" w:bidi="ar_AE"/>
-        </w:rPr>
-        <w:t xml:space="preserve"> </w:t>
-      </w:r>
-      <w:hyperlink r:id="rId216">
-        <w:r>
-          <w:rPr>
-            <w:rtl/>
-            <w:cs/>
-            <w:lang w:val="ar_AE" w:bidi="ar_AE"/>
-          </w:rPr>
-          <w:rPr>
-            <w:color w:val="0000EE"/>
-            <w:u w:val="single"/>
-          </w:rPr>
-          <w:t>26؛</w:t>
-        </w:r>
-      </w:hyperlink>
-      <w:r>
-        <w:rPr>
-          <w:rtl/>
-          <w:cs/>
-          <w:lang w:val="ar_AE" w:bidi="ar_AE"/>
-        </w:rPr>
-        <w:t xml:space="preserve"> </w:t>
-      </w:r>
-      <w:hyperlink r:id="rId217">
-        <w:r>
-          <w:rPr>
-            <w:rtl/>
-            <w:cs/>
-            <w:lang w:val="ar_AE" w:bidi="ar_AE"/>
-          </w:rPr>
-          <w:rPr>
-            <w:color w:val="0000EE"/>
-            <w:u w:val="single"/>
-          </w:rPr>
-          <w:t>4:3–5؛</w:t>
-        </w:r>
-      </w:hyperlink>
-      <w:r>
-        <w:rPr>
-          <w:rtl/>
-          <w:cs/>
-          <w:lang w:val="ar_AE" w:bidi="ar_AE"/>
-        </w:rPr>
-        <w:t xml:space="preserve"> </w:t>
-      </w:r>
-      <w:hyperlink r:id="rId218">
-        <w:r>
-          <w:rPr>
-            <w:rtl/>
-            <w:cs/>
-            <w:lang w:val="ar_AE" w:bidi="ar_AE"/>
-          </w:rPr>
-          <w:rPr>
-            <w:color w:val="0000EE"/>
-            <w:u w:val="single"/>
-          </w:rPr>
-          <w:t>8:18؛</w:t>
-        </w:r>
-      </w:hyperlink>
-      <w:r>
-        <w:rPr>
-          <w:rtl/>
-          <w:cs/>
-          <w:lang w:val="ar_AE" w:bidi="ar_AE"/>
-        </w:rPr>
-        <w:t xml:space="preserve"> </w:t>
-      </w:r>
-      <w:hyperlink r:id="rId219">
-        <w:r>
-          <w:rPr>
-            <w:rtl/>
-            <w:cs/>
-            <w:lang w:val="ar_AE" w:bidi="ar_AE"/>
-          </w:rPr>
-          <w:rPr>
-            <w:color w:val="0000EE"/>
-            <w:u w:val="single"/>
-          </w:rPr>
-          <w:t>10:12،</w:t>
-        </w:r>
-      </w:hyperlink>
-      <w:r>
-        <w:rPr>
-          <w:rtl/>
-          <w:cs/>
-          <w:lang w:val="ar_AE" w:bidi="ar_AE"/>
-        </w:rPr>
-        <w:t xml:space="preserve"> </w:t>
-      </w:r>
-      <w:hyperlink r:id="rId220">
-        <w:r>
-          <w:rPr>
-            <w:rtl/>
-            <w:cs/>
-            <w:lang w:val="ar_AE" w:bidi="ar_AE"/>
-          </w:rPr>
-          <w:rPr>
-            <w:color w:val="0000EE"/>
-            <w:u w:val="single"/>
-          </w:rPr>
-          <w:t>24،</w:t>
-        </w:r>
-      </w:hyperlink>
-      <w:r>
-        <w:rPr>
-          <w:rtl/>
-          <w:cs/>
-          <w:lang w:val="ar_AE" w:bidi="ar_AE"/>
-        </w:rPr>
-        <w:t xml:space="preserve"> </w:t>
-      </w:r>
-      <w:hyperlink r:id="rId221">
-        <w:r>
-          <w:rPr>
-            <w:rtl/>
-            <w:cs/>
-            <w:lang w:val="ar_AE" w:bidi="ar_AE"/>
-          </w:rPr>
-          <w:rPr>
-            <w:color w:val="0000EE"/>
-            <w:u w:val="single"/>
-          </w:rPr>
-          <w:t>32؛</w:t>
-        </w:r>
-      </w:hyperlink>
-      <w:r>
-        <w:rPr>
-          <w:rtl/>
-          <w:cs/>
-          <w:lang w:val="ar_AE" w:bidi="ar_AE"/>
-        </w:rPr>
-        <w:t xml:space="preserve"> </w:t>
-      </w:r>
-      <w:hyperlink r:id="rId222">
-        <w:r>
-          <w:rPr>
-            <w:rtl/>
-            <w:cs/>
-            <w:lang w:val="ar_AE" w:bidi="ar_AE"/>
-          </w:rPr>
-          <w:rPr>
-            <w:color w:val="0000EE"/>
-            <w:u w:val="single"/>
-          </w:rPr>
-          <w:t>16:1؛</w:t>
-        </w:r>
-      </w:hyperlink>
-      <w:r>
-        <w:rPr>
-          <w:rtl/>
-          <w:cs/>
-          <w:lang w:val="ar_AE" w:bidi="ar_AE"/>
-        </w:rPr>
-        <w:t xml:space="preserve"> </w:t>
-      </w:r>
-      <w:hyperlink r:id="rId223">
-        <w:r>
-          <w:rPr>
-            <w:rtl/>
-            <w:cs/>
-            <w:lang w:val="ar_AE" w:bidi="ar_AE"/>
-          </w:rPr>
-          <w:rPr>
-            <w:color w:val="0000EE"/>
-            <w:u w:val="single"/>
-          </w:rPr>
-          <w:t>24:23؛</w:t>
-        </w:r>
-      </w:hyperlink>
-      <w:r>
-        <w:rPr>
-          <w:rtl/>
-          <w:cs/>
-          <w:lang w:val="ar_AE" w:bidi="ar_AE"/>
-        </w:rPr>
-        <w:t xml:space="preserve"> </w:t>
-      </w:r>
-      <w:hyperlink r:id="rId224">
-        <w:r>
-          <w:rPr>
-            <w:rtl/>
-            <w:cs/>
-            <w:lang w:val="ar_AE" w:bidi="ar_AE"/>
-          </w:rPr>
-          <w:rPr>
-            <w:color w:val="0000EE"/>
-            <w:u w:val="single"/>
-          </w:rPr>
-          <w:t>29:8؛</w:t>
-        </w:r>
-      </w:hyperlink>
-      <w:r>
-        <w:rPr>
-          <w:rtl/>
-          <w:cs/>
-          <w:lang w:val="ar_AE" w:bidi="ar_AE"/>
-        </w:rPr>
-        <w:t xml:space="preserve"> </w:t>
-      </w:r>
-      <w:hyperlink r:id="rId225">
-        <w:r>
-          <w:rPr>
-            <w:rtl/>
-            <w:cs/>
-            <w:lang w:val="ar_AE" w:bidi="ar_AE"/>
-          </w:rPr>
-          <w:rPr>
-            <w:color w:val="0000EE"/>
-            <w:u w:val="single"/>
-          </w:rPr>
-          <w:t>30:19؛</w:t>
-        </w:r>
-      </w:hyperlink>
-      <w:r>
-        <w:rPr>
-          <w:rtl/>
-          <w:cs/>
-          <w:lang w:val="ar_AE" w:bidi="ar_AE"/>
-        </w:rPr>
-        <w:t xml:space="preserve"> </w:t>
-      </w:r>
-      <w:hyperlink r:id="rId226">
-        <w:r>
-          <w:rPr>
-            <w:rtl/>
-            <w:cs/>
-            <w:lang w:val="ar_AE" w:bidi="ar_AE"/>
-          </w:rPr>
-          <w:rPr>
-            <w:color w:val="0000EE"/>
-            <w:u w:val="single"/>
-          </w:rPr>
-          <w:t>31:4،</w:t>
-        </w:r>
-      </w:hyperlink>
-      <w:r>
-        <w:rPr>
-          <w:rtl/>
-          <w:cs/>
-          <w:lang w:val="ar_AE" w:bidi="ar_AE"/>
-        </w:rPr>
-        <w:t xml:space="preserve"> </w:t>
-      </w:r>
-      <w:hyperlink r:id="rId227">
-        <w:r>
-          <w:rPr>
-            <w:rtl/>
-            <w:cs/>
-            <w:lang w:val="ar_AE" w:bidi="ar_AE"/>
-          </w:rPr>
-          <w:rPr>
-            <w:color w:val="0000EE"/>
-            <w:u w:val="single"/>
-          </w:rPr>
-          <w:t>9؛</w:t>
-        </w:r>
-      </w:hyperlink>
-      <w:r>
-        <w:rPr>
-          <w:rtl/>
-          <w:cs/>
-          <w:lang w:val="ar_AE" w:bidi="ar_AE"/>
-        </w:rPr>
-        <w:t xml:space="preserve"> </w:t>
-      </w:r>
-      <w:hyperlink r:id="rId228">
-        <w:r>
-          <w:rPr>
-            <w:rtl/>
-            <w:cs/>
-            <w:lang w:val="ar_AE" w:bidi="ar_AE"/>
-          </w:rPr>
-          <w:rPr>
-            <w:color w:val="0000EE"/>
-            <w:u w:val="single"/>
-          </w:rPr>
-          <w:t>33:20؛</w:t>
-        </w:r>
-      </w:hyperlink>
-      <w:r>
-        <w:rPr>
-          <w:rtl/>
-          <w:cs/>
-          <w:lang w:val="ar_AE" w:bidi="ar_AE"/>
-        </w:rPr>
-        <w:t xml:space="preserve"> </w:t>
-      </w:r>
-      <w:hyperlink r:id="rId229">
-        <w:r>
-          <w:rPr>
-            <w:rtl/>
-            <w:cs/>
-            <w:lang w:val="ar_AE" w:bidi="ar_AE"/>
-          </w:rPr>
-          <w:rPr>
-            <w:color w:val="0000EE"/>
-            <w:u w:val="single"/>
-          </w:rPr>
-          <w:t>37:22،</w:t>
-        </w:r>
-      </w:hyperlink>
-      <w:r>
-        <w:rPr>
-          <w:rtl/>
-          <w:cs/>
-          <w:lang w:val="ar_AE" w:bidi="ar_AE"/>
-        </w:rPr>
-        <w:t xml:space="preserve"> </w:t>
-      </w:r>
-      <w:hyperlink r:id="rId230">
-        <w:r>
-          <w:rPr>
-            <w:rtl/>
-            <w:cs/>
-            <w:lang w:val="ar_AE" w:bidi="ar_AE"/>
-          </w:rPr>
-          <w:rPr>
-            <w:color w:val="0000EE"/>
-            <w:u w:val="single"/>
-          </w:rPr>
-          <w:t>32؛</w:t>
-        </w:r>
-      </w:hyperlink>
-      <w:r>
-        <w:rPr>
-          <w:rtl/>
-          <w:cs/>
-          <w:lang w:val="ar_AE" w:bidi="ar_AE"/>
-        </w:rPr>
-        <w:t xml:space="preserve"> </w:t>
-      </w:r>
-      <w:hyperlink r:id="rId231">
-        <w:r>
-          <w:rPr>
-            <w:rtl/>
-            <w:cs/>
-            <w:lang w:val="ar_AE" w:bidi="ar_AE"/>
-          </w:rPr>
-          <w:rPr>
-            <w:color w:val="0000EE"/>
-            <w:u w:val="single"/>
-          </w:rPr>
-          <w:t>40:9؛</w:t>
-        </w:r>
-      </w:hyperlink>
-      <w:r>
-        <w:rPr>
-          <w:rtl/>
-          <w:cs/>
-          <w:lang w:val="ar_AE" w:bidi="ar_AE"/>
-        </w:rPr>
-        <w:t xml:space="preserve"> </w:t>
-      </w:r>
-      <w:hyperlink r:id="rId232">
-        <w:r>
-          <w:rPr>
-            <w:rtl/>
-            <w:cs/>
-            <w:lang w:val="ar_AE" w:bidi="ar_AE"/>
-          </w:rPr>
-          <w:rPr>
-            <w:color w:val="0000EE"/>
-            <w:u w:val="single"/>
-          </w:rPr>
-          <w:t>41:27؛</w:t>
-        </w:r>
-      </w:hyperlink>
-      <w:r>
-        <w:rPr>
-          <w:rtl/>
-          <w:cs/>
-          <w:lang w:val="ar_AE" w:bidi="ar_AE"/>
-        </w:rPr>
-        <w:t xml:space="preserve"> </w:t>
-      </w:r>
-      <w:hyperlink r:id="rId233">
-        <w:r>
-          <w:rPr>
-            <w:rtl/>
-            <w:cs/>
-            <w:lang w:val="ar_AE" w:bidi="ar_AE"/>
-          </w:rPr>
-          <w:rPr>
-            <w:color w:val="0000EE"/>
-            <w:u w:val="single"/>
-          </w:rPr>
-          <w:t>52:1–2؛</w:t>
-        </w:r>
-      </w:hyperlink>
-      <w:r>
-        <w:rPr>
-          <w:rtl/>
-          <w:cs/>
-          <w:lang w:val="ar_AE" w:bidi="ar_AE"/>
-        </w:rPr>
-        <w:t xml:space="preserve"> </w:t>
-      </w:r>
-      <w:hyperlink r:id="rId234">
-        <w:r>
-          <w:rPr>
-            <w:rtl/>
-            <w:cs/>
-            <w:lang w:val="ar_AE" w:bidi="ar_AE"/>
-          </w:rPr>
-          <w:rPr>
-            <w:color w:val="0000EE"/>
-            <w:u w:val="single"/>
-          </w:rPr>
-          <w:t>60:14؛</w:t>
-        </w:r>
-      </w:hyperlink>
-      <w:r>
-        <w:rPr>
-          <w:rtl/>
-          <w:cs/>
-          <w:lang w:val="ar_AE" w:bidi="ar_AE"/>
-        </w:rPr>
-        <w:t xml:space="preserve"> </w:t>
-      </w:r>
-      <w:hyperlink r:id="rId235">
-        <w:r>
-          <w:rPr>
-            <w:rtl/>
-            <w:cs/>
-            <w:lang w:val="ar_AE" w:bidi="ar_AE"/>
-          </w:rPr>
-          <w:rPr>
-            <w:color w:val="0000EE"/>
-            <w:u w:val="single"/>
-          </w:rPr>
-          <w:t>62:1؛</w:t>
-        </w:r>
-      </w:hyperlink>
-      <w:r>
-        <w:rPr>
-          <w:rtl/>
-          <w:cs/>
-          <w:lang w:val="ar_AE" w:bidi="ar_AE"/>
-        </w:rPr>
-        <w:t xml:space="preserve"> </w:t>
-      </w:r>
-      <w:hyperlink r:id="rId236">
-        <w:r>
-          <w:rPr>
-            <w:rtl/>
-            <w:cs/>
-            <w:lang w:val="ar_AE" w:bidi="ar_AE"/>
-          </w:rPr>
-          <w:rPr>
-            <w:color w:val="0000EE"/>
-            <w:u w:val="single"/>
-          </w:rPr>
-          <w:t>64:10؛</w:t>
-        </w:r>
-      </w:hyperlink>
-      <w:r>
-        <w:rPr>
-          <w:rtl/>
-          <w:cs/>
-          <w:lang w:val="ar_AE" w:bidi="ar_AE"/>
-        </w:rPr>
-        <w:t xml:space="preserve"> </w:t>
-      </w:r>
-      <w:hyperlink r:id="rId237">
-        <w:r>
-          <w:rPr>
-            <w:rtl/>
-            <w:cs/>
-            <w:lang w:val="ar_AE" w:bidi="ar_AE"/>
-          </w:rPr>
-          <w:rPr>
-            <w:color w:val="0000EE"/>
-            <w:u w:val="single"/>
-          </w:rPr>
-          <w:t>إرميا 26:18؛</w:t>
-        </w:r>
-      </w:hyperlink>
-      <w:r>
-        <w:rPr>
-          <w:rtl/>
-          <w:cs/>
-          <w:lang w:val="ar_AE" w:bidi="ar_AE"/>
-        </w:rPr>
-        <w:t xml:space="preserve"> </w:t>
-      </w:r>
-      <w:hyperlink r:id="rId145">
-        <w:r>
-          <w:rPr>
-            <w:rtl/>
-            <w:cs/>
-            <w:lang w:val="ar_AE" w:bidi="ar_AE"/>
-          </w:rPr>
-          <w:rPr>
-            <w:color w:val="0000EE"/>
-            <w:u w:val="single"/>
-          </w:rPr>
-          <w:t>51:35؛</w:t>
-        </w:r>
-      </w:hyperlink>
-      <w:r>
-        <w:rPr>
-          <w:rtl/>
-          <w:cs/>
-          <w:lang w:val="ar_AE" w:bidi="ar_AE"/>
-        </w:rPr>
-        <w:t xml:space="preserve"> </w:t>
-      </w:r>
-      <w:hyperlink r:id="rId238">
-        <w:r>
-          <w:rPr>
-            <w:rtl/>
-            <w:cs/>
-            <w:lang w:val="ar_AE" w:bidi="ar_AE"/>
-          </w:rPr>
-          <w:rPr>
-            <w:color w:val="0000EE"/>
-            <w:u w:val="single"/>
-          </w:rPr>
-          <w:t>مراثي 2:13؛</w:t>
-        </w:r>
-      </w:hyperlink>
-      <w:r>
-        <w:rPr>
-          <w:rtl/>
-          <w:cs/>
-          <w:lang w:val="ar_AE" w:bidi="ar_AE"/>
-        </w:rPr>
-        <w:t xml:space="preserve"> </w:t>
-      </w:r>
-      <w:hyperlink r:id="rId239">
-        <w:r>
-          <w:rPr>
-            <w:rtl/>
-            <w:cs/>
-            <w:lang w:val="ar_AE" w:bidi="ar_AE"/>
-          </w:rPr>
-          <w:rPr>
-            <w:color w:val="0000EE"/>
-            <w:u w:val="single"/>
-          </w:rPr>
-          <w:t>يوئيل 2:32؛</w:t>
-        </w:r>
-      </w:hyperlink>
-      <w:r>
-        <w:rPr>
-          <w:rtl/>
-          <w:cs/>
-          <w:lang w:val="ar_AE" w:bidi="ar_AE"/>
-        </w:rPr>
-        <w:t xml:space="preserve"> </w:t>
-      </w:r>
-      <w:hyperlink r:id="rId240">
-        <w:r>
-          <w:rPr>
-            <w:rtl/>
-            <w:cs/>
-            <w:lang w:val="ar_AE" w:bidi="ar_AE"/>
-          </w:rPr>
-          <w:rPr>
-            <w:color w:val="0000EE"/>
-            <w:u w:val="single"/>
-          </w:rPr>
-          <w:t>3:16–17؛</w:t>
-        </w:r>
-      </w:hyperlink>
-      <w:r>
-        <w:rPr>
-          <w:rtl/>
-          <w:cs/>
-          <w:lang w:val="ar_AE" w:bidi="ar_AE"/>
-        </w:rPr>
-        <w:t xml:space="preserve"> </w:t>
-      </w:r>
-      <w:hyperlink r:id="rId241">
-        <w:r>
-          <w:rPr>
-            <w:rtl/>
-            <w:cs/>
-            <w:lang w:val="ar_AE" w:bidi="ar_AE"/>
-          </w:rPr>
-          <w:rPr>
-            <w:color w:val="0000EE"/>
-            <w:u w:val="single"/>
-          </w:rPr>
-          <w:t>عاموس 1:2؛</w:t>
-        </w:r>
-      </w:hyperlink>
-      <w:r>
-        <w:rPr>
-          <w:rtl/>
-          <w:cs/>
-          <w:lang w:val="ar_AE" w:bidi="ar_AE"/>
-        </w:rPr>
-        <w:t xml:space="preserve"> </w:t>
-      </w:r>
-      <w:hyperlink r:id="rId242">
-        <w:r>
-          <w:rPr>
-            <w:rtl/>
-            <w:cs/>
-            <w:lang w:val="ar_AE" w:bidi="ar_AE"/>
-          </w:rPr>
-          <w:rPr>
-            <w:color w:val="0000EE"/>
-            <w:u w:val="single"/>
-          </w:rPr>
-          <w:t>عوبديا 1:21؛</w:t>
-        </w:r>
-      </w:hyperlink>
-      <w:r>
-        <w:rPr>
-          <w:rtl/>
-          <w:cs/>
-          <w:lang w:val="ar_AE" w:bidi="ar_AE"/>
-        </w:rPr>
-        <w:t xml:space="preserve"> </w:t>
-      </w:r>
-      <w:hyperlink r:id="rId243">
-        <w:r>
-          <w:rPr>
-            <w:rtl/>
-            <w:cs/>
-            <w:lang w:val="ar_AE" w:bidi="ar_AE"/>
-          </w:rPr>
-          <w:rPr>
-            <w:color w:val="0000EE"/>
-            <w:u w:val="single"/>
-          </w:rPr>
-          <w:t>ميخا 3:12؛</w:t>
-        </w:r>
-      </w:hyperlink>
-      <w:r>
-        <w:rPr>
-          <w:rtl/>
-          <w:cs/>
-          <w:lang w:val="ar_AE" w:bidi="ar_AE"/>
-        </w:rPr>
-        <w:t xml:space="preserve"> </w:t>
-      </w:r>
-      <w:hyperlink r:id="rId244">
-        <w:r>
-          <w:rPr>
-            <w:rtl/>
-            <w:cs/>
-            <w:lang w:val="ar_AE" w:bidi="ar_AE"/>
-          </w:rPr>
-          <w:rPr>
-            <w:color w:val="0000EE"/>
-            <w:u w:val="single"/>
-          </w:rPr>
-          <w:t>4:2؛</w:t>
-        </w:r>
-      </w:hyperlink>
-      <w:r>
-        <w:rPr>
-          <w:rtl/>
-          <w:cs/>
-          <w:lang w:val="ar_AE" w:bidi="ar_AE"/>
-        </w:rPr>
-        <w:t xml:space="preserve"> </w:t>
-      </w:r>
-      <w:hyperlink r:id="rId245">
-        <w:r>
-          <w:rPr>
-            <w:rtl/>
-            <w:cs/>
-            <w:lang w:val="ar_AE" w:bidi="ar_AE"/>
-          </w:rPr>
-          <w:rPr>
-            <w:color w:val="0000EE"/>
-            <w:u w:val="single"/>
-          </w:rPr>
-          <w:t>صفنيا 3:14،</w:t>
-        </w:r>
-      </w:hyperlink>
-      <w:r>
-        <w:rPr>
-          <w:rtl/>
-          <w:cs/>
-          <w:lang w:val="ar_AE" w:bidi="ar_AE"/>
-        </w:rPr>
-        <w:t xml:space="preserve"> </w:t>
-      </w:r>
-      <w:hyperlink r:id="rId246">
-        <w:r>
-          <w:rPr>
-            <w:rtl/>
-            <w:cs/>
-            <w:lang w:val="ar_AE" w:bidi="ar_AE"/>
-          </w:rPr>
-          <w:rPr>
-            <w:color w:val="0000EE"/>
-            <w:u w:val="single"/>
-          </w:rPr>
-          <w:t>16؛</w:t>
-        </w:r>
-      </w:hyperlink>
-      <w:r>
-        <w:rPr>
-          <w:rtl/>
-          <w:cs/>
-          <w:lang w:val="ar_AE" w:bidi="ar_AE"/>
-        </w:rPr>
-        <w:t xml:space="preserve"> </w:t>
-      </w:r>
-      <w:hyperlink r:id="rId247">
-        <w:r>
-          <w:rPr>
-            <w:rtl/>
-            <w:cs/>
-            <w:lang w:val="ar_AE" w:bidi="ar_AE"/>
-          </w:rPr>
-          <w:rPr>
-            <w:color w:val="0000EE"/>
-            <w:u w:val="single"/>
-          </w:rPr>
-          <w:t>زكريّا 1:14،</w:t>
-        </w:r>
-      </w:hyperlink>
-      <w:r>
-        <w:rPr>
-          <w:rtl/>
-          <w:cs/>
-          <w:lang w:val="ar_AE" w:bidi="ar_AE"/>
-        </w:rPr>
-        <w:t xml:space="preserve"> </w:t>
-      </w:r>
-      <w:hyperlink r:id="rId248">
-        <w:r>
-          <w:rPr>
-            <w:rtl/>
-            <w:cs/>
-            <w:lang w:val="ar_AE" w:bidi="ar_AE"/>
-          </w:rPr>
-          <w:rPr>
-            <w:color w:val="0000EE"/>
-            <w:u w:val="single"/>
-          </w:rPr>
-          <w:t>17؛</w:t>
-        </w:r>
-      </w:hyperlink>
-      <w:r>
-        <w:rPr>
-          <w:rtl/>
-          <w:cs/>
-          <w:lang w:val="ar_AE" w:bidi="ar_AE"/>
-        </w:rPr>
-        <w:t xml:space="preserve"> </w:t>
-      </w:r>
-      <w:hyperlink r:id="rId249">
-        <w:r>
-          <w:rPr>
-            <w:rtl/>
-            <w:cs/>
-            <w:lang w:val="ar_AE" w:bidi="ar_AE"/>
-          </w:rPr>
-          <w:rPr>
-            <w:color w:val="0000EE"/>
-            <w:u w:val="single"/>
-          </w:rPr>
-          <w:t>2:7؛</w:t>
-        </w:r>
-      </w:hyperlink>
-      <w:r>
-        <w:rPr>
-          <w:rtl/>
-          <w:cs/>
-          <w:lang w:val="ar_AE" w:bidi="ar_AE"/>
-        </w:rPr>
-        <w:t xml:space="preserve"> </w:t>
-      </w:r>
-      <w:hyperlink r:id="rId250">
-        <w:r>
-          <w:rPr>
-            <w:rtl/>
-            <w:cs/>
-            <w:lang w:val="ar_AE" w:bidi="ar_AE"/>
-          </w:rPr>
-          <w:rPr>
-            <w:color w:val="0000EE"/>
-            <w:u w:val="single"/>
-          </w:rPr>
-          <w:t>8:2–3؛</w:t>
-        </w:r>
-      </w:hyperlink>
-      <w:r>
-        <w:rPr>
-          <w:rtl/>
-          <w:cs/>
-          <w:lang w:val="ar_AE" w:bidi="ar_AE"/>
-        </w:rPr>
-        <w:t xml:space="preserve"> </w:t>
-      </w:r>
-      <w:hyperlink r:id="rId251">
-        <w:r>
-          <w:rPr>
-            <w:rtl/>
-            <w:cs/>
-            <w:lang w:val="ar_AE" w:bidi="ar_AE"/>
-          </w:rPr>
-          <w:rPr>
-            <w:color w:val="0000EE"/>
-            <w:u w:val="single"/>
-          </w:rPr>
-          <w:t>9:9؛</w:t>
-        </w:r>
-      </w:hyperlink>
-      <w:r>
-        <w:rPr>
-          <w:rtl/>
-          <w:cs/>
-          <w:lang w:val="ar_AE" w:bidi="ar_AE"/>
-        </w:rPr>
-        <w:t xml:space="preserve"> </w:t>
-      </w:r>
-      <w:hyperlink r:id="rId252">
-        <w:r>
-          <w:rPr>
-            <w:rtl/>
-            <w:cs/>
-            <w:lang w:val="ar_AE" w:bidi="ar_AE"/>
-          </w:rPr>
-          <w:rPr>
-            <w:color w:val="0000EE"/>
-            <w:u w:val="single"/>
-          </w:rPr>
-          <w:t>عبرانيين 12:22؛</w:t>
-        </w:r>
-      </w:hyperlink>
-      <w:r>
-        <w:rPr>
-          <w:rtl/>
-          <w:cs/>
-          <w:lang w:val="ar_AE" w:bidi="ar_AE"/>
-        </w:rPr>
-        <w:t xml:space="preserve"> </w:t>
-      </w:r>
-      <w:hyperlink r:id="rId253">
-        <w:r>
-          <w:rPr>
-            <w:rtl/>
-            <w:cs/>
-            <w:lang w:val="ar_AE" w:bidi="ar_AE"/>
-          </w:rPr>
-          <w:rPr>
-            <w:color w:val="0000EE"/>
-            <w:u w:val="single"/>
-          </w:rPr>
-          <w:t xml:space="preserve">رؤيا 14:1. </w:t>
-        </w:r>
-      </w:hyperlink>
+      <w:r>
+        <w:rPr>
+          <w:rtl/>
+          <w:cs/>
+          <w:lang w:val="ar_AE" w:bidi="ar_AE"/>
+        </w:rPr>
+        <w:t>2 صموئيل 5:7؛</w:t>
+      </w:r>
+      <w:r>
+        <w:rPr>
+          <w:rtl/>
+          <w:cs/>
+          <w:lang w:val="ar_AE" w:bidi="ar_AE"/>
+        </w:rPr>
+        <w:t xml:space="preserve"> </w:t>
+      </w:r>
+      <w:r>
+        <w:rPr>
+          <w:rtl/>
+          <w:cs/>
+          <w:lang w:val="ar_AE" w:bidi="ar_AE"/>
+        </w:rPr>
+        <w:t>1 ملوك 8:1؛</w:t>
+      </w:r>
+      <w:r>
+        <w:rPr>
+          <w:rtl/>
+          <w:cs/>
+          <w:lang w:val="ar_AE" w:bidi="ar_AE"/>
+        </w:rPr>
+        <w:t xml:space="preserve"> </w:t>
+      </w:r>
+      <w:r>
+        <w:rPr>
+          <w:rtl/>
+          <w:cs/>
+          <w:lang w:val="ar_AE" w:bidi="ar_AE"/>
+        </w:rPr>
+        <w:t>مزامير 14:7؛</w:t>
+      </w:r>
+      <w:r>
+        <w:rPr>
+          <w:rtl/>
+          <w:cs/>
+          <w:lang w:val="ar_AE" w:bidi="ar_AE"/>
+        </w:rPr>
+        <w:t xml:space="preserve"> </w:t>
+      </w:r>
+      <w:r>
+        <w:rPr>
+          <w:rtl/>
+          <w:cs/>
+          <w:lang w:val="ar_AE" w:bidi="ar_AE"/>
+        </w:rPr>
+        <w:t>48:1–14؛</w:t>
+      </w:r>
+      <w:r>
+        <w:rPr>
+          <w:rtl/>
+          <w:cs/>
+          <w:lang w:val="ar_AE" w:bidi="ar_AE"/>
+        </w:rPr>
+        <w:t xml:space="preserve"> </w:t>
+      </w:r>
+      <w:r>
+        <w:rPr>
+          <w:rtl/>
+          <w:cs/>
+          <w:lang w:val="ar_AE" w:bidi="ar_AE"/>
+        </w:rPr>
+        <w:t>50:2؛</w:t>
+      </w:r>
+      <w:r>
+        <w:rPr>
+          <w:rtl/>
+          <w:cs/>
+          <w:lang w:val="ar_AE" w:bidi="ar_AE"/>
+        </w:rPr>
+        <w:t xml:space="preserve"> </w:t>
+      </w:r>
+      <w:r>
+        <w:rPr>
+          <w:rtl/>
+          <w:cs/>
+          <w:lang w:val="ar_AE" w:bidi="ar_AE"/>
+        </w:rPr>
+        <w:t>51:18؛</w:t>
+      </w:r>
+      <w:r>
+        <w:rPr>
+          <w:rtl/>
+          <w:cs/>
+          <w:lang w:val="ar_AE" w:bidi="ar_AE"/>
+        </w:rPr>
+        <w:t xml:space="preserve"> </w:t>
+      </w:r>
+      <w:r>
+        <w:rPr>
+          <w:rtl/>
+          <w:cs/>
+          <w:lang w:val="ar_AE" w:bidi="ar_AE"/>
+        </w:rPr>
+        <w:t>68:16؛</w:t>
+      </w:r>
+      <w:r>
+        <w:rPr>
+          <w:rtl/>
+          <w:cs/>
+          <w:lang w:val="ar_AE" w:bidi="ar_AE"/>
+        </w:rPr>
+        <w:t xml:space="preserve"> </w:t>
+      </w:r>
+      <w:r>
+        <w:rPr>
+          <w:rtl/>
+          <w:cs/>
+          <w:lang w:val="ar_AE" w:bidi="ar_AE"/>
+        </w:rPr>
+        <w:t>78:68؛</w:t>
+      </w:r>
+      <w:r>
+        <w:rPr>
+          <w:rtl/>
+          <w:cs/>
+          <w:lang w:val="ar_AE" w:bidi="ar_AE"/>
+        </w:rPr>
+        <w:t xml:space="preserve"> </w:t>
+      </w:r>
+      <w:r>
+        <w:rPr>
+          <w:rtl/>
+          <w:cs/>
+          <w:lang w:val="ar_AE" w:bidi="ar_AE"/>
+        </w:rPr>
+        <w:t>87:2،</w:t>
+      </w:r>
+      <w:r>
+        <w:rPr>
+          <w:rtl/>
+          <w:cs/>
+          <w:lang w:val="ar_AE" w:bidi="ar_AE"/>
+        </w:rPr>
+        <w:t xml:space="preserve"> </w:t>
+      </w:r>
+      <w:r>
+        <w:rPr>
+          <w:rtl/>
+          <w:cs/>
+          <w:lang w:val="ar_AE" w:bidi="ar_AE"/>
+        </w:rPr>
+        <w:t>5؛</w:t>
+      </w:r>
+      <w:r>
+        <w:rPr>
+          <w:rtl/>
+          <w:cs/>
+          <w:lang w:val="ar_AE" w:bidi="ar_AE"/>
+        </w:rPr>
+        <w:t xml:space="preserve"> </w:t>
+      </w:r>
+      <w:r>
+        <w:rPr>
+          <w:rtl/>
+          <w:cs/>
+          <w:lang w:val="ar_AE" w:bidi="ar_AE"/>
+        </w:rPr>
+        <w:t>125:1؛</w:t>
+      </w:r>
+      <w:r>
+        <w:rPr>
+          <w:rtl/>
+          <w:cs/>
+          <w:lang w:val="ar_AE" w:bidi="ar_AE"/>
+        </w:rPr>
+        <w:t xml:space="preserve"> </w:t>
+      </w:r>
+      <w:r>
+        <w:rPr>
+          <w:rtl/>
+          <w:cs/>
+          <w:lang w:val="ar_AE" w:bidi="ar_AE"/>
+        </w:rPr>
+        <w:t>128:5؛</w:t>
+      </w:r>
+      <w:r>
+        <w:rPr>
+          <w:rtl/>
+          <w:cs/>
+          <w:lang w:val="ar_AE" w:bidi="ar_AE"/>
+        </w:rPr>
+        <w:t xml:space="preserve"> </w:t>
+      </w:r>
+      <w:r>
+        <w:rPr>
+          <w:rtl/>
+          <w:cs/>
+          <w:lang w:val="ar_AE" w:bidi="ar_AE"/>
+        </w:rPr>
+        <w:t>132:13؛</w:t>
+      </w:r>
+      <w:r>
+        <w:rPr>
+          <w:rtl/>
+          <w:cs/>
+          <w:lang w:val="ar_AE" w:bidi="ar_AE"/>
+        </w:rPr>
+        <w:t xml:space="preserve"> </w:t>
+      </w:r>
+      <w:r>
+        <w:rPr>
+          <w:rtl/>
+          <w:cs/>
+          <w:lang w:val="ar_AE" w:bidi="ar_AE"/>
+        </w:rPr>
+        <w:t>133:3؛</w:t>
+      </w:r>
+      <w:r>
+        <w:rPr>
+          <w:rtl/>
+          <w:cs/>
+          <w:lang w:val="ar_AE" w:bidi="ar_AE"/>
+        </w:rPr>
+        <w:t xml:space="preserve"> </w:t>
+      </w:r>
+      <w:r>
+        <w:rPr>
+          <w:rtl/>
+          <w:cs/>
+          <w:lang w:val="ar_AE" w:bidi="ar_AE"/>
+        </w:rPr>
+        <w:t>135:21؛</w:t>
+      </w:r>
+      <w:r>
+        <w:rPr>
+          <w:rtl/>
+          <w:cs/>
+          <w:lang w:val="ar_AE" w:bidi="ar_AE"/>
+        </w:rPr>
+        <w:t xml:space="preserve"> </w:t>
+      </w:r>
+      <w:r>
+        <w:rPr>
+          <w:rtl/>
+          <w:cs/>
+          <w:lang w:val="ar_AE" w:bidi="ar_AE"/>
+        </w:rPr>
+        <w:t>147:12؛</w:t>
+      </w:r>
+      <w:r>
+        <w:rPr>
+          <w:rtl/>
+          <w:cs/>
+          <w:lang w:val="ar_AE" w:bidi="ar_AE"/>
+        </w:rPr>
+        <w:t xml:space="preserve"> </w:t>
+      </w:r>
+      <w:r>
+        <w:rPr>
+          <w:rtl/>
+          <w:cs/>
+          <w:lang w:val="ar_AE" w:bidi="ar_AE"/>
+        </w:rPr>
+        <w:t>إشعياء 1:27؛</w:t>
+      </w:r>
+      <w:r>
+        <w:rPr>
+          <w:rtl/>
+          <w:cs/>
+          <w:lang w:val="ar_AE" w:bidi="ar_AE"/>
+        </w:rPr>
+        <w:t xml:space="preserve"> </w:t>
+      </w:r>
+      <w:r>
+        <w:rPr>
+          <w:rtl/>
+          <w:cs/>
+          <w:lang w:val="ar_AE" w:bidi="ar_AE"/>
+        </w:rPr>
+        <w:t>2:3؛</w:t>
+      </w:r>
+      <w:r>
+        <w:rPr>
+          <w:rtl/>
+          <w:cs/>
+          <w:lang w:val="ar_AE" w:bidi="ar_AE"/>
+        </w:rPr>
+        <w:t xml:space="preserve"> </w:t>
+      </w:r>
+      <w:r>
+        <w:rPr>
+          <w:rtl/>
+          <w:cs/>
+          <w:lang w:val="ar_AE" w:bidi="ar_AE"/>
+        </w:rPr>
+        <w:t>3:16–17،</w:t>
+      </w:r>
+      <w:r>
+        <w:rPr>
+          <w:rtl/>
+          <w:cs/>
+          <w:lang w:val="ar_AE" w:bidi="ar_AE"/>
+        </w:rPr>
+        <w:t xml:space="preserve"> </w:t>
+      </w:r>
+      <w:r>
+        <w:rPr>
+          <w:rtl/>
+          <w:cs/>
+          <w:lang w:val="ar_AE" w:bidi="ar_AE"/>
+        </w:rPr>
+        <w:t>26؛</w:t>
+      </w:r>
+      <w:r>
+        <w:rPr>
+          <w:rtl/>
+          <w:cs/>
+          <w:lang w:val="ar_AE" w:bidi="ar_AE"/>
+        </w:rPr>
+        <w:t xml:space="preserve"> </w:t>
+      </w:r>
+      <w:r>
+        <w:rPr>
+          <w:rtl/>
+          <w:cs/>
+          <w:lang w:val="ar_AE" w:bidi="ar_AE"/>
+        </w:rPr>
+        <w:t>4:3–5؛</w:t>
+      </w:r>
+      <w:r>
+        <w:rPr>
+          <w:rtl/>
+          <w:cs/>
+          <w:lang w:val="ar_AE" w:bidi="ar_AE"/>
+        </w:rPr>
+        <w:t xml:space="preserve"> </w:t>
+      </w:r>
+      <w:r>
+        <w:rPr>
+          <w:rtl/>
+          <w:cs/>
+          <w:lang w:val="ar_AE" w:bidi="ar_AE"/>
+        </w:rPr>
+        <w:t>8:18؛</w:t>
+      </w:r>
+      <w:r>
+        <w:rPr>
+          <w:rtl/>
+          <w:cs/>
+          <w:lang w:val="ar_AE" w:bidi="ar_AE"/>
+        </w:rPr>
+        <w:t xml:space="preserve"> </w:t>
+      </w:r>
+      <w:r>
+        <w:rPr>
+          <w:rtl/>
+          <w:cs/>
+          <w:lang w:val="ar_AE" w:bidi="ar_AE"/>
+        </w:rPr>
+        <w:t>10:12،</w:t>
+      </w:r>
+      <w:r>
+        <w:rPr>
+          <w:rtl/>
+          <w:cs/>
+          <w:lang w:val="ar_AE" w:bidi="ar_AE"/>
+        </w:rPr>
+        <w:t xml:space="preserve"> </w:t>
+      </w:r>
+      <w:r>
+        <w:rPr>
+          <w:rtl/>
+          <w:cs/>
+          <w:lang w:val="ar_AE" w:bidi="ar_AE"/>
+        </w:rPr>
+        <w:t>24،</w:t>
+      </w:r>
+      <w:r>
+        <w:rPr>
+          <w:rtl/>
+          <w:cs/>
+          <w:lang w:val="ar_AE" w:bidi="ar_AE"/>
+        </w:rPr>
+        <w:t xml:space="preserve"> </w:t>
+      </w:r>
+      <w:r>
+        <w:rPr>
+          <w:rtl/>
+          <w:cs/>
+          <w:lang w:val="ar_AE" w:bidi="ar_AE"/>
+        </w:rPr>
+        <w:t>32؛</w:t>
+      </w:r>
+      <w:r>
+        <w:rPr>
+          <w:rtl/>
+          <w:cs/>
+          <w:lang w:val="ar_AE" w:bidi="ar_AE"/>
+        </w:rPr>
+        <w:t xml:space="preserve"> </w:t>
+      </w:r>
+      <w:r>
+        <w:rPr>
+          <w:rtl/>
+          <w:cs/>
+          <w:lang w:val="ar_AE" w:bidi="ar_AE"/>
+        </w:rPr>
+        <w:t>16:1؛</w:t>
+      </w:r>
+      <w:r>
+        <w:rPr>
+          <w:rtl/>
+          <w:cs/>
+          <w:lang w:val="ar_AE" w:bidi="ar_AE"/>
+        </w:rPr>
+        <w:t xml:space="preserve"> </w:t>
+      </w:r>
+      <w:r>
+        <w:rPr>
+          <w:rtl/>
+          <w:cs/>
+          <w:lang w:val="ar_AE" w:bidi="ar_AE"/>
+        </w:rPr>
+        <w:t>24:23؛</w:t>
+      </w:r>
+      <w:r>
+        <w:rPr>
+          <w:rtl/>
+          <w:cs/>
+          <w:lang w:val="ar_AE" w:bidi="ar_AE"/>
+        </w:rPr>
+        <w:t xml:space="preserve"> </w:t>
+      </w:r>
+      <w:r>
+        <w:rPr>
+          <w:rtl/>
+          <w:cs/>
+          <w:lang w:val="ar_AE" w:bidi="ar_AE"/>
+        </w:rPr>
+        <w:t>29:8؛</w:t>
+      </w:r>
+      <w:r>
+        <w:rPr>
+          <w:rtl/>
+          <w:cs/>
+          <w:lang w:val="ar_AE" w:bidi="ar_AE"/>
+        </w:rPr>
+        <w:t xml:space="preserve"> </w:t>
+      </w:r>
+      <w:r>
+        <w:rPr>
+          <w:rtl/>
+          <w:cs/>
+          <w:lang w:val="ar_AE" w:bidi="ar_AE"/>
+        </w:rPr>
+        <w:t>30:19؛</w:t>
+      </w:r>
+      <w:r>
+        <w:rPr>
+          <w:rtl/>
+          <w:cs/>
+          <w:lang w:val="ar_AE" w:bidi="ar_AE"/>
+        </w:rPr>
+        <w:t xml:space="preserve"> </w:t>
+      </w:r>
+      <w:r>
+        <w:rPr>
+          <w:rtl/>
+          <w:cs/>
+          <w:lang w:val="ar_AE" w:bidi="ar_AE"/>
+        </w:rPr>
+        <w:t>31:4،</w:t>
+      </w:r>
+      <w:r>
+        <w:rPr>
+          <w:rtl/>
+          <w:cs/>
+          <w:lang w:val="ar_AE" w:bidi="ar_AE"/>
+        </w:rPr>
+        <w:t xml:space="preserve"> </w:t>
+      </w:r>
+      <w:r>
+        <w:rPr>
+          <w:rtl/>
+          <w:cs/>
+          <w:lang w:val="ar_AE" w:bidi="ar_AE"/>
+        </w:rPr>
+        <w:t>9؛</w:t>
+      </w:r>
+      <w:r>
+        <w:rPr>
+          <w:rtl/>
+          <w:cs/>
+          <w:lang w:val="ar_AE" w:bidi="ar_AE"/>
+        </w:rPr>
+        <w:t xml:space="preserve"> </w:t>
+      </w:r>
+      <w:r>
+        <w:rPr>
+          <w:rtl/>
+          <w:cs/>
+          <w:lang w:val="ar_AE" w:bidi="ar_AE"/>
+        </w:rPr>
+        <w:t>33:20؛</w:t>
+      </w:r>
+      <w:r>
+        <w:rPr>
+          <w:rtl/>
+          <w:cs/>
+          <w:lang w:val="ar_AE" w:bidi="ar_AE"/>
+        </w:rPr>
+        <w:t xml:space="preserve"> </w:t>
+      </w:r>
+      <w:r>
+        <w:rPr>
+          <w:rtl/>
+          <w:cs/>
+          <w:lang w:val="ar_AE" w:bidi="ar_AE"/>
+        </w:rPr>
+        <w:t>37:22،</w:t>
+      </w:r>
+      <w:r>
+        <w:rPr>
+          <w:rtl/>
+          <w:cs/>
+          <w:lang w:val="ar_AE" w:bidi="ar_AE"/>
+        </w:rPr>
+        <w:t xml:space="preserve"> </w:t>
+      </w:r>
+      <w:r>
+        <w:rPr>
+          <w:rtl/>
+          <w:cs/>
+          <w:lang w:val="ar_AE" w:bidi="ar_AE"/>
+        </w:rPr>
+        <w:t>32؛</w:t>
+      </w:r>
+      <w:r>
+        <w:rPr>
+          <w:rtl/>
+          <w:cs/>
+          <w:lang w:val="ar_AE" w:bidi="ar_AE"/>
+        </w:rPr>
+        <w:t xml:space="preserve"> </w:t>
+      </w:r>
+      <w:r>
+        <w:rPr>
+          <w:rtl/>
+          <w:cs/>
+          <w:lang w:val="ar_AE" w:bidi="ar_AE"/>
+        </w:rPr>
+        <w:t>40:9؛</w:t>
+      </w:r>
+      <w:r>
+        <w:rPr>
+          <w:rtl/>
+          <w:cs/>
+          <w:lang w:val="ar_AE" w:bidi="ar_AE"/>
+        </w:rPr>
+        <w:t xml:space="preserve"> </w:t>
+      </w:r>
+      <w:r>
+        <w:rPr>
+          <w:rtl/>
+          <w:cs/>
+          <w:lang w:val="ar_AE" w:bidi="ar_AE"/>
+        </w:rPr>
+        <w:t>41:27؛</w:t>
+      </w:r>
+      <w:r>
+        <w:rPr>
+          <w:rtl/>
+          <w:cs/>
+          <w:lang w:val="ar_AE" w:bidi="ar_AE"/>
+        </w:rPr>
+        <w:t xml:space="preserve"> </w:t>
+      </w:r>
+      <w:r>
+        <w:rPr>
+          <w:rtl/>
+          <w:cs/>
+          <w:lang w:val="ar_AE" w:bidi="ar_AE"/>
+        </w:rPr>
+        <w:t>52:1–2؛</w:t>
+      </w:r>
+      <w:r>
+        <w:rPr>
+          <w:rtl/>
+          <w:cs/>
+          <w:lang w:val="ar_AE" w:bidi="ar_AE"/>
+        </w:rPr>
+        <w:t xml:space="preserve"> </w:t>
+      </w:r>
+      <w:r>
+        <w:rPr>
+          <w:rtl/>
+          <w:cs/>
+          <w:lang w:val="ar_AE" w:bidi="ar_AE"/>
+        </w:rPr>
+        <w:t>60:14؛</w:t>
+      </w:r>
+      <w:r>
+        <w:rPr>
+          <w:rtl/>
+          <w:cs/>
+          <w:lang w:val="ar_AE" w:bidi="ar_AE"/>
+        </w:rPr>
+        <w:t xml:space="preserve"> </w:t>
+      </w:r>
+      <w:r>
+        <w:rPr>
+          <w:rtl/>
+          <w:cs/>
+          <w:lang w:val="ar_AE" w:bidi="ar_AE"/>
+        </w:rPr>
+        <w:t>62:1؛</w:t>
+      </w:r>
+      <w:r>
+        <w:rPr>
+          <w:rtl/>
+          <w:cs/>
+          <w:lang w:val="ar_AE" w:bidi="ar_AE"/>
+        </w:rPr>
+        <w:t xml:space="preserve"> </w:t>
+      </w:r>
+      <w:r>
+        <w:rPr>
+          <w:rtl/>
+          <w:cs/>
+          <w:lang w:val="ar_AE" w:bidi="ar_AE"/>
+        </w:rPr>
+        <w:t>64:10؛</w:t>
+      </w:r>
+      <w:r>
+        <w:rPr>
+          <w:rtl/>
+          <w:cs/>
+          <w:lang w:val="ar_AE" w:bidi="ar_AE"/>
+        </w:rPr>
+        <w:t xml:space="preserve"> </w:t>
+      </w:r>
+      <w:r>
+        <w:rPr>
+          <w:rtl/>
+          <w:cs/>
+          <w:lang w:val="ar_AE" w:bidi="ar_AE"/>
+        </w:rPr>
+        <w:t>إرميا 26:18؛</w:t>
+      </w:r>
+      <w:r>
+        <w:rPr>
+          <w:rtl/>
+          <w:cs/>
+          <w:lang w:val="ar_AE" w:bidi="ar_AE"/>
+        </w:rPr>
+        <w:t xml:space="preserve"> </w:t>
+      </w:r>
+      <w:r>
+        <w:rPr>
+          <w:rtl/>
+          <w:cs/>
+          <w:lang w:val="ar_AE" w:bidi="ar_AE"/>
+        </w:rPr>
+        <w:t>51:35؛</w:t>
+      </w:r>
+      <w:r>
+        <w:rPr>
+          <w:rtl/>
+          <w:cs/>
+          <w:lang w:val="ar_AE" w:bidi="ar_AE"/>
+        </w:rPr>
+        <w:t xml:space="preserve"> </w:t>
+      </w:r>
+      <w:r>
+        <w:rPr>
+          <w:rtl/>
+          <w:cs/>
+          <w:lang w:val="ar_AE" w:bidi="ar_AE"/>
+        </w:rPr>
+        <w:t>مراثي 2:13؛</w:t>
+      </w:r>
+      <w:r>
+        <w:rPr>
+          <w:rtl/>
+          <w:cs/>
+          <w:lang w:val="ar_AE" w:bidi="ar_AE"/>
+        </w:rPr>
+        <w:t xml:space="preserve"> </w:t>
+      </w:r>
+      <w:r>
+        <w:rPr>
+          <w:rtl/>
+          <w:cs/>
+          <w:lang w:val="ar_AE" w:bidi="ar_AE"/>
+        </w:rPr>
+        <w:t>يوئيل 2:32؛</w:t>
+      </w:r>
+      <w:r>
+        <w:rPr>
+          <w:rtl/>
+          <w:cs/>
+          <w:lang w:val="ar_AE" w:bidi="ar_AE"/>
+        </w:rPr>
+        <w:t xml:space="preserve"> </w:t>
+      </w:r>
+      <w:r>
+        <w:rPr>
+          <w:rtl/>
+          <w:cs/>
+          <w:lang w:val="ar_AE" w:bidi="ar_AE"/>
+        </w:rPr>
+        <w:t>3:16–17؛</w:t>
+      </w:r>
+      <w:r>
+        <w:rPr>
+          <w:rtl/>
+          <w:cs/>
+          <w:lang w:val="ar_AE" w:bidi="ar_AE"/>
+        </w:rPr>
+        <w:t xml:space="preserve"> </w:t>
+      </w:r>
+      <w:r>
+        <w:rPr>
+          <w:rtl/>
+          <w:cs/>
+          <w:lang w:val="ar_AE" w:bidi="ar_AE"/>
+        </w:rPr>
+        <w:t>عاموس 1:2؛</w:t>
+      </w:r>
+      <w:r>
+        <w:rPr>
+          <w:rtl/>
+          <w:cs/>
+          <w:lang w:val="ar_AE" w:bidi="ar_AE"/>
+        </w:rPr>
+        <w:t xml:space="preserve"> </w:t>
+      </w:r>
+      <w:r>
+        <w:rPr>
+          <w:rtl/>
+          <w:cs/>
+          <w:lang w:val="ar_AE" w:bidi="ar_AE"/>
+        </w:rPr>
+        <w:t>عوبديا 1:21؛</w:t>
+      </w:r>
+      <w:r>
+        <w:rPr>
+          <w:rtl/>
+          <w:cs/>
+          <w:lang w:val="ar_AE" w:bidi="ar_AE"/>
+        </w:rPr>
+        <w:t xml:space="preserve"> </w:t>
+      </w:r>
+      <w:r>
+        <w:rPr>
+          <w:rtl/>
+          <w:cs/>
+          <w:lang w:val="ar_AE" w:bidi="ar_AE"/>
+        </w:rPr>
+        <w:t>ميخا 3:12؛</w:t>
+      </w:r>
+      <w:r>
+        <w:rPr>
+          <w:rtl/>
+          <w:cs/>
+          <w:lang w:val="ar_AE" w:bidi="ar_AE"/>
+        </w:rPr>
+        <w:t xml:space="preserve"> </w:t>
+      </w:r>
+      <w:r>
+        <w:rPr>
+          <w:rtl/>
+          <w:cs/>
+          <w:lang w:val="ar_AE" w:bidi="ar_AE"/>
+        </w:rPr>
+        <w:t>4:2؛</w:t>
+      </w:r>
+      <w:r>
+        <w:rPr>
+          <w:rtl/>
+          <w:cs/>
+          <w:lang w:val="ar_AE" w:bidi="ar_AE"/>
+        </w:rPr>
+        <w:t xml:space="preserve"> </w:t>
+      </w:r>
+      <w:r>
+        <w:rPr>
+          <w:rtl/>
+          <w:cs/>
+          <w:lang w:val="ar_AE" w:bidi="ar_AE"/>
+        </w:rPr>
+        <w:t>صفنيا 3:14،</w:t>
+      </w:r>
+      <w:r>
+        <w:rPr>
+          <w:rtl/>
+          <w:cs/>
+          <w:lang w:val="ar_AE" w:bidi="ar_AE"/>
+        </w:rPr>
+        <w:t xml:space="preserve"> </w:t>
+      </w:r>
+      <w:r>
+        <w:rPr>
+          <w:rtl/>
+          <w:cs/>
+          <w:lang w:val="ar_AE" w:bidi="ar_AE"/>
+        </w:rPr>
+        <w:t>16؛</w:t>
+      </w:r>
+      <w:r>
+        <w:rPr>
+          <w:rtl/>
+          <w:cs/>
+          <w:lang w:val="ar_AE" w:bidi="ar_AE"/>
+        </w:rPr>
+        <w:t xml:space="preserve"> </w:t>
+      </w:r>
+      <w:r>
+        <w:rPr>
+          <w:rtl/>
+          <w:cs/>
+          <w:lang w:val="ar_AE" w:bidi="ar_AE"/>
+        </w:rPr>
+        <w:t>زكريّا 1:14،</w:t>
+      </w:r>
+      <w:r>
+        <w:rPr>
+          <w:rtl/>
+          <w:cs/>
+          <w:lang w:val="ar_AE" w:bidi="ar_AE"/>
+        </w:rPr>
+        <w:t xml:space="preserve"> </w:t>
+      </w:r>
+      <w:r>
+        <w:rPr>
+          <w:rtl/>
+          <w:cs/>
+          <w:lang w:val="ar_AE" w:bidi="ar_AE"/>
+        </w:rPr>
+        <w:t>17؛</w:t>
+      </w:r>
+      <w:r>
+        <w:rPr>
+          <w:rtl/>
+          <w:cs/>
+          <w:lang w:val="ar_AE" w:bidi="ar_AE"/>
+        </w:rPr>
+        <w:t xml:space="preserve"> </w:t>
+      </w:r>
+      <w:r>
+        <w:rPr>
+          <w:rtl/>
+          <w:cs/>
+          <w:lang w:val="ar_AE" w:bidi="ar_AE"/>
+        </w:rPr>
+        <w:t>2:7؛</w:t>
+      </w:r>
+      <w:r>
+        <w:rPr>
+          <w:rtl/>
+          <w:cs/>
+          <w:lang w:val="ar_AE" w:bidi="ar_AE"/>
+        </w:rPr>
+        <w:t xml:space="preserve"> </w:t>
+      </w:r>
+      <w:r>
+        <w:rPr>
+          <w:rtl/>
+          <w:cs/>
+          <w:lang w:val="ar_AE" w:bidi="ar_AE"/>
+        </w:rPr>
+        <w:t>8:2–3؛</w:t>
+      </w:r>
+      <w:r>
+        <w:rPr>
+          <w:rtl/>
+          <w:cs/>
+          <w:lang w:val="ar_AE" w:bidi="ar_AE"/>
+        </w:rPr>
+        <w:t xml:space="preserve"> </w:t>
+      </w:r>
+      <w:r>
+        <w:rPr>
+          <w:rtl/>
+          <w:cs/>
+          <w:lang w:val="ar_AE" w:bidi="ar_AE"/>
+        </w:rPr>
+        <w:t>9:9؛</w:t>
+      </w:r>
+      <w:r>
+        <w:rPr>
+          <w:rtl/>
+          <w:cs/>
+          <w:lang w:val="ar_AE" w:bidi="ar_AE"/>
+        </w:rPr>
+        <w:t xml:space="preserve"> </w:t>
+      </w:r>
+      <w:r>
+        <w:rPr>
+          <w:rtl/>
+          <w:cs/>
+          <w:lang w:val="ar_AE" w:bidi="ar_AE"/>
+        </w:rPr>
+        <w:t>عبرانيين 12:22؛</w:t>
+      </w:r>
+      <w:r>
+        <w:rPr>
+          <w:rtl/>
+          <w:cs/>
+          <w:lang w:val="ar_AE" w:bidi="ar_AE"/>
+        </w:rPr>
+        <w:t xml:space="preserve"> </w:t>
+      </w:r>
+      <w:r>
+        <w:rPr>
+          <w:rtl/>
+          <w:cs/>
+          <w:lang w:val="ar_AE" w:bidi="ar_AE"/>
+        </w:rPr>
+        <w:t xml:space="preserve">رؤيا 14:1. </w:t>
+      </w:r>
       <w:r>
         <w:rPr>
           <w:rtl/>
